--- a/downloads/teacher/ai-1-week-11.docx
+++ b/downloads/teacher/ai-1-week-11.docx
@@ -3036,6 +3036,396 @@
         <w:t>Give any repeated sorter step an explicit stopping condition and trace a zero-iteration example.</w:t>
       </w:r>
     </w:p>
+    <w:p>
+      <w:pPr>
+        <w:pStyle w:val="Heading1"/>
+      </w:pPr>
+      <w:r>
+        <w:t>07. Prepare, teach and assess</w:t>
+      </w:r>
+    </w:p>
+    <w:p>
+      <w:r>
+        <w:t>Teaching target: Trace a loop by testing its condition before every repetition</w:t>
+      </w:r>
+    </w:p>
+    <w:p>
+      <w:r>
+        <w:t>Prepare the labelled worked-case picture, the matching workbook, fictional input cards and a place for individual responses. No paid AI account is required for the paper reasoning activities.</w:t>
+      </w:r>
+    </w:p>
+    <w:tbl>
+      <w:tblPr>
+        <w:tblStyle w:val="LightShading-Accent1"/>
+        <w:tblW w:type="auto" w:w="0"/>
+        <w:tblLook w:firstColumn="1" w:firstRow="1" w:lastColumn="0" w:lastRow="0" w:noHBand="0" w:noVBand="1" w:val="04A0"/>
+      </w:tblPr>
+      <w:tblGrid>
+        <w:gridCol w:w="3408"/>
+        <w:gridCol w:w="3408"/>
+        <w:gridCol w:w="3408"/>
+      </w:tblGrid>
+      <w:tr>
+        <w:trPr>
+          <w:tblHeader/>
+        </w:trPr>
+        <w:tc>
+          <w:tcPr>
+            <w:tcW w:type="dxa" w:w="3408"/>
+          </w:tcPr>
+          <w:p>
+            <w:r>
+              <w:t>Session</w:t>
+            </w:r>
+          </w:p>
+        </w:tc>
+        <w:tc>
+          <w:tcPr>
+            <w:tcW w:type="dxa" w:w="3408"/>
+          </w:tcPr>
+          <w:p>
+            <w:r>
+              <w:t>Plan</w:t>
+            </w:r>
+          </w:p>
+        </w:tc>
+        <w:tc>
+          <w:tcPr>
+            <w:tcW w:type="dxa" w:w="3408"/>
+          </w:tcPr>
+          <w:p>
+            <w:r>
+              <w:t>Resources</w:t>
+            </w:r>
+          </w:p>
+        </w:tc>
+      </w:tr>
+      <w:tr>
+        <w:tc>
+          <w:tcPr>
+            <w:tcW w:type="dxa" w:w="3408"/>
+          </w:tcPr>
+          <w:p>
+            <w:r>
+              <w:t>Session 1 · Understand · 45 min</w:t>
+            </w:r>
+          </w:p>
+        </w:tc>
+        <w:tc>
+          <w:tcPr>
+            <w:tcW w:type="dxa" w:w="3408"/>
+          </w:tcPr>
+          <w:p>
+            <w:r>
+              <w:t>0–7: recall and prerequisite; 7–15: inspect the concrete case and predict; 15–30: teacher models the worked trace; 30–40: learners explain a step using the text and visual; 40–45: check the core idea.</w:t>
+            </w:r>
+          </w:p>
+        </w:tc>
+        <w:tc>
+          <w:tcPr>
+            <w:tcW w:type="dxa" w:w="3408"/>
+          </w:tcPr>
+          <w:p>
+            <w:r>
+              <w:t>Sections 1–6; record the brief recall in the workbook.</w:t>
+            </w:r>
+          </w:p>
+        </w:tc>
+      </w:tr>
+      <w:tr>
+        <w:tc>
+          <w:tcPr>
+            <w:tcW w:type="dxa" w:w="3408"/>
+          </w:tcPr>
+          <w:p>
+            <w:r>
+              <w:t>Session 2 · Practise · 45 min</w:t>
+            </w:r>
+          </w:p>
+        </w:tc>
+        <w:tc>
+          <w:tcPr>
+            <w:tcW w:type="dxa" w:w="3408"/>
+          </w:tcPr>
+          <w:p>
+            <w:r>
+              <w:t>0–5: retrieve the procedure; 5–15: W2 completion practice; 15–23: explain and check with a partner; 23–30: each learner answers the misconception check; 30–40: targeted reteaching or a harder variation; 40–45: prepare the investigation.</w:t>
+            </w:r>
+          </w:p>
+        </w:tc>
+        <w:tc>
+          <w:tcPr>
+            <w:tcW w:type="dxa" w:w="3408"/>
+          </w:tcPr>
+          <w:p>
+            <w:r>
+              <w:t>Sections 7–10; use the matching workbook W2 and misconception check.</w:t>
+            </w:r>
+          </w:p>
+        </w:tc>
+      </w:tr>
+      <w:tr>
+        <w:tc>
+          <w:tcPr>
+            <w:tcW w:type="dxa" w:w="3408"/>
+          </w:tcPr>
+          <w:p>
+            <w:r>
+              <w:t>Session 3 · Investigate and transfer · 45 min</w:t>
+            </w:r>
+          </w:p>
+        </w:tc>
+        <w:tc>
+          <w:tcPr>
+            <w:tcW w:type="dxa" w:w="3408"/>
+          </w:tcPr>
+          <w:p>
+            <w:r>
+              <w:t>0–5: retrieve the decision rule; 5–20: investigate or trace; 20–30: start the independent case; 30–38: connect the project; 38–43: act on feedback; 43–45: plan the return check.</w:t>
+            </w:r>
+          </w:p>
+        </w:tc>
+        <w:tc>
+          <w:tcPr>
+            <w:tcW w:type="dxa" w:w="3408"/>
+          </w:tcPr>
+          <w:p>
+            <w:r>
+              <w:t>Sections 9 and 11–14. Give extra time to finish the full task set; use Section 15 when the week includes a coding lab.</w:t>
+            </w:r>
+          </w:p>
+        </w:tc>
+      </w:tr>
+    </w:tbl>
+    <w:p>
+      <w:r>
+        <w:t>Before class, solve the supported practice: Use the same below 8 loop with add 2. Make separate runs from 8 and 9. Explain how many times the body runs and what each run reports. Why would adding 2 once be an error?</w:t>
+      </w:r>
+    </w:p>
+    <w:p>
+      <w:r>
+        <w:t>Reasoned practice answer: Both first tests are false. Each run has zero iterations, reporting its unchanged starting value: 8 or 9. Adding 2 once would execute the body despite a false first test.</w:t>
+      </w:r>
+    </w:p>
+    <w:p>
+      <w:r>
+        <w:t>Check every learner before discussion: Use the worked case for Loops and stopping rules. Proposed explanation: “Every loop runs at least once”. Decide whether this explanation is supported. Point to the step or supplied fact that decides; explain your repair if needed.</w:t>
+      </w:r>
+    </w:p>
+    <w:p>
+      <w:r>
+        <w:t>Misconception repair: Point to the test before the body. From 7 under below 7 the first test is false, so no update is permitted.</w:t>
+      </w:r>
+    </w:p>
+    <w:p>
+      <w:r>
+        <w:t>Support: read the exact case aloud, enlarge the labelled picture, supply input cards and model only the first deciding step. Accept a spoken explanation or drawing; retain the reasoning goal.</w:t>
+      </w:r>
+    </w:p>
+    <w:p>
+      <w:r>
+        <w:t>Extension: Start at 10 instead of 2. Require a prediction and a reason before comparing. Expected result: The loop runs zero times and reports 10. Reason: Its first condition is already false, so no addition happens.</w:t>
+      </w:r>
+    </w:p>
+    <w:p>
+      <w:r>
+        <w:t>Independent assessment: withhold the reserved answer until the learner has attempted the new case. Record support separately from correctness.</w:t>
+      </w:r>
+    </w:p>
+    <w:tbl>
+      <w:tblPr>
+        <w:tblStyle w:val="LightShading-Accent1"/>
+        <w:tblW w:type="auto" w:w="0"/>
+        <w:tblLook w:firstColumn="1" w:firstRow="1" w:lastColumn="0" w:lastRow="0" w:noHBand="0" w:noVBand="1" w:val="04A0"/>
+      </w:tblPr>
+      <w:tblGrid>
+        <w:gridCol w:w="2556"/>
+        <w:gridCol w:w="2556"/>
+        <w:gridCol w:w="2556"/>
+        <w:gridCol w:w="2556"/>
+      </w:tblGrid>
+      <w:tr>
+        <w:trPr>
+          <w:tblHeader/>
+        </w:trPr>
+        <w:tc>
+          <w:tcPr>
+            <w:tcW w:type="dxa" w:w="2556"/>
+          </w:tcPr>
+          <w:p>
+            <w:r>
+              <w:t>Criterion</w:t>
+            </w:r>
+          </w:p>
+        </w:tc>
+        <w:tc>
+          <w:tcPr>
+            <w:tcW w:type="dxa" w:w="2556"/>
+          </w:tcPr>
+          <w:p>
+            <w:r>
+              <w:t>Not yet</w:t>
+            </w:r>
+          </w:p>
+        </w:tc>
+        <w:tc>
+          <w:tcPr>
+            <w:tcW w:type="dxa" w:w="2556"/>
+          </w:tcPr>
+          <w:p>
+            <w:r>
+              <w:t>With support</w:t>
+            </w:r>
+          </w:p>
+        </w:tc>
+        <w:tc>
+          <w:tcPr>
+            <w:tcW w:type="dxa" w:w="2556"/>
+          </w:tcPr>
+          <w:p>
+            <w:r>
+              <w:t>Independent</w:t>
+            </w:r>
+          </w:p>
+        </w:tc>
+      </w:tr>
+      <w:tr>
+        <w:tc>
+          <w:tcPr>
+            <w:tcW w:type="dxa" w:w="2556"/>
+          </w:tcPr>
+          <w:p>
+            <w:r>
+              <w:t>Explanation</w:t>
+            </w:r>
+          </w:p>
+        </w:tc>
+        <w:tc>
+          <w:tcPr>
+            <w:tcW w:type="dxa" w:w="2556"/>
+          </w:tcPr>
+          <w:p>
+            <w:r>
+              <w:t>Names an answer without a deciding fact</w:t>
+            </w:r>
+          </w:p>
+        </w:tc>
+        <w:tc>
+          <w:tcPr>
+            <w:tcW w:type="dxa" w:w="2556"/>
+          </w:tcPr>
+          <w:p>
+            <w:r>
+              <w:t>Uses a hint to link fact and decision</w:t>
+            </w:r>
+          </w:p>
+        </w:tc>
+        <w:tc>
+          <w:tcPr>
+            <w:tcW w:type="dxa" w:w="2556"/>
+          </w:tcPr>
+          <w:p>
+            <w:r>
+              <w:t>Explains the deciding fact in own words</w:t>
+            </w:r>
+          </w:p>
+        </w:tc>
+      </w:tr>
+      <w:tr>
+        <w:tc>
+          <w:tcPr>
+            <w:tcW w:type="dxa" w:w="2556"/>
+          </w:tcPr>
+          <w:p>
+            <w:r>
+              <w:t>Trace or test</w:t>
+            </w:r>
+          </w:p>
+        </w:tc>
+        <w:tc>
+          <w:tcPr>
+            <w:tcW w:type="dxa" w:w="2556"/>
+          </w:tcPr>
+          <w:p>
+            <w:r>
+              <w:t>Cannot connect input and result</w:t>
+            </w:r>
+          </w:p>
+        </w:tc>
+        <w:tc>
+          <w:tcPr>
+            <w:tcW w:type="dxa" w:w="2556"/>
+          </w:tcPr>
+          <w:p>
+            <w:r>
+              <w:t>Completes steps with prompts</w:t>
+            </w:r>
+          </w:p>
+        </w:tc>
+        <w:tc>
+          <w:tcPr>
+            <w:tcW w:type="dxa" w:w="2556"/>
+          </w:tcPr>
+          <w:p>
+            <w:r>
+              <w:t>Traces or tests a changed case accurately</w:t>
+            </w:r>
+          </w:p>
+        </w:tc>
+      </w:tr>
+      <w:tr>
+        <w:tc>
+          <w:tcPr>
+            <w:tcW w:type="dxa" w:w="2556"/>
+          </w:tcPr>
+          <w:p>
+            <w:r>
+              <w:t>Limits and revision</w:t>
+            </w:r>
+          </w:p>
+        </w:tc>
+        <w:tc>
+          <w:tcPr>
+            <w:tcW w:type="dxa" w:w="2556"/>
+          </w:tcPr>
+          <w:p>
+            <w:r>
+              <w:t>Claims more than evidence supports</w:t>
+            </w:r>
+          </w:p>
+        </w:tc>
+        <w:tc>
+          <w:tcPr>
+            <w:tcW w:type="dxa" w:w="2556"/>
+          </w:tcPr>
+          <w:p>
+            <w:r>
+              <w:t>Names a limit after a prompt</w:t>
+            </w:r>
+          </w:p>
+        </w:tc>
+        <w:tc>
+          <w:tcPr>
+            <w:tcW w:type="dxa" w:w="2556"/>
+          </w:tcPr>
+          <w:p>
+            <w:r>
+              <w:t>States a defensible limit and useful next test</w:t>
+            </w:r>
+          </w:p>
+        </w:tc>
+      </w:tr>
+    </w:tbl>
+    <w:p>
+      <w:r>
+        <w:t>Project checkpoint: Make a transparent first version. Keep a trace of how one input becomes an output; explain the rule or learned component.</w:t>
+      </w:r>
+    </w:p>
+    <w:p>
+      <w:r>
+        <w:t>Use the weekly teacher answer for topic-specific reasoning. A saved progress tick is an activity record; judge mastery from the learner’s explanation and evidence.</w:t>
+      </w:r>
+    </w:p>
     <w:sectPr>
       <w:pgSz w:w="12240" w:h="15840"/>
       <w:pgMar w:top="936" w:right="1008" w:bottom="936" w:left="1008" w:header="720" w:footer="720" w:gutter="0"/>

--- a/downloads/teacher/ai-1-week-11.docx
+++ b/downloads/teacher/ai-1-week-11.docx
@@ -3426,6 +3426,39 @@
         <w:t>Use the weekly teacher answer for topic-specific reasoning. A saved progress tick is an activity record; judge mastery from the learner’s explanation and evidence.</w:t>
       </w:r>
     </w:p>
+    <w:p>
+      <w:pPr>
+        <w:pStyle w:val="Heading1"/>
+      </w:pPr>
+      <w:r>
+        <w:t>08. Use feedback, labs and repair paths</w:t>
+      </w:r>
+    </w:p>
+    <w:p>
+      <w:r>
+        <w:t>Use the two formative questions as supported practice, not as independent mastery scores. Discuss the deciding evidence rather than accepting a guessed selection.</w:t>
+      </w:r>
+    </w:p>
+    <w:p>
+      <w:r>
+        <w:t>The feedback comes from the reviewed public worked case. Do not reveal the separately reserved independent teacher answer until the learner has attempted that case.</w:t>
+      </w:r>
+    </w:p>
+    <w:p>
+      <w:r>
+        <w:t>Ask students to predict before running code. Preserve errors and actual outputs; collect a changed test and an explanation. The branch-boundary and indexing lessons deliberately include failure cases.</w:t>
+      </w:r>
+    </w:p>
+    <w:p>
+      <w:r>
+        <w:t>Use the earlier worked-explanation links to address a specific missing building block, then return to the current question. Adapt this suggestion after observing the learner; it is not an automatic diagnosis.</w:t>
+      </w:r>
+    </w:p>
+    <w:p>
+      <w:r>
+        <w:t>Collect the completed-work portfolio as evidence. Record support separately from correctness, and assess explanation, trace/test and limitations. Progress ticks and quiz selections alone do not establish mastery.</w:t>
+      </w:r>
+    </w:p>
     <w:sectPr>
       <w:pgSz w:w="12240" w:h="15840"/>
       <w:pgMar w:top="936" w:right="1008" w:bottom="936" w:left="1008" w:header="720" w:footer="720" w:gutter="0"/>

--- a/downloads/teacher/ai-1-week-11.docx
+++ b/downloads/teacher/ai-1-week-11.docx
@@ -29,6 +29,11 @@
       </w:r>
     </w:p>
     <w:p>
+      <w:r>
+        <w:t>Prepare Repeating Efficiently: check the target, prerequisites, resources and adaptable teaching schedule.</w:t>
+      </w:r>
+    </w:p>
+    <w:p>
       <w:pPr>
         <w:pStyle w:val="Heading3"/>
       </w:pPr>
@@ -37,8 +42,26 @@
       </w:r>
     </w:p>
     <w:p>
-      <w:r>
-        <w:t>Primary target: Trace a loop by testing its condition before every repetition</w:t>
+      <w:pPr>
+        <w:spacing w:line="336" w:lineRule="auto" w:after="180"/>
+      </w:pPr>
+      <w:r>
+        <w:rPr>
+          <w:b w:val="0"/>
+        </w:rPr>
+        <w:t xml:space="preserve">Primary target: Trace a </w:t>
+      </w:r>
+      <w:r>
+        <w:rPr>
+          <w:b/>
+        </w:rPr>
+        <w:t>loop</w:t>
+      </w:r>
+      <w:r>
+        <w:rPr>
+          <w:b w:val="0"/>
+        </w:rPr>
+        <w:t xml:space="preserve"> by testing its condition before every repetition</w:t>
       </w:r>
     </w:p>
     <w:tbl>
@@ -185,8 +208,37 @@
       </w:tr>
     </w:tbl>
     <w:p>
-      <w:r>
-        <w:t>This is a starting allocation of 135 minutes, not a validated duration. Preserve all named topics. Schedule extra time for connected examples, the full investigation, independent cases and project building. Repeated copies of a case share one recorded attempt; they are not new evidence.</w:t>
+      <w:pPr>
+        <w:spacing w:line="336" w:lineRule="auto" w:after="180"/>
+      </w:pPr>
+      <w:r>
+        <w:rPr>
+          <w:b w:val="0"/>
+        </w:rPr>
+        <w:t>This is a starting allocation of 135 minutes, not a validated duration. Preserve all named topics. Schedule extra time for connected examples, the full investigation, independent cases and project building.</w:t>
+      </w:r>
+    </w:p>
+    <w:p>
+      <w:pPr>
+        <w:spacing w:line="336" w:lineRule="auto" w:after="180"/>
+      </w:pPr>
+      <w:r>
+        <w:rPr>
+          <w:b w:val="0"/>
+        </w:rPr>
+        <w:t xml:space="preserve">Repeated copies of a case share one recorded attempt; they are not new </w:t>
+      </w:r>
+      <w:r>
+        <w:rPr>
+          <w:b/>
+        </w:rPr>
+        <w:t>evidence</w:t>
+      </w:r>
+      <w:r>
+        <w:rPr>
+          <w:b w:val="0"/>
+        </w:rPr>
+        <w:t>.</w:t>
       </w:r>
     </w:p>
     <w:p>
@@ -206,18 +258,47 @@
       </w:r>
     </w:p>
     <w:p>
-      <w:r>
+      <w:pPr>
+        <w:spacing w:line="336" w:lineRule="auto" w:after="180"/>
+      </w:pPr>
+      <w:r>
+        <w:rPr>
+          <w:b w:val="0"/>
+        </w:rPr>
         <w:t>Without opening the old lesson, explain one key idea from If/Then Decisions. Give an example and a mistake that the idea helps you avoid.</w:t>
       </w:r>
     </w:p>
     <w:p>
-      <w:r>
+      <w:pPr>
+        <w:spacing w:line="336" w:lineRule="auto" w:after="180"/>
+      </w:pPr>
+      <w:r>
+        <w:rPr>
+          <w:b w:val="0"/>
+        </w:rPr>
         <w:t>Look for: Evaluate a condition using the current state and trace only the selected branch</w:t>
       </w:r>
     </w:p>
     <w:p>
-      <w:r>
-        <w:t>Reference example, not the only acceptable wording: Start 2: after adding 2 score is 4; at least 6 is false; add 4 and report 8. Start 5: after adding 2 score is 7; at least 6 is true; subtract 3 and report 4. Each run starts fresh and executes only its selected branch.</w:t>
+      <w:pPr>
+        <w:spacing w:line="336" w:lineRule="auto" w:after="180"/>
+      </w:pPr>
+      <w:r>
+        <w:rPr>
+          <w:b w:val="0"/>
+        </w:rPr>
+        <w:t>Reference example, not the only acceptable wording: Start 2: after adding 2 score is 4; at least 6 is false; add 4 and report 8. Start 5: after adding 2 score is 7; at least 6 is true; subtract 3 and report 4.</w:t>
+      </w:r>
+    </w:p>
+    <w:p>
+      <w:pPr>
+        <w:spacing w:line="336" w:lineRule="auto" w:after="180"/>
+      </w:pPr>
+      <w:r>
+        <w:rPr>
+          <w:b w:val="0"/>
+        </w:rPr>
+        <w:t>Each run starts fresh and executes only its selected branch.</w:t>
       </w:r>
     </w:p>
     <w:p>
@@ -229,18 +310,58 @@
       </w:r>
     </w:p>
     <w:p>
-      <w:r>
+      <w:pPr>
+        <w:spacing w:line="336" w:lineRule="auto" w:after="180"/>
+      </w:pPr>
+      <w:r>
+        <w:rPr>
+          <w:b w:val="0"/>
+        </w:rPr>
         <w:t>Without opening the old lesson, explain one key idea from Features: Useful Clues. Give an example and a mistake that the idea helps you avoid.</w:t>
       </w:r>
     </w:p>
     <w:p>
-      <w:r>
+      <w:pPr>
+        <w:spacing w:line="336" w:lineRule="auto" w:after="180"/>
+      </w:pPr>
+      <w:r>
+        <w:rPr>
+          <w:b w:val="0"/>
+        </w:rPr>
         <w:t>Look for: Choose recorded properties that preserve distinctions needed for a stated task</w:t>
       </w:r>
     </w:p>
     <w:p>
-      <w:r>
-        <w:t>Reference example, not the only acceptable wording: Use length and width measured before the decision. State the order as length in cm, then width in cm; the record is 12, 8. The target is fits or too large under the guide, and this card is fits because both equalities are included. Colour and card number are not needed for this rule; the final inspection sticker copies the answer and is unavailable before inspection.</w:t>
+      <w:pPr>
+        <w:spacing w:line="336" w:lineRule="auto" w:after="180"/>
+      </w:pPr>
+      <w:r>
+        <w:rPr>
+          <w:b w:val="0"/>
+        </w:rPr>
+        <w:t>Reference example, not the only acceptable wording: Use length and width measured before the decision. State the order as length in cm, then width in cm; the record is 12, 8.</w:t>
+      </w:r>
+    </w:p>
+    <w:p>
+      <w:pPr>
+        <w:spacing w:line="336" w:lineRule="auto" w:after="180"/>
+      </w:pPr>
+      <w:r>
+        <w:rPr>
+          <w:b w:val="0"/>
+        </w:rPr>
+        <w:t>The target is fits or too large under the guide, and this card is fits because both equalities are included.</w:t>
+      </w:r>
+    </w:p>
+    <w:p>
+      <w:pPr>
+        <w:spacing w:line="336" w:lineRule="auto" w:after="180"/>
+      </w:pPr>
+      <w:r>
+        <w:rPr>
+          <w:b w:val="0"/>
+        </w:rPr>
+        <w:t>Colour and card number are not needed for this rule; the final inspection sticker copies the answer and is unavailable before inspection.</w:t>
       </w:r>
     </w:p>
     <w:p>
@@ -252,22 +373,57 @@
       </w:r>
     </w:p>
     <w:p>
-      <w:r>
+      <w:pPr>
+        <w:spacing w:line="336" w:lineRule="auto" w:after="180"/>
+      </w:pPr>
+      <w:r>
+        <w:rPr>
+          <w:b w:val="0"/>
+        </w:rPr>
         <w:t>Without opening the old lesson, explain one key idea from Pictures Become Numbers. Give an example and a mistake that the idea helps you avoid.</w:t>
       </w:r>
     </w:p>
     <w:p>
-      <w:r>
+      <w:pPr>
+        <w:spacing w:line="336" w:lineRule="auto" w:after="180"/>
+      </w:pPr>
+      <w:r>
+        <w:rPr>
+          <w:b w:val="0"/>
+        </w:rPr>
         <w:t>Look for: Encode and reconstruct a small image using an explicit grid convention</w:t>
       </w:r>
     </w:p>
     <w:p>
-      <w:r>
-        <w:t>Reference example, not the only acceptable wording: The upper row has black, white, black; the lower row has white, black, white. Reading back gives the supplied two rows. There are three black pixels among six total positions.</w:t>
-      </w:r>
-    </w:p>
-    <w:p>
-      <w:r>
+      <w:pPr>
+        <w:spacing w:line="336" w:lineRule="auto" w:after="180"/>
+      </w:pPr>
+      <w:r>
+        <w:rPr>
+          <w:b w:val="0"/>
+        </w:rPr>
+        <w:t>Reference example, not the only acceptable wording: The upper row has black, white, black; the lower row has white, black, white. Reading back gives the supplied two rows.</w:t>
+      </w:r>
+    </w:p>
+    <w:p>
+      <w:pPr>
+        <w:spacing w:line="336" w:lineRule="auto" w:after="180"/>
+      </w:pPr>
+      <w:r>
+        <w:rPr>
+          <w:b w:val="0"/>
+        </w:rPr>
+        <w:t>There are three black pixels among six total positions.</w:t>
+      </w:r>
+    </w:p>
+    <w:p>
+      <w:pPr>
+        <w:spacing w:line="336" w:lineRule="auto" w:after="180"/>
+      </w:pPr>
+      <w:r>
+        <w:rPr>
+          <w:b w:val="0"/>
+        </w:rPr>
         <w:t>Use the student module and workbook section with this exact week title. The worked case, independent question and answers below form one aligned lesson sequence.</w:t>
       </w:r>
     </w:p>
@@ -280,7 +436,13 @@
       </w:r>
     </w:p>
     <w:p>
-      <w:r>
+      <w:pPr>
+        <w:spacing w:line="336" w:lineRule="auto" w:after="180"/>
+      </w:pPr>
+      <w:r>
+        <w:rPr>
+          <w:b w:val="0"/>
+        </w:rPr>
         <w:t>A robot stamps the next unstamped card until it has stamped five cards. Only three cards are available. Write a stopping rule that handles both limits and trace the number stamped.</w:t>
       </w:r>
     </w:p>
@@ -293,8 +455,38 @@
       </w:r>
     </w:p>
     <w:p>
-      <w:r>
-        <w:t>A loop repeats a useful step until a stopping condition is met.</w:t>
+      <w:pPr>
+        <w:spacing w:line="336" w:lineRule="auto" w:after="180"/>
+      </w:pPr>
+      <w:r>
+        <w:rPr>
+          <w:b w:val="0"/>
+        </w:rPr>
+        <w:t xml:space="preserve">A </w:t>
+      </w:r>
+      <w:r>
+        <w:rPr>
+          <w:b/>
+        </w:rPr>
+        <w:t>loop</w:t>
+      </w:r>
+      <w:r>
+        <w:rPr>
+          <w:b w:val="0"/>
+        </w:rPr>
+        <w:t xml:space="preserve"> repeats a useful step until a </w:t>
+      </w:r>
+      <w:r>
+        <w:rPr>
+          <w:b/>
+        </w:rPr>
+        <w:t>stopping condition</w:t>
+      </w:r>
+      <w:r>
+        <w:rPr>
+          <w:b w:val="0"/>
+        </w:rPr>
+        <w:t xml:space="preserve"> is met.</w:t>
       </w:r>
     </w:p>
     <w:tbl>
@@ -430,12 +622,38 @@
       </w:r>
     </w:p>
     <w:p>
-      <w:r>
+      <w:pPr>
+        <w:spacing w:line="336" w:lineRule="auto" w:after="180"/>
+      </w:pPr>
+      <w:r>
+        <w:rPr>
+          <w:b w:val="0"/>
+        </w:rPr>
         <w:t>Use the supplied scenario, student illustrations and blank paper. For numeric work, offer counters or a calculator after learners show the setup. Fictional records are supplied; personal data and paid accounts are unnecessary.</w:t>
       </w:r>
     </w:p>
     <w:p>
-      <w:r>
+      <w:pPr>
+        <w:pStyle w:val="Heading3"/>
+      </w:pPr>
+      <w:r>
+        <w:t>Alternative compact allocation</w:t>
+      </w:r>
+    </w:p>
+    <w:p>
+      <w:r>
+        <w:t>This compact option is not the full-week schedule. Use the main teaching cycle and allow extra sessions for the investigation, independent work and project.</w:t>
+      </w:r>
+    </w:p>
+    <w:p>
+      <w:pPr>
+        <w:spacing w:line="336" w:lineRule="auto" w:after="180"/>
+        <w:shd w:fill="F1F6F8"/>
+      </w:pPr>
+      <w:r>
+        <w:rPr>
+          <w:b w:val="0"/>
+        </w:rPr>
         <w:t>Allow 80 minutes: recall 8; explanation 12; worked demonstration 15; guided practice 20; independent assessment 15; project and reflection 10. Extend the lab into a second session when needed.</w:t>
       </w:r>
     </w:p>
@@ -448,8 +666,73 @@
       </w:r>
     </w:p>
     <w:p>
-      <w:r>
-        <w:t>Teach a pretest while loop with exact whole-number arithmetic. Track the instruction pointer, current state, test result and body count separately. Use both zero-iteration and boundary-crossing cases. The termination explanations depend on the stated update and condition; do not claim that every increasing counter terminates. Faulty loops are paper traces, stopped by the teacher once the reason for repetition is clear.</w:t>
+      <w:pPr>
+        <w:spacing w:line="336" w:lineRule="auto" w:after="180"/>
+      </w:pPr>
+      <w:r>
+        <w:rPr>
+          <w:b w:val="0"/>
+        </w:rPr>
+        <w:t xml:space="preserve">Teach a pretest while </w:t>
+      </w:r>
+      <w:r>
+        <w:rPr>
+          <w:b/>
+        </w:rPr>
+        <w:t>loop</w:t>
+      </w:r>
+      <w:r>
+        <w:rPr>
+          <w:b w:val="0"/>
+        </w:rPr>
+        <w:t xml:space="preserve"> with exact whole-number arithmetic. Track the instruction pointer, current state, test result and </w:t>
+      </w:r>
+      <w:r>
+        <w:rPr>
+          <w:b/>
+        </w:rPr>
+        <w:t>body</w:t>
+      </w:r>
+      <w:r>
+        <w:rPr>
+          <w:b w:val="0"/>
+        </w:rPr>
+        <w:t xml:space="preserve"> count separately. Use both zero-</w:t>
+      </w:r>
+      <w:r>
+        <w:rPr>
+          <w:b/>
+        </w:rPr>
+        <w:t>iteration</w:t>
+      </w:r>
+      <w:r>
+        <w:rPr>
+          <w:b w:val="0"/>
+        </w:rPr>
+        <w:t xml:space="preserve"> and boundary-crossing cases.</w:t>
+      </w:r>
+    </w:p>
+    <w:p>
+      <w:pPr>
+        <w:spacing w:line="336" w:lineRule="auto" w:after="180"/>
+      </w:pPr>
+      <w:r>
+        <w:rPr>
+          <w:b w:val="0"/>
+        </w:rPr>
+        <w:t xml:space="preserve">The termination explanations depend on the stated update and condition; do not claim that every increasing counter terminates. Faulty </w:t>
+      </w:r>
+      <w:r>
+        <w:rPr>
+          <w:b/>
+        </w:rPr>
+        <w:t>loop</w:t>
+      </w:r>
+      <w:r>
+        <w:rPr>
+          <w:b w:val="0"/>
+        </w:rPr>
+        <w:t>s are paper traces, stopped by the teacher once the reason for repetition is clear.</w:t>
       </w:r>
     </w:p>
     <w:p>
@@ -461,22 +744,70 @@
       </w:r>
     </w:p>
     <w:p>
-      <w:r>
+      <w:pPr>
+        <w:spacing w:line="336" w:lineRule="auto" w:after="180"/>
+      </w:pPr>
+      <w:r>
+        <w:rPr>
+          <w:b w:val="0"/>
+        </w:rPr>
         <w:t>The test is true, so add 3 and report 7. This single decision does not repeat. Another test must be explicitly specified.</w:t>
       </w:r>
     </w:p>
     <w:p>
-      <w:r>
-        <w:t>A counter card, a while condition card and a separate body card with an arrow back to the condition</w:t>
-      </w:r>
-    </w:p>
-    <w:p>
-      <w:r>
-        <w:t>A trace sheet with current value, true or false and action columns, plus a separate iteration tally</w:t>
-      </w:r>
-    </w:p>
-    <w:p>
-      <w:r>
+      <w:pPr>
+        <w:spacing w:line="336" w:lineRule="auto" w:after="180"/>
+      </w:pPr>
+      <w:r>
+        <w:rPr>
+          <w:b w:val="0"/>
+        </w:rPr>
+        <w:t xml:space="preserve">A counter card, a while condition card and a separate </w:t>
+      </w:r>
+      <w:r>
+        <w:rPr>
+          <w:b/>
+        </w:rPr>
+        <w:t>body</w:t>
+      </w:r>
+      <w:r>
+        <w:rPr>
+          <w:b w:val="0"/>
+        </w:rPr>
+        <w:t xml:space="preserve"> card with an arrow back to the condition</w:t>
+      </w:r>
+    </w:p>
+    <w:p>
+      <w:pPr>
+        <w:spacing w:line="336" w:lineRule="auto" w:after="180"/>
+      </w:pPr>
+      <w:r>
+        <w:rPr>
+          <w:b w:val="0"/>
+        </w:rPr>
+        <w:t xml:space="preserve">A trace sheet with current value, true or false and action columns, plus a separate </w:t>
+      </w:r>
+      <w:r>
+        <w:rPr>
+          <w:b/>
+        </w:rPr>
+        <w:t>iteration</w:t>
+      </w:r>
+      <w:r>
+        <w:rPr>
+          <w:b w:val="0"/>
+        </w:rPr>
+        <w:t xml:space="preserve"> tally</w:t>
+      </w:r>
+    </w:p>
+    <w:p>
+      <w:pPr>
+        <w:spacing w:line="336" w:lineRule="auto" w:after="180"/>
+      </w:pPr>
+      <w:r>
+        <w:rPr>
+          <w:b w:val="0"/>
+        </w:rPr>
         <w:t>Starting-value cards including 1, 6, 7 and 8, and an add 0 fault card</w:t>
       </w:r>
     </w:p>
@@ -489,12 +820,48 @@
       </w:r>
     </w:p>
     <w:p>
-      <w:r>
-        <w:t>By the end, I can check a loop condition before each update and count iterations.</w:t>
-      </w:r>
-    </w:p>
-    <w:p>
-      <w:r>
+      <w:pPr>
+        <w:spacing w:line="336" w:lineRule="auto" w:after="180"/>
+      </w:pPr>
+      <w:r>
+        <w:rPr>
+          <w:b w:val="0"/>
+        </w:rPr>
+        <w:t xml:space="preserve">By the end, I can check a </w:t>
+      </w:r>
+      <w:r>
+        <w:rPr>
+          <w:b/>
+        </w:rPr>
+        <w:t>loop</w:t>
+      </w:r>
+      <w:r>
+        <w:rPr>
+          <w:b w:val="0"/>
+        </w:rPr>
+        <w:t xml:space="preserve"> condition before each update and count </w:t>
+      </w:r>
+      <w:r>
+        <w:rPr>
+          <w:b/>
+        </w:rPr>
+        <w:t>iteration</w:t>
+      </w:r>
+      <w:r>
+        <w:rPr>
+          <w:b w:val="0"/>
+        </w:rPr>
+        <w:t>s.</w:t>
+      </w:r>
+    </w:p>
+    <w:p>
+      <w:pPr>
+        <w:spacing w:line="336" w:lineRule="auto" w:after="180"/>
+      </w:pPr>
+      <w:r>
+        <w:rPr>
+          <w:b w:val="0"/>
+        </w:rPr>
         <w:t>This added worked case illustrates the week’s main idea. Retain all original and connected topics; schedule its practice within the teaching cycle.</w:t>
       </w:r>
     </w:p>
@@ -507,86 +874,459 @@
       </w:r>
     </w:p>
     <w:p>
+      <w:r>
+        <w:t>Model Repeating Efficiently using the supplied case, labelled mechanism and reasoning. Make the scope of each conclusion explicit.</w:t>
+      </w:r>
+    </w:p>
+    <w:p>
+      <w:pPr>
+        <w:spacing w:line="336" w:lineRule="auto" w:after="180"/>
+      </w:pPr>
+      <w:r>
+        <w:rPr>
+          <w:b w:val="0"/>
+        </w:rPr>
+        <w:t>Follow the information instead of imagining magic inside the machine.</w:t>
+      </w:r>
+    </w:p>
+    <w:p>
       <w:pPr>
         <w:pStyle w:val="Heading3"/>
       </w:pPr>
       <w:r>
-        <w:t>Explain the mechanism</w:t>
-      </w:r>
-    </w:p>
-    <w:p>
-      <w:r>
-        <w:t>Follow the information instead of imagining magic inside the machine.</w:t>
-      </w:r>
-    </w:p>
-    <w:p>
-      <w:r>
-        <w:t>INPUT starting state and repeat count</w:t>
-      </w:r>
-    </w:p>
-    <w:p>
-      <w:r>
-        <w:t>PROCESS run the loop body and update progress</w:t>
-      </w:r>
-    </w:p>
-    <w:p>
-      <w:r>
-        <w:t>OUTPUT finished pattern when the stop condition is met</w:t>
-      </w:r>
-    </w:p>
-    <w:p>
-      <w:r>
-        <w:t>CORE IDEA A loop repeats a useful step until a stopping condition is met.</w:t>
-      </w:r>
-    </w:p>
-    <w:p>
-      <w:r>
-        <w:t>UNDER THE HOOD A loop requires an initialization, body, update, and termination condition. Repetition is safe only when each iteration moves state toward stopping; otherwise the loop may run forever or the wrong number of times.</w:t>
-      </w:r>
-    </w:p>
-    <w:p>
-      <w:r>
+        <w:t>1. Input — information entering</w:t>
+      </w:r>
+    </w:p>
+    <w:p>
+      <w:pPr>
+        <w:spacing w:line="336" w:lineRule="auto" w:after="180"/>
+        <w:shd w:fill="F4F9FC"/>
+      </w:pPr>
+      <w:r>
+        <w:rPr>
+          <w:b/>
+        </w:rPr>
+        <w:t>INPUT</w:t>
+      </w:r>
+      <w:r>
+        <w:rPr>
+          <w:b w:val="0"/>
+        </w:rPr>
+        <w:t xml:space="preserve"> starting state and repeat count</w:t>
+      </w:r>
+    </w:p>
+    <w:p>
+      <w:pPr>
+        <w:pStyle w:val="Heading3"/>
+      </w:pPr>
+      <w:r>
+        <w:t>2. Process — the deciding step</w:t>
+      </w:r>
+    </w:p>
+    <w:p>
+      <w:pPr>
+        <w:spacing w:line="336" w:lineRule="auto" w:after="180"/>
+        <w:shd w:fill="F4F9FC"/>
+      </w:pPr>
+      <w:r>
+        <w:rPr>
+          <w:b/>
+        </w:rPr>
+        <w:t>PROCESS</w:t>
+      </w:r>
+      <w:r>
+        <w:rPr>
+          <w:b w:val="0"/>
+        </w:rPr>
+        <w:t xml:space="preserve"> run the </w:t>
+      </w:r>
+      <w:r>
+        <w:rPr>
+          <w:b/>
+        </w:rPr>
+        <w:t>loop body</w:t>
+      </w:r>
+      <w:r>
+        <w:rPr>
+          <w:b w:val="0"/>
+        </w:rPr>
+        <w:t xml:space="preserve"> and update </w:t>
+      </w:r>
+      <w:r>
+        <w:rPr>
+          <w:b/>
+        </w:rPr>
+        <w:t>progress</w:t>
+      </w:r>
+    </w:p>
+    <w:p>
+      <w:pPr>
+        <w:pStyle w:val="Heading3"/>
+      </w:pPr>
+      <w:r>
+        <w:t>3. Output — the result</w:t>
+      </w:r>
+    </w:p>
+    <w:p>
+      <w:pPr>
+        <w:spacing w:line="336" w:lineRule="auto" w:after="180"/>
+        <w:shd w:fill="F4F9FC"/>
+      </w:pPr>
+      <w:r>
+        <w:rPr>
+          <w:b/>
+        </w:rPr>
+        <w:t>OUTPUT</w:t>
+      </w:r>
+      <w:r>
+        <w:rPr>
+          <w:b w:val="0"/>
+        </w:rPr>
+        <w:t xml:space="preserve"> finished pattern when the stop condition is met</w:t>
+      </w:r>
+    </w:p>
+    <w:p>
+      <w:pPr>
+        <w:pStyle w:val="Heading3"/>
+      </w:pPr>
+      <w:r>
+        <w:t>Key idea</w:t>
+      </w:r>
+    </w:p>
+    <w:p>
+      <w:pPr>
+        <w:spacing w:line="336" w:lineRule="auto" w:after="180"/>
+        <w:shd w:fill="EDF7F3"/>
+      </w:pPr>
+      <w:r>
+        <w:rPr>
+          <w:b w:val="0"/>
+        </w:rPr>
+        <w:t xml:space="preserve">CORE IDEA A </w:t>
+      </w:r>
+      <w:r>
+        <w:rPr>
+          <w:b/>
+        </w:rPr>
+        <w:t>loop</w:t>
+      </w:r>
+      <w:r>
+        <w:rPr>
+          <w:b w:val="0"/>
+        </w:rPr>
+        <w:t xml:space="preserve"> repeats a useful step until a </w:t>
+      </w:r>
+      <w:r>
+        <w:rPr>
+          <w:b/>
+        </w:rPr>
+        <w:t>stopping condition</w:t>
+      </w:r>
+      <w:r>
+        <w:rPr>
+          <w:b w:val="0"/>
+        </w:rPr>
+        <w:t xml:space="preserve"> is met.</w:t>
+      </w:r>
+    </w:p>
+    <w:p>
+      <w:pPr>
+        <w:pStyle w:val="Heading3"/>
+      </w:pPr>
+      <w:r>
+        <w:t>How the mechanism works</w:t>
+      </w:r>
+    </w:p>
+    <w:p>
+      <w:pPr>
+        <w:spacing w:line="336" w:lineRule="auto" w:after="180"/>
+        <w:shd w:fill="F1F6F8"/>
+      </w:pPr>
+      <w:r>
+        <w:rPr>
+          <w:b w:val="0"/>
+        </w:rPr>
+        <w:t xml:space="preserve">UNDER THE HOOD A </w:t>
+      </w:r>
+      <w:r>
+        <w:rPr>
+          <w:b/>
+        </w:rPr>
+        <w:t>loop</w:t>
+      </w:r>
+      <w:r>
+        <w:rPr>
+          <w:b w:val="0"/>
+        </w:rPr>
+        <w:t xml:space="preserve"> requires an initialization, </w:t>
+      </w:r>
+      <w:r>
+        <w:rPr>
+          <w:b/>
+        </w:rPr>
+        <w:t>body</w:t>
+      </w:r>
+      <w:r>
+        <w:rPr>
+          <w:b w:val="0"/>
+        </w:rPr>
+        <w:t>, update, and termination condition.</w:t>
+      </w:r>
+    </w:p>
+    <w:p>
+      <w:pPr>
+        <w:spacing w:line="336" w:lineRule="auto" w:after="180"/>
+        <w:shd w:fill="F1F6F8"/>
+      </w:pPr>
+      <w:r>
+        <w:rPr>
+          <w:b w:val="0"/>
+        </w:rPr>
+        <w:t xml:space="preserve">Repetition is safe only when each </w:t>
+      </w:r>
+      <w:r>
+        <w:rPr>
+          <w:b/>
+        </w:rPr>
+        <w:t>iteration</w:t>
+      </w:r>
+      <w:r>
+        <w:rPr>
+          <w:b w:val="0"/>
+        </w:rPr>
+        <w:t xml:space="preserve"> moves state toward stopping; otherwise the </w:t>
+      </w:r>
+      <w:r>
+        <w:rPr>
+          <w:b/>
+        </w:rPr>
+        <w:t>loop</w:t>
+      </w:r>
+      <w:r>
+        <w:rPr>
+          <w:b w:val="0"/>
+        </w:rPr>
+        <w:t xml:space="preserve"> may run forever or the wrong number of times.</w:t>
+      </w:r>
+    </w:p>
+    <w:p>
+      <w:pPr>
+        <w:spacing w:line="336" w:lineRule="auto" w:after="180"/>
+      </w:pPr>
+      <w:r>
+        <w:rPr>
+          <w:b w:val="0"/>
+        </w:rPr>
         <w:t>Draw a fresh example with all three stages:</w:t>
       </w:r>
     </w:p>
     <w:p>
-      <w:r>
-        <w:t>Every step connects a claim to observable evidence.</w:t>
-      </w:r>
-    </w:p>
-    <w:p>
-      <w:r>
+      <w:pPr>
+        <w:spacing w:line="336" w:lineRule="auto" w:after="180"/>
+      </w:pPr>
+      <w:r>
+        <w:rPr>
+          <w:b w:val="0"/>
+        </w:rPr>
+        <w:t xml:space="preserve">Every step connects a claim to observable </w:t>
+      </w:r>
+      <w:r>
+        <w:rPr>
+          <w:b/>
+        </w:rPr>
+        <w:t>evidence</w:t>
+      </w:r>
+      <w:r>
+        <w:rPr>
+          <w:b w:val="0"/>
+        </w:rPr>
+        <w:t>.</w:t>
+      </w:r>
+    </w:p>
+    <w:p>
+      <w:pPr>
+        <w:pStyle w:val="Heading3"/>
+      </w:pPr>
+      <w:r>
+        <w:t>The case to investigate</w:t>
+      </w:r>
+    </w:p>
+    <w:p>
+      <w:pPr>
+        <w:spacing w:line="336" w:lineRule="auto" w:after="180"/>
+        <w:shd w:fill="F1F6FC"/>
+      </w:pPr>
+      <w:r>
+        <w:rPr>
+          <w:b w:val="0"/>
+        </w:rPr>
         <w:t>CASE Instead of writing draw-side and turn four times, a square algorithm can repeat those steps four times.</w:t>
       </w:r>
     </w:p>
     <w:p>
-      <w:r>
+      <w:pPr>
+        <w:pStyle w:val="Heading3"/>
+      </w:pPr>
+      <w:r>
+        <w:t>Step 1</w:t>
+      </w:r>
+    </w:p>
+    <w:p>
+      <w:pPr>
+        <w:spacing w:line="336" w:lineRule="auto" w:after="180"/>
+        <w:shd w:fill="F4F9FC"/>
+      </w:pPr>
+      <w:r>
+        <w:rPr>
+          <w:b w:val="0"/>
+        </w:rPr>
         <w:t>STEP 1 — OBSERVE starting state and repeat count</w:t>
       </w:r>
     </w:p>
     <w:p>
-      <w:r>
-        <w:t>STEP 2 — TRACE run the loop body and update progress</w:t>
-      </w:r>
-    </w:p>
-    <w:p>
-      <w:r>
+      <w:pPr>
+        <w:pStyle w:val="Heading3"/>
+      </w:pPr>
+      <w:r>
+        <w:t>Step 2</w:t>
+      </w:r>
+    </w:p>
+    <w:p>
+      <w:pPr>
+        <w:spacing w:line="336" w:lineRule="auto" w:after="180"/>
+        <w:shd w:fill="F4F9FC"/>
+      </w:pPr>
+      <w:r>
+        <w:rPr>
+          <w:b w:val="0"/>
+        </w:rPr>
+        <w:t xml:space="preserve">STEP 2 — TRACE run the </w:t>
+      </w:r>
+      <w:r>
+        <w:rPr>
+          <w:b/>
+        </w:rPr>
+        <w:t>loop body</w:t>
+      </w:r>
+      <w:r>
+        <w:rPr>
+          <w:b w:val="0"/>
+        </w:rPr>
+        <w:t xml:space="preserve"> and update </w:t>
+      </w:r>
+      <w:r>
+        <w:rPr>
+          <w:b/>
+        </w:rPr>
+        <w:t>progress</w:t>
+      </w:r>
+    </w:p>
+    <w:p>
+      <w:pPr>
+        <w:pStyle w:val="Heading3"/>
+      </w:pPr>
+      <w:r>
+        <w:t>Step 3</w:t>
+      </w:r>
+    </w:p>
+    <w:p>
+      <w:pPr>
+        <w:spacing w:line="336" w:lineRule="auto" w:after="180"/>
+        <w:shd w:fill="F4F9FC"/>
+      </w:pPr>
+      <w:r>
+        <w:rPr>
+          <w:b w:val="0"/>
+        </w:rPr>
         <w:t>STEP 3 — CONCLUDE finished pattern when the stop condition is met</w:t>
       </w:r>
     </w:p>
     <w:p>
-      <w:r>
-        <w:t>MODEL REASONING Place only the repeated steps inside the loop, initialize the counter, update it once per pass, and stop after the required count. Trace each iteration to catch one-too-many or one-too-few errors.</w:t>
-      </w:r>
-    </w:p>
-    <w:p>
-      <w:r>
+      <w:pPr>
+        <w:pStyle w:val="Heading3"/>
+      </w:pPr>
+      <w:r>
+        <w:t>Model answer</w:t>
+      </w:r>
+    </w:p>
+    <w:p>
+      <w:pPr>
+        <w:spacing w:line="336" w:lineRule="auto" w:after="180"/>
+        <w:shd w:fill="F1F6FC"/>
+      </w:pPr>
+      <w:r>
+        <w:rPr>
+          <w:b w:val="0"/>
+        </w:rPr>
+        <w:t xml:space="preserve">MODEL REASONING Place only the repeated steps inside the </w:t>
+      </w:r>
+      <w:r>
+        <w:rPr>
+          <w:b/>
+        </w:rPr>
+        <w:t>loop</w:t>
+      </w:r>
+      <w:r>
+        <w:rPr>
+          <w:b w:val="0"/>
+        </w:rPr>
+        <w:t xml:space="preserve">, initialize the counter, update it once per pass, and stop after the required count. Trace each </w:t>
+      </w:r>
+      <w:r>
+        <w:rPr>
+          <w:b/>
+        </w:rPr>
+        <w:t>iteration</w:t>
+      </w:r>
+      <w:r>
+        <w:rPr>
+          <w:b w:val="0"/>
+        </w:rPr>
+        <w:t xml:space="preserve"> to catch one-too-many or one-too-few errors.</w:t>
+      </w:r>
+    </w:p>
+    <w:p>
+      <w:pPr>
+        <w:pStyle w:val="Heading3"/>
+      </w:pPr>
+      <w:r>
+        <w:t>A claim to avoid</w:t>
+      </w:r>
+    </w:p>
+    <w:p>
+      <w:pPr>
+        <w:spacing w:line="336" w:lineRule="auto" w:after="180"/>
+        <w:shd w:fill="FFF5E6"/>
+      </w:pPr>
+      <w:r>
+        <w:rPr>
+          <w:b w:val="0"/>
+        </w:rPr>
         <w:t>DO NOT OVERCLAIM Repeat forever is not an efficient algorithm unless endless operation is truly the goal and can be stopped safely.</w:t>
       </w:r>
     </w:p>
     <w:p>
-      <w:r>
-        <w:t>What new evidence could change this answer?</w:t>
+      <w:pPr>
+        <w:spacing w:line="336" w:lineRule="auto" w:after="180"/>
+        <w:shd w:fill="F5F1FB"/>
+      </w:pPr>
+      <w:r>
+        <w:rPr>
+          <w:b w:val="0"/>
+        </w:rPr>
+        <w:t xml:space="preserve">What new </w:t>
+      </w:r>
+      <w:r>
+        <w:rPr>
+          <w:b/>
+        </w:rPr>
+        <w:t>evidence</w:t>
+      </w:r>
+      <w:r>
+        <w:rPr>
+          <w:b w:val="0"/>
+        </w:rPr>
+        <w:t xml:space="preserve"> could change this answer?</w:t>
       </w:r>
     </w:p>
     <w:p>
@@ -598,12 +1338,34 @@
       </w:r>
     </w:p>
     <w:p>
-      <w:r>
+      <w:pPr>
+        <w:pStyle w:val="Heading3"/>
+      </w:pPr>
+      <w:r>
+        <w:t>The teaching case</w:t>
+      </w:r>
+    </w:p>
+    <w:p>
+      <w:pPr>
+        <w:spacing w:line="336" w:lineRule="auto" w:after="180"/>
+        <w:shd w:fill="F1F6FC"/>
+      </w:pPr>
+      <w:r>
+        <w:rPr>
+          <w:b w:val="0"/>
+        </w:rPr>
         <w:t>Repeat take the next unstamped card and stamp it four times.</w:t>
       </w:r>
     </w:p>
     <w:p>
-      <w:r>
+      <w:pPr>
+        <w:spacing w:line="336" w:lineRule="auto" w:after="180"/>
+        <w:shd w:fill="F5F1FB"/>
+      </w:pPr>
+      <w:r>
+        <w:rPr>
+          <w:b w:val="0"/>
+        </w:rPr>
         <w:t>How many cards are stamped? What assumption matters?</w:t>
       </w:r>
     </w:p>
@@ -616,7 +1378,22 @@
       </w:r>
     </w:p>
     <w:p>
-      <w:r>
+      <w:pPr>
+        <w:pStyle w:val="Heading3"/>
+      </w:pPr>
+      <w:r>
+        <w:t>Why the result follows</w:t>
+      </w:r>
+    </w:p>
+    <w:p>
+      <w:pPr>
+        <w:spacing w:line="336" w:lineRule="auto" w:after="180"/>
+        <w:shd w:fill="F1F6FC"/>
+      </w:pPr>
+      <w:r>
+        <w:rPr>
+          <w:b w:val="0"/>
+        </w:rPr>
         <w:t>Four, provided four unstamped cards exist and each repeat takes the next one. A limit or end-of-stack check prevents continuing indefinitely.</w:t>
       </w:r>
     </w:p>
@@ -629,28 +1406,207 @@
       </w:r>
     </w:p>
     <w:p>
-      <w:r>
-        <w:t>A paper counter starts at 1. While the counter is below 7, add 2 to it. When the test is false, report the counter and stop. The word while means test first, run the body only if true, then return to the test using the updated value. The body here is just add 2.</w:t>
-      </w:r>
-    </w:p>
-    <w:p>
-      <w:r>
-        <w:t>The counter follows 1, 3, 5, 7. At 1, 3 and 5 the condition is true, so each test is followed by one addition. At 7 the condition is false. No addition follows that final test. The loop has three iterations and reports 7.</w:t>
-      </w:r>
-    </w:p>
-    <w:p>
-      <w:r>
-        <w:t>Compare the Week 10 instruction if counter is below 7, add 2, then report. From 1 that single decision reports 3. A while loop explicitly returns to its test; an if decision does not. Draw a pointer to the instruction being executed instead of deciding for yourself when to repeat.</w:t>
-      </w:r>
-    </w:p>
-    <w:p>
-      <w:r>
-        <w:t>The trace has four tests but only three iterations. The false test is evidence that this run stops. A list ending at 5 would be incomplete, while a list continuing to 9 would include an addition the loop did not authorise.</w:t>
-      </w:r>
-    </w:p>
-    <w:p>
-      <w:r>
-        <w:t>Write the current value, the test result and the action on every row. Repeated values can matter: if the body does not change the state used by the test, the same true test may occur again. Do not erase these rows simply because they look unhelpful.</w:t>
+      <w:pPr>
+        <w:spacing w:line="336" w:lineRule="auto" w:after="180"/>
+      </w:pPr>
+      <w:r>
+        <w:rPr>
+          <w:b w:val="0"/>
+        </w:rPr>
+        <w:t>A paper counter starts at 1. While the counter is below 7, add 2 to it. When the test is false, report the counter and stop.</w:t>
+      </w:r>
+    </w:p>
+    <w:p>
+      <w:pPr>
+        <w:spacing w:line="336" w:lineRule="auto" w:after="180"/>
+      </w:pPr>
+      <w:r>
+        <w:rPr>
+          <w:b w:val="0"/>
+        </w:rPr>
+        <w:t xml:space="preserve">The word while means test first, run the </w:t>
+      </w:r>
+      <w:r>
+        <w:rPr>
+          <w:b/>
+        </w:rPr>
+        <w:t>body</w:t>
+      </w:r>
+      <w:r>
+        <w:rPr>
+          <w:b w:val="0"/>
+        </w:rPr>
+        <w:t xml:space="preserve"> only if true, then return to the test using the updated value. The </w:t>
+      </w:r>
+      <w:r>
+        <w:rPr>
+          <w:b/>
+        </w:rPr>
+        <w:t>body</w:t>
+      </w:r>
+      <w:r>
+        <w:rPr>
+          <w:b w:val="0"/>
+        </w:rPr>
+        <w:t xml:space="preserve"> here is just add 2.</w:t>
+      </w:r>
+    </w:p>
+    <w:p>
+      <w:pPr>
+        <w:spacing w:line="336" w:lineRule="auto" w:after="180"/>
+      </w:pPr>
+      <w:r>
+        <w:rPr>
+          <w:b w:val="0"/>
+        </w:rPr>
+        <w:t xml:space="preserve">The counter follows 1, 3, 5, 7. At 1, 3 and 5 the condition is true, so each test is followed by one addition. At 7 the condition is false. No addition follows that final test. The </w:t>
+      </w:r>
+      <w:r>
+        <w:rPr>
+          <w:b/>
+        </w:rPr>
+        <w:t>loop</w:t>
+      </w:r>
+      <w:r>
+        <w:rPr>
+          <w:b w:val="0"/>
+        </w:rPr>
+        <w:t xml:space="preserve"> has three </w:t>
+      </w:r>
+      <w:r>
+        <w:rPr>
+          <w:b/>
+        </w:rPr>
+        <w:t>iteration</w:t>
+      </w:r>
+      <w:r>
+        <w:rPr>
+          <w:b w:val="0"/>
+        </w:rPr>
+        <w:t>s and reports 7.</w:t>
+      </w:r>
+    </w:p>
+    <w:p>
+      <w:pPr>
+        <w:pStyle w:val="Heading3"/>
+      </w:pPr>
+      <w:r>
+        <w:t>Explain the added worked example · 1</w:t>
+      </w:r>
+    </w:p>
+    <w:p>
+      <w:pPr>
+        <w:spacing w:line="336" w:lineRule="auto" w:after="180"/>
+      </w:pPr>
+      <w:r>
+        <w:rPr>
+          <w:b w:val="0"/>
+        </w:rPr>
+        <w:t xml:space="preserve">Compare the Week 10 instruction if counter is below 7, add 2, then report. From 1 that single decision reports 3. A while </w:t>
+      </w:r>
+      <w:r>
+        <w:rPr>
+          <w:b/>
+        </w:rPr>
+        <w:t>loop</w:t>
+      </w:r>
+      <w:r>
+        <w:rPr>
+          <w:b w:val="0"/>
+        </w:rPr>
+        <w:t xml:space="preserve"> explicitly returns to its test; an if decision does not.</w:t>
+      </w:r>
+    </w:p>
+    <w:p>
+      <w:pPr>
+        <w:spacing w:line="336" w:lineRule="auto" w:after="180"/>
+      </w:pPr>
+      <w:r>
+        <w:rPr>
+          <w:b w:val="0"/>
+        </w:rPr>
+        <w:t>Draw a pointer to the instruction being executed instead of deciding for yourself when to repeat.</w:t>
+      </w:r>
+    </w:p>
+    <w:p>
+      <w:pPr>
+        <w:spacing w:line="336" w:lineRule="auto" w:after="180"/>
+      </w:pPr>
+      <w:r>
+        <w:rPr>
+          <w:b w:val="0"/>
+        </w:rPr>
+        <w:t xml:space="preserve">The trace has four tests but only three </w:t>
+      </w:r>
+      <w:r>
+        <w:rPr>
+          <w:b/>
+        </w:rPr>
+        <w:t>iteration</w:t>
+      </w:r>
+      <w:r>
+        <w:rPr>
+          <w:b w:val="0"/>
+        </w:rPr>
+        <w:t xml:space="preserve">s. The false test is </w:t>
+      </w:r>
+      <w:r>
+        <w:rPr>
+          <w:b/>
+        </w:rPr>
+        <w:t>evidence</w:t>
+      </w:r>
+      <w:r>
+        <w:rPr>
+          <w:b w:val="0"/>
+        </w:rPr>
+        <w:t xml:space="preserve"> that this run stops. A list ending at 5 would be incomplete, while a list continuing to 9 would include an addition the </w:t>
+      </w:r>
+      <w:r>
+        <w:rPr>
+          <w:b/>
+        </w:rPr>
+        <w:t>loop</w:t>
+      </w:r>
+      <w:r>
+        <w:rPr>
+          <w:b w:val="0"/>
+        </w:rPr>
+        <w:t xml:space="preserve"> did not authorise.</w:t>
+      </w:r>
+    </w:p>
+    <w:p>
+      <w:pPr>
+        <w:spacing w:line="336" w:lineRule="auto" w:after="180"/>
+      </w:pPr>
+      <w:r>
+        <w:rPr>
+          <w:b w:val="0"/>
+        </w:rPr>
+        <w:t xml:space="preserve">Write the current value, the test result and the action on every row. Repeated values can matter: if the </w:t>
+      </w:r>
+      <w:r>
+        <w:rPr>
+          <w:b/>
+        </w:rPr>
+        <w:t>body</w:t>
+      </w:r>
+      <w:r>
+        <w:rPr>
+          <w:b w:val="0"/>
+        </w:rPr>
+        <w:t xml:space="preserve"> does not change the state used by the test, the same true test may occur again.</w:t>
+      </w:r>
+    </w:p>
+    <w:p>
+      <w:pPr>
+        <w:spacing w:line="336" w:lineRule="auto" w:after="180"/>
+      </w:pPr>
+      <w:r>
+        <w:rPr>
+          <w:b w:val="0"/>
+        </w:rPr>
+        <w:t>Do not erase these rows simply because they look unhelpful.</w:t>
       </w:r>
     </w:p>
     <w:p>
@@ -816,8 +1772,37 @@
       </w:r>
     </w:p>
     <w:p>
-      <w:r>
-        <w:t>Use the complete worked example below before asking learners to complete W2. Reveal a small part, invite a prediction, then explain the deciding step. These teacher notes contain solutions; do not reveal the independent case answer during modelling.</w:t>
+      <w:pPr>
+        <w:spacing w:line="336" w:lineRule="auto" w:after="180"/>
+      </w:pPr>
+      <w:r>
+        <w:rPr>
+          <w:b w:val="0"/>
+        </w:rPr>
+        <w:t xml:space="preserve">Use the complete worked example below before asking learners to complete W2. Reveal a small part, invite a </w:t>
+      </w:r>
+      <w:r>
+        <w:rPr>
+          <w:b/>
+        </w:rPr>
+        <w:t>prediction</w:t>
+      </w:r>
+      <w:r>
+        <w:rPr>
+          <w:b w:val="0"/>
+        </w:rPr>
+        <w:t>, then explain the deciding step.</w:t>
+      </w:r>
+    </w:p>
+    <w:p>
+      <w:pPr>
+        <w:spacing w:line="336" w:lineRule="auto" w:after="180"/>
+      </w:pPr>
+      <w:r>
+        <w:rPr>
+          <w:b w:val="0"/>
+        </w:rPr>
+        <w:t>These teacher notes contain solutions; do not reveal the independent case answer during modelling.</w:t>
       </w:r>
     </w:p>
     <w:tbl>
@@ -835,6 +1820,38 @@
         <w:trPr>
           <w:tblHeader/>
         </w:trPr>
+        <w:tc>
+          <w:tcPr>
+            <w:tcW w:type="dxa" w:w="3408"/>
+          </w:tcPr>
+          <w:p>
+            <w:r>
+              <w:t>Starting counter</w:t>
+            </w:r>
+          </w:p>
+        </w:tc>
+        <w:tc>
+          <w:tcPr>
+            <w:tcW w:type="dxa" w:w="3408"/>
+          </w:tcPr>
+          <w:p>
+            <w:r>
+              <w:t>Values at successive tests</w:t>
+            </w:r>
+          </w:p>
+        </w:tc>
+        <w:tc>
+          <w:tcPr>
+            <w:tcW w:type="dxa" w:w="3408"/>
+          </w:tcPr>
+          <w:p>
+            <w:r>
+              <w:t>Iterations and reported value</w:t>
+            </w:r>
+          </w:p>
+        </w:tc>
+      </w:tr>
+      <w:tr>
         <w:tc>
           <w:tcPr>
             <w:tcW w:type="dxa" w:w="3408"/>
@@ -964,13 +1981,84 @@
       </w:tr>
     </w:tbl>
     <w:p>
-      <w:r>
-        <w:t>While tests before the body. If the first test is false, the body runs zero times. Do not add 2 once just because a loop is present. Starting at 7 or 8 is a useful test of this rule.</w:t>
-      </w:r>
-    </w:p>
-    <w:p>
-      <w:r>
-        <w:t>A loop that stops when the counter is no longer below 7 does not promise to finish at exactly 7. Starting at 6 produces 8. Passing the boundary is allowed by these instructions. Always report the actual final state instead of replacing it with the threshold.</w:t>
+      <w:pPr>
+        <w:spacing w:line="336" w:lineRule="auto" w:after="180"/>
+      </w:pPr>
+      <w:r>
+        <w:rPr>
+          <w:b w:val="0"/>
+        </w:rPr>
+        <w:t xml:space="preserve">While tests before the </w:t>
+      </w:r>
+      <w:r>
+        <w:rPr>
+          <w:b/>
+        </w:rPr>
+        <w:t>body</w:t>
+      </w:r>
+      <w:r>
+        <w:rPr>
+          <w:b w:val="0"/>
+        </w:rPr>
+        <w:t xml:space="preserve">. If the first test is false, the </w:t>
+      </w:r>
+      <w:r>
+        <w:rPr>
+          <w:b/>
+        </w:rPr>
+        <w:t>body</w:t>
+      </w:r>
+      <w:r>
+        <w:rPr>
+          <w:b w:val="0"/>
+        </w:rPr>
+        <w:t xml:space="preserve"> runs zero times. Do not add 2 once just because a </w:t>
+      </w:r>
+      <w:r>
+        <w:rPr>
+          <w:b/>
+        </w:rPr>
+        <w:t>loop</w:t>
+      </w:r>
+      <w:r>
+        <w:rPr>
+          <w:b w:val="0"/>
+        </w:rPr>
+        <w:t xml:space="preserve"> is present. Starting at 7 or 8 is a useful test of this rule.</w:t>
+      </w:r>
+    </w:p>
+    <w:p>
+      <w:pPr>
+        <w:spacing w:line="336" w:lineRule="auto" w:after="180"/>
+      </w:pPr>
+      <w:r>
+        <w:rPr>
+          <w:b w:val="0"/>
+        </w:rPr>
+        <w:t xml:space="preserve">A </w:t>
+      </w:r>
+      <w:r>
+        <w:rPr>
+          <w:b/>
+        </w:rPr>
+        <w:t>loop</w:t>
+      </w:r>
+      <w:r>
+        <w:rPr>
+          <w:b w:val="0"/>
+        </w:rPr>
+        <w:t xml:space="preserve"> that stops when the counter is no longer below 7 does not promise to finish at exactly 7. Starting at 6 produces 8. Passing the boundary is allowed by these instructions.</w:t>
+      </w:r>
+    </w:p>
+    <w:p>
+      <w:pPr>
+        <w:spacing w:line="336" w:lineRule="auto" w:after="180"/>
+      </w:pPr>
+      <w:r>
+        <w:rPr>
+          <w:b w:val="0"/>
+        </w:rPr>
+        <w:t>Always report the actual final state instead of replacing it with the threshold.</w:t>
       </w:r>
     </w:p>
     <w:tbl>
@@ -1076,7 +2164,13 @@
       </w:tr>
     </w:tbl>
     <w:p>
-      <w:r>
+      <w:pPr>
+        <w:spacing w:line="336" w:lineRule="auto" w:after="180"/>
+      </w:pPr>
+      <w:r>
+        <w:rPr>
+          <w:b w:val="0"/>
+        </w:rPr>
         <w:t>Use the diagram and verbal explanation together. Ask learners to match a sentence to a specific visual step; do not assign learners fixed visual or auditory learning styles.</w:t>
       </w:r>
     </w:p>
@@ -1089,7 +2183,13 @@
       </w:r>
     </w:p>
     <w:p>
-      <w:r>
+      <w:pPr>
+        <w:spacing w:line="336" w:lineRule="auto" w:after="180"/>
+      </w:pPr>
+      <w:r>
+        <w:rPr>
+          <w:b w:val="0"/>
+        </w:rPr>
         <w:t>A fictional paper counter advances through a display until its condition becomes false.</w:t>
       </w:r>
     </w:p>
@@ -1102,12 +2202,42 @@
       </w:r>
     </w:p>
     <w:p>
-      <w:r>
+      <w:pPr>
+        <w:pStyle w:val="Heading3"/>
+      </w:pPr>
+      <w:r>
+        <w:t>Supplied facts</w:t>
+      </w:r>
+    </w:p>
+    <w:p>
+      <w:pPr>
+        <w:spacing w:line="336" w:lineRule="auto" w:after="180"/>
+        <w:shd w:fill="F1F6FC"/>
+      </w:pPr>
+      <w:r>
+        <w:rPr>
+          <w:b w:val="0"/>
+        </w:rPr>
         <w:t>Start at 2. While the current counter is below 10, add 3.</w:t>
       </w:r>
     </w:p>
     <w:p>
-      <w:r>
+      <w:pPr>
+        <w:pStyle w:val="Heading3"/>
+      </w:pPr>
+      <w:r>
+        <w:t>Supplied facts</w:t>
+      </w:r>
+    </w:p>
+    <w:p>
+      <w:pPr>
+        <w:spacing w:line="336" w:lineRule="auto" w:after="180"/>
+        <w:shd w:fill="F1F6FC"/>
+      </w:pPr>
+      <w:r>
+        <w:rPr>
+          <w:b w:val="0"/>
+        </w:rPr>
         <w:t>Test before each addition; report when the condition is false.</w:t>
       </w:r>
     </w:p>
@@ -1329,43 +2459,172 @@
       </w:r>
     </w:p>
     <w:p>
-      <w:r>
-        <w:t>The condition checks whether to do the next update; it does not constrain every resulting value to stay below 10. The final 11 is therefore allowed by this procedure. Record both the condition and counter to distinguish a correct stop from an assumed endpoint.</w:t>
-      </w:r>
-    </w:p>
-    <w:p>
       <w:pPr>
         <w:pStyle w:val="Heading3"/>
       </w:pPr>
       <w:r>
+        <w:t>Why the result follows</w:t>
+      </w:r>
+    </w:p>
+    <w:p>
+      <w:pPr>
+        <w:spacing w:line="336" w:lineRule="auto" w:after="180"/>
+        <w:shd w:fill="F1F6FC"/>
+      </w:pPr>
+      <w:r>
+        <w:rPr>
+          <w:b w:val="0"/>
+        </w:rPr>
+        <w:t>The condition checks whether to do the next update; it does not constrain every resulting value to stay below 10. The final 11 is therefore allowed by this procedure.</w:t>
+      </w:r>
+    </w:p>
+    <w:p>
+      <w:pPr>
+        <w:spacing w:line="336" w:lineRule="auto" w:after="180"/>
+        <w:shd w:fill="F1F6FC"/>
+      </w:pPr>
+      <w:r>
+        <w:rPr>
+          <w:b w:val="0"/>
+        </w:rPr>
+        <w:t>Record both the condition and counter to distinguish a correct stop from an assumed endpoint.</w:t>
+      </w:r>
+    </w:p>
+    <w:p>
+      <w:pPr>
+        <w:pStyle w:val="Heading3"/>
+      </w:pPr>
+      <w:r>
         <w:t>What this example does not establish</w:t>
       </w:r>
     </w:p>
     <w:p>
-      <w:r>
-        <w:t>This loop stops because positive increments eventually cross the limit. Other updates can fail to make progress.</w:t>
-      </w:r>
-    </w:p>
-    <w:p>
       <w:pPr>
         <w:pStyle w:val="Heading3"/>
       </w:pPr>
       <w:r>
+        <w:t>Keep the stated limit</w:t>
+      </w:r>
+    </w:p>
+    <w:p>
+      <w:pPr>
+        <w:spacing w:line="336" w:lineRule="auto" w:after="180"/>
+        <w:shd w:fill="FFF5E6"/>
+      </w:pPr>
+      <w:r>
+        <w:rPr>
+          <w:b w:val="0"/>
+        </w:rPr>
+        <w:t xml:space="preserve">This </w:t>
+      </w:r>
+      <w:r>
+        <w:rPr>
+          <w:b/>
+        </w:rPr>
+        <w:t>loop</w:t>
+      </w:r>
+      <w:r>
+        <w:rPr>
+          <w:b w:val="0"/>
+        </w:rPr>
+        <w:t xml:space="preserve"> stops because positive increments eventually cross the limit. Other updates can fail to make </w:t>
+      </w:r>
+      <w:r>
+        <w:rPr>
+          <w:b/>
+        </w:rPr>
+        <w:t>progress</w:t>
+      </w:r>
+      <w:r>
+        <w:rPr>
+          <w:b w:val="0"/>
+        </w:rPr>
+        <w:t>.</w:t>
+      </w:r>
+    </w:p>
+    <w:p>
+      <w:pPr>
+        <w:pStyle w:val="Heading3"/>
+      </w:pPr>
+      <w:r>
         <w:t>Change one thing in the pictured case</w:t>
       </w:r>
     </w:p>
     <w:p>
-      <w:r>
+      <w:pPr>
+        <w:pStyle w:val="Heading3"/>
+      </w:pPr>
+      <w:r>
+        <w:t>Change one thing</w:t>
+      </w:r>
+    </w:p>
+    <w:p>
+      <w:pPr>
+        <w:spacing w:line="336" w:lineRule="auto" w:after="180"/>
+        <w:shd w:fill="F5F1FB"/>
+      </w:pPr>
+      <w:r>
+        <w:rPr>
+          <w:b w:val="0"/>
+        </w:rPr>
         <w:t>Change: Start at 10 instead of 2.</w:t>
       </w:r>
     </w:p>
     <w:p>
-      <w:r>
-        <w:t>Prediction: The loop runs zero times and reports 10.</w:t>
-      </w:r>
-    </w:p>
-    <w:p>
-      <w:r>
+      <w:pPr>
+        <w:pStyle w:val="Heading3"/>
+      </w:pPr>
+      <w:r>
+        <w:t>Predicted result</w:t>
+      </w:r>
+    </w:p>
+    <w:p>
+      <w:pPr>
+        <w:spacing w:line="336" w:lineRule="auto" w:after="180"/>
+        <w:shd w:fill="F1F6FC"/>
+      </w:pPr>
+      <w:r>
+        <w:rPr>
+          <w:b/>
+        </w:rPr>
+        <w:t>Prediction</w:t>
+      </w:r>
+      <w:r>
+        <w:rPr>
+          <w:b w:val="0"/>
+        </w:rPr>
+        <w:t xml:space="preserve">: The </w:t>
+      </w:r>
+      <w:r>
+        <w:rPr>
+          <w:b/>
+        </w:rPr>
+        <w:t>loop</w:t>
+      </w:r>
+      <w:r>
+        <w:rPr>
+          <w:b w:val="0"/>
+        </w:rPr>
+        <w:t xml:space="preserve"> runs zero times and reports 10.</w:t>
+      </w:r>
+    </w:p>
+    <w:p>
+      <w:pPr>
+        <w:pStyle w:val="Heading3"/>
+      </w:pPr>
+      <w:r>
+        <w:t>Why the result follows</w:t>
+      </w:r>
+    </w:p>
+    <w:p>
+      <w:pPr>
+        <w:spacing w:line="336" w:lineRule="auto" w:after="180"/>
+        <w:shd w:fill="F1F6FC"/>
+      </w:pPr>
+      <w:r>
+        <w:rPr>
+          <w:b w:val="0"/>
+        </w:rPr>
         <w:t>Reason: Its first condition is already false, so no addition happens.</w:t>
       </w:r>
     </w:p>
@@ -1378,8 +2637,57 @@
       </w:r>
     </w:p>
     <w:p>
-      <w:r>
-        <w:t>Cover the result. Ask learners to name the inputs and predict the next step. Uncover one step, connect the icon to the actual procedure, and explain its evidence. Then change the supplied condition and compare. The picture is a representation; it does not document execution of a real AI model.</w:t>
+      <w:pPr>
+        <w:pStyle w:val="Heading3"/>
+      </w:pPr>
+      <w:r>
+        <w:t>Ask while showing the picture · 2</w:t>
+      </w:r>
+    </w:p>
+    <w:p>
+      <w:pPr>
+        <w:spacing w:line="336" w:lineRule="auto" w:after="180"/>
+      </w:pPr>
+      <w:r>
+        <w:rPr>
+          <w:b w:val="0"/>
+        </w:rPr>
+        <w:t xml:space="preserve">Cover the result. Ask learners to name the </w:t>
+      </w:r>
+      <w:r>
+        <w:rPr>
+          <w:b/>
+        </w:rPr>
+        <w:t>input</w:t>
+      </w:r>
+      <w:r>
+        <w:rPr>
+          <w:b w:val="0"/>
+        </w:rPr>
+        <w:t xml:space="preserve">s and predict the next step. Uncover one step, connect the icon to the actual procedure, and explain its </w:t>
+      </w:r>
+      <w:r>
+        <w:rPr>
+          <w:b/>
+        </w:rPr>
+        <w:t>evidence</w:t>
+      </w:r>
+      <w:r>
+        <w:rPr>
+          <w:b w:val="0"/>
+        </w:rPr>
+        <w:t>. Then change the supplied condition and compare.</w:t>
+      </w:r>
+    </w:p>
+    <w:p>
+      <w:pPr>
+        <w:spacing w:line="336" w:lineRule="auto" w:after="180"/>
+      </w:pPr>
+      <w:r>
+        <w:rPr>
+          <w:b w:val="0"/>
+        </w:rPr>
+        <w:t>The picture is a representation; it does not document execution of a real AI model.</w:t>
       </w:r>
     </w:p>
     <w:p>
@@ -1391,11 +2699,16 @@
       </w:r>
     </w:p>
     <w:p>
+      <w:r>
+        <w:t>Demonstrate Repeating Efficiently, reduce support deliberately and check individual reasoning before discussing answers.</w:t>
+      </w:r>
+    </w:p>
+    <w:p>
       <w:pPr>
         <w:pStyle w:val="Heading3"/>
       </w:pPr>
       <w:r>
-        <w:t>Demonstrate and guide practice</w:t>
+        <w:t>Board sequence</w:t>
       </w:r>
     </w:p>
     <w:p>
@@ -1403,26 +2716,90 @@
         <w:pStyle w:val="Heading3"/>
       </w:pPr>
       <w:r>
-        <w:t>Board sequence</w:t>
-      </w:r>
-    </w:p>
-    <w:p>
-      <w:r>
+        <w:t>1. Put the facts on the board</w:t>
+      </w:r>
+    </w:p>
+    <w:p>
+      <w:pPr>
+        <w:spacing w:line="336" w:lineRule="auto" w:after="180"/>
+        <w:shd w:fill="F4F9FC"/>
+      </w:pPr>
+      <w:r>
+        <w:rPr>
+          <w:b w:val="0"/>
+        </w:rPr>
         <w:t>Write the given facts: Repeat take the next unstamped card and stamp it four times.</w:t>
       </w:r>
     </w:p>
     <w:p>
-      <w:r>
+      <w:pPr>
+        <w:pStyle w:val="Heading3"/>
+      </w:pPr>
+      <w:r>
+        <w:t>2. State the decision to explain</w:t>
+      </w:r>
+    </w:p>
+    <w:p>
+      <w:pPr>
+        <w:spacing w:line="336" w:lineRule="auto" w:after="180"/>
+        <w:shd w:fill="F5F1FB"/>
+      </w:pPr>
+      <w:r>
+        <w:rPr>
+          <w:b w:val="0"/>
+        </w:rPr>
         <w:t>Write the question to explain: How many cards are stamped? What assumption matters?</w:t>
       </w:r>
     </w:p>
     <w:p>
-      <w:r>
-        <w:t>Reveal after predictions: Four, provided four unstamped cards exist and each repeat takes the next one. A limit or end-of-stack check prevents continuing indefinitely.</w:t>
-      </w:r>
-    </w:p>
-    <w:p>
-      <w:r>
+      <w:pPr>
+        <w:pStyle w:val="Heading3"/>
+      </w:pPr>
+      <w:r>
+        <w:t>3. Reveal the worked reasoning</w:t>
+      </w:r>
+    </w:p>
+    <w:p>
+      <w:pPr>
+        <w:spacing w:line="336" w:lineRule="auto" w:after="180"/>
+        <w:shd w:fill="F1F6FC"/>
+      </w:pPr>
+      <w:r>
+        <w:rPr>
+          <w:b w:val="0"/>
+        </w:rPr>
+        <w:t xml:space="preserve">Reveal after </w:t>
+      </w:r>
+      <w:r>
+        <w:rPr>
+          <w:b/>
+        </w:rPr>
+        <w:t>prediction</w:t>
+      </w:r>
+      <w:r>
+        <w:rPr>
+          <w:b w:val="0"/>
+        </w:rPr>
+        <w:t>s: Four, provided four unstamped cards exist and each repeat takes the next one. A limit or end-of-stack check prevents continuing indefinitely.</w:t>
+      </w:r>
+    </w:p>
+    <w:p>
+      <w:pPr>
+        <w:pStyle w:val="Heading3"/>
+      </w:pPr>
+      <w:r>
+        <w:t>Hold back the independent task</w:t>
+      </w:r>
+    </w:p>
+    <w:p>
+      <w:pPr>
+        <w:spacing w:line="336" w:lineRule="auto" w:after="180"/>
+        <w:shd w:fill="F5F1FB"/>
+      </w:pPr>
+      <w:r>
+        <w:rPr>
+          <w:b w:val="0"/>
+        </w:rPr>
         <w:t>Keep for an independent attempt: Repeat clap then tap three times. Write the complete sequence. How many actions occur? What would happen if the stopping instruction were missing?</w:t>
       </w:r>
     </w:p>
@@ -1435,23 +2812,77 @@
       </w:r>
     </w:p>
     <w:p>
-      <w:r>
+      <w:pPr>
+        <w:pStyle w:val="Heading3"/>
+      </w:pPr>
+      <w:r>
+        <w:t>Ask the class</w:t>
+      </w:r>
+    </w:p>
+    <w:p>
+      <w:pPr>
+        <w:spacing w:line="336" w:lineRule="auto" w:after="180"/>
+        <w:shd w:fill="F5F1FB"/>
+      </w:pPr>
+      <w:r>
+        <w:rPr>
+          <w:b w:val="0"/>
+        </w:rPr>
         <w:t>Ask: Which facts are given, and which would we have to assume? Learners mark relevant details before discussing answers.</w:t>
       </w:r>
     </w:p>
     <w:p>
-      <w:r>
+      <w:pPr>
+        <w:pStyle w:val="Heading3"/>
+      </w:pPr>
+      <w:r>
+        <w:t>Language to model</w:t>
+      </w:r>
+    </w:p>
+    <w:p>
+      <w:pPr>
+        <w:spacing w:line="336" w:lineRule="auto" w:after="180"/>
+        <w:shd w:fill="F1F6F8"/>
+      </w:pPr>
+      <w:r>
+        <w:rPr>
+          <w:b w:val="0"/>
+        </w:rPr>
         <w:t>Say: Predict first. Show the rule, information path or calculation that would produce the result. A correct guess is not yet an explanation.</w:t>
       </w:r>
     </w:p>
     <w:p>
-      <w:r>
+      <w:pPr>
+        <w:spacing w:line="336" w:lineRule="auto" w:after="180"/>
+      </w:pPr>
+      <w:r>
+        <w:rPr>
+          <w:b w:val="0"/>
+        </w:rPr>
         <w:t>Reveal reasoning one step at a time. Explain why a tempting alternative fails. Write units and denominators for arithmetic, trace conditions for decisions, and identify supporting sources for claims.</w:t>
       </w:r>
     </w:p>
     <w:p>
-      <w:r>
-        <w:t>In pairs, one learner solves while the other checks evidence; exchange roles. Remove the worked answer before independent assessment.</w:t>
+      <w:pPr>
+        <w:spacing w:line="336" w:lineRule="auto" w:after="180"/>
+      </w:pPr>
+      <w:r>
+        <w:rPr>
+          <w:b w:val="0"/>
+        </w:rPr>
+        <w:t xml:space="preserve">In pairs, one learner solves while the other checks </w:t>
+      </w:r>
+      <w:r>
+        <w:rPr>
+          <w:b/>
+        </w:rPr>
+        <w:t>evidence</w:t>
+      </w:r>
+      <w:r>
+        <w:rPr>
+          <w:b w:val="0"/>
+        </w:rPr>
+        <w:t>; exchange roles. Remove the worked answer before independent assessment.</w:t>
       </w:r>
     </w:p>
     <w:p>
@@ -1463,8 +2894,61 @@
       </w:r>
     </w:p>
     <w:p>
-      <w:r>
-        <w:t>From 3 under add 2: 3 true, 5 true, 7 false; two iterations and report 7. Under add 0: 3 true repeatedly, with no change and no report. Seeing 3 during that faulty run is not a returned result. For the exit, start 7 or any larger whole number checks zero iterations and reports that start. Start 6 checks crossing the boundary and reports 8 after one iteration.</w:t>
+      <w:pPr>
+        <w:spacing w:line="336" w:lineRule="auto" w:after="180"/>
+      </w:pPr>
+      <w:r>
+        <w:rPr>
+          <w:b w:val="0"/>
+        </w:rPr>
+        <w:t xml:space="preserve">From 3 under add 2: 3 true, 5 true, 7 false; two </w:t>
+      </w:r>
+      <w:r>
+        <w:rPr>
+          <w:b/>
+        </w:rPr>
+        <w:t>iteration</w:t>
+      </w:r>
+      <w:r>
+        <w:rPr>
+          <w:b w:val="0"/>
+        </w:rPr>
+        <w:t>s and report 7. Under add 0: 3 true repeatedly, with no change and no report. Seeing 3 during that faulty run is not a returned result.</w:t>
+      </w:r>
+    </w:p>
+    <w:p>
+      <w:pPr>
+        <w:spacing w:line="336" w:lineRule="auto" w:after="180"/>
+      </w:pPr>
+      <w:r>
+        <w:rPr>
+          <w:b w:val="0"/>
+        </w:rPr>
+        <w:t xml:space="preserve">For the exit, start 7 or any larger whole number checks zero </w:t>
+      </w:r>
+      <w:r>
+        <w:rPr>
+          <w:b/>
+        </w:rPr>
+        <w:t>iteration</w:t>
+      </w:r>
+      <w:r>
+        <w:rPr>
+          <w:b w:val="0"/>
+        </w:rPr>
+        <w:t xml:space="preserve">s and reports that start. Start 6 checks crossing the boundary and reports 8 after one </w:t>
+      </w:r>
+      <w:r>
+        <w:rPr>
+          <w:b/>
+        </w:rPr>
+        <w:t>iteration</w:t>
+      </w:r>
+      <w:r>
+        <w:rPr>
+          <w:b w:val="0"/>
+        </w:rPr>
+        <w:t>.</w:t>
       </w:r>
     </w:p>
     <w:p>
@@ -1696,41 +3180,179 @@
       </w:r>
     </w:p>
     <w:p>
-      <w:r>
-        <w:t>Completion task: Use the same below 8 loop with add 2. Make separate runs from 8 and 9. Explain how many times the body runs and what each run reports. Why would adding 2 once be an error?</w:t>
-      </w:r>
-    </w:p>
-    <w:p>
-      <w:r>
-        <w:t>Teacher check: Both first tests are false. Each run has zero iterations, reporting its unchanged starting value: 8 or 9. Adding 2 once would execute the body despite a false first test.</w:t>
-      </w:r>
-    </w:p>
-    <w:p>
-      <w:r>
-        <w:t>Start by identifying the given inputs together. Leave the intermediate steps blank. If needed, model one step, then withdraw that help on the next step. Move to a full trace only when the partial trace is understood. For partners, alternate explainer and checker; collect a response from every learner before discussion.</w:t>
-      </w:r>
-    </w:p>
-    <w:p>
       <w:pPr>
         <w:pStyle w:val="Heading3"/>
       </w:pPr>
       <w:r>
+        <w:t>Completion practice</w:t>
+      </w:r>
+    </w:p>
+    <w:p>
+      <w:pPr>
+        <w:spacing w:line="336" w:lineRule="auto" w:after="180"/>
+        <w:shd w:fill="F5F1FB"/>
+      </w:pPr>
+      <w:r>
+        <w:rPr>
+          <w:b w:val="0"/>
+        </w:rPr>
+        <w:t xml:space="preserve">Completion task: Use the same below 8 </w:t>
+      </w:r>
+      <w:r>
+        <w:rPr>
+          <w:b/>
+        </w:rPr>
+        <w:t>loop</w:t>
+      </w:r>
+      <w:r>
+        <w:rPr>
+          <w:b w:val="0"/>
+        </w:rPr>
+        <w:t xml:space="preserve"> with add 2. Make separate runs from 8 and 9. Explain how many times the </w:t>
+      </w:r>
+      <w:r>
+        <w:rPr>
+          <w:b/>
+        </w:rPr>
+        <w:t>body</w:t>
+      </w:r>
+      <w:r>
+        <w:rPr>
+          <w:b w:val="0"/>
+        </w:rPr>
+        <w:t xml:space="preserve"> runs and what each run reports. Why would adding 2 once be an error?</w:t>
+      </w:r>
+    </w:p>
+    <w:p>
+      <w:pPr>
+        <w:pStyle w:val="Heading3"/>
+      </w:pPr>
+      <w:r>
+        <w:t>Reasoning to listen for</w:t>
+      </w:r>
+    </w:p>
+    <w:p>
+      <w:pPr>
+        <w:spacing w:line="336" w:lineRule="auto" w:after="180"/>
+        <w:shd w:fill="F1F6FC"/>
+      </w:pPr>
+      <w:r>
+        <w:rPr>
+          <w:b w:val="0"/>
+        </w:rPr>
+        <w:t xml:space="preserve">Teacher check: Both first tests are false. Each run has zero </w:t>
+      </w:r>
+      <w:r>
+        <w:rPr>
+          <w:b/>
+        </w:rPr>
+        <w:t>iteration</w:t>
+      </w:r>
+      <w:r>
+        <w:rPr>
+          <w:b w:val="0"/>
+        </w:rPr>
+        <w:t xml:space="preserve">s, reporting its unchanged starting value: 8 or 9. Adding 2 once would execute the </w:t>
+      </w:r>
+      <w:r>
+        <w:rPr>
+          <w:b/>
+        </w:rPr>
+        <w:t>body</w:t>
+      </w:r>
+      <w:r>
+        <w:rPr>
+          <w:b w:val="0"/>
+        </w:rPr>
+        <w:t xml:space="preserve"> despite a false first test.</w:t>
+      </w:r>
+    </w:p>
+    <w:p>
+      <w:pPr>
+        <w:spacing w:line="336" w:lineRule="auto" w:after="180"/>
+      </w:pPr>
+      <w:r>
+        <w:rPr>
+          <w:b w:val="0"/>
+        </w:rPr>
+        <w:t xml:space="preserve">Start by identifying the given </w:t>
+      </w:r>
+      <w:r>
+        <w:rPr>
+          <w:b/>
+        </w:rPr>
+        <w:t>input</w:t>
+      </w:r>
+      <w:r>
+        <w:rPr>
+          <w:b w:val="0"/>
+        </w:rPr>
+        <w:t>s together. Leave the intermediate steps blank. If needed, model one step, then withdraw that help on the next step. Move to a full trace only when the partial trace is understood.</w:t>
+      </w:r>
+    </w:p>
+    <w:p>
+      <w:pPr>
+        <w:spacing w:line="336" w:lineRule="auto" w:after="180"/>
+      </w:pPr>
+      <w:r>
+        <w:rPr>
+          <w:b w:val="0"/>
+        </w:rPr>
+        <w:t>For partners, alternate explainer and checker; collect a response from every learner before discussion.</w:t>
+      </w:r>
+    </w:p>
+    <w:p>
+      <w:pPr>
+        <w:pStyle w:val="Heading3"/>
+      </w:pPr>
+      <w:r>
         <w:t>Individual reasoning check</w:t>
       </w:r>
     </w:p>
     <w:p>
-      <w:r>
-        <w:t>Use the worked case for Loops and stopping rules. Proposed explanation: “Every loop runs at least once”. Decide whether this explanation is supported. Point to the step or supplied fact that decides; explain your repair if needed.</w:t>
-      </w:r>
-    </w:p>
-    <w:p>
-      <w:r>
-        <w:t>Expected correction: Point to the test before the body. From 7 under below 7 the first test is false, so no update is permitted.</w:t>
-      </w:r>
-    </w:p>
-    <w:p>
-      <w:r>
-        <w:t>Collect explanations, not only yes/no votes. If a misunderstanding is common, re-model the relevant step for the class. If it affects a few learners, give a short targeted group explanation while others solve a more demanding variation.</w:t>
+      <w:pPr>
+        <w:spacing w:line="336" w:lineRule="auto" w:after="180"/>
+      </w:pPr>
+      <w:r>
+        <w:rPr>
+          <w:b w:val="0"/>
+        </w:rPr>
+        <w:t xml:space="preserve">Use the worked case for </w:t>
+      </w:r>
+      <w:r>
+        <w:rPr>
+          <w:b/>
+        </w:rPr>
+        <w:t>Loop</w:t>
+      </w:r>
+      <w:r>
+        <w:rPr>
+          <w:b w:val="0"/>
+        </w:rPr>
+        <w:t xml:space="preserve">s and stopping rules. Proposed explanation: “Every </w:t>
+      </w:r>
+      <w:r>
+        <w:rPr>
+          <w:b/>
+        </w:rPr>
+        <w:t>loop</w:t>
+      </w:r>
+      <w:r>
+        <w:rPr>
+          <w:b w:val="0"/>
+        </w:rPr>
+        <w:t xml:space="preserve"> runs at least once”. Decide whether this explanation is supported.</w:t>
+      </w:r>
+    </w:p>
+    <w:p>
+      <w:pPr>
+        <w:spacing w:line="336" w:lineRule="auto" w:after="180"/>
+      </w:pPr>
+      <w:r>
+        <w:rPr>
+          <w:b w:val="0"/>
+        </w:rPr>
+        <w:t>Point to the step or supplied fact that decides; explain your repair if needed.</w:t>
       </w:r>
     </w:p>
     <w:p>
@@ -1738,11 +3360,72 @@
         <w:pStyle w:val="Heading3"/>
       </w:pPr>
       <w:r>
+        <w:t>Expected repair</w:t>
+      </w:r>
+    </w:p>
+    <w:p>
+      <w:pPr>
+        <w:spacing w:line="336" w:lineRule="auto" w:after="180"/>
+        <w:shd w:fill="F1F6FC"/>
+      </w:pPr>
+      <w:r>
+        <w:rPr>
+          <w:b w:val="0"/>
+        </w:rPr>
+        <w:t xml:space="preserve">Expected correction: Point to the test before the </w:t>
+      </w:r>
+      <w:r>
+        <w:rPr>
+          <w:b/>
+        </w:rPr>
+        <w:t>body</w:t>
+      </w:r>
+      <w:r>
+        <w:rPr>
+          <w:b w:val="0"/>
+        </w:rPr>
+        <w:t>. From 7 under below 7 the first test is false, so no update is permitted.</w:t>
+      </w:r>
+    </w:p>
+    <w:p>
+      <w:pPr>
+        <w:spacing w:line="336" w:lineRule="auto" w:after="180"/>
+      </w:pPr>
+      <w:r>
+        <w:rPr>
+          <w:b w:val="0"/>
+        </w:rPr>
+        <w:t>Collect explanations, not only yes/no votes. If a misunderstanding is common, re-model the relevant step for the class.</w:t>
+      </w:r>
+    </w:p>
+    <w:p>
+      <w:pPr>
+        <w:spacing w:line="336" w:lineRule="auto" w:after="180"/>
+      </w:pPr>
+      <w:r>
+        <w:rPr>
+          <w:b w:val="0"/>
+        </w:rPr>
+        <w:t>If it affects a few learners, give a short targeted group explanation while others solve a more demanding variation.</w:t>
+      </w:r>
+    </w:p>
+    <w:p>
+      <w:pPr>
+        <w:pStyle w:val="Heading3"/>
+      </w:pPr>
+      <w:r>
         <w:t>Pictorial practice question</w:t>
       </w:r>
     </w:p>
     <w:p>
-      <w:r>
+      <w:pPr>
+        <w:spacing w:line="336" w:lineRule="auto" w:after="180"/>
+        <w:shd w:fill="F5F1FB"/>
+      </w:pPr>
+      <w:r>
+        <w:rPr>
+          <w:b w:val="0"/>
+        </w:rPr>
         <w:t>Trace a fresh start of 9. How many additions occur, and must the report equal 10?</w:t>
       </w:r>
     </w:p>
@@ -1755,18 +3438,72 @@
       </w:r>
     </w:p>
     <w:p>
-      <w:r>
+      <w:pPr>
+        <w:spacing w:line="336" w:lineRule="auto" w:after="180"/>
+      </w:pPr>
+      <w:r>
+        <w:rPr>
+          <w:b w:val="0"/>
+        </w:rPr>
         <w:t>9&lt;10 is true, so it becomes 12. Then 12&lt;10 is false: one addition, report 12; equality with 10 is not required.</w:t>
       </w:r>
     </w:p>
     <w:p>
-      <w:r>
-        <w:t>Changed-case reasoning: The loop runs zero times and reports 10. Its first condition is already false, so no addition happens.</w:t>
-      </w:r>
-    </w:p>
-    <w:p>
-      <w:r>
-        <w:t>Collect each learner’s explanation before discussion. Use the first missing connection between input, deciding step and result to choose support. This question is worked-case practice, not fresh mastery evidence.</w:t>
+      <w:pPr>
+        <w:spacing w:line="336" w:lineRule="auto" w:after="180"/>
+      </w:pPr>
+      <w:r>
+        <w:rPr>
+          <w:b w:val="0"/>
+        </w:rPr>
+        <w:t xml:space="preserve">Changed-case reasoning: The </w:t>
+      </w:r>
+      <w:r>
+        <w:rPr>
+          <w:b/>
+        </w:rPr>
+        <w:t>loop</w:t>
+      </w:r>
+      <w:r>
+        <w:rPr>
+          <w:b w:val="0"/>
+        </w:rPr>
+        <w:t xml:space="preserve"> runs zero times and reports 10. Its first condition is already false, so no addition happens.</w:t>
+      </w:r>
+    </w:p>
+    <w:p>
+      <w:pPr>
+        <w:spacing w:line="336" w:lineRule="auto" w:after="180"/>
+      </w:pPr>
+      <w:r>
+        <w:rPr>
+          <w:b w:val="0"/>
+        </w:rPr>
+        <w:t xml:space="preserve">Collect each learner’s explanation before discussion. Use the first missing connection between </w:t>
+      </w:r>
+      <w:r>
+        <w:rPr>
+          <w:b/>
+        </w:rPr>
+        <w:t>input</w:t>
+      </w:r>
+      <w:r>
+        <w:rPr>
+          <w:b w:val="0"/>
+        </w:rPr>
+        <w:t xml:space="preserve">, deciding step and result to choose support. This question is worked-case practice, not fresh mastery </w:t>
+      </w:r>
+      <w:r>
+        <w:rPr>
+          <w:b/>
+        </w:rPr>
+        <w:t>evidence</w:t>
+      </w:r>
+      <w:r>
+        <w:rPr>
+          <w:b w:val="0"/>
+        </w:rPr>
+        <w:t>.</w:t>
       </w:r>
     </w:p>
     <w:p>
@@ -1778,45 +3515,186 @@
       </w:r>
     </w:p>
     <w:p>
+      <w:r>
+        <w:t>Run the Repeating Efficiently investigation and use the first unsupported step to choose a teaching response.</w:t>
+      </w:r>
+    </w:p>
+    <w:p>
+      <w:pPr>
+        <w:spacing w:line="336" w:lineRule="auto" w:after="180"/>
+      </w:pPr>
+      <w:r>
+        <w:rPr>
+          <w:b w:val="0"/>
+        </w:rPr>
+        <w:t xml:space="preserve">Predict first, test honestly, and explain what the </w:t>
+      </w:r>
+      <w:r>
+        <w:rPr>
+          <w:b/>
+        </w:rPr>
+        <w:t>evidence</w:t>
+      </w:r>
+      <w:r>
+        <w:rPr>
+          <w:b w:val="0"/>
+        </w:rPr>
+        <w:t xml:space="preserve"> means.</w:t>
+      </w:r>
+    </w:p>
+    <w:p>
       <w:pPr>
         <w:pStyle w:val="Heading3"/>
       </w:pPr>
       <w:r>
-        <w:t>Run the weekly evidence lab</w:t>
-      </w:r>
-    </w:p>
-    <w:p>
-      <w:r>
-        <w:t>Predict first, test honestly, and explain what the evidence means.</w:t>
-      </w:r>
-    </w:p>
-    <w:p>
-      <w:r>
-        <w:t>State your prediction before the result is known.</w:t>
-      </w:r>
-    </w:p>
-    <w:p>
-      <w:r>
-        <w:t>Complete the task: Compress a repeated drawing algorithm using a loop card.</w:t>
-      </w:r>
-    </w:p>
-    <w:p>
-      <w:r>
+        <w:t>1. Predict</w:t>
+      </w:r>
+    </w:p>
+    <w:p>
+      <w:pPr>
+        <w:spacing w:line="336" w:lineRule="auto" w:after="180"/>
+        <w:shd w:fill="F4F9FC"/>
+      </w:pPr>
+      <w:r>
+        <w:rPr>
+          <w:b w:val="0"/>
+        </w:rPr>
+        <w:t xml:space="preserve">State your </w:t>
+      </w:r>
+      <w:r>
+        <w:rPr>
+          <w:b/>
+        </w:rPr>
+        <w:t>prediction</w:t>
+      </w:r>
+      <w:r>
+        <w:rPr>
+          <w:b w:val="0"/>
+        </w:rPr>
+        <w:t xml:space="preserve"> before the result is known.</w:t>
+      </w:r>
+    </w:p>
+    <w:p>
+      <w:pPr>
+        <w:pStyle w:val="Heading3"/>
+      </w:pPr>
+      <w:r>
+        <w:t>2. Investigate</w:t>
+      </w:r>
+    </w:p>
+    <w:p>
+      <w:pPr>
+        <w:spacing w:line="336" w:lineRule="auto" w:after="180"/>
+        <w:shd w:fill="F4F9FC"/>
+      </w:pPr>
+      <w:r>
+        <w:rPr>
+          <w:b w:val="0"/>
+        </w:rPr>
+        <w:t xml:space="preserve">Complete the task: Compress a repeated drawing algorithm using a </w:t>
+      </w:r>
+      <w:r>
+        <w:rPr>
+          <w:b/>
+        </w:rPr>
+        <w:t>loop</w:t>
+      </w:r>
+      <w:r>
+        <w:rPr>
+          <w:b w:val="0"/>
+        </w:rPr>
+        <w:t xml:space="preserve"> card.</w:t>
+      </w:r>
+    </w:p>
+    <w:p>
+      <w:pPr>
+        <w:pStyle w:val="Heading3"/>
+      </w:pPr>
+      <w:r>
+        <w:t>3. Compare cases</w:t>
+      </w:r>
+    </w:p>
+    <w:p>
+      <w:pPr>
+        <w:spacing w:line="336" w:lineRule="auto" w:after="180"/>
+        <w:shd w:fill="F4F9FC"/>
+      </w:pPr>
+      <w:r>
+        <w:rPr>
+          <w:b w:val="0"/>
+        </w:rPr>
         <w:t>Keep a normal case and an edge case clearly separated.</w:t>
       </w:r>
     </w:p>
     <w:p>
-      <w:r>
-        <w:t>Record what happened—even when it does not match your prediction.</w:t>
-      </w:r>
-    </w:p>
-    <w:p>
-      <w:r>
+      <w:pPr>
+        <w:pStyle w:val="Heading3"/>
+      </w:pPr>
+      <w:r>
+        <w:t>4. Record honestly</w:t>
+      </w:r>
+    </w:p>
+    <w:p>
+      <w:pPr>
+        <w:spacing w:line="336" w:lineRule="auto" w:after="180"/>
+        <w:shd w:fill="F4F9FC"/>
+      </w:pPr>
+      <w:r>
+        <w:rPr>
+          <w:b w:val="0"/>
+        </w:rPr>
+        <w:t xml:space="preserve">Record what happened—even when it does not match your </w:t>
+      </w:r>
+      <w:r>
+        <w:rPr>
+          <w:b/>
+        </w:rPr>
+        <w:t>prediction</w:t>
+      </w:r>
+      <w:r>
+        <w:rPr>
+          <w:b w:val="0"/>
+        </w:rPr>
+        <w:t>.</w:t>
+      </w:r>
+    </w:p>
+    <w:p>
+      <w:pPr>
+        <w:pStyle w:val="Heading3"/>
+      </w:pPr>
+      <w:r>
+        <w:t>5. Explain and plan the next test</w:t>
+      </w:r>
+    </w:p>
+    <w:p>
+      <w:pPr>
+        <w:spacing w:line="336" w:lineRule="auto" w:after="180"/>
+        <w:shd w:fill="F4F9FC"/>
+      </w:pPr>
+      <w:r>
+        <w:rPr>
+          <w:b w:val="0"/>
+        </w:rPr>
         <w:t>Explain the result, one limitation, and the next useful test.</w:t>
       </w:r>
     </w:p>
     <w:p>
-      <w:r>
+      <w:pPr>
+        <w:pStyle w:val="Heading3"/>
+      </w:pPr>
+      <w:r>
+        <w:t>Use a fresh case after support</w:t>
+      </w:r>
+    </w:p>
+    <w:p>
+      <w:pPr>
+        <w:spacing w:line="336" w:lineRule="auto" w:after="180"/>
+        <w:shd w:fill="FFF5E6"/>
+      </w:pPr>
+      <w:r>
+        <w:rPr>
+          <w:b w:val="0"/>
+        </w:rPr>
         <w:t>INDEPENDENCE After support is removed, repeat the proof with a fresh case.</w:t>
       </w:r>
     </w:p>
@@ -1829,8 +3707,25 @@
       </w:r>
     </w:p>
     <w:p>
-      <w:r>
-        <w:t>Use the concrete case as the shared normal case and the independent question as a second case. Each pair creates a boundary or missing-information case and predicts its result before testing. Keep the expected result separate from an observed mistake.</w:t>
+      <w:pPr>
+        <w:spacing w:line="336" w:lineRule="auto" w:after="180"/>
+      </w:pPr>
+      <w:r>
+        <w:rPr>
+          <w:b w:val="0"/>
+        </w:rPr>
+        <w:t>Use the concrete case as the shared normal case and the independent question as a second case. Each pair creates a boundary or missing-information case and predicts its result before testing.</w:t>
+      </w:r>
+    </w:p>
+    <w:p>
+      <w:pPr>
+        <w:spacing w:line="336" w:lineRule="auto" w:after="180"/>
+      </w:pPr>
+      <w:r>
+        <w:rPr>
+          <w:b w:val="0"/>
+        </w:rPr>
+        <w:t>Keep the expected result separate from an observed mistake.</w:t>
       </w:r>
     </w:p>
     <w:tbl>
@@ -1988,13 +3883,45 @@
       </w:r>
     </w:p>
     <w:p>
-      <w:r>
+      <w:pPr>
+        <w:pStyle w:val="Heading3"/>
+      </w:pPr>
+      <w:r>
+        <w:t>Find the unsupported claim</w:t>
+      </w:r>
+    </w:p>
+    <w:p>
+      <w:pPr>
+        <w:spacing w:line="336" w:lineRule="auto" w:after="180"/>
+        <w:shd w:fill="F5F1FB"/>
+      </w:pPr>
+      <w:r>
+        <w:rPr>
+          <w:b w:val="0"/>
+        </w:rPr>
         <w:t>CLAIM TO REPAIR Three repetitions always mean three actions.</w:t>
       </w:r>
     </w:p>
     <w:p>
-      <w:r>
-        <w:t>For guessing, return to given facts and request a trace. For vocabulary without application, use one example and one non-example. For arithmetic errors, check the setup before the calculation. Finish with a different uncoached case before recording mastery.</w:t>
+      <w:pPr>
+        <w:spacing w:line="336" w:lineRule="auto" w:after="180"/>
+      </w:pPr>
+      <w:r>
+        <w:rPr>
+          <w:b w:val="0"/>
+        </w:rPr>
+        <w:t>For guessing, return to given facts and request a trace. For vocabulary without application, use one example and one non-example. For arithmetic errors, check the setup before the calculation.</w:t>
+      </w:r>
+    </w:p>
+    <w:p>
+      <w:pPr>
+        <w:spacing w:line="336" w:lineRule="auto" w:after="180"/>
+      </w:pPr>
+      <w:r>
+        <w:rPr>
+          <w:b w:val="0"/>
+        </w:rPr>
+        <w:t>Finish with a different uncoached case before recording mastery.</w:t>
       </w:r>
     </w:p>
     <w:p>
@@ -2006,22 +3933,118 @@
       </w:r>
     </w:p>
     <w:p>
-      <w:r>
-        <w:t>Every loop runs at least once: Point to the test before the body. From 7 under below 7 the first test is false, so no update is permitted.</w:t>
-      </w:r>
-    </w:p>
-    <w:p>
-      <w:r>
-        <w:t>The final value must equal the threshold: Trace start 6 under add 2 and below 7. The loop reports 8 because the stopping requirement is no longer below 7.</w:t>
-      </w:r>
-    </w:p>
-    <w:p>
-      <w:r>
-        <w:t>Tests and iterations are the same count: Count body executions separately and show the last false test with no body action.</w:t>
-      </w:r>
-    </w:p>
-    <w:p>
-      <w:r>
+      <w:pPr>
+        <w:spacing w:line="336" w:lineRule="auto" w:after="180"/>
+      </w:pPr>
+      <w:r>
+        <w:rPr>
+          <w:b w:val="0"/>
+        </w:rPr>
+        <w:t xml:space="preserve">Every </w:t>
+      </w:r>
+      <w:r>
+        <w:rPr>
+          <w:b/>
+        </w:rPr>
+        <w:t>loop</w:t>
+      </w:r>
+      <w:r>
+        <w:rPr>
+          <w:b w:val="0"/>
+        </w:rPr>
+        <w:t xml:space="preserve"> runs at least once: Point to the test before the </w:t>
+      </w:r>
+      <w:r>
+        <w:rPr>
+          <w:b/>
+        </w:rPr>
+        <w:t>body</w:t>
+      </w:r>
+      <w:r>
+        <w:rPr>
+          <w:b w:val="0"/>
+        </w:rPr>
+        <w:t>. From 7 under below 7 the first test is false, so no update is permitted.</w:t>
+      </w:r>
+    </w:p>
+    <w:p>
+      <w:pPr>
+        <w:spacing w:line="336" w:lineRule="auto" w:after="180"/>
+      </w:pPr>
+      <w:r>
+        <w:rPr>
+          <w:b w:val="0"/>
+        </w:rPr>
+        <w:t xml:space="preserve">The final value must equal the threshold: Trace start 6 under add 2 and below 7. The </w:t>
+      </w:r>
+      <w:r>
+        <w:rPr>
+          <w:b/>
+        </w:rPr>
+        <w:t>loop</w:t>
+      </w:r>
+      <w:r>
+        <w:rPr>
+          <w:b w:val="0"/>
+        </w:rPr>
+        <w:t xml:space="preserve"> reports 8 because the stopping requirement is no longer below 7.</w:t>
+      </w:r>
+    </w:p>
+    <w:p>
+      <w:pPr>
+        <w:spacing w:line="336" w:lineRule="auto" w:after="180"/>
+      </w:pPr>
+      <w:r>
+        <w:rPr>
+          <w:b w:val="0"/>
+        </w:rPr>
+        <w:t xml:space="preserve">Tests and </w:t>
+      </w:r>
+      <w:r>
+        <w:rPr>
+          <w:b/>
+        </w:rPr>
+        <w:t>iteration</w:t>
+      </w:r>
+      <w:r>
+        <w:rPr>
+          <w:b w:val="0"/>
+        </w:rPr>
+        <w:t xml:space="preserve">s are the same count: Count </w:t>
+      </w:r>
+      <w:r>
+        <w:rPr>
+          <w:b/>
+        </w:rPr>
+        <w:t>body</w:t>
+      </w:r>
+      <w:r>
+        <w:rPr>
+          <w:b w:val="0"/>
+        </w:rPr>
+        <w:t xml:space="preserve"> executions separately and show the last false test with no </w:t>
+      </w:r>
+      <w:r>
+        <w:rPr>
+          <w:b/>
+        </w:rPr>
+        <w:t>body</w:t>
+      </w:r>
+      <w:r>
+        <w:rPr>
+          <w:b w:val="0"/>
+        </w:rPr>
+        <w:t xml:space="preserve"> action.</w:t>
+      </w:r>
+    </w:p>
+    <w:p>
+      <w:pPr>
+        <w:spacing w:line="336" w:lineRule="auto" w:after="180"/>
+      </w:pPr>
+      <w:r>
+        <w:rPr>
+          <w:b w:val="0"/>
+        </w:rPr>
         <w:t>A changing number guarantees a stop: Compare below 7 with not equal to 7 from 6 under add 2. Even numbers pass 7 without equalling it.</w:t>
       </w:r>
     </w:p>
@@ -2180,8 +4203,25 @@
       </w:tr>
     </w:tbl>
     <w:p>
-      <w:r>
-        <w:t>Offer an oral explanation, drawing, enlarged visual or fewer examples when that removes a reading/writing barrier. Keep the same reasoning goal. Stretch secure learners by changing a boundary or assumption and asking them to defend the effect, not simply by assigning more of the same questions.</w:t>
+      <w:pPr>
+        <w:spacing w:line="336" w:lineRule="auto" w:after="180"/>
+      </w:pPr>
+      <w:r>
+        <w:rPr>
+          <w:b w:val="0"/>
+        </w:rPr>
+        <w:t>Offer an oral explanation, drawing, enlarged visual or fewer examples when that removes a reading/writing barrier. Keep the same reasoning goal.</w:t>
+      </w:r>
+    </w:p>
+    <w:p>
+      <w:pPr>
+        <w:spacing w:line="336" w:lineRule="auto" w:after="180"/>
+      </w:pPr>
+      <w:r>
+        <w:rPr>
+          <w:b w:val="0"/>
+        </w:rPr>
+        <w:t>Stretch secure learners by changing a boundary or assumption and asking them to defend the effect, not simply by assigning more of the same questions.</w:t>
       </w:r>
     </w:p>
     <w:p>
@@ -2193,11 +4233,16 @@
       </w:r>
     </w:p>
     <w:p>
+      <w:r>
+        <w:t>Use the Repeating Efficiently questions, teacher keys and criteria after the relevant attempts. Previously discussed cases are practice; protect the separately selected independent task.</w:t>
+      </w:r>
+    </w:p>
+    <w:p>
       <w:pPr>
         <w:pStyle w:val="Heading3"/>
       </w:pPr>
       <w:r>
-        <w:t>Assess and explain the answers</w:t>
+        <w:t>Worked case answer</w:t>
       </w:r>
     </w:p>
     <w:p>
@@ -2205,11 +4250,18 @@
         <w:pStyle w:val="Heading3"/>
       </w:pPr>
       <w:r>
-        <w:t>Worked case answer</w:t>
-      </w:r>
-    </w:p>
-    <w:p>
-      <w:r>
+        <w:t>Teacher key · Worked case answer</w:t>
+      </w:r>
+    </w:p>
+    <w:p>
+      <w:pPr>
+        <w:spacing w:line="336" w:lineRule="auto" w:after="180"/>
+        <w:shd w:fill="F1F6FC"/>
+      </w:pPr>
+      <w:r>
+        <w:rPr>
+          <w:b w:val="0"/>
+        </w:rPr>
         <w:t>Four, provided four unstamped cards exist and each repeat takes the next one. A limit or end-of-stack check prevents continuing indefinitely.</w:t>
       </w:r>
     </w:p>
@@ -2222,7 +4274,22 @@
       </w:r>
     </w:p>
     <w:p>
-      <w:r>
+      <w:pPr>
+        <w:pStyle w:val="Heading3"/>
+      </w:pPr>
+      <w:r>
+        <w:t>Independent question · withhold the key</w:t>
+      </w:r>
+    </w:p>
+    <w:p>
+      <w:pPr>
+        <w:spacing w:line="336" w:lineRule="auto" w:after="180"/>
+        <w:shd w:fill="F5F1FB"/>
+      </w:pPr>
+      <w:r>
+        <w:rPr>
+          <w:b w:val="0"/>
+        </w:rPr>
         <w:t>Repeat clap then tap three times. Write the complete sequence. How many actions occur? What would happen if the stopping instruction were missing?</w:t>
       </w:r>
     </w:p>
@@ -2235,7 +4302,22 @@
       </w:r>
     </w:p>
     <w:p>
-      <w:r>
+      <w:pPr>
+        <w:pStyle w:val="Heading3"/>
+      </w:pPr>
+      <w:r>
+        <w:t>Teacher key · Expected independent answer</w:t>
+      </w:r>
+    </w:p>
+    <w:p>
+      <w:pPr>
+        <w:spacing w:line="336" w:lineRule="auto" w:after="180"/>
+        <w:shd w:fill="F1F6FC"/>
+      </w:pPr>
+      <w:r>
+        <w:rPr>
+          <w:b w:val="0"/>
+        </w:rPr>
         <w:t>Clap, tap, clap, tap, clap, tap: six actions. Without a stopping instruction, the described repetition has no defined end.</w:t>
       </w:r>
     </w:p>
@@ -2474,8 +4556,25 @@
       </w:tr>
     </w:tbl>
     <w:p>
-      <w:r>
-        <w:t>Use 6/8 as a classroom checkpoint, with 2 required for both Result and Reasoning. This is a proposed teaching rule, not a validated certification threshold. Do not count a coached answer as independent mastery; correct unsafe or unsupported claims regardless of total.</w:t>
+      <w:pPr>
+        <w:spacing w:line="336" w:lineRule="auto" w:after="180"/>
+      </w:pPr>
+      <w:r>
+        <w:rPr>
+          <w:b w:val="0"/>
+        </w:rPr>
+        <w:t>Use 6/8 as a classroom checkpoint, with 2 required for both Result and Reasoning. This is a proposed teaching rule, not a validated certification threshold.</w:t>
+      </w:r>
+    </w:p>
+    <w:p>
+      <w:pPr>
+        <w:spacing w:line="336" w:lineRule="auto" w:after="180"/>
+      </w:pPr>
+      <w:r>
+        <w:rPr>
+          <w:b w:val="0"/>
+        </w:rPr>
+        <w:t>Do not count a coached answer as independent mastery; correct unsafe or unsupported claims regardless of total.</w:t>
       </w:r>
     </w:p>
     <w:p>
@@ -2487,8 +4586,26 @@
       </w:r>
     </w:p>
     <w:p>
-      <w:r>
-        <w:t>Ask the learner to find the evidence that challenges this claim: “Three repetitions always mean three actions.” Keep the first attempt and an uncoached retry separate.</w:t>
+      <w:pPr>
+        <w:spacing w:line="336" w:lineRule="auto" w:after="180"/>
+      </w:pPr>
+      <w:r>
+        <w:rPr>
+          <w:b w:val="0"/>
+        </w:rPr>
+        <w:t xml:space="preserve">Ask the learner to find the </w:t>
+      </w:r>
+      <w:r>
+        <w:rPr>
+          <w:b/>
+        </w:rPr>
+        <w:t>evidence</w:t>
+      </w:r>
+      <w:r>
+        <w:rPr>
+          <w:b w:val="0"/>
+        </w:rPr>
+        <w:t xml:space="preserve"> that challenges this claim: “Three repetitions always mean three actions.” Keep the first attempt and an uncoached retry separate.</w:t>
       </w:r>
     </w:p>
     <w:p>
@@ -2500,15 +4617,78 @@
       </w:r>
     </w:p>
     <w:p>
-      <w:r>
-        <w:t>Continue while stamped&lt;5 AND another unstamped card exists. Counts are 0,1,2,3; stop because the stack is empty. Report three completed and two unavailable. A loop needs a progress update and a termination condition; it must not invent missing inputs.</w:t>
-      </w:r>
-    </w:p>
-    <w:p>
       <w:pPr>
         <w:pStyle w:val="Heading3"/>
       </w:pPr>
       <w:r>
+        <w:t>Teacher key · Original transfer answer</w:t>
+      </w:r>
+    </w:p>
+    <w:p>
+      <w:pPr>
+        <w:spacing w:line="336" w:lineRule="auto" w:after="180"/>
+        <w:shd w:fill="F1F6FC"/>
+      </w:pPr>
+      <w:r>
+        <w:rPr>
+          <w:b w:val="0"/>
+        </w:rPr>
+        <w:t>Continue while stamped&lt;5 AND another unstamped card exists. Counts are 0,1,2,3; stop because the stack is empty. Report three completed and two unavailable.</w:t>
+      </w:r>
+    </w:p>
+    <w:p>
+      <w:pPr>
+        <w:spacing w:line="336" w:lineRule="auto" w:after="180"/>
+        <w:shd w:fill="F1F6FC"/>
+      </w:pPr>
+      <w:r>
+        <w:rPr>
+          <w:b w:val="0"/>
+        </w:rPr>
+        <w:t xml:space="preserve">A </w:t>
+      </w:r>
+      <w:r>
+        <w:rPr>
+          <w:b/>
+        </w:rPr>
+        <w:t>loop</w:t>
+      </w:r>
+      <w:r>
+        <w:rPr>
+          <w:b w:val="0"/>
+        </w:rPr>
+        <w:t xml:space="preserve"> needs a </w:t>
+      </w:r>
+      <w:r>
+        <w:rPr>
+          <w:b/>
+        </w:rPr>
+        <w:t>progress</w:t>
+      </w:r>
+      <w:r>
+        <w:rPr>
+          <w:b w:val="0"/>
+        </w:rPr>
+        <w:t xml:space="preserve"> update and a termination condition; it must not invent missing </w:t>
+      </w:r>
+      <w:r>
+        <w:rPr>
+          <w:b/>
+        </w:rPr>
+        <w:t>input</w:t>
+      </w:r>
+      <w:r>
+        <w:rPr>
+          <w:b w:val="0"/>
+        </w:rPr>
+        <w:t>s.</w:t>
+      </w:r>
+    </w:p>
+    <w:p>
+      <w:pPr>
+        <w:pStyle w:val="Heading3"/>
+      </w:pPr>
+      <w:r>
         <w:t>Explanations for the additional workbook examples</w:t>
       </w:r>
     </w:p>
@@ -2521,111 +4701,603 @@
       </w:r>
     </w:p>
     <w:p>
-      <w:r>
-        <w:t>Start counter at 2. While counter is below 8, add 2. When false, report and stop. Record the value and result at every test, including the final false test. State the number of iterations and the reported value.</w:t>
-      </w:r>
-    </w:p>
-    <w:p>
-      <w:r>
-        <w:t>Tests: 2 true, 4 true, 6 true, 8 false. Three additions are three iterations. The loop reports 8; the fourth test does not run the body.</w:t>
-      </w:r>
-    </w:p>
-    <w:p>
       <w:pPr>
         <w:pStyle w:val="Heading3"/>
       </w:pPr>
       <w:r>
+        <w:t>Workbook question · W1</w:t>
+      </w:r>
+    </w:p>
+    <w:p>
+      <w:pPr>
+        <w:spacing w:line="336" w:lineRule="auto" w:after="180"/>
+        <w:shd w:fill="F5F1FB"/>
+      </w:pPr>
+      <w:r>
+        <w:rPr>
+          <w:b w:val="0"/>
+        </w:rPr>
+        <w:t xml:space="preserve">Start counter at 2. While counter is below 8, add 2. When false, report and stop. Record the value and result at every test, including the final false test. State the number of </w:t>
+      </w:r>
+      <w:r>
+        <w:rPr>
+          <w:b/>
+        </w:rPr>
+        <w:t>iteration</w:t>
+      </w:r>
+      <w:r>
+        <w:rPr>
+          <w:b w:val="0"/>
+        </w:rPr>
+        <w:t>s and the reported value.</w:t>
+      </w:r>
+    </w:p>
+    <w:p>
+      <w:pPr>
+        <w:pStyle w:val="Heading3"/>
+      </w:pPr>
+      <w:r>
+        <w:t>Teacher reasoning · W1</w:t>
+      </w:r>
+    </w:p>
+    <w:p>
+      <w:pPr>
+        <w:spacing w:line="336" w:lineRule="auto" w:after="180"/>
+        <w:shd w:fill="F1F6FC"/>
+      </w:pPr>
+      <w:r>
+        <w:rPr>
+          <w:b w:val="0"/>
+        </w:rPr>
+        <w:t xml:space="preserve">Tests: 2 true, 4 true, 6 true, 8 false. Three additions are three </w:t>
+      </w:r>
+      <w:r>
+        <w:rPr>
+          <w:b/>
+        </w:rPr>
+        <w:t>iteration</w:t>
+      </w:r>
+      <w:r>
+        <w:rPr>
+          <w:b w:val="0"/>
+        </w:rPr>
+        <w:t xml:space="preserve">s. The </w:t>
+      </w:r>
+      <w:r>
+        <w:rPr>
+          <w:b/>
+        </w:rPr>
+        <w:t>loop</w:t>
+      </w:r>
+      <w:r>
+        <w:rPr>
+          <w:b w:val="0"/>
+        </w:rPr>
+        <w:t xml:space="preserve"> reports 8; the fourth test does not run the </w:t>
+      </w:r>
+      <w:r>
+        <w:rPr>
+          <w:b/>
+        </w:rPr>
+        <w:t>body</w:t>
+      </w:r>
+      <w:r>
+        <w:rPr>
+          <w:b w:val="0"/>
+        </w:rPr>
+        <w:t>.</w:t>
+      </w:r>
+    </w:p>
+    <w:p>
+      <w:pPr>
+        <w:pStyle w:val="Heading3"/>
+      </w:pPr>
+      <w:r>
         <w:t>W2 Check the first test</w:t>
       </w:r>
     </w:p>
     <w:p>
-      <w:r>
-        <w:t>Use the same below 8 loop with add 2. Make separate runs from 8 and 9. Explain how many times the body runs and what each run reports. Why would adding 2 once be an error?</w:t>
-      </w:r>
-    </w:p>
-    <w:p>
-      <w:r>
-        <w:t>Both first tests are false. Each run has zero iterations, reporting its unchanged starting value: 8 or 9. Adding 2 once would execute the body despite a false first test.</w:t>
-      </w:r>
-    </w:p>
-    <w:p>
       <w:pPr>
         <w:pStyle w:val="Heading3"/>
       </w:pPr>
       <w:r>
+        <w:t>Workbook question · W2</w:t>
+      </w:r>
+    </w:p>
+    <w:p>
+      <w:pPr>
+        <w:spacing w:line="336" w:lineRule="auto" w:after="180"/>
+        <w:shd w:fill="F5F1FB"/>
+      </w:pPr>
+      <w:r>
+        <w:rPr>
+          <w:b w:val="0"/>
+        </w:rPr>
+        <w:t xml:space="preserve">Use the same below 8 </w:t>
+      </w:r>
+      <w:r>
+        <w:rPr>
+          <w:b/>
+        </w:rPr>
+        <w:t>loop</w:t>
+      </w:r>
+      <w:r>
+        <w:rPr>
+          <w:b w:val="0"/>
+        </w:rPr>
+        <w:t xml:space="preserve"> with add 2. Make separate runs from 8 and 9. Explain how many times the </w:t>
+      </w:r>
+      <w:r>
+        <w:rPr>
+          <w:b/>
+        </w:rPr>
+        <w:t>body</w:t>
+      </w:r>
+      <w:r>
+        <w:rPr>
+          <w:b w:val="0"/>
+        </w:rPr>
+        <w:t xml:space="preserve"> runs and what each run reports. Why would adding 2 once be an error?</w:t>
+      </w:r>
+    </w:p>
+    <w:p>
+      <w:pPr>
+        <w:pStyle w:val="Heading3"/>
+      </w:pPr>
+      <w:r>
+        <w:t>Teacher reasoning · W2</w:t>
+      </w:r>
+    </w:p>
+    <w:p>
+      <w:pPr>
+        <w:spacing w:line="336" w:lineRule="auto" w:after="180"/>
+        <w:shd w:fill="F1F6FC"/>
+      </w:pPr>
+      <w:r>
+        <w:rPr>
+          <w:b w:val="0"/>
+        </w:rPr>
+        <w:t xml:space="preserve">Both first tests are false. Each run has zero </w:t>
+      </w:r>
+      <w:r>
+        <w:rPr>
+          <w:b/>
+        </w:rPr>
+        <w:t>iteration</w:t>
+      </w:r>
+      <w:r>
+        <w:rPr>
+          <w:b w:val="0"/>
+        </w:rPr>
+        <w:t xml:space="preserve">s, reporting its unchanged starting value: 8 or 9. Adding 2 once would execute the </w:t>
+      </w:r>
+      <w:r>
+        <w:rPr>
+          <w:b/>
+        </w:rPr>
+        <w:t>body</w:t>
+      </w:r>
+      <w:r>
+        <w:rPr>
+          <w:b w:val="0"/>
+        </w:rPr>
+        <w:t xml:space="preserve"> despite a false first test.</w:t>
+      </w:r>
+    </w:p>
+    <w:p>
+      <w:pPr>
+        <w:pStyle w:val="Heading3"/>
+      </w:pPr>
+      <w:r>
         <w:t>W3 Find the extra repetition</w:t>
       </w:r>
     </w:p>
     <w:p>
-      <w:r>
-        <w:t>Start counter at 3. While counter is below 8, add 2. A learner writes values 3, 5, 7, 9, 11 and reports 11. Identify the first unauthorised update. Give the correct final test, reported value and iteration count.</w:t>
-      </w:r>
-    </w:p>
-    <w:p>
-      <w:r>
-        <w:t>After 7 becomes 9, the next test 9 below 8 is false. The update from 9 to 11 is unauthorised. Report 9 after three iterations, with test rows 3 true, 5 true, 7 true, 9 false.</w:t>
-      </w:r>
-    </w:p>
-    <w:p>
       <w:pPr>
         <w:pStyle w:val="Heading3"/>
       </w:pPr>
       <w:r>
+        <w:t>Workbook question · W3</w:t>
+      </w:r>
+    </w:p>
+    <w:p>
+      <w:pPr>
+        <w:spacing w:line="336" w:lineRule="auto" w:after="180"/>
+        <w:shd w:fill="F5F1FB"/>
+      </w:pPr>
+      <w:r>
+        <w:rPr>
+          <w:b w:val="0"/>
+        </w:rPr>
+        <w:t xml:space="preserve">Start counter at 3. While counter is below 8, add 2. A learner writes values 3, 5, 7, 9, 11 and reports 11. Identify the first unauthorised update. Give the correct final test, reported value and </w:t>
+      </w:r>
+      <w:r>
+        <w:rPr>
+          <w:b/>
+        </w:rPr>
+        <w:t>iteration</w:t>
+      </w:r>
+      <w:r>
+        <w:rPr>
+          <w:b w:val="0"/>
+        </w:rPr>
+        <w:t xml:space="preserve"> count.</w:t>
+      </w:r>
+    </w:p>
+    <w:p>
+      <w:pPr>
+        <w:pStyle w:val="Heading3"/>
+      </w:pPr>
+      <w:r>
+        <w:t>Teacher reasoning · W3</w:t>
+      </w:r>
+    </w:p>
+    <w:p>
+      <w:pPr>
+        <w:spacing w:line="336" w:lineRule="auto" w:after="180"/>
+        <w:shd w:fill="F1F6FC"/>
+      </w:pPr>
+      <w:r>
+        <w:rPr>
+          <w:b w:val="0"/>
+        </w:rPr>
+        <w:t xml:space="preserve">After 7 becomes 9, the next test 9 below 8 is false. The update from 9 to 11 is unauthorised. Report 9 after three </w:t>
+      </w:r>
+      <w:r>
+        <w:rPr>
+          <w:b/>
+        </w:rPr>
+        <w:t>iteration</w:t>
+      </w:r>
+      <w:r>
+        <w:rPr>
+          <w:b w:val="0"/>
+        </w:rPr>
+        <w:t>s, with test rows 3 true, 5 true, 7 true, 9 false.</w:t>
+      </w:r>
+    </w:p>
+    <w:p>
+      <w:pPr>
+        <w:pStyle w:val="Heading3"/>
+      </w:pPr>
+      <w:r>
         <w:t>W4 Transfer to a countdown</w:t>
       </w:r>
     </w:p>
     <w:p>
-      <w:r>
-        <w:t>A paper countdown starts at 7. While remaining is above 1, subtract 2. When false, report and stop. Trace the run and count iterations. Repeat from 6 and from 1. Explain why the final value need not equal 1. What happens from 7 if subtract 2 is replaced by subtract 0?</w:t>
-      </w:r>
-    </w:p>
-    <w:p>
-      <w:r>
-        <w:t>From 7: 7 true, 5 true, 3 true, 1 false; three iterations, report 1. From 6: 6 true, 4 true, 2 true, 0 false; three iterations, report 0. From 1: first test false, zero iterations, report 1. Above 1 stops at 1 or below. Subtracting 0 from 7 leaves every test true, so that faulty run never reports.</w:t>
-      </w:r>
-    </w:p>
-    <w:p>
       <w:pPr>
         <w:pStyle w:val="Heading3"/>
       </w:pPr>
       <w:r>
+        <w:t>Workbook question · W4</w:t>
+      </w:r>
+    </w:p>
+    <w:p>
+      <w:pPr>
+        <w:spacing w:line="336" w:lineRule="auto" w:after="180"/>
+        <w:shd w:fill="F5F1FB"/>
+      </w:pPr>
+      <w:r>
+        <w:rPr>
+          <w:b w:val="0"/>
+        </w:rPr>
+        <w:t xml:space="preserve">A paper countdown starts at 7. While remaining is above 1, subtract 2. When false, report and stop. Trace the run and count </w:t>
+      </w:r>
+      <w:r>
+        <w:rPr>
+          <w:b/>
+        </w:rPr>
+        <w:t>iteration</w:t>
+      </w:r>
+      <w:r>
+        <w:rPr>
+          <w:b w:val="0"/>
+        </w:rPr>
+        <w:t>s. Repeat from 6 and from 1. Explain why the final value need not equal 1.</w:t>
+      </w:r>
+    </w:p>
+    <w:p>
+      <w:pPr>
+        <w:spacing w:line="336" w:lineRule="auto" w:after="180"/>
+        <w:shd w:fill="F5F1FB"/>
+      </w:pPr>
+      <w:r>
+        <w:rPr>
+          <w:b w:val="0"/>
+        </w:rPr>
+        <w:t>What happens from 7 if subtract 2 is replaced by subtract 0?</w:t>
+      </w:r>
+    </w:p>
+    <w:p>
+      <w:pPr>
+        <w:pStyle w:val="Heading3"/>
+      </w:pPr>
+      <w:r>
+        <w:t>Teacher reasoning · W4</w:t>
+      </w:r>
+    </w:p>
+    <w:p>
+      <w:pPr>
+        <w:spacing w:line="336" w:lineRule="auto" w:after="180"/>
+        <w:shd w:fill="F1F6FC"/>
+      </w:pPr>
+      <w:r>
+        <w:rPr>
+          <w:b w:val="0"/>
+        </w:rPr>
+        <w:t xml:space="preserve">From 7: 7 true, 5 true, 3 true, 1 false; three </w:t>
+      </w:r>
+      <w:r>
+        <w:rPr>
+          <w:b/>
+        </w:rPr>
+        <w:t>iteration</w:t>
+      </w:r>
+      <w:r>
+        <w:rPr>
+          <w:b w:val="0"/>
+        </w:rPr>
+        <w:t xml:space="preserve">s, report 1. From 6: 6 true, 4 true, 2 true, 0 false; three </w:t>
+      </w:r>
+      <w:r>
+        <w:rPr>
+          <w:b/>
+        </w:rPr>
+        <w:t>iteration</w:t>
+      </w:r>
+      <w:r>
+        <w:rPr>
+          <w:b w:val="0"/>
+        </w:rPr>
+        <w:t xml:space="preserve">s, report 0. From 1: first test false, zero </w:t>
+      </w:r>
+      <w:r>
+        <w:rPr>
+          <w:b/>
+        </w:rPr>
+        <w:t>iteration</w:t>
+      </w:r>
+      <w:r>
+        <w:rPr>
+          <w:b w:val="0"/>
+        </w:rPr>
+        <w:t>s, report 1. Above 1 stops at 1 or below.</w:t>
+      </w:r>
+    </w:p>
+    <w:p>
+      <w:pPr>
+        <w:spacing w:line="336" w:lineRule="auto" w:after="180"/>
+        <w:shd w:fill="F1F6FC"/>
+      </w:pPr>
+      <w:r>
+        <w:rPr>
+          <w:b w:val="0"/>
+        </w:rPr>
+        <w:t>Subtracting 0 from 7 leaves every test true, so that faulty run never reports.</w:t>
+      </w:r>
+    </w:p>
+    <w:p>
+      <w:pPr>
+        <w:pStyle w:val="Heading3"/>
+      </w:pPr>
+      <w:r>
         <w:t>W5 Test a proposed stopping rule</w:t>
       </w:r>
     </w:p>
     <w:p>
-      <w:r>
-        <w:t>A procedure says start at 4; while counter is not equal to 9, add 2; report and stop. Write the first four values tested. Explain why the loop will not reach 9 using whole numbers. Suggest a changed condition that would stop once the counter reaches or passes 9, and trace that repaired run.</w:t>
-      </w:r>
-    </w:p>
-    <w:p>
-      <w:r>
-        <w:t>The first four values are 4, 6, 8, 10. Adding 2 to an even number always gives another even number, so the counter cannot become the odd number 9. Change the condition to while counter is below 9. Then 4 true, 6 true, 8 true, 10 false; three iterations and report 10.</w:t>
-      </w:r>
-    </w:p>
-    <w:p>
       <w:pPr>
         <w:pStyle w:val="Heading3"/>
       </w:pPr>
       <w:r>
+        <w:t>Workbook question · W5</w:t>
+      </w:r>
+    </w:p>
+    <w:p>
+      <w:pPr>
+        <w:spacing w:line="336" w:lineRule="auto" w:after="180"/>
+        <w:shd w:fill="F5F1FB"/>
+      </w:pPr>
+      <w:r>
+        <w:rPr>
+          <w:b w:val="0"/>
+        </w:rPr>
+        <w:t xml:space="preserve">A procedure says start at 4; while counter is not equal to 9, add 2; report and stop. Write the first four values tested. Explain why the </w:t>
+      </w:r>
+      <w:r>
+        <w:rPr>
+          <w:b/>
+        </w:rPr>
+        <w:t>loop</w:t>
+      </w:r>
+      <w:r>
+        <w:rPr>
+          <w:b w:val="0"/>
+        </w:rPr>
+        <w:t xml:space="preserve"> will not reach 9 using whole numbers.</w:t>
+      </w:r>
+    </w:p>
+    <w:p>
+      <w:pPr>
+        <w:spacing w:line="336" w:lineRule="auto" w:after="180"/>
+        <w:shd w:fill="F5F1FB"/>
+      </w:pPr>
+      <w:r>
+        <w:rPr>
+          <w:b w:val="0"/>
+        </w:rPr>
+        <w:t>Suggest a changed condition that would stop once the counter reaches or passes 9, and trace that repaired run.</w:t>
+      </w:r>
+    </w:p>
+    <w:p>
+      <w:pPr>
+        <w:pStyle w:val="Heading3"/>
+      </w:pPr>
+      <w:r>
+        <w:t>Teacher reasoning · W5</w:t>
+      </w:r>
+    </w:p>
+    <w:p>
+      <w:pPr>
+        <w:spacing w:line="336" w:lineRule="auto" w:after="180"/>
+        <w:shd w:fill="F1F6FC"/>
+      </w:pPr>
+      <w:r>
+        <w:rPr>
+          <w:b w:val="0"/>
+        </w:rPr>
+        <w:t>The first four values are 4, 6, 8, 10. Adding 2 to an even number always gives another even number, so the counter cannot become the odd number 9. Change the condition to while counter is below 9.</w:t>
+      </w:r>
+    </w:p>
+    <w:p>
+      <w:pPr>
+        <w:spacing w:line="336" w:lineRule="auto" w:after="180"/>
+        <w:shd w:fill="F1F6FC"/>
+      </w:pPr>
+      <w:r>
+        <w:rPr>
+          <w:b w:val="0"/>
+        </w:rPr>
+        <w:t xml:space="preserve">Then 4 true, 6 true, 8 true, 10 false; three </w:t>
+      </w:r>
+      <w:r>
+        <w:rPr>
+          <w:b/>
+        </w:rPr>
+        <w:t>iteration</w:t>
+      </w:r>
+      <w:r>
+        <w:rPr>
+          <w:b w:val="0"/>
+        </w:rPr>
+        <w:t>s and report 10.</w:t>
+      </w:r>
+    </w:p>
+    <w:p>
+      <w:pPr>
+        <w:pStyle w:val="Heading3"/>
+      </w:pPr>
+      <w:r>
         <w:t>Assess independent transfer</w:t>
       </w:r>
     </w:p>
     <w:p>
-      <w:r>
-        <w:t>Selected case: A paper countdown starts at 7. While remaining is above 1, subtract 2. When false, report and stop. Trace the run and count iterations. Repeat from 6 and from 1. Explain why the final value need not equal 1. What happens from 7 if subtract 2 is replaced by subtract 0?</w:t>
-      </w:r>
-    </w:p>
-    <w:p>
       <w:pPr>
         <w:pStyle w:val="Heading3"/>
       </w:pPr>
       <w:r>
+        <w:t>Independent question · withhold the key</w:t>
+      </w:r>
+    </w:p>
+    <w:p>
+      <w:pPr>
+        <w:spacing w:line="336" w:lineRule="auto" w:after="180"/>
+        <w:shd w:fill="F5F1FB"/>
+      </w:pPr>
+      <w:r>
+        <w:rPr>
+          <w:b w:val="0"/>
+        </w:rPr>
+        <w:t xml:space="preserve">Selected case: A paper countdown starts at 7. While remaining is above 1, subtract 2. When false, report and stop. Trace the run and count </w:t>
+      </w:r>
+      <w:r>
+        <w:rPr>
+          <w:b/>
+        </w:rPr>
+        <w:t>iteration</w:t>
+      </w:r>
+      <w:r>
+        <w:rPr>
+          <w:b w:val="0"/>
+        </w:rPr>
+        <w:t>s. Repeat from 6 and from 1. Explain why the final value need not equal 1.</w:t>
+      </w:r>
+    </w:p>
+    <w:p>
+      <w:pPr>
+        <w:spacing w:line="336" w:lineRule="auto" w:after="180"/>
+        <w:shd w:fill="F5F1FB"/>
+      </w:pPr>
+      <w:r>
+        <w:rPr>
+          <w:b w:val="0"/>
+        </w:rPr>
+        <w:t>What happens from 7 if subtract 2 is replaced by subtract 0?</w:t>
+      </w:r>
+    </w:p>
+    <w:p>
+      <w:pPr>
+        <w:pStyle w:val="Heading3"/>
+      </w:pPr>
+      <w:r>
         <w:t>Selected case answer</w:t>
       </w:r>
     </w:p>
     <w:p>
-      <w:r>
-        <w:t>From 7: 7 true, 5 true, 3 true, 1 false; three iterations, report 1. From 6: 6 true, 4 true, 2 true, 0 false; three iterations, report 0. From 1: first test false, zero iterations, report 1. Above 1 stops at 1 or below. Subtracting 0 from 7 leaves every test true, so that faulty run never reports.</w:t>
+      <w:pPr>
+        <w:pStyle w:val="Heading3"/>
+      </w:pPr>
+      <w:r>
+        <w:t>Teacher key · Selected case answer</w:t>
+      </w:r>
+    </w:p>
+    <w:p>
+      <w:pPr>
+        <w:spacing w:line="336" w:lineRule="auto" w:after="180"/>
+        <w:shd w:fill="F1F6FC"/>
+      </w:pPr>
+      <w:r>
+        <w:rPr>
+          <w:b w:val="0"/>
+        </w:rPr>
+        <w:t xml:space="preserve">From 7: 7 true, 5 true, 3 true, 1 false; three </w:t>
+      </w:r>
+      <w:r>
+        <w:rPr>
+          <w:b/>
+        </w:rPr>
+        <w:t>iteration</w:t>
+      </w:r>
+      <w:r>
+        <w:rPr>
+          <w:b w:val="0"/>
+        </w:rPr>
+        <w:t xml:space="preserve">s, report 1. From 6: 6 true, 4 true, 2 true, 0 false; three </w:t>
+      </w:r>
+      <w:r>
+        <w:rPr>
+          <w:b/>
+        </w:rPr>
+        <w:t>iteration</w:t>
+      </w:r>
+      <w:r>
+        <w:rPr>
+          <w:b w:val="0"/>
+        </w:rPr>
+        <w:t xml:space="preserve">s, report 0. From 1: first test false, zero </w:t>
+      </w:r>
+      <w:r>
+        <w:rPr>
+          <w:b/>
+        </w:rPr>
+        <w:t>iteration</w:t>
+      </w:r>
+      <w:r>
+        <w:rPr>
+          <w:b w:val="0"/>
+        </w:rPr>
+        <w:t>s, report 1. Above 1 stops at 1 or below.</w:t>
+      </w:r>
+    </w:p>
+    <w:p>
+      <w:pPr>
+        <w:spacing w:line="336" w:lineRule="auto" w:after="180"/>
+        <w:shd w:fill="F1F6FC"/>
+      </w:pPr>
+      <w:r>
+        <w:rPr>
+          <w:b w:val="0"/>
+        </w:rPr>
+        <w:t>Subtracting 0 from 7 leaves every test true, so that faulty run never reports.</w:t>
       </w:r>
     </w:p>
     <w:tbl>
@@ -2731,21 +5403,77 @@
       </w:tr>
     </w:tbl>
     <w:p>
-      <w:r>
-        <w:t>Record each dimension as not yet, with support, or independent. Accept a valid alternative procedure with a defensible trace. Do not penalise an honestly recorded model failure if the learner correctly explains its evidence and limits.</w:t>
-      </w:r>
-    </w:p>
-    <w:p>
       <w:pPr>
         <w:pStyle w:val="Heading3"/>
       </w:pPr>
       <w:r>
+        <w:t>Teacher key · Selected case answer</w:t>
+      </w:r>
+    </w:p>
+    <w:p>
+      <w:pPr>
+        <w:spacing w:line="336" w:lineRule="auto" w:after="180"/>
+        <w:shd w:fill="F1F6FC"/>
+      </w:pPr>
+      <w:r>
+        <w:rPr>
+          <w:b w:val="0"/>
+        </w:rPr>
+        <w:t>Record each dimension as not yet, with support, or independent. Accept a valid alternative procedure with a defensible trace.</w:t>
+      </w:r>
+    </w:p>
+    <w:p>
+      <w:pPr>
+        <w:spacing w:line="336" w:lineRule="auto" w:after="180"/>
+        <w:shd w:fill="F1F6FC"/>
+      </w:pPr>
+      <w:r>
+        <w:rPr>
+          <w:b w:val="0"/>
+        </w:rPr>
+        <w:t xml:space="preserve">Do not penalise an honestly recorded model failure if the learner correctly explains its </w:t>
+      </w:r>
+      <w:r>
+        <w:rPr>
+          <w:b/>
+        </w:rPr>
+        <w:t>evidence</w:t>
+      </w:r>
+      <w:r>
+        <w:rPr>
+          <w:b w:val="0"/>
+        </w:rPr>
+        <w:t xml:space="preserve"> and limits.</w:t>
+      </w:r>
+    </w:p>
+    <w:p>
+      <w:pPr>
+        <w:pStyle w:val="Heading3"/>
+      </w:pPr>
+      <w:r>
         <w:t>Feedback that the learner uses</w:t>
       </w:r>
     </w:p>
     <w:p>
-      <w:r>
-        <w:t>Name the earliest unsupported step and give one action to repair it. Have the learner make that repair now and explain why. Then assess the relevant skill on a fresh, fully specified case. Confirm it was not previously practised with feedback; solve and check the new case before assigning it. A follow-up design prompt is a starting brief, not automatically an equivalent test.</w:t>
+      <w:pPr>
+        <w:spacing w:line="336" w:lineRule="auto" w:after="180"/>
+      </w:pPr>
+      <w:r>
+        <w:rPr>
+          <w:b w:val="0"/>
+        </w:rPr>
+        <w:t>Name the earliest unsupported step and give one action to repair it. Have the learner make that repair now and explain why. Then assess the relevant skill on a fresh, fully specified case.</w:t>
+      </w:r>
+    </w:p>
+    <w:p>
+      <w:pPr>
+        <w:spacing w:line="336" w:lineRule="auto" w:after="180"/>
+      </w:pPr>
+      <w:r>
+        <w:rPr>
+          <w:b w:val="0"/>
+        </w:rPr>
+        <w:t>Confirm it was not previously practised with feedback; solve and check the new case before assigning it. A follow-up design prompt is a starting brief, not automatically an equivalent test.</w:t>
       </w:r>
     </w:p>
     <w:p>
@@ -2757,11 +5485,86 @@
       </w:r>
     </w:p>
     <w:p>
+      <w:r>
+        <w:t>Connect Repeating Efficiently to Helpful Classroom Sorter, adapt support and plan a later changed-case check.</w:t>
+      </w:r>
+    </w:p>
+    <w:p>
       <w:pPr>
         <w:pStyle w:val="Heading3"/>
       </w:pPr>
       <w:r>
-        <w:t>Connect and extend learning</w:t>
+        <w:t>Helpful Classroom Sorter</w:t>
+      </w:r>
+    </w:p>
+    <w:p>
+      <w:pPr>
+        <w:spacing w:line="336" w:lineRule="auto" w:after="180"/>
+      </w:pPr>
+      <w:r>
+        <w:rPr>
+          <w:b w:val="0"/>
+        </w:rPr>
+        <w:t xml:space="preserve">Use a </w:t>
+      </w:r>
+      <w:r>
+        <w:rPr>
+          <w:b/>
+        </w:rPr>
+        <w:t>loop</w:t>
+      </w:r>
+      <w:r>
+        <w:rPr>
+          <w:b w:val="0"/>
+        </w:rPr>
+        <w:t xml:space="preserve"> to </w:t>
+      </w:r>
+      <w:r>
+        <w:rPr>
+          <w:b/>
+        </w:rPr>
+        <w:t>process</w:t>
+      </w:r>
+      <w:r>
+        <w:rPr>
+          <w:b w:val="0"/>
+        </w:rPr>
+        <w:t xml:space="preserve"> each item card in the test pile, with an explicit stop when no cards remain.</w:t>
+      </w:r>
+    </w:p>
+    <w:p>
+      <w:pPr>
+        <w:spacing w:line="336" w:lineRule="auto" w:after="180"/>
+      </w:pPr>
+      <w:r>
+        <w:rPr>
+          <w:b w:val="0"/>
+        </w:rPr>
+        <w:t xml:space="preserve">Keep the decision, </w:t>
+      </w:r>
+      <w:r>
+        <w:rPr>
+          <w:b/>
+        </w:rPr>
+        <w:t>input</w:t>
+      </w:r>
+      <w:r>
+        <w:rPr>
+          <w:b w:val="0"/>
+        </w:rPr>
+        <w:t xml:space="preserve">, result, explanation and remaining limitation in the project </w:t>
+      </w:r>
+      <w:r>
+        <w:rPr>
+          <w:b/>
+        </w:rPr>
+        <w:t>evidence</w:t>
+      </w:r>
+      <w:r>
+        <w:rPr>
+          <w:b w:val="0"/>
+        </w:rPr>
+        <w:t xml:space="preserve"> record. Retrieve this record next week rather than restarting the project.</w:t>
       </w:r>
     </w:p>
     <w:p>
@@ -2769,17 +5572,54 @@
         <w:pStyle w:val="Heading3"/>
       </w:pPr>
       <w:r>
-        <w:t>Helpful Classroom Sorter</w:t>
-      </w:r>
-    </w:p>
-    <w:p>
-      <w:r>
-        <w:t>Use a loop to process each item card in the test pile, with an explicit stop when no cards remain.</w:t>
-      </w:r>
-    </w:p>
-    <w:p>
-      <w:r>
-        <w:t>Keep the decision, input, result, explanation and remaining limitation in the project evidence record. Retrieve this record next week rather than restarting the project.</w:t>
+        <w:t>Support and stretch</w:t>
+      </w:r>
+    </w:p>
+    <w:p>
+      <w:pPr>
+        <w:spacing w:line="336" w:lineRule="auto" w:after="180"/>
+      </w:pPr>
+      <w:r>
+        <w:rPr>
+          <w:b w:val="0"/>
+        </w:rPr>
+        <w:t xml:space="preserve">Use physical cards, spoken explanations and a three-stage drawing. Read aloud without giving the answer. Stretch: compare two </w:t>
+      </w:r>
+      <w:r>
+        <w:rPr>
+          <w:b/>
+        </w:rPr>
+        <w:t>mechanism</w:t>
+      </w:r>
+      <w:r>
+        <w:rPr>
+          <w:b w:val="0"/>
+        </w:rPr>
+        <w:t xml:space="preserve">s with the same visible </w:t>
+      </w:r>
+      <w:r>
+        <w:rPr>
+          <w:b/>
+        </w:rPr>
+        <w:t>output</w:t>
+      </w:r>
+      <w:r>
+        <w:rPr>
+          <w:b w:val="0"/>
+        </w:rPr>
+        <w:t xml:space="preserve"> and explain what </w:t>
+      </w:r>
+      <w:r>
+        <w:rPr>
+          <w:b/>
+        </w:rPr>
+        <w:t>evidence</w:t>
+      </w:r>
+      <w:r>
+        <w:rPr>
+          <w:b w:val="0"/>
+        </w:rPr>
+        <w:t xml:space="preserve"> distinguishes them.</w:t>
       </w:r>
     </w:p>
     <w:p>
@@ -2787,12 +5627,30 @@
         <w:pStyle w:val="Heading3"/>
       </w:pPr>
       <w:r>
-        <w:t>Support and stretch</w:t>
-      </w:r>
-    </w:p>
-    <w:p>
-      <w:r>
-        <w:t>Use physical cards, spoken explanations and a three-stage drawing. Read aloud without giving the answer. Stretch: compare two mechanisms with the same visible output and explain what evidence distinguishes them.</w:t>
+        <w:t>Exit reflection</w:t>
+      </w:r>
+    </w:p>
+    <w:p>
+      <w:pPr>
+        <w:spacing w:line="336" w:lineRule="auto" w:after="180"/>
+      </w:pPr>
+      <w:r>
+        <w:rPr>
+          <w:b w:val="0"/>
+        </w:rPr>
+        <w:t xml:space="preserve">Ask for one decision the learner can now justify and one situation requiring more </w:t>
+      </w:r>
+      <w:r>
+        <w:rPr>
+          <w:b/>
+        </w:rPr>
+        <w:t>evidence</w:t>
+      </w:r>
+      <w:r>
+        <w:rPr>
+          <w:b w:val="0"/>
+        </w:rPr>
+        <w:t xml:space="preserve"> or human review. Confidence ratings are separate from correct independent performance.</w:t>
       </w:r>
     </w:p>
     <w:p>
@@ -2800,12 +5658,30 @@
         <w:pStyle w:val="Heading3"/>
       </w:pPr>
       <w:r>
-        <w:t>Exit reflection</w:t>
-      </w:r>
-    </w:p>
-    <w:p>
-      <w:r>
-        <w:t>Ask for one decision the learner can now justify and one situation requiring more evidence or human review. Confidence ratings are separate from correct independent performance.</w:t>
+        <w:t>Bridge to the next week</w:t>
+      </w:r>
+    </w:p>
+    <w:p>
+      <w:pPr>
+        <w:spacing w:line="336" w:lineRule="auto" w:after="180"/>
+      </w:pPr>
+      <w:r>
+        <w:rPr>
+          <w:b w:val="0"/>
+        </w:rPr>
+        <w:t xml:space="preserve">Next: Week 12: Debug the Cause. Retrieve today’s </w:t>
+      </w:r>
+      <w:r>
+        <w:rPr>
+          <w:b/>
+        </w:rPr>
+        <w:t>evidence</w:t>
+      </w:r>
+      <w:r>
+        <w:rPr>
+          <w:b w:val="0"/>
+        </w:rPr>
+        <w:t xml:space="preserve"> and identify what carries forward and what is new.</w:t>
       </w:r>
     </w:p>
     <w:p>
@@ -2813,12 +5689,134 @@
         <w:pStyle w:val="Heading3"/>
       </w:pPr>
       <w:r>
-        <w:t>Bridge to the next week</w:t>
-      </w:r>
-    </w:p>
-    <w:p>
-      <w:r>
-        <w:t>Next: Week 12: Debug the Cause. Retrieve today’s evidence and identify what carries forward and what is new.</w:t>
+        <w:t>Support and fresh reassessment</w:t>
+      </w:r>
+    </w:p>
+    <w:p>
+      <w:pPr>
+        <w:spacing w:line="336" w:lineRule="auto" w:after="180"/>
+      </w:pPr>
+      <w:r>
+        <w:rPr>
+          <w:b w:val="0"/>
+        </w:rPr>
+        <w:t xml:space="preserve">Let students move a token from the test card to the </w:t>
+      </w:r>
+      <w:r>
+        <w:rPr>
+          <w:b/>
+        </w:rPr>
+        <w:t>body</w:t>
+      </w:r>
+      <w:r>
+        <w:rPr>
+          <w:b w:val="0"/>
+        </w:rPr>
+        <w:t xml:space="preserve"> and back. Use written true and false labels as well as arrows. Provide a separate tally box for </w:t>
+      </w:r>
+      <w:r>
+        <w:rPr>
+          <w:b/>
+        </w:rPr>
+        <w:t>body</w:t>
+      </w:r>
+      <w:r>
+        <w:rPr>
+          <w:b w:val="0"/>
+        </w:rPr>
+        <w:t xml:space="preserve"> executions.</w:t>
+      </w:r>
+    </w:p>
+    <w:p>
+      <w:pPr>
+        <w:spacing w:line="336" w:lineRule="auto" w:after="180"/>
+      </w:pPr>
+      <w:r>
+        <w:rPr>
+          <w:b w:val="0"/>
+        </w:rPr>
+        <w:t>Extension: explain why start 2, while not equal to 7 add 2 never reaches its reporting instruction with exact whole-number arithmetic.</w:t>
+      </w:r>
+    </w:p>
+    <w:p>
+      <w:pPr>
+        <w:spacing w:line="336" w:lineRule="auto" w:after="180"/>
+      </w:pPr>
+      <w:r>
+        <w:rPr>
+          <w:b w:val="0"/>
+        </w:rPr>
+        <w:t xml:space="preserve">W4 is secure when the learner traces the decrementing </w:t>
+      </w:r>
+      <w:r>
+        <w:rPr>
+          <w:b/>
+        </w:rPr>
+        <w:t>loop</w:t>
+      </w:r>
+      <w:r>
+        <w:rPr>
+          <w:b w:val="0"/>
+        </w:rPr>
+        <w:t xml:space="preserve">, includes zero </w:t>
+      </w:r>
+      <w:r>
+        <w:rPr>
+          <w:b/>
+        </w:rPr>
+        <w:t>iteration</w:t>
+      </w:r>
+      <w:r>
+        <w:rPr>
+          <w:b w:val="0"/>
+        </w:rPr>
+        <w:t>s, accepts 0 as a valid final result from 6 and explains why subtract 0 cannot end the run from 7.</w:t>
+      </w:r>
+    </w:p>
+    <w:p>
+      <w:pPr>
+        <w:spacing w:line="336" w:lineRule="auto" w:after="180"/>
+      </w:pPr>
+      <w:r>
+        <w:rPr>
+          <w:b w:val="0"/>
+        </w:rPr>
+        <w:t xml:space="preserve">After support, retry start 8, while above 2 subtract 3: tests 8, 5, 2; two </w:t>
+      </w:r>
+      <w:r>
+        <w:rPr>
+          <w:b/>
+        </w:rPr>
+        <w:t>iteration</w:t>
+      </w:r>
+      <w:r>
+        <w:rPr>
+          <w:b w:val="0"/>
+        </w:rPr>
+        <w:t xml:space="preserve">s and report 2. A correct final number without test reasoning is incomplete </w:t>
+      </w:r>
+      <w:r>
+        <w:rPr>
+          <w:b/>
+        </w:rPr>
+        <w:t>evidence</w:t>
+      </w:r>
+      <w:r>
+        <w:rPr>
+          <w:b w:val="0"/>
+        </w:rPr>
+        <w:t>.</w:t>
+      </w:r>
+    </w:p>
+    <w:p>
+      <w:pPr>
+        <w:spacing w:line="336" w:lineRule="auto" w:after="180"/>
+      </w:pPr>
+      <w:r>
+        <w:rPr>
+          <w:b w:val="0"/>
+        </w:rPr>
+        <w:t>Week 12 develops debugging from traces. Students will compare expected steps with observed steps, identify the first divergence and retest a repair.</w:t>
       </w:r>
     </w:p>
     <w:p>
@@ -2826,40 +5824,40 @@
         <w:pStyle w:val="Heading3"/>
       </w:pPr>
       <w:r>
-        <w:t>Support and fresh reassessment</w:t>
-      </w:r>
-    </w:p>
-    <w:p>
-      <w:r>
-        <w:t>Let students move a token from the test card to the body and back. Use written true and false labels as well as arrows. Provide a separate tally box for body executions. Extension: explain why start 2, while not equal to 7 add 2 never reaches its reporting instruction with exact whole-number arithmetic.</w:t>
-      </w:r>
-    </w:p>
-    <w:p>
-      <w:r>
-        <w:t>W4 is secure when the learner traces the decrementing loop, includes zero iterations, accepts 0 as a valid final result from 6 and explains why subtract 0 cannot end the run from 7. After support, retry start 8, while above 2 subtract 3: tests 8, 5, 2; two iterations and report 2. A correct final number without test reasoning is incomplete evidence.</w:t>
-      </w:r>
-    </w:p>
-    <w:p>
-      <w:r>
-        <w:t>Week 12 develops debugging from traces. Students will compare expected steps with observed steps, identify the first divergence and retest a repair.</w:t>
-      </w:r>
-    </w:p>
-    <w:p>
-      <w:pPr>
-        <w:pStyle w:val="Heading3"/>
-      </w:pPr>
-      <w:r>
         <w:t>Plan the delayed return</w:t>
       </w:r>
     </w:p>
     <w:p>
-      <w:r>
+      <w:pPr>
+        <w:spacing w:line="336" w:lineRule="auto" w:after="180"/>
+      </w:pPr>
+      <w:r>
+        <w:rPr>
+          <w:b w:val="0"/>
+        </w:rPr>
         <w:t>Suggested return points in this level: ai-1/12, ai-1/14, ai-1/17. Use actual classroom dates, adjusting for holidays and gaps. One, three and six teaching weeks are scheduling choices, not a claimed optimal spacing.</w:t>
       </w:r>
     </w:p>
     <w:p>
-      <w:r>
-        <w:t>At a delayed check, ask for the idea from memory and a changed application. Compare with the earlier independent response and record support used. For a new level, revisit the previous capstone before checking the new prerequisites.</w:t>
+      <w:pPr>
+        <w:spacing w:line="336" w:lineRule="auto" w:after="180"/>
+      </w:pPr>
+      <w:r>
+        <w:rPr>
+          <w:b w:val="0"/>
+        </w:rPr>
+        <w:t>At a delayed check, ask for the idea from memory and a changed application. Compare with the earlier independent response and record support used.</w:t>
+      </w:r>
+    </w:p>
+    <w:p>
+      <w:pPr>
+        <w:spacing w:line="336" w:lineRule="auto" w:after="180"/>
+      </w:pPr>
+      <w:r>
+        <w:rPr>
+          <w:b w:val="0"/>
+        </w:rPr>
+        <w:t>For a new level, revisit the previous capstone before checking the new prerequisites.</w:t>
       </w:r>
     </w:p>
     <w:tbl>
@@ -3019,8 +6017,26 @@
       </w:tr>
     </w:tbl>
     <w:p>
-      <w:r>
-        <w:t>Use the evidence to choose reteaching or the next step. A completed page, confidence rating or attractive project does not by itself demonstrate understanding.</w:t>
+      <w:pPr>
+        <w:spacing w:line="336" w:lineRule="auto" w:after="180"/>
+      </w:pPr>
+      <w:r>
+        <w:rPr>
+          <w:b w:val="0"/>
+        </w:rPr>
+        <w:t xml:space="preserve">Use the </w:t>
+      </w:r>
+      <w:r>
+        <w:rPr>
+          <w:b/>
+        </w:rPr>
+        <w:t>evidence</w:t>
+      </w:r>
+      <w:r>
+        <w:rPr>
+          <w:b w:val="0"/>
+        </w:rPr>
+        <w:t xml:space="preserve"> to choose reteaching or the next step. A completed page, confidence rating or attractive project does not by itself demonstrate understanding.</w:t>
       </w:r>
     </w:p>
     <w:p>
@@ -3032,8 +6048,38 @@
       </w:r>
     </w:p>
     <w:p>
-      <w:r>
-        <w:t>Give any repeated sorter step an explicit stopping condition and trace a zero-iteration example.</w:t>
+      <w:pPr>
+        <w:spacing w:line="336" w:lineRule="auto" w:after="180"/>
+      </w:pPr>
+      <w:r>
+        <w:rPr>
+          <w:b w:val="0"/>
+        </w:rPr>
+        <w:t xml:space="preserve">Give any repeated sorter step an explicit </w:t>
+      </w:r>
+      <w:r>
+        <w:rPr>
+          <w:b/>
+        </w:rPr>
+        <w:t>stopping condition</w:t>
+      </w:r>
+      <w:r>
+        <w:rPr>
+          <w:b w:val="0"/>
+        </w:rPr>
+        <w:t xml:space="preserve"> and trace a zero-</w:t>
+      </w:r>
+      <w:r>
+        <w:rPr>
+          <w:b/>
+        </w:rPr>
+        <w:t>iteration</w:t>
+      </w:r>
+      <w:r>
+        <w:rPr>
+          <w:b w:val="0"/>
+        </w:rPr>
+        <w:t xml:space="preserve"> example.</w:t>
       </w:r>
     </w:p>
     <w:p>
@@ -3046,12 +6092,62 @@
     </w:p>
     <w:p>
       <w:r>
-        <w:t>Teaching target: Trace a loop by testing its condition before every repetition</w:t>
-      </w:r>
-    </w:p>
-    <w:p>
-      <w:r>
-        <w:t>Prepare the labelled worked-case picture, the matching workbook, fictional input cards and a place for individual responses. No paid AI account is required for the paper reasoning activities.</w:t>
+        <w:t>Use this preparation summary alongside the detailed Repeating Efficiently lesson; it is a checklist rather than a replacement for the full sequence.</w:t>
+      </w:r>
+    </w:p>
+    <w:p>
+      <w:pPr>
+        <w:pStyle w:val="Heading3"/>
+      </w:pPr>
+      <w:r>
+        <w:t>Teaching target</w:t>
+      </w:r>
+    </w:p>
+    <w:p>
+      <w:pPr>
+        <w:spacing w:line="336" w:lineRule="auto" w:after="180"/>
+        <w:shd w:fill="EDF7F3"/>
+      </w:pPr>
+      <w:r>
+        <w:rPr>
+          <w:b w:val="0"/>
+        </w:rPr>
+        <w:t xml:space="preserve">Teaching target: Trace a </w:t>
+      </w:r>
+      <w:r>
+        <w:rPr>
+          <w:b/>
+        </w:rPr>
+        <w:t>loop</w:t>
+      </w:r>
+      <w:r>
+        <w:rPr>
+          <w:b w:val="0"/>
+        </w:rPr>
+        <w:t xml:space="preserve"> by testing its condition before every repetition</w:t>
+      </w:r>
+    </w:p>
+    <w:p>
+      <w:pPr>
+        <w:spacing w:line="336" w:lineRule="auto" w:after="180"/>
+      </w:pPr>
+      <w:r>
+        <w:rPr>
+          <w:b w:val="0"/>
+        </w:rPr>
+        <w:t xml:space="preserve">Prepare the labelled worked-case picture, the matching workbook, fictional </w:t>
+      </w:r>
+      <w:r>
+        <w:rPr>
+          <w:b/>
+        </w:rPr>
+        <w:t>input</w:t>
+      </w:r>
+      <w:r>
+        <w:rPr>
+          <w:b w:val="0"/>
+        </w:rPr>
+        <w:t xml:space="preserve"> cards and a place for individual responses. No paid AI account is required for the paper reasoning activities.</w:t>
       </w:r>
     </w:p>
     <w:tbl>
@@ -3198,37 +6294,256 @@
       </w:tr>
     </w:tbl>
     <w:p>
-      <w:r>
-        <w:t>Before class, solve the supported practice: Use the same below 8 loop with add 2. Make separate runs from 8 and 9. Explain how many times the body runs and what each run reports. Why would adding 2 once be an error?</w:t>
-      </w:r>
-    </w:p>
-    <w:p>
-      <w:r>
-        <w:t>Reasoned practice answer: Both first tests are false. Each run has zero iterations, reporting its unchanged starting value: 8 or 9. Adding 2 once would execute the body despite a false first test.</w:t>
-      </w:r>
-    </w:p>
-    <w:p>
-      <w:r>
-        <w:t>Check every learner before discussion: Use the worked case for Loops and stopping rules. Proposed explanation: “Every loop runs at least once”. Decide whether this explanation is supported. Point to the step or supplied fact that decides; explain your repair if needed.</w:t>
-      </w:r>
-    </w:p>
-    <w:p>
-      <w:r>
-        <w:t>Misconception repair: Point to the test before the body. From 7 under below 7 the first test is false, so no update is permitted.</w:t>
-      </w:r>
-    </w:p>
-    <w:p>
-      <w:r>
-        <w:t>Support: read the exact case aloud, enlarge the labelled picture, supply input cards and model only the first deciding step. Accept a spoken explanation or drawing; retain the reasoning goal.</w:t>
-      </w:r>
-    </w:p>
-    <w:p>
-      <w:r>
-        <w:t>Extension: Start at 10 instead of 2. Require a prediction and a reason before comparing. Expected result: The loop runs zero times and reports 10. Reason: Its first condition is already false, so no addition happens.</w:t>
-      </w:r>
-    </w:p>
-    <w:p>
-      <w:r>
+      <w:pPr>
+        <w:spacing w:line="336" w:lineRule="auto" w:after="180"/>
+        <w:shd w:fill="F5F1FB"/>
+      </w:pPr>
+      <w:r>
+        <w:rPr>
+          <w:b w:val="0"/>
+        </w:rPr>
+        <w:t xml:space="preserve">Before class, solve the supported practice: Use the same below 8 </w:t>
+      </w:r>
+      <w:r>
+        <w:rPr>
+          <w:b/>
+        </w:rPr>
+        <w:t>loop</w:t>
+      </w:r>
+      <w:r>
+        <w:rPr>
+          <w:b w:val="0"/>
+        </w:rPr>
+        <w:t xml:space="preserve"> with add 2. Make separate runs from 8 and 9. Explain how many times the </w:t>
+      </w:r>
+      <w:r>
+        <w:rPr>
+          <w:b/>
+        </w:rPr>
+        <w:t>body</w:t>
+      </w:r>
+      <w:r>
+        <w:rPr>
+          <w:b w:val="0"/>
+        </w:rPr>
+        <w:t xml:space="preserve"> runs and what each run reports. Why would adding 2 once be an error?</w:t>
+      </w:r>
+    </w:p>
+    <w:p>
+      <w:pPr>
+        <w:pStyle w:val="Heading3"/>
+      </w:pPr>
+      <w:r>
+        <w:t>Supported practice answer</w:t>
+      </w:r>
+    </w:p>
+    <w:p>
+      <w:pPr>
+        <w:spacing w:line="336" w:lineRule="auto" w:after="180"/>
+        <w:shd w:fill="F1F6FC"/>
+      </w:pPr>
+      <w:r>
+        <w:rPr>
+          <w:b w:val="0"/>
+        </w:rPr>
+        <w:t xml:space="preserve">Reasoned practice answer: Both first tests are false. Each run has zero </w:t>
+      </w:r>
+      <w:r>
+        <w:rPr>
+          <w:b/>
+        </w:rPr>
+        <w:t>iteration</w:t>
+      </w:r>
+      <w:r>
+        <w:rPr>
+          <w:b w:val="0"/>
+        </w:rPr>
+        <w:t xml:space="preserve">s, reporting its unchanged starting value: 8 or 9. Adding 2 once would execute the </w:t>
+      </w:r>
+      <w:r>
+        <w:rPr>
+          <w:b/>
+        </w:rPr>
+        <w:t>body</w:t>
+      </w:r>
+      <w:r>
+        <w:rPr>
+          <w:b w:val="0"/>
+        </w:rPr>
+        <w:t xml:space="preserve"> despite a false first test.</w:t>
+      </w:r>
+    </w:p>
+    <w:p>
+      <w:pPr>
+        <w:spacing w:line="336" w:lineRule="auto" w:after="180"/>
+      </w:pPr>
+      <w:r>
+        <w:rPr>
+          <w:b w:val="0"/>
+        </w:rPr>
+        <w:t xml:space="preserve">Check every learner before discussion: Use the worked case for </w:t>
+      </w:r>
+      <w:r>
+        <w:rPr>
+          <w:b/>
+        </w:rPr>
+        <w:t>Loop</w:t>
+      </w:r>
+      <w:r>
+        <w:rPr>
+          <w:b w:val="0"/>
+        </w:rPr>
+        <w:t xml:space="preserve">s and stopping rules. Proposed explanation: “Every </w:t>
+      </w:r>
+      <w:r>
+        <w:rPr>
+          <w:b/>
+        </w:rPr>
+        <w:t>loop</w:t>
+      </w:r>
+      <w:r>
+        <w:rPr>
+          <w:b w:val="0"/>
+        </w:rPr>
+        <w:t xml:space="preserve"> runs at least once”. Decide whether this explanation is supported.</w:t>
+      </w:r>
+    </w:p>
+    <w:p>
+      <w:pPr>
+        <w:spacing w:line="336" w:lineRule="auto" w:after="180"/>
+      </w:pPr>
+      <w:r>
+        <w:rPr>
+          <w:b w:val="0"/>
+        </w:rPr>
+        <w:t>Point to the step or supplied fact that decides; explain your repair if needed.</w:t>
+      </w:r>
+    </w:p>
+    <w:p>
+      <w:pPr>
+        <w:pStyle w:val="Heading3"/>
+      </w:pPr>
+      <w:r>
+        <w:t>Repair the misconception</w:t>
+      </w:r>
+    </w:p>
+    <w:p>
+      <w:pPr>
+        <w:spacing w:line="336" w:lineRule="auto" w:after="180"/>
+        <w:shd w:fill="FFF5E6"/>
+      </w:pPr>
+      <w:r>
+        <w:rPr>
+          <w:b w:val="0"/>
+        </w:rPr>
+        <w:t xml:space="preserve">Misconception repair: Point to the test before the </w:t>
+      </w:r>
+      <w:r>
+        <w:rPr>
+          <w:b/>
+        </w:rPr>
+        <w:t>body</w:t>
+      </w:r>
+      <w:r>
+        <w:rPr>
+          <w:b w:val="0"/>
+        </w:rPr>
+        <w:t>. From 7 under below 7 the first test is false, so no update is permitted.</w:t>
+      </w:r>
+    </w:p>
+    <w:p>
+      <w:pPr>
+        <w:pStyle w:val="Heading3"/>
+      </w:pPr>
+      <w:r>
+        <w:t>Support without giving away the answer</w:t>
+      </w:r>
+    </w:p>
+    <w:p>
+      <w:pPr>
+        <w:spacing w:line="336" w:lineRule="auto" w:after="180"/>
+        <w:shd w:fill="F1F6F8"/>
+      </w:pPr>
+      <w:r>
+        <w:rPr>
+          <w:b w:val="0"/>
+        </w:rPr>
+        <w:t xml:space="preserve">Support: read the exact case aloud, enlarge the labelled picture, supply </w:t>
+      </w:r>
+      <w:r>
+        <w:rPr>
+          <w:b/>
+        </w:rPr>
+        <w:t>input</w:t>
+      </w:r>
+      <w:r>
+        <w:rPr>
+          <w:b w:val="0"/>
+        </w:rPr>
+        <w:t xml:space="preserve"> cards and model only the first deciding step. Accept a spoken explanation or drawing; retain the reasoning goal.</w:t>
+      </w:r>
+    </w:p>
+    <w:p>
+      <w:pPr>
+        <w:pStyle w:val="Heading3"/>
+      </w:pPr>
+      <w:r>
+        <w:t>Extend the reasoning</w:t>
+      </w:r>
+    </w:p>
+    <w:p>
+      <w:pPr>
+        <w:spacing w:line="336" w:lineRule="auto" w:after="180"/>
+        <w:shd w:fill="F5F1FB"/>
+      </w:pPr>
+      <w:r>
+        <w:rPr>
+          <w:b w:val="0"/>
+        </w:rPr>
+        <w:t xml:space="preserve">Extension: Start at 10 instead of 2. Require a </w:t>
+      </w:r>
+      <w:r>
+        <w:rPr>
+          <w:b/>
+        </w:rPr>
+        <w:t>prediction</w:t>
+      </w:r>
+      <w:r>
+        <w:rPr>
+          <w:b w:val="0"/>
+        </w:rPr>
+        <w:t xml:space="preserve"> and a reason before comparing. Expected result: The </w:t>
+      </w:r>
+      <w:r>
+        <w:rPr>
+          <w:b/>
+        </w:rPr>
+        <w:t>loop</w:t>
+      </w:r>
+      <w:r>
+        <w:rPr>
+          <w:b w:val="0"/>
+        </w:rPr>
+        <w:t xml:space="preserve"> runs zero times and reports 10. Reason: Its first condition is already false, so no addition happens.</w:t>
+      </w:r>
+    </w:p>
+    <w:p>
+      <w:pPr>
+        <w:pStyle w:val="Heading3"/>
+      </w:pPr>
+      <w:r>
+        <w:t>Protect the independent attempt</w:t>
+      </w:r>
+    </w:p>
+    <w:p>
+      <w:pPr>
+        <w:spacing w:line="336" w:lineRule="auto" w:after="180"/>
+        <w:shd w:fill="FFF5E6"/>
+      </w:pPr>
+      <w:r>
+        <w:rPr>
+          <w:b w:val="0"/>
+        </w:rPr>
         <w:t>Independent assessment: withhold the reserved answer until the learner has attempted the new case. Record support separately from correctness.</w:t>
       </w:r>
     </w:p>
@@ -3417,13 +6732,82 @@
       </w:tr>
     </w:tbl>
     <w:p>
-      <w:r>
-        <w:t>Project checkpoint: Make a transparent first version. Keep a trace of how one input becomes an output; explain the rule or learned component.</w:t>
-      </w:r>
-    </w:p>
-    <w:p>
-      <w:r>
-        <w:t>Use the weekly teacher answer for topic-specific reasoning. A saved progress tick is an activity record; judge mastery from the learner’s explanation and evidence.</w:t>
+      <w:pPr>
+        <w:pStyle w:val="Heading3"/>
+      </w:pPr>
+      <w:r>
+        <w:t>Project checkpoint</w:t>
+      </w:r>
+    </w:p>
+    <w:p>
+      <w:pPr>
+        <w:spacing w:line="336" w:lineRule="auto" w:after="180"/>
+        <w:shd w:fill="EDF7F3"/>
+      </w:pPr>
+      <w:r>
+        <w:rPr>
+          <w:b w:val="0"/>
+        </w:rPr>
+        <w:t xml:space="preserve">Project checkpoint: Make a transparent first version. Keep a trace of how one </w:t>
+      </w:r>
+      <w:r>
+        <w:rPr>
+          <w:b/>
+        </w:rPr>
+        <w:t>input</w:t>
+      </w:r>
+      <w:r>
+        <w:rPr>
+          <w:b w:val="0"/>
+        </w:rPr>
+        <w:t xml:space="preserve"> becomes an </w:t>
+      </w:r>
+      <w:r>
+        <w:rPr>
+          <w:b/>
+        </w:rPr>
+        <w:t>output</w:t>
+      </w:r>
+      <w:r>
+        <w:rPr>
+          <w:b w:val="0"/>
+        </w:rPr>
+        <w:t>; explain the rule or learned component.</w:t>
+      </w:r>
+    </w:p>
+    <w:p>
+      <w:pPr>
+        <w:spacing w:line="336" w:lineRule="auto" w:after="180"/>
+      </w:pPr>
+      <w:r>
+        <w:rPr>
+          <w:b w:val="0"/>
+        </w:rPr>
+        <w:t xml:space="preserve">Use the weekly teacher answer for topic-specific reasoning. A saved </w:t>
+      </w:r>
+      <w:r>
+        <w:rPr>
+          <w:b/>
+        </w:rPr>
+        <w:t>progress</w:t>
+      </w:r>
+      <w:r>
+        <w:rPr>
+          <w:b w:val="0"/>
+        </w:rPr>
+        <w:t xml:space="preserve"> tick is an activity record; judge mastery from the learner’s explanation and </w:t>
+      </w:r>
+      <w:r>
+        <w:rPr>
+          <w:b/>
+        </w:rPr>
+        <w:t>evidence</w:t>
+      </w:r>
+      <w:r>
+        <w:rPr>
+          <w:b w:val="0"/>
+        </w:rPr>
+        <w:t>.</w:t>
       </w:r>
     </w:p>
     <w:p>
@@ -3436,27 +6820,920 @@
     </w:p>
     <w:p>
       <w:r>
-        <w:t>Use the two formative questions as supported practice, not as independent mastery scores. Discuss the deciding evidence rather than accepting a guessed selection.</w:t>
-      </w:r>
-    </w:p>
-    <w:p>
-      <w:r>
+        <w:t>Use feedback, earlier review and portfolios purposefully. Apply the coding routine only when this lesson has an executable lab.</w:t>
+      </w:r>
+    </w:p>
+    <w:p>
+      <w:pPr>
+        <w:spacing w:line="336" w:lineRule="auto" w:after="180"/>
+      </w:pPr>
+      <w:r>
+        <w:rPr>
+          <w:b w:val="0"/>
+        </w:rPr>
+        <w:t xml:space="preserve">Use the two formative questions as supported practice, not as independent mastery scores. Discuss the deciding </w:t>
+      </w:r>
+      <w:r>
+        <w:rPr>
+          <w:b/>
+        </w:rPr>
+        <w:t>evidence</w:t>
+      </w:r>
+      <w:r>
+        <w:rPr>
+          <w:b w:val="0"/>
+        </w:rPr>
+        <w:t xml:space="preserve"> rather than accepting a guessed selection.</w:t>
+      </w:r>
+    </w:p>
+    <w:p>
+      <w:pPr>
+        <w:spacing w:line="336" w:lineRule="auto" w:after="180"/>
+      </w:pPr>
+      <w:r>
+        <w:rPr>
+          <w:b w:val="0"/>
+        </w:rPr>
         <w:t>The feedback comes from the reviewed public worked case. Do not reveal the separately reserved independent teacher answer until the learner has attempted that case.</w:t>
       </w:r>
     </w:p>
     <w:p>
-      <w:r>
-        <w:t>Ask students to predict before running code. Preserve errors and actual outputs; collect a changed test and an explanation. The branch-boundary and indexing lessons deliberately include failure cases.</w:t>
-      </w:r>
-    </w:p>
-    <w:p>
-      <w:r>
+      <w:pPr>
+        <w:pStyle w:val="Heading3"/>
+      </w:pPr>
+      <w:r>
+        <w:t>For later coding lessons</w:t>
+      </w:r>
+    </w:p>
+    <w:p>
+      <w:r>
+        <w:t>This week has no code block. Use this routine when a later lesson includes an executable lab.</w:t>
+      </w:r>
+    </w:p>
+    <w:p>
+      <w:pPr>
+        <w:spacing w:line="336" w:lineRule="auto" w:after="180"/>
+        <w:shd w:fill="F1F6F8"/>
+      </w:pPr>
+      <w:r>
+        <w:rPr>
+          <w:b w:val="0"/>
+        </w:rPr>
+        <w:t xml:space="preserve">Ask students to predict before running code. Preserve errors and actual </w:t>
+      </w:r>
+      <w:r>
+        <w:rPr>
+          <w:b/>
+        </w:rPr>
+        <w:t>output</w:t>
+      </w:r>
+      <w:r>
+        <w:rPr>
+          <w:b w:val="0"/>
+        </w:rPr>
+        <w:t>s; collect a changed test and an explanation. The branch-boundary and indexing lessons deliberately include failure cases.</w:t>
+      </w:r>
+    </w:p>
+    <w:p>
+      <w:pPr>
+        <w:spacing w:line="336" w:lineRule="auto" w:after="180"/>
+      </w:pPr>
+      <w:r>
+        <w:rPr>
+          <w:b w:val="0"/>
+        </w:rPr>
         <w:t>Use the earlier worked-explanation links to address a specific missing building block, then return to the current question. Adapt this suggestion after observing the learner; it is not an automatic diagnosis.</w:t>
       </w:r>
     </w:p>
     <w:p>
-      <w:r>
-        <w:t>Collect the completed-work portfolio as evidence. Record support separately from correctness, and assess explanation, trace/test and limitations. Progress ticks and quiz selections alone do not establish mastery.</w:t>
+      <w:pPr>
+        <w:spacing w:line="336" w:lineRule="auto" w:after="180"/>
+      </w:pPr>
+      <w:r>
+        <w:rPr>
+          <w:b w:val="0"/>
+        </w:rPr>
+        <w:t xml:space="preserve">Collect the completed-work portfolio as </w:t>
+      </w:r>
+      <w:r>
+        <w:rPr>
+          <w:b/>
+        </w:rPr>
+        <w:t>evidence</w:t>
+      </w:r>
+      <w:r>
+        <w:rPr>
+          <w:b w:val="0"/>
+        </w:rPr>
+        <w:t xml:space="preserve">. Record support separately from correctness, and assess explanation, trace/test and limitations. </w:t>
+      </w:r>
+      <w:r>
+        <w:rPr>
+          <w:b/>
+        </w:rPr>
+        <w:t>Progress</w:t>
+      </w:r>
+      <w:r>
+        <w:rPr>
+          <w:b w:val="0"/>
+        </w:rPr>
+        <w:t xml:space="preserve"> ticks and quiz selections alone do not establish mastery.</w:t>
+      </w:r>
+    </w:p>
+    <w:p>
+      <w:pPr>
+        <w:pStyle w:val="Heading1"/>
+      </w:pPr>
+      <w:r>
+        <w:t>09. Visual concept journey</w:t>
+      </w:r>
+    </w:p>
+    <w:p>
+      <w:r>
+        <w:t>Show one Repeating Efficiently graphic at a time, request a prediction and discuss its trace before the independent assessment.</w:t>
+      </w:r>
+    </w:p>
+    <w:p>
+      <w:pPr>
+        <w:spacing w:line="336" w:lineRule="auto" w:after="180"/>
+      </w:pPr>
+      <w:r>
+        <w:rPr>
+          <w:b w:val="0"/>
+        </w:rPr>
+        <w:t xml:space="preserve">Use one picture at a time. Hide a worked result before asking for a </w:t>
+      </w:r>
+      <w:r>
+        <w:rPr>
+          <w:b/>
+        </w:rPr>
+        <w:t>prediction</w:t>
+      </w:r>
+      <w:r>
+        <w:rPr>
+          <w:b w:val="0"/>
+        </w:rPr>
+        <w:t>, then reveal it for feedback. These are supported teaching cases; retain the separate independent assessment for a fresh first attempt.</w:t>
+      </w:r>
+    </w:p>
+    <w:p>
+      <w:pPr>
+        <w:pStyle w:val="Heading3"/>
+      </w:pPr>
+      <w:r>
+        <w:t>01. Repeating Efficiently: the case</w:t>
+      </w:r>
+    </w:p>
+    <w:p>
+      <w:r>
+        <w:drawing>
+          <wp:inline xmlns:a="http://schemas.openxmlformats.org/drawingml/2006/main" xmlns:pic="http://schemas.openxmlformats.org/drawingml/2006/picture">
+            <wp:extent cx="5486400" cy="2834640"/>
+            <wp:docPr id="3" name="Picture 3" descr="A fictional paper counter advances through a display until its condition becomes false. Supplied facts: Start at 2. While the current counter is below 10, add 3. Test before each addition; report when the condition is false."/>
+            <wp:cNvGraphicFramePr>
+              <a:graphicFrameLocks noChangeAspect="1"/>
+            </wp:cNvGraphicFramePr>
+            <a:graphic>
+              <a:graphicData uri="http://schemas.openxmlformats.org/drawingml/2006/picture">
+                <pic:pic>
+                  <pic:nvPicPr>
+                    <pic:cNvPr id="0" name="academy-story-ai-1-11-01.png"/>
+                    <pic:cNvPicPr/>
+                  </pic:nvPicPr>
+                  <pic:blipFill>
+                    <a:blip r:embed="rId11"/>
+                    <a:stretch>
+                      <a:fillRect/>
+                    </a:stretch>
+                  </pic:blipFill>
+                  <pic:spPr>
+                    <a:xfrm>
+                      <a:off x="0" y="0"/>
+                      <a:ext cx="5486400" cy="2834640"/>
+                    </a:xfrm>
+                    <a:prstGeom prst="rect"/>
+                  </pic:spPr>
+                </pic:pic>
+              </a:graphicData>
+            </a:graphic>
+          </wp:inline>
+        </w:drawing>
+      </w:r>
+    </w:p>
+    <w:p>
+      <w:pPr>
+        <w:spacing w:line="336" w:lineRule="auto" w:after="180"/>
+      </w:pPr>
+      <w:r>
+        <w:rPr>
+          <w:b w:val="0"/>
+        </w:rPr>
+        <w:t>A fictional paper counter advances through a display until its condition becomes false. Supplied facts: Start at 2. While the current counter is below 10, add 3. Test before each addition; report when the condition is false.</w:t>
+      </w:r>
+    </w:p>
+    <w:p>
+      <w:pPr>
+        <w:spacing w:line="336" w:lineRule="auto" w:after="180"/>
+        <w:shd w:fill="F5F1FB"/>
+      </w:pPr>
+      <w:r>
+        <w:rPr>
+          <w:b w:val="0"/>
+        </w:rPr>
+        <w:t>Point to the given fact that matters most. Explain why it matters.</w:t>
+      </w:r>
+    </w:p>
+    <w:p>
+      <w:pPr>
+        <w:pStyle w:val="Heading3"/>
+      </w:pPr>
+      <w:r>
+        <w:t>Discuss while showing the picture</w:t>
+      </w:r>
+    </w:p>
+    <w:p>
+      <w:pPr>
+        <w:spacing w:line="336" w:lineRule="auto" w:after="180"/>
+        <w:shd w:fill="F1F6F8"/>
+      </w:pPr>
+      <w:r>
+        <w:rPr>
+          <w:b w:val="0"/>
+        </w:rPr>
+        <w:t>Teacher prompt: Point to the given fact that matters most. Explain why it matters. Ask learners to describe one label or arrow in ordinary words. Use the adjacent transcript if the image is difficult to see.</w:t>
+      </w:r>
+    </w:p>
+    <w:p>
+      <w:pPr>
+        <w:pStyle w:val="Heading3"/>
+      </w:pPr>
+      <w:r>
+        <w:t>02. Follow the deciding steps</w:t>
+      </w:r>
+    </w:p>
+    <w:p>
+      <w:r>
+        <w:drawing>
+          <wp:inline xmlns:a="http://schemas.openxmlformats.org/drawingml/2006/main" xmlns:pic="http://schemas.openxmlformats.org/drawingml/2006/picture">
+            <wp:extent cx="5486400" cy="4005072"/>
+            <wp:docPr id="4" name="Picture 4" descr="First test: 2&lt;10 is true: update to 5. → Repeat: 5&lt;10: update to 8. 8&lt;10: update to 11. → Stop test: 11&lt;10 is false; do not add again. → Report: Final counter 11 after three additions."/>
+            <wp:cNvGraphicFramePr>
+              <a:graphicFrameLocks noChangeAspect="1"/>
+            </wp:cNvGraphicFramePr>
+            <a:graphic>
+              <a:graphicData uri="http://schemas.openxmlformats.org/drawingml/2006/picture">
+                <pic:pic>
+                  <pic:nvPicPr>
+                    <pic:cNvPr id="0" name="academy-story-ai-1-11-02.png"/>
+                    <pic:cNvPicPr/>
+                  </pic:nvPicPr>
+                  <pic:blipFill>
+                    <a:blip r:embed="rId12"/>
+                    <a:stretch>
+                      <a:fillRect/>
+                    </a:stretch>
+                  </pic:blipFill>
+                  <pic:spPr>
+                    <a:xfrm>
+                      <a:off x="0" y="0"/>
+                      <a:ext cx="5486400" cy="4005072"/>
+                    </a:xfrm>
+                    <a:prstGeom prst="rect"/>
+                  </pic:spPr>
+                </pic:pic>
+              </a:graphicData>
+            </a:graphic>
+          </wp:inline>
+        </w:drawing>
+      </w:r>
+    </w:p>
+    <w:p>
+      <w:pPr>
+        <w:spacing w:line="336" w:lineRule="auto" w:after="180"/>
+      </w:pPr>
+      <w:r>
+        <w:rPr>
+          <w:b w:val="0"/>
+        </w:rPr>
+        <w:t>First test: 2&lt;10 is true: update to 5. → Repeat: 5&lt;10: update to 8. 8&lt;10: update to 11. → Stop test: 11&lt;10 is false; do not add again. → Report: Final counter 11 after three additions.</w:t>
+      </w:r>
+    </w:p>
+    <w:p>
+      <w:pPr>
+        <w:spacing w:line="336" w:lineRule="auto" w:after="180"/>
+        <w:shd w:fill="F5F1FB"/>
+      </w:pPr>
+      <w:r>
+        <w:rPr>
+          <w:b w:val="0"/>
+        </w:rPr>
+        <w:t xml:space="preserve">Point to each numbered stage and explain which recorded </w:t>
+      </w:r>
+      <w:r>
+        <w:rPr>
+          <w:b/>
+        </w:rPr>
+        <w:t>input</w:t>
+      </w:r>
+      <w:r>
+        <w:rPr>
+          <w:b w:val="0"/>
+        </w:rPr>
+        <w:t xml:space="preserve"> it uses.</w:t>
+      </w:r>
+    </w:p>
+    <w:p>
+      <w:pPr>
+        <w:pStyle w:val="Heading3"/>
+      </w:pPr>
+      <w:r>
+        <w:t>Discuss while showing the picture</w:t>
+      </w:r>
+    </w:p>
+    <w:p>
+      <w:pPr>
+        <w:spacing w:line="336" w:lineRule="auto" w:after="180"/>
+        <w:shd w:fill="F1F6F8"/>
+      </w:pPr>
+      <w:r>
+        <w:rPr>
+          <w:b w:val="0"/>
+        </w:rPr>
+        <w:t xml:space="preserve">Teacher prompt: Point to each numbered stage and explain which recorded </w:t>
+      </w:r>
+      <w:r>
+        <w:rPr>
+          <w:b/>
+        </w:rPr>
+        <w:t>input</w:t>
+      </w:r>
+      <w:r>
+        <w:rPr>
+          <w:b w:val="0"/>
+        </w:rPr>
+        <w:t xml:space="preserve"> it uses. Ask learners to describe one label or arrow in ordinary words. Use the adjacent transcript if the image is difficult to see.</w:t>
+      </w:r>
+    </w:p>
+    <w:p>
+      <w:pPr>
+        <w:pStyle w:val="Heading3"/>
+      </w:pPr>
+      <w:r>
+        <w:t>03. Condition checks before additions</w:t>
+      </w:r>
+    </w:p>
+    <w:p>
+      <w:r>
+        <w:drawing>
+          <wp:inline xmlns:a="http://schemas.openxmlformats.org/drawingml/2006/main" xmlns:pic="http://schemas.openxmlformats.org/drawingml/2006/picture">
+            <wp:extent cx="5486400" cy="3938016"/>
+            <wp:docPr id="5" name="Picture 5" descr="Condition checks before additions. Check 1: Current = 2, Below 10? = true, Next = 5. Check 2: Current = 5, Below 10? = true, Next = 8. Check 3: Current = 8, Below 10? = true, Next = 11. Check 4: Current = 11, Below 10? = false, Next = stop."/>
+            <wp:cNvGraphicFramePr>
+              <a:graphicFrameLocks noChangeAspect="1"/>
+            </wp:cNvGraphicFramePr>
+            <a:graphic>
+              <a:graphicData uri="http://schemas.openxmlformats.org/drawingml/2006/picture">
+                <pic:pic>
+                  <pic:nvPicPr>
+                    <pic:cNvPr id="0" name="academy-story-ai-1-11-03.png"/>
+                    <pic:cNvPicPr/>
+                  </pic:nvPicPr>
+                  <pic:blipFill>
+                    <a:blip r:embed="rId13"/>
+                    <a:stretch>
+                      <a:fillRect/>
+                    </a:stretch>
+                  </pic:blipFill>
+                  <pic:spPr>
+                    <a:xfrm>
+                      <a:off x="0" y="0"/>
+                      <a:ext cx="5486400" cy="3938016"/>
+                    </a:xfrm>
+                    <a:prstGeom prst="rect"/>
+                  </pic:spPr>
+                </pic:pic>
+              </a:graphicData>
+            </a:graphic>
+          </wp:inline>
+        </w:drawing>
+      </w:r>
+    </w:p>
+    <w:p>
+      <w:pPr>
+        <w:spacing w:line="336" w:lineRule="auto" w:after="180"/>
+      </w:pPr>
+      <w:r>
+        <w:rPr>
+          <w:b w:val="0"/>
+        </w:rPr>
+        <w:t>Condition checks before additions. Check 1: Current = 2, Below 10? = true, Next = 5. Check 2: Current = 5, Below 10? = true, Next = 8. Check 3: Current = 8, Below 10? = true, Next = 11.</w:t>
+      </w:r>
+    </w:p>
+    <w:p>
+      <w:pPr>
+        <w:spacing w:line="336" w:lineRule="auto" w:after="180"/>
+      </w:pPr>
+      <w:r>
+        <w:rPr>
+          <w:b w:val="0"/>
+        </w:rPr>
+        <w:t>Check 4: Current = 11, Below 10? = false, Next = stop.</w:t>
+      </w:r>
+    </w:p>
+    <w:p>
+      <w:pPr>
+        <w:spacing w:line="336" w:lineRule="auto" w:after="180"/>
+        <w:shd w:fill="F5F1FB"/>
+      </w:pPr>
+      <w:r>
+        <w:rPr>
+          <w:b w:val="0"/>
+        </w:rPr>
+        <w:t>Read the labels and values. Explain the relationship the model shows.</w:t>
+      </w:r>
+    </w:p>
+    <w:p>
+      <w:pPr>
+        <w:pStyle w:val="Heading3"/>
+      </w:pPr>
+      <w:r>
+        <w:t>Discuss while showing the picture</w:t>
+      </w:r>
+    </w:p>
+    <w:p>
+      <w:pPr>
+        <w:spacing w:line="336" w:lineRule="auto" w:after="180"/>
+        <w:shd w:fill="F1F6F8"/>
+      </w:pPr>
+      <w:r>
+        <w:rPr>
+          <w:b w:val="0"/>
+        </w:rPr>
+        <w:t>Teacher prompt: Read the labels and values. Explain the relationship the model shows. Ask learners to describe one label or arrow in ordinary words. Use the adjacent transcript if the image is difficult to see.</w:t>
+      </w:r>
+    </w:p>
+    <w:p>
+      <w:pPr>
+        <w:spacing w:line="336" w:lineRule="auto" w:after="180"/>
+        <w:shd w:fill="F1F6F8"/>
+      </w:pPr>
+      <w:r>
+        <w:rPr>
+          <w:b w:val="0"/>
+        </w:rPr>
+        <w:t>Check row/column meanings, units and denominators before discussing a difference. Supplied toy values are not real class or model results.</w:t>
+      </w:r>
+    </w:p>
+    <w:p>
+      <w:pPr>
+        <w:pStyle w:val="Heading3"/>
+      </w:pPr>
+      <w:r>
+        <w:t>04. Change one thing. Trace what follows.</w:t>
+      </w:r>
+    </w:p>
+    <w:p>
+      <w:r>
+        <w:drawing>
+          <wp:inline xmlns:a="http://schemas.openxmlformats.org/drawingml/2006/main" xmlns:pic="http://schemas.openxmlformats.org/drawingml/2006/picture">
+            <wp:extent cx="5486400" cy="3026664"/>
+            <wp:docPr id="6" name="Picture 6" descr="Original case: Final counter 11 after three additions. Changed condition: Start at 10 instead of 2. Expected result: The loop runs zero times and reports 10. Reason: Its first condition is already false, so no addition happens."/>
+            <wp:cNvGraphicFramePr>
+              <a:graphicFrameLocks noChangeAspect="1"/>
+            </wp:cNvGraphicFramePr>
+            <a:graphic>
+              <a:graphicData uri="http://schemas.openxmlformats.org/drawingml/2006/picture">
+                <pic:pic>
+                  <pic:nvPicPr>
+                    <pic:cNvPr id="0" name="academy-story-ai-1-11-04.png"/>
+                    <pic:cNvPicPr/>
+                  </pic:nvPicPr>
+                  <pic:blipFill>
+                    <a:blip r:embed="rId14"/>
+                    <a:stretch>
+                      <a:fillRect/>
+                    </a:stretch>
+                  </pic:blipFill>
+                  <pic:spPr>
+                    <a:xfrm>
+                      <a:off x="0" y="0"/>
+                      <a:ext cx="5486400" cy="3026664"/>
+                    </a:xfrm>
+                    <a:prstGeom prst="rect"/>
+                  </pic:spPr>
+                </pic:pic>
+              </a:graphicData>
+            </a:graphic>
+          </wp:inline>
+        </w:drawing>
+      </w:r>
+    </w:p>
+    <w:p>
+      <w:pPr>
+        <w:spacing w:line="336" w:lineRule="auto" w:after="180"/>
+      </w:pPr>
+      <w:r>
+        <w:rPr>
+          <w:b w:val="0"/>
+        </w:rPr>
+        <w:t xml:space="preserve">Original case: Final counter 11 after three additions. Changed condition: Start at 10 instead of 2. Expected result: The </w:t>
+      </w:r>
+      <w:r>
+        <w:rPr>
+          <w:b/>
+        </w:rPr>
+        <w:t>loop</w:t>
+      </w:r>
+      <w:r>
+        <w:rPr>
+          <w:b w:val="0"/>
+        </w:rPr>
+        <w:t xml:space="preserve"> runs zero times and reports 10.</w:t>
+      </w:r>
+    </w:p>
+    <w:p>
+      <w:pPr>
+        <w:spacing w:line="336" w:lineRule="auto" w:after="180"/>
+      </w:pPr>
+      <w:r>
+        <w:rPr>
+          <w:b w:val="0"/>
+        </w:rPr>
+        <w:t>Reason: Its first condition is already false, so no addition happens.</w:t>
+      </w:r>
+    </w:p>
+    <w:p>
+      <w:pPr>
+        <w:spacing w:line="336" w:lineRule="auto" w:after="180"/>
+        <w:shd w:fill="F5F1FB"/>
+      </w:pPr>
+      <w:r>
+        <w:rPr>
+          <w:b w:val="0"/>
+        </w:rPr>
+        <w:t>Predict before checking the worked changed-case result. Name what changed and what the supplied facts allow you to conclude.</w:t>
+      </w:r>
+    </w:p>
+    <w:p>
+      <w:pPr>
+        <w:pStyle w:val="Heading3"/>
+      </w:pPr>
+      <w:r>
+        <w:t>Discuss while showing the picture</w:t>
+      </w:r>
+    </w:p>
+    <w:p>
+      <w:pPr>
+        <w:spacing w:line="336" w:lineRule="auto" w:after="180"/>
+        <w:shd w:fill="F1F6F8"/>
+      </w:pPr>
+      <w:r>
+        <w:rPr>
+          <w:b w:val="0"/>
+        </w:rPr>
+        <w:t>Teacher prompt: Predict before checking the worked changed-case result. Name what changed and what the supplied facts allow you to conclude. Ask learners to describe one label or arrow in ordinary words.</w:t>
+      </w:r>
+    </w:p>
+    <w:p>
+      <w:pPr>
+        <w:spacing w:line="336" w:lineRule="auto" w:after="180"/>
+        <w:shd w:fill="F1F6F8"/>
+      </w:pPr>
+      <w:r>
+        <w:rPr>
+          <w:b w:val="0"/>
+        </w:rPr>
+        <w:t>Use the adjacent transcript if the image is difficult to see. Changed-case reasoning: Its first condition is already false, so no addition happens.</w:t>
+      </w:r>
+    </w:p>
+    <w:p>
+      <w:pPr>
+        <w:pStyle w:val="Heading3"/>
+      </w:pPr>
+      <w:r>
+        <w:t>05. Connect the explanation to its limit</w:t>
+      </w:r>
+    </w:p>
+    <w:p>
+      <w:r>
+        <w:drawing>
+          <wp:inline xmlns:a="http://schemas.openxmlformats.org/drawingml/2006/main" xmlns:pic="http://schemas.openxmlformats.org/drawingml/2006/picture">
+            <wp:extent cx="5486400" cy="2834640"/>
+            <wp:docPr id="7" name="Picture 7" descr="The condition checks whether to do the next update; it does not constrain every resulting value to stay below 10. The final 11 is therefore allowed by this procedure. Record both the condition and counter to distinguish a correct stop from an assumed endpoint. Limit: This loop stops because positive increments eventually cross the limit. Other updates can fail to make progress."/>
+            <wp:cNvGraphicFramePr>
+              <a:graphicFrameLocks noChangeAspect="1"/>
+            </wp:cNvGraphicFramePr>
+            <a:graphic>
+              <a:graphicData uri="http://schemas.openxmlformats.org/drawingml/2006/picture">
+                <pic:pic>
+                  <pic:nvPicPr>
+                    <pic:cNvPr id="0" name="academy-story-ai-1-11-05.png"/>
+                    <pic:cNvPicPr/>
+                  </pic:nvPicPr>
+                  <pic:blipFill>
+                    <a:blip r:embed="rId15"/>
+                    <a:stretch>
+                      <a:fillRect/>
+                    </a:stretch>
+                  </pic:blipFill>
+                  <pic:spPr>
+                    <a:xfrm>
+                      <a:off x="0" y="0"/>
+                      <a:ext cx="5486400" cy="2834640"/>
+                    </a:xfrm>
+                    <a:prstGeom prst="rect"/>
+                  </pic:spPr>
+                </pic:pic>
+              </a:graphicData>
+            </a:graphic>
+          </wp:inline>
+        </w:drawing>
+      </w:r>
+    </w:p>
+    <w:p>
+      <w:pPr>
+        <w:spacing w:line="336" w:lineRule="auto" w:after="180"/>
+      </w:pPr>
+      <w:r>
+        <w:rPr>
+          <w:b w:val="0"/>
+        </w:rPr>
+        <w:t>The condition checks whether to do the next update; it does not constrain every resulting value to stay below 10. The final 11 is therefore allowed by this procedure.</w:t>
+      </w:r>
+    </w:p>
+    <w:p>
+      <w:pPr>
+        <w:spacing w:line="336" w:lineRule="auto" w:after="180"/>
+      </w:pPr>
+      <w:r>
+        <w:rPr>
+          <w:b w:val="0"/>
+        </w:rPr>
+        <w:t xml:space="preserve">Record both the condition and counter to distinguish a correct stop from an assumed endpoint. Limit: This </w:t>
+      </w:r>
+      <w:r>
+        <w:rPr>
+          <w:b/>
+        </w:rPr>
+        <w:t>loop</w:t>
+      </w:r>
+      <w:r>
+        <w:rPr>
+          <w:b w:val="0"/>
+        </w:rPr>
+        <w:t xml:space="preserve"> stops because positive increments eventually cross the limit. Other updates can fail to make </w:t>
+      </w:r>
+      <w:r>
+        <w:rPr>
+          <w:b/>
+        </w:rPr>
+        <w:t>progress</w:t>
+      </w:r>
+      <w:r>
+        <w:rPr>
+          <w:b w:val="0"/>
+        </w:rPr>
+        <w:t>.</w:t>
+      </w:r>
+    </w:p>
+    <w:p>
+      <w:pPr>
+        <w:spacing w:line="336" w:lineRule="auto" w:after="180"/>
+        <w:shd w:fill="F5F1FB"/>
+      </w:pPr>
+      <w:r>
+        <w:rPr>
+          <w:b w:val="0"/>
+        </w:rPr>
+        <w:t>Explain the case, then point to a limit on the claim.</w:t>
+      </w:r>
+    </w:p>
+    <w:p>
+      <w:pPr>
+        <w:pStyle w:val="Heading3"/>
+      </w:pPr>
+      <w:r>
+        <w:t>Discuss while showing the picture</w:t>
+      </w:r>
+    </w:p>
+    <w:p>
+      <w:pPr>
+        <w:spacing w:line="336" w:lineRule="auto" w:after="180"/>
+        <w:shd w:fill="F1F6F8"/>
+      </w:pPr>
+      <w:r>
+        <w:rPr>
+          <w:b w:val="0"/>
+        </w:rPr>
+        <w:t>Teacher prompt: Explain the case, then point to a limit on the claim. Ask learners to describe one label or arrow in ordinary words. Use the adjacent transcript if the image is difficult to see.</w:t>
+      </w:r>
+    </w:p>
+    <w:p>
+      <w:pPr>
+        <w:spacing w:line="336" w:lineRule="auto" w:after="180"/>
+        <w:shd w:fill="F1F6F8"/>
+      </w:pPr>
+      <w:r>
+        <w:rPr>
+          <w:b w:val="0"/>
+        </w:rPr>
+        <w:t xml:space="preserve">Keep the stated scope: This </w:t>
+      </w:r>
+      <w:r>
+        <w:rPr>
+          <w:b/>
+        </w:rPr>
+        <w:t>loop</w:t>
+      </w:r>
+      <w:r>
+        <w:rPr>
+          <w:b w:val="0"/>
+        </w:rPr>
+        <w:t xml:space="preserve"> stops because positive increments eventually cross the limit. Other updates can fail to make </w:t>
+      </w:r>
+      <w:r>
+        <w:rPr>
+          <w:b/>
+        </w:rPr>
+        <w:t>progress</w:t>
+      </w:r>
+      <w:r>
+        <w:rPr>
+          <w:b w:val="0"/>
+        </w:rPr>
+        <w:t>.</w:t>
+      </w:r>
+    </w:p>
+    <w:p>
+      <w:pPr>
+        <w:pStyle w:val="Heading3"/>
+      </w:pPr>
+      <w:r>
+        <w:t>06. Make the idea visible in your project</w:t>
+      </w:r>
+    </w:p>
+    <w:p>
+      <w:r>
+        <w:drawing>
+          <wp:inline xmlns:a="http://schemas.openxmlformats.org/drawingml/2006/main" xmlns:pic="http://schemas.openxmlformats.org/drawingml/2006/picture">
+            <wp:extent cx="5486400" cy="3233928"/>
+            <wp:docPr id="8" name="Picture 8" descr="Give any repeated sorter step an explicit stopping condition and trace a zero-iteration example. Draw your input, deciding step, result and limit. Supported question: Trace a fresh start of 9. How many additions occur, and must the report equal 10?"/>
+            <wp:cNvGraphicFramePr>
+              <a:graphicFrameLocks noChangeAspect="1"/>
+            </wp:cNvGraphicFramePr>
+            <a:graphic>
+              <a:graphicData uri="http://schemas.openxmlformats.org/drawingml/2006/picture">
+                <pic:pic>
+                  <pic:nvPicPr>
+                    <pic:cNvPr id="0" name="academy-story-ai-1-11-06.png"/>
+                    <pic:cNvPicPr/>
+                  </pic:nvPicPr>
+                  <pic:blipFill>
+                    <a:blip r:embed="rId16"/>
+                    <a:stretch>
+                      <a:fillRect/>
+                    </a:stretch>
+                  </pic:blipFill>
+                  <pic:spPr>
+                    <a:xfrm>
+                      <a:off x="0" y="0"/>
+                      <a:ext cx="5486400" cy="3233928"/>
+                    </a:xfrm>
+                    <a:prstGeom prst="rect"/>
+                  </pic:spPr>
+                </pic:pic>
+              </a:graphicData>
+            </a:graphic>
+          </wp:inline>
+        </w:drawing>
+      </w:r>
+    </w:p>
+    <w:p>
+      <w:pPr>
+        <w:spacing w:line="336" w:lineRule="auto" w:after="180"/>
+        <w:shd w:fill="F5F1FB"/>
+      </w:pPr>
+      <w:r>
+        <w:rPr>
+          <w:b w:val="0"/>
+        </w:rPr>
+        <w:t xml:space="preserve">Give any repeated sorter step an explicit </w:t>
+      </w:r>
+      <w:r>
+        <w:rPr>
+          <w:b/>
+        </w:rPr>
+        <w:t>stopping condition</w:t>
+      </w:r>
+      <w:r>
+        <w:rPr>
+          <w:b w:val="0"/>
+        </w:rPr>
+        <w:t xml:space="preserve"> and trace a zero-</w:t>
+      </w:r>
+      <w:r>
+        <w:rPr>
+          <w:b/>
+        </w:rPr>
+        <w:t>iteration</w:t>
+      </w:r>
+      <w:r>
+        <w:rPr>
+          <w:b w:val="0"/>
+        </w:rPr>
+        <w:t xml:space="preserve"> example. Draw your </w:t>
+      </w:r>
+      <w:r>
+        <w:rPr>
+          <w:b/>
+        </w:rPr>
+        <w:t>input</w:t>
+      </w:r>
+      <w:r>
+        <w:rPr>
+          <w:b w:val="0"/>
+        </w:rPr>
+        <w:t>, deciding step, result and limit. Supported question: Trace a fresh start of 9.</w:t>
+      </w:r>
+    </w:p>
+    <w:p>
+      <w:pPr>
+        <w:spacing w:line="336" w:lineRule="auto" w:after="180"/>
+        <w:shd w:fill="F5F1FB"/>
+      </w:pPr>
+      <w:r>
+        <w:rPr>
+          <w:b w:val="0"/>
+        </w:rPr>
+        <w:t>How many additions occur, and must the report equal 10?</w:t>
+      </w:r>
+    </w:p>
+    <w:p>
+      <w:pPr>
+        <w:spacing w:line="336" w:lineRule="auto" w:after="180"/>
+        <w:shd w:fill="F5F1FB"/>
+      </w:pPr>
+      <w:r>
+        <w:rPr>
+          <w:b w:val="0"/>
+        </w:rPr>
+        <w:t xml:space="preserve">Draw your project trace and justify the deciding step using </w:t>
+      </w:r>
+      <w:r>
+        <w:rPr>
+          <w:b/>
+        </w:rPr>
+        <w:t>evidence</w:t>
+      </w:r>
+      <w:r>
+        <w:rPr>
+          <w:b w:val="0"/>
+        </w:rPr>
+        <w:t>.</w:t>
+      </w:r>
+    </w:p>
+    <w:p>
+      <w:pPr>
+        <w:pStyle w:val="Heading3"/>
+      </w:pPr>
+      <w:r>
+        <w:t>Discuss while showing the picture</w:t>
+      </w:r>
+    </w:p>
+    <w:p>
+      <w:pPr>
+        <w:spacing w:line="336" w:lineRule="auto" w:after="180"/>
+        <w:shd w:fill="F1F6F8"/>
+      </w:pPr>
+      <w:r>
+        <w:rPr>
+          <w:b w:val="0"/>
+        </w:rPr>
+        <w:t xml:space="preserve">Teacher prompt: Draw your project trace and justify the deciding step using </w:t>
+      </w:r>
+      <w:r>
+        <w:rPr>
+          <w:b/>
+        </w:rPr>
+        <w:t>evidence</w:t>
+      </w:r>
+      <w:r>
+        <w:rPr>
+          <w:b w:val="0"/>
+        </w:rPr>
+        <w:t>. Ask learners to describe one label or arrow in ordinary words. Use the adjacent transcript if the image is difficult to see.</w:t>
+      </w:r>
+    </w:p>
+    <w:p>
+      <w:pPr>
+        <w:spacing w:line="336" w:lineRule="auto" w:after="180"/>
+        <w:shd w:fill="F1F6F8"/>
+      </w:pPr>
+      <w:r>
+        <w:rPr>
+          <w:b w:val="0"/>
+        </w:rPr>
+        <w:t>Supported practice key: 9&lt;10 is true, so it becomes 12. Then 12&lt;10 is false: one addition, report 12; equality with 10 is not required.</w:t>
       </w:r>
     </w:p>
     <w:sectPr>

--- a/downloads/teacher/ai-1-week-11.docx
+++ b/downloads/teacher/ai-1-week-11.docx
@@ -137,7 +137,7 @@
           </w:tcPr>
           <w:p>
             <w:r>
-              <w:t>Sections 1–6; record the brief recall in the workbook.</w:t>
+              <w:t>Use Your mission, Notice the evidence, See how it works, Compare the cases, Words that unlock the idea and Follow a worked example; record the brief recall in the workbook.</w:t>
             </w:r>
           </w:p>
         </w:tc>
@@ -169,7 +169,7 @@
           </w:tcPr>
           <w:p>
             <w:r>
-              <w:t>Sections 7–10; use the matching workbook W2 and misconception check.</w:t>
+              <w:t>Use Find and repair a mistake, Practise together, Run the investigation and Build your understanding; use the matching workbook W2 and misconception check.</w:t>
             </w:r>
           </w:p>
         </w:tc>
@@ -201,7 +201,7 @@
           </w:tcPr>
           <w:p>
             <w:r>
-              <w:t>Sections 9 and 11–14. Give extra time to finish the full task set; use Section 15 when the week includes a coding lab.</w:t>
+              <w:t>Use Run the investigation, Connect your project, Show what you know, Study a complete case and Try a new case independently. Allow extra time for the full task set. Use a coding lab only when this week actually provides one; Your lesson route is the planning section.</w:t>
             </w:r>
           </w:p>
         </w:tc>
@@ -1046,7 +1046,7 @@
         <w:rPr>
           <w:b w:val="0"/>
         </w:rPr>
-        <w:t xml:space="preserve">UNDER THE HOOD A </w:t>
+        <w:t xml:space="preserve">UNDER THE HOOD For these bounded counter exercises, specify the starting value, repeated action, update and stopping test. Check that the updates eventually make the test false; otherwise a run may continue forever or repeat the wrong number of times. Other programs may use different </w:t>
       </w:r>
       <w:r>
         <w:rPr>
@@ -1058,55 +1058,7 @@
         <w:rPr>
           <w:b w:val="0"/>
         </w:rPr>
-        <w:t xml:space="preserve"> requires an initialization, </w:t>
-      </w:r>
-      <w:r>
-        <w:rPr>
-          <w:b/>
-        </w:rPr>
-        <w:t>body</w:t>
-      </w:r>
-      <w:r>
-        <w:rPr>
-          <w:b w:val="0"/>
-        </w:rPr>
-        <w:t>, update, and termination condition.</w:t>
-      </w:r>
-    </w:p>
-    <w:p>
-      <w:pPr>
-        <w:spacing w:line="336" w:lineRule="auto" w:after="180"/>
-        <w:shd w:fill="F1F6F8"/>
-      </w:pPr>
-      <w:r>
-        <w:rPr>
-          <w:b w:val="0"/>
-        </w:rPr>
-        <w:t xml:space="preserve">Repetition is safe only when each </w:t>
-      </w:r>
-      <w:r>
-        <w:rPr>
-          <w:b/>
-        </w:rPr>
-        <w:t>iteration</w:t>
-      </w:r>
-      <w:r>
-        <w:rPr>
-          <w:b w:val="0"/>
-        </w:rPr>
-        <w:t xml:space="preserve"> moves state toward stopping; otherwise the </w:t>
-      </w:r>
-      <w:r>
-        <w:rPr>
-          <w:b/>
-        </w:rPr>
-        <w:t>loop</w:t>
-      </w:r>
-      <w:r>
-        <w:rPr>
-          <w:b w:val="0"/>
-        </w:rPr>
-        <w:t xml:space="preserve"> may run forever or the wrong number of times.</w:t>
+        <w:t xml:space="preserve"> designs, such as waiting for a stop signal.</w:t>
       </w:r>
     </w:p>
     <w:p>
@@ -6223,7 +6175,7 @@
           </w:tcPr>
           <w:p>
             <w:r>
-              <w:t>Sections 1–6; record the brief recall in the workbook.</w:t>
+              <w:t>Use Your mission, Notice the evidence, See how it works, Compare the cases, Words that unlock the idea and Follow a worked example; record the brief recall in the workbook.</w:t>
             </w:r>
           </w:p>
         </w:tc>
@@ -6255,7 +6207,7 @@
           </w:tcPr>
           <w:p>
             <w:r>
-              <w:t>Sections 7–10; use the matching workbook W2 and misconception check.</w:t>
+              <w:t>Use Find and repair a mistake, Practise together, Run the investigation and Build your understanding; use the matching workbook W2 and misconception check.</w:t>
             </w:r>
           </w:p>
         </w:tc>
@@ -6287,7 +6239,7 @@
           </w:tcPr>
           <w:p>
             <w:r>
-              <w:t>Sections 9 and 11–14. Give extra time to finish the full task set; use Section 15 when the week includes a coding lab.</w:t>
+              <w:t>Use Run the investigation, Connect your project, Show what you know, Study a complete case and Try a new case independently. Allow extra time for the full task set. Use a coding lab only when this week actually provides one; Your lesson route is the planning section.</w:t>
             </w:r>
           </w:p>
         </w:tc>

--- a/downloads/teacher/ai-1-week-11.docx
+++ b/downloads/teacher/ai-1-week-11.docx
@@ -25,20 +25,38 @@
         <w:pStyle w:val="Heading1"/>
       </w:pPr>
       <w:r>
-        <w:t>01. Repeating Efficiently</w:t>
-      </w:r>
-    </w:p>
-    <w:p>
-      <w:r>
-        <w:t>Prepare Repeating Efficiently: check the target, prerequisites, resources and adaptable teaching schedule.</w:t>
-      </w:r>
-    </w:p>
-    <w:p>
-      <w:pPr>
-        <w:pStyle w:val="Heading3"/>
-      </w:pPr>
-      <w:r>
-        <w:t>Teach the learning cycle</w:t>
+        <w:t>Teach repetition through complete test traces.</w:t>
+      </w:r>
+    </w:p>
+    <w:p>
+      <w:r>
+        <w:t>Model stopping, zero iterations and progress, then reserve the new countdown for independent evidence.</w:t>
+      </w:r>
+    </w:p>
+    <w:p>
+      <w:r>
+        <w:t>Look for all tests, an accurate iteration count and a justified termination claim.</w:t>
+      </w:r>
+    </w:p>
+    <w:p>
+      <w:pPr>
+        <w:pStyle w:val="Heading1"/>
+      </w:pPr>
+      <w:r>
+        <w:t>01. Prepare this connected week</w:t>
+      </w:r>
+    </w:p>
+    <w:p>
+      <w:r>
+        <w:t>Use one main plan and keep practice separate from the independent first attempt.</w:t>
+      </w:r>
+    </w:p>
+    <w:p>
+      <w:pPr>
+        <w:pStyle w:val="Heading2"/>
+      </w:pPr>
+      <w:r>
+        <w:t>Learning goal and precision</w:t>
       </w:r>
     </w:p>
     <w:p>
@@ -62,6 +80,159 @@
           <w:b w:val="0"/>
         </w:rPr>
         <w:t xml:space="preserve"> by testing its condition before every repetition</w:t>
+      </w:r>
+    </w:p>
+    <w:p>
+      <w:pPr>
+        <w:spacing w:line="336" w:lineRule="auto" w:after="180"/>
+      </w:pPr>
+      <w:r>
+        <w:rPr>
+          <w:b w:val="0"/>
+        </w:rPr>
+        <w:t xml:space="preserve">Teach a pretest while </w:t>
+      </w:r>
+      <w:r>
+        <w:rPr>
+          <w:b/>
+        </w:rPr>
+        <w:t>loop</w:t>
+      </w:r>
+      <w:r>
+        <w:rPr>
+          <w:b w:val="0"/>
+        </w:rPr>
+        <w:t xml:space="preserve"> with exact whole-number arithmetic. Track the instruction pointer, current state, test result and </w:t>
+      </w:r>
+      <w:r>
+        <w:rPr>
+          <w:b/>
+        </w:rPr>
+        <w:t>body</w:t>
+      </w:r>
+      <w:r>
+        <w:rPr>
+          <w:b w:val="0"/>
+        </w:rPr>
+        <w:t xml:space="preserve"> count separately. Use both zero-</w:t>
+      </w:r>
+      <w:r>
+        <w:rPr>
+          <w:b/>
+        </w:rPr>
+        <w:t>iteration</w:t>
+      </w:r>
+      <w:r>
+        <w:rPr>
+          <w:b w:val="0"/>
+        </w:rPr>
+        <w:t xml:space="preserve"> and boundary-crossing cases.</w:t>
+      </w:r>
+    </w:p>
+    <w:p>
+      <w:pPr>
+        <w:spacing w:line="336" w:lineRule="auto" w:after="180"/>
+      </w:pPr>
+      <w:r>
+        <w:rPr>
+          <w:b w:val="0"/>
+        </w:rPr>
+        <w:t xml:space="preserve">The termination explanations depend on the stated update and condition; do not claim that every increasing counter terminates. Faulty </w:t>
+      </w:r>
+      <w:r>
+        <w:rPr>
+          <w:b/>
+        </w:rPr>
+        <w:t>loop</w:t>
+      </w:r>
+      <w:r>
+        <w:rPr>
+          <w:b w:val="0"/>
+        </w:rPr>
+        <w:t>s are paper traces, stopped by the teacher once the reason for repetition is clear.</w:t>
+      </w:r>
+    </w:p>
+    <w:p>
+      <w:pPr>
+        <w:spacing w:line="336" w:lineRule="auto" w:after="180"/>
+      </w:pPr>
+      <w:r>
+        <w:rPr>
+          <w:b w:val="0"/>
+        </w:rPr>
+        <w:t xml:space="preserve">By the end, I can check a </w:t>
+      </w:r>
+      <w:r>
+        <w:rPr>
+          <w:b/>
+        </w:rPr>
+        <w:t>loop</w:t>
+      </w:r>
+      <w:r>
+        <w:rPr>
+          <w:b w:val="0"/>
+        </w:rPr>
+        <w:t xml:space="preserve"> condition before each update and count </w:t>
+      </w:r>
+      <w:r>
+        <w:rPr>
+          <w:b/>
+        </w:rPr>
+        <w:t>iteration</w:t>
+      </w:r>
+      <w:r>
+        <w:rPr>
+          <w:b w:val="0"/>
+        </w:rPr>
+        <w:t>s.</w:t>
+      </w:r>
+    </w:p>
+    <w:p>
+      <w:pPr>
+        <w:pStyle w:val="Heading2"/>
+      </w:pPr>
+      <w:r>
+        <w:t>What to prepare</w:t>
+      </w:r>
+    </w:p>
+    <w:p>
+      <w:pPr>
+        <w:pStyle w:val="ListBullet"/>
+      </w:pPr>
+      <w:r>
+        <w:t>Use the supplied scenario, student illustrations and blank paper. For numeric work, offer counters or a calculator after learners show the setup. Fictional records are supplied; personal data and paid accounts are unnecessary.</w:t>
+      </w:r>
+    </w:p>
+    <w:p>
+      <w:pPr>
+        <w:pStyle w:val="ListBullet"/>
+      </w:pPr>
+      <w:r>
+        <w:t>A counter card, a while condition card and a separate body card with an arrow back to the condition</w:t>
+      </w:r>
+    </w:p>
+    <w:p>
+      <w:pPr>
+        <w:pStyle w:val="ListBullet"/>
+      </w:pPr>
+      <w:r>
+        <w:t>A trace sheet with current value, true or false and action columns, plus a separate iteration tally</w:t>
+      </w:r>
+    </w:p>
+    <w:p>
+      <w:pPr>
+        <w:pStyle w:val="ListBullet"/>
+      </w:pPr>
+      <w:r>
+        <w:t>Starting-value cards including 1, 6, 7 and 8, and an add 0 fault card</w:t>
+      </w:r>
+    </w:p>
+    <w:p>
+      <w:pPr>
+        <w:pStyle w:val="Heading2"/>
+      </w:pPr>
+      <w:r>
+        <w:t>Main teaching plan</w:t>
       </w:r>
     </w:p>
     <w:tbl>
@@ -243,9 +414,187 @@
     </w:p>
     <w:p>
       <w:pPr>
+        <w:pStyle w:val="Heading2"/>
+      </w:pPr>
+      <w:r>
+        <w:t>Opening retrieval and readiness</w:t>
+      </w:r>
+    </w:p>
+    <w:p>
+      <w:pPr>
+        <w:spacing w:line="336" w:lineRule="auto" w:after="180"/>
+      </w:pPr>
+      <w:r>
+        <w:rPr>
+          <w:b w:val="0"/>
+        </w:rPr>
+        <w:t>Without opening the old lesson, explain one key idea from If/Then Decisions. Give an example and a mistake that the idea helps you avoid.</w:t>
+      </w:r>
+    </w:p>
+    <w:p>
+      <w:pPr>
+        <w:spacing w:line="336" w:lineRule="auto" w:after="180"/>
+      </w:pPr>
+      <w:r>
+        <w:rPr>
+          <w:b w:val="0"/>
+        </w:rPr>
+        <w:t>Look for: Evaluate a condition using the current state and trace only the selected branch</w:t>
+      </w:r>
+    </w:p>
+    <w:p>
+      <w:pPr>
+        <w:spacing w:line="336" w:lineRule="auto" w:after="180"/>
+      </w:pPr>
+      <w:r>
+        <w:rPr>
+          <w:b w:val="0"/>
+        </w:rPr>
+        <w:t>Reference example, not the only acceptable wording: Start 2: after adding 2 score is 4; at least 6 is false; add 4 and report 8. Start 5: after adding 2 score is 7; at least 6 is true; subtract 3 and report 4.</w:t>
+      </w:r>
+    </w:p>
+    <w:p>
+      <w:pPr>
+        <w:spacing w:line="336" w:lineRule="auto" w:after="180"/>
+      </w:pPr>
+      <w:r>
+        <w:rPr>
+          <w:b w:val="0"/>
+        </w:rPr>
+        <w:t>Each run starts fresh and executes only its selected branch.</w:t>
+      </w:r>
+    </w:p>
+    <w:p>
+      <w:pPr>
+        <w:spacing w:line="336" w:lineRule="auto" w:after="180"/>
+      </w:pPr>
+      <w:r>
+        <w:rPr>
+          <w:b w:val="0"/>
+        </w:rPr>
+        <w:t>Without opening the old lesson, explain one key idea from Features: Useful Clues. Give an example and a mistake that the idea helps you avoid.</w:t>
+      </w:r>
+    </w:p>
+    <w:p>
+      <w:pPr>
+        <w:spacing w:line="336" w:lineRule="auto" w:after="180"/>
+      </w:pPr>
+      <w:r>
+        <w:rPr>
+          <w:b w:val="0"/>
+        </w:rPr>
+        <w:t>Look for: Choose recorded properties that preserve distinctions needed for a stated task</w:t>
+      </w:r>
+    </w:p>
+    <w:p>
+      <w:pPr>
+        <w:spacing w:line="336" w:lineRule="auto" w:after="180"/>
+      </w:pPr>
+      <w:r>
+        <w:rPr>
+          <w:b w:val="0"/>
+        </w:rPr>
+        <w:t>Reference example, not the only acceptable wording: Use length and width measured before the decision. State the order as length in cm, then width in cm; the record is 12, 8.</w:t>
+      </w:r>
+    </w:p>
+    <w:p>
+      <w:pPr>
+        <w:spacing w:line="336" w:lineRule="auto" w:after="180"/>
+      </w:pPr>
+      <w:r>
+        <w:rPr>
+          <w:b w:val="0"/>
+        </w:rPr>
+        <w:t>The target is fits or too large under the guide, and this card is fits because both equalities are included.</w:t>
+      </w:r>
+    </w:p>
+    <w:p>
+      <w:pPr>
+        <w:spacing w:line="336" w:lineRule="auto" w:after="180"/>
+      </w:pPr>
+      <w:r>
+        <w:rPr>
+          <w:b w:val="0"/>
+        </w:rPr>
+        <w:t>Colour and card number are not needed for this rule; the final inspection sticker copies the answer and is unavailable before inspection.</w:t>
+      </w:r>
+    </w:p>
+    <w:p>
+      <w:pPr>
+        <w:spacing w:line="336" w:lineRule="auto" w:after="180"/>
+      </w:pPr>
+      <w:r>
+        <w:rPr>
+          <w:b w:val="0"/>
+        </w:rPr>
+        <w:t>Without opening the old lesson, explain one key idea from Pictures Become Numbers. Give an example and a mistake that the idea helps you avoid.</w:t>
+      </w:r>
+    </w:p>
+    <w:p>
+      <w:pPr>
+        <w:spacing w:line="336" w:lineRule="auto" w:after="180"/>
+      </w:pPr>
+      <w:r>
+        <w:rPr>
+          <w:b w:val="0"/>
+        </w:rPr>
+        <w:t>Look for: Encode and reconstruct a small image using an explicit grid convention</w:t>
+      </w:r>
+    </w:p>
+    <w:p>
+      <w:pPr>
+        <w:spacing w:line="336" w:lineRule="auto" w:after="180"/>
+      </w:pPr>
+      <w:r>
+        <w:rPr>
+          <w:b w:val="0"/>
+        </w:rPr>
+        <w:t>Reference example, not the only acceptable wording: The upper row has black, white, black; the lower row has white, black, white. Reading back gives the supplied two rows.</w:t>
+      </w:r>
+    </w:p>
+    <w:p>
+      <w:pPr>
+        <w:spacing w:line="336" w:lineRule="auto" w:after="180"/>
+      </w:pPr>
+      <w:r>
+        <w:rPr>
+          <w:b w:val="0"/>
+        </w:rPr>
+        <w:t>There are three black pixels among six total positions.</w:t>
+      </w:r>
+    </w:p>
+    <w:p>
+      <w:pPr>
+        <w:spacing w:line="336" w:lineRule="auto" w:after="180"/>
+      </w:pPr>
+      <w:r>
+        <w:rPr>
+          <w:b w:val="0"/>
+        </w:rPr>
+        <w:t>The test is true, so add 3 and report 7. This single decision does not repeat. Another test must be explicitly specified.</w:t>
+      </w:r>
+    </w:p>
+    <w:p>
+      <w:pPr>
+        <w:pStyle w:val="Heading2"/>
+      </w:pPr>
+      <w:r>
+        <w:t>Earlier wording, alternatives and picture transcripts · reference / check after trying</w:t>
+      </w:r>
+    </w:p>
+    <w:p>
+      <w:pPr>
         <w:pStyle w:val="Heading3"/>
       </w:pPr>
       <w:r>
+        <w:t>Teach the learning cycle</w:t>
+      </w:r>
+    </w:p>
+    <w:p>
+      <w:pPr>
+        <w:pStyle w:val="Heading3"/>
+      </w:pPr>
+      <w:r>
         <w:t>Retrieval answer guidance</w:t>
       </w:r>
     </w:p>
@@ -259,50 +608,6 @@
     </w:p>
     <w:p>
       <w:pPr>
-        <w:spacing w:line="336" w:lineRule="auto" w:after="180"/>
-      </w:pPr>
-      <w:r>
-        <w:rPr>
-          <w:b w:val="0"/>
-        </w:rPr>
-        <w:t>Without opening the old lesson, explain one key idea from If/Then Decisions. Give an example and a mistake that the idea helps you avoid.</w:t>
-      </w:r>
-    </w:p>
-    <w:p>
-      <w:pPr>
-        <w:spacing w:line="336" w:lineRule="auto" w:after="180"/>
-      </w:pPr>
-      <w:r>
-        <w:rPr>
-          <w:b w:val="0"/>
-        </w:rPr>
-        <w:t>Look for: Evaluate a condition using the current state and trace only the selected branch</w:t>
-      </w:r>
-    </w:p>
-    <w:p>
-      <w:pPr>
-        <w:spacing w:line="336" w:lineRule="auto" w:after="180"/>
-      </w:pPr>
-      <w:r>
-        <w:rPr>
-          <w:b w:val="0"/>
-        </w:rPr>
-        <w:t>Reference example, not the only acceptable wording: Start 2: after adding 2 score is 4; at least 6 is false; add 4 and report 8. Start 5: after adding 2 score is 7; at least 6 is true; subtract 3 and report 4.</w:t>
-      </w:r>
-    </w:p>
-    <w:p>
-      <w:pPr>
-        <w:spacing w:line="336" w:lineRule="auto" w:after="180"/>
-      </w:pPr>
-      <w:r>
-        <w:rPr>
-          <w:b w:val="0"/>
-        </w:rPr>
-        <w:t>Each run starts fresh and executes only its selected branch.</w:t>
-      </w:r>
-    </w:p>
-    <w:p>
-      <w:pPr>
         <w:pStyle w:val="Heading3"/>
       </w:pPr>
       <w:r>
@@ -311,109 +616,10 @@
     </w:p>
     <w:p>
       <w:pPr>
-        <w:spacing w:line="336" w:lineRule="auto" w:after="180"/>
-      </w:pPr>
-      <w:r>
-        <w:rPr>
-          <w:b w:val="0"/>
-        </w:rPr>
-        <w:t>Without opening the old lesson, explain one key idea from Features: Useful Clues. Give an example and a mistake that the idea helps you avoid.</w:t>
-      </w:r>
-    </w:p>
-    <w:p>
-      <w:pPr>
-        <w:spacing w:line="336" w:lineRule="auto" w:after="180"/>
-      </w:pPr>
-      <w:r>
-        <w:rPr>
-          <w:b w:val="0"/>
-        </w:rPr>
-        <w:t>Look for: Choose recorded properties that preserve distinctions needed for a stated task</w:t>
-      </w:r>
-    </w:p>
-    <w:p>
-      <w:pPr>
-        <w:spacing w:line="336" w:lineRule="auto" w:after="180"/>
-      </w:pPr>
-      <w:r>
-        <w:rPr>
-          <w:b w:val="0"/>
-        </w:rPr>
-        <w:t>Reference example, not the only acceptable wording: Use length and width measured before the decision. State the order as length in cm, then width in cm; the record is 12, 8.</w:t>
-      </w:r>
-    </w:p>
-    <w:p>
-      <w:pPr>
-        <w:spacing w:line="336" w:lineRule="auto" w:after="180"/>
-      </w:pPr>
-      <w:r>
-        <w:rPr>
-          <w:b w:val="0"/>
-        </w:rPr>
-        <w:t>The target is fits or too large under the guide, and this card is fits because both equalities are included.</w:t>
-      </w:r>
-    </w:p>
-    <w:p>
-      <w:pPr>
-        <w:spacing w:line="336" w:lineRule="auto" w:after="180"/>
-      </w:pPr>
-      <w:r>
-        <w:rPr>
-          <w:b w:val="0"/>
-        </w:rPr>
-        <w:t>Colour and card number are not needed for this rule; the final inspection sticker copies the answer and is unavailable before inspection.</w:t>
-      </w:r>
-    </w:p>
-    <w:p>
-      <w:pPr>
         <w:pStyle w:val="Heading3"/>
       </w:pPr>
       <w:r>
         <w:t>Pictures Become Numbers</w:t>
-      </w:r>
-    </w:p>
-    <w:p>
-      <w:pPr>
-        <w:spacing w:line="336" w:lineRule="auto" w:after="180"/>
-      </w:pPr>
-      <w:r>
-        <w:rPr>
-          <w:b w:val="0"/>
-        </w:rPr>
-        <w:t>Without opening the old lesson, explain one key idea from Pictures Become Numbers. Give an example and a mistake that the idea helps you avoid.</w:t>
-      </w:r>
-    </w:p>
-    <w:p>
-      <w:pPr>
-        <w:spacing w:line="336" w:lineRule="auto" w:after="180"/>
-      </w:pPr>
-      <w:r>
-        <w:rPr>
-          <w:b w:val="0"/>
-        </w:rPr>
-        <w:t>Look for: Encode and reconstruct a small image using an explicit grid convention</w:t>
-      </w:r>
-    </w:p>
-    <w:p>
-      <w:pPr>
-        <w:spacing w:line="336" w:lineRule="auto" w:after="180"/>
-      </w:pPr>
-      <w:r>
-        <w:rPr>
-          <w:b w:val="0"/>
-        </w:rPr>
-        <w:t>Reference example, not the only acceptable wording: The upper row has black, white, black; the lower row has white, black, white. Reading back gives the supplied two rows.</w:t>
-      </w:r>
-    </w:p>
-    <w:p>
-      <w:pPr>
-        <w:spacing w:line="336" w:lineRule="auto" w:after="180"/>
-      </w:pPr>
-      <w:r>
-        <w:rPr>
-          <w:b w:val="0"/>
-        </w:rPr>
-        <w:t>There are three black pixels among six total positions.</w:t>
       </w:r>
     </w:p>
     <w:p>
@@ -622,6 +828,11 @@
       </w:r>
     </w:p>
     <w:p>
+      <w:r>
+        <w:t>This compact option is not the full-week schedule. Use the main teaching cycle and allow extra sessions for the investigation, independent work and project.</w:t>
+      </w:r>
+    </w:p>
+    <w:p>
       <w:pPr>
         <w:spacing w:line="336" w:lineRule="auto" w:after="180"/>
       </w:pPr>
@@ -629,7 +840,7 @@
         <w:rPr>
           <w:b w:val="0"/>
         </w:rPr>
-        <w:t>Use the supplied scenario, student illustrations and blank paper. For numeric work, offer counters or a calculator after learners show the setup. Fictional records are supplied; personal data and paid accounts are unnecessary.</w:t>
+        <w:t>Allow 80 minutes: recall 8; explanation 12; worked demonstration 15; guided practice 20; independent assessment 15; project and reflection 10. Extend the lab into a second session when needed.</w:t>
       </w:r>
     </w:p>
     <w:p>
@@ -637,32 +848,55 @@
         <w:pStyle w:val="Heading3"/>
       </w:pPr>
       <w:r>
-        <w:t>Alternative compact allocation</w:t>
-      </w:r>
-    </w:p>
-    <w:p>
-      <w:r>
-        <w:t>This compact option is not the full-week schedule. Use the main teaching cycle and allow extra sessions for the investigation, independent work and project.</w:t>
+        <w:t>Preparation for the connected explanation</w:t>
+      </w:r>
+    </w:p>
+    <w:p>
+      <w:pPr>
+        <w:pStyle w:val="Heading3"/>
+      </w:pPr>
+      <w:r>
+        <w:t>Readiness answer</w:t>
+      </w:r>
+    </w:p>
+    <w:p>
+      <w:pPr>
+        <w:pStyle w:val="Heading3"/>
+      </w:pPr>
+      <w:r>
+        <w:t>End goal for the pictorial case</w:t>
       </w:r>
     </w:p>
     <w:p>
       <w:pPr>
         <w:spacing w:line="336" w:lineRule="auto" w:after="180"/>
-        <w:shd w:fill="F1F6F8"/>
-      </w:pPr>
-      <w:r>
-        <w:rPr>
-          <w:b w:val="0"/>
-        </w:rPr>
-        <w:t>Allow 80 minutes: recall 8; explanation 12; worked demonstration 15; guided practice 20; independent assessment 15; project and reflection 10. Extend the lab into a second session when needed.</w:t>
-      </w:r>
-    </w:p>
-    <w:p>
-      <w:pPr>
-        <w:pStyle w:val="Heading3"/>
-      </w:pPr>
-      <w:r>
-        <w:t>Preparation for the connected explanation</w:t>
+      </w:pPr>
+      <w:r>
+        <w:rPr>
+          <w:b w:val="0"/>
+        </w:rPr>
+        <w:t>This added worked case illustrates the week’s main idea. Retain all original and connected topics; schedule its practice within the teaching cycle.</w:t>
+      </w:r>
+    </w:p>
+    <w:p>
+      <w:pPr>
+        <w:pStyle w:val="Heading1"/>
+      </w:pPr>
+      <w:r>
+        <w:t>02. Teach a loop with its instruction pointer and full trace</w:t>
+      </w:r>
+    </w:p>
+    <w:p>
+      <w:r>
+        <w:t>Keep tests, iterations, current values and reporting distinguishable.</w:t>
+      </w:r>
+    </w:p>
+    <w:p>
+      <w:pPr>
+        <w:pStyle w:val="Heading2"/>
+      </w:pPr>
+      <w:r>
+        <w:t>Begin with the below-7 loop and its if comparison</w:t>
       </w:r>
     </w:p>
     <w:p>
@@ -673,421 +907,405 @@
         <w:rPr>
           <w:b w:val="0"/>
         </w:rPr>
-        <w:t xml:space="preserve">Teach a pretest while </w:t>
+        <w:t>A paper counter starts at 1. While the counter is below 7, add 2 to it. When the test is false, report the counter and stop.</w:t>
+      </w:r>
+    </w:p>
+    <w:p>
+      <w:pPr>
+        <w:spacing w:line="336" w:lineRule="auto" w:after="180"/>
+      </w:pPr>
+      <w:r>
+        <w:rPr>
+          <w:b w:val="0"/>
+        </w:rPr>
+        <w:t xml:space="preserve">The word while means test first, run the </w:t>
       </w:r>
       <w:r>
         <w:rPr>
           <w:b/>
         </w:rPr>
+        <w:t>body</w:t>
+      </w:r>
+      <w:r>
+        <w:rPr>
+          <w:b w:val="0"/>
+        </w:rPr>
+        <w:t xml:space="preserve"> only if true, then return to the test using the updated value. The </w:t>
+      </w:r>
+      <w:r>
+        <w:rPr>
+          <w:b/>
+        </w:rPr>
+        <w:t>body</w:t>
+      </w:r>
+      <w:r>
+        <w:rPr>
+          <w:b w:val="0"/>
+        </w:rPr>
+        <w:t xml:space="preserve"> here is just add 2.</w:t>
+      </w:r>
+    </w:p>
+    <w:p>
+      <w:pPr>
+        <w:spacing w:line="336" w:lineRule="auto" w:after="180"/>
+      </w:pPr>
+      <w:r>
+        <w:rPr>
+          <w:b w:val="0"/>
+        </w:rPr>
+        <w:t xml:space="preserve">The counter follows 1, 3, 5, 7. At 1, 3 and 5 the condition is true, so each test is followed by one addition. At 7 the condition is false. No addition follows that final test. The </w:t>
+      </w:r>
+      <w:r>
+        <w:rPr>
+          <w:b/>
+        </w:rPr>
         <w:t>loop</w:t>
       </w:r>
       <w:r>
         <w:rPr>
           <w:b w:val="0"/>
         </w:rPr>
-        <w:t xml:space="preserve"> with exact whole-number arithmetic. Track the instruction pointer, current state, test result and </w:t>
+        <w:t xml:space="preserve"> has three </w:t>
       </w:r>
       <w:r>
         <w:rPr>
           <w:b/>
         </w:rPr>
+        <w:t>iteration</w:t>
+      </w:r>
+      <w:r>
+        <w:rPr>
+          <w:b w:val="0"/>
+        </w:rPr>
+        <w:t>s and reports 7.</w:t>
+      </w:r>
+    </w:p>
+    <w:p>
+      <w:pPr>
+        <w:spacing w:line="336" w:lineRule="auto" w:after="180"/>
+      </w:pPr>
+      <w:r>
+        <w:rPr>
+          <w:b w:val="0"/>
+        </w:rPr>
+        <w:t xml:space="preserve">Compare the Week 10 instruction if counter is below 7, add 2, then report. From 1 that single decision reports 3. A while </w:t>
+      </w:r>
+      <w:r>
+        <w:rPr>
+          <w:b/>
+        </w:rPr>
+        <w:t>loop</w:t>
+      </w:r>
+      <w:r>
+        <w:rPr>
+          <w:b w:val="0"/>
+        </w:rPr>
+        <w:t xml:space="preserve"> explicitly returns to its test; an if decision does not.</w:t>
+      </w:r>
+    </w:p>
+    <w:p>
+      <w:pPr>
+        <w:spacing w:line="336" w:lineRule="auto" w:after="180"/>
+      </w:pPr>
+      <w:r>
+        <w:rPr>
+          <w:b w:val="0"/>
+        </w:rPr>
+        <w:t>Draw a pointer to the instruction being executed instead of deciding for yourself when to repeat.</w:t>
+      </w:r>
+    </w:p>
+    <w:p>
+      <w:pPr>
+        <w:pStyle w:val="Heading2"/>
+      </w:pPr>
+      <w:r>
+        <w:t>Retain the final false test and repeated states</w:t>
+      </w:r>
+    </w:p>
+    <w:p>
+      <w:pPr>
+        <w:spacing w:line="336" w:lineRule="auto" w:after="180"/>
+      </w:pPr>
+      <w:r>
+        <w:rPr>
+          <w:b w:val="0"/>
+        </w:rPr>
+        <w:t xml:space="preserve">The trace has four tests but only three </w:t>
+      </w:r>
+      <w:r>
+        <w:rPr>
+          <w:b/>
+        </w:rPr>
+        <w:t>iteration</w:t>
+      </w:r>
+      <w:r>
+        <w:rPr>
+          <w:b w:val="0"/>
+        </w:rPr>
+        <w:t xml:space="preserve">s. The false test is </w:t>
+      </w:r>
+      <w:r>
+        <w:rPr>
+          <w:b/>
+        </w:rPr>
+        <w:t>evidence</w:t>
+      </w:r>
+      <w:r>
+        <w:rPr>
+          <w:b w:val="0"/>
+        </w:rPr>
+        <w:t xml:space="preserve"> that this run stops. A list ending at 5 would be incomplete, while a list continuing to 9 would include an addition the </w:t>
+      </w:r>
+      <w:r>
+        <w:rPr>
+          <w:b/>
+        </w:rPr>
+        <w:t>loop</w:t>
+      </w:r>
+      <w:r>
+        <w:rPr>
+          <w:b w:val="0"/>
+        </w:rPr>
+        <w:t xml:space="preserve"> did not authorise.</w:t>
+      </w:r>
+    </w:p>
+    <w:p>
+      <w:pPr>
+        <w:spacing w:line="336" w:lineRule="auto" w:after="180"/>
+      </w:pPr>
+      <w:r>
+        <w:rPr>
+          <w:b w:val="0"/>
+        </w:rPr>
+        <w:t xml:space="preserve">Write the current value, the test result and the action on every row. Repeated values can matter: if the </w:t>
+      </w:r>
+      <w:r>
+        <w:rPr>
+          <w:b/>
+        </w:rPr>
         <w:t>body</w:t>
       </w:r>
       <w:r>
         <w:rPr>
           <w:b w:val="0"/>
         </w:rPr>
-        <w:t xml:space="preserve"> count separately. Use both zero-</w:t>
+        <w:t xml:space="preserve"> does not change the state used by the test, the same true test may occur again.</w:t>
+      </w:r>
+    </w:p>
+    <w:p>
+      <w:pPr>
+        <w:spacing w:line="336" w:lineRule="auto" w:after="180"/>
+      </w:pPr>
+      <w:r>
+        <w:rPr>
+          <w:b w:val="0"/>
+        </w:rPr>
+        <w:t>Do not erase these rows simply because they look unhelpful.</w:t>
+      </w:r>
+    </w:p>
+    <w:p>
+      <w:pPr>
+        <w:pStyle w:val="Heading2"/>
+      </w:pPr>
+      <w:r>
+        <w:t>Model the separate below-10 counter</w:t>
+      </w:r>
+    </w:p>
+    <w:p>
+      <w:pPr>
+        <w:spacing w:line="336" w:lineRule="auto" w:after="180"/>
+      </w:pPr>
+      <w:r>
+        <w:rPr>
+          <w:b w:val="0"/>
+        </w:rPr>
+        <w:t>A fictional paper counter advances through a display until its condition becomes false.</w:t>
+      </w:r>
+    </w:p>
+    <w:p>
+      <w:pPr>
+        <w:spacing w:line="336" w:lineRule="auto" w:after="180"/>
+      </w:pPr>
+      <w:r>
+        <w:rPr>
+          <w:b w:val="0"/>
+        </w:rPr>
+        <w:t>Start at 2. While the current counter is below 10, add 3.</w:t>
+      </w:r>
+    </w:p>
+    <w:p>
+      <w:pPr>
+        <w:spacing w:line="336" w:lineRule="auto" w:after="180"/>
+      </w:pPr>
+      <w:r>
+        <w:rPr>
+          <w:b w:val="0"/>
+        </w:rPr>
+        <w:t>Test before each addition; report when the condition is false.</w:t>
+      </w:r>
+    </w:p>
+    <w:p>
+      <w:r>
+        <w:drawing>
+          <wp:inline xmlns:a="http://schemas.openxmlformats.org/drawingml/2006/main" xmlns:pic="http://schemas.openxmlformats.org/drawingml/2006/picture">
+            <wp:extent cx="5486400" cy="4005072"/>
+            <wp:docPr id="1" name="Picture 1" descr="First test: 2&lt;10 is true: update to 5. → Repeat: 5&lt;10: update to 8. 8&lt;10: update to 11. → Stop test: 11&lt;10 is false; do not add again. → Report: Final counter 11 after three additions."/>
+            <wp:cNvGraphicFramePr>
+              <a:graphicFrameLocks noChangeAspect="1"/>
+            </wp:cNvGraphicFramePr>
+            <a:graphic>
+              <a:graphicData uri="http://schemas.openxmlformats.org/drawingml/2006/picture">
+                <pic:pic>
+                  <pic:nvPicPr>
+                    <pic:cNvPr id="0" name="academy-story-ai-1-11-02.png"/>
+                    <pic:cNvPicPr/>
+                  </pic:nvPicPr>
+                  <pic:blipFill>
+                    <a:blip r:embed="rId9"/>
+                    <a:stretch>
+                      <a:fillRect/>
+                    </a:stretch>
+                  </pic:blipFill>
+                  <pic:spPr>
+                    <a:xfrm>
+                      <a:off x="0" y="0"/>
+                      <a:ext cx="5486400" cy="4005072"/>
+                    </a:xfrm>
+                    <a:prstGeom prst="rect"/>
+                  </pic:spPr>
+                </pic:pic>
+              </a:graphicData>
+            </a:graphic>
+          </wp:inline>
+        </w:drawing>
+      </w:r>
+    </w:p>
+    <w:p>
+      <w:r>
+        <w:drawing>
+          <wp:inline xmlns:a="http://schemas.openxmlformats.org/drawingml/2006/main" xmlns:pic="http://schemas.openxmlformats.org/drawingml/2006/picture">
+            <wp:extent cx="5486400" cy="3938016"/>
+            <wp:docPr id="2" name="Picture 2" descr="Condition checks before additions. Check 1: Current = 2, Below 10? = true, Next = 5. Check 2: Current = 5, Below 10? = true, Next = 8. Check 3: Current = 8, Below 10? = true, Next = 11. Check 4: Current = 11, Below 10? = false, Next = stop."/>
+            <wp:cNvGraphicFramePr>
+              <a:graphicFrameLocks noChangeAspect="1"/>
+            </wp:cNvGraphicFramePr>
+            <a:graphic>
+              <a:graphicData uri="http://schemas.openxmlformats.org/drawingml/2006/picture">
+                <pic:pic>
+                  <pic:nvPicPr>
+                    <pic:cNvPr id="0" name="academy-story-ai-1-11-03.png"/>
+                    <pic:cNvPicPr/>
+                  </pic:nvPicPr>
+                  <pic:blipFill>
+                    <a:blip r:embed="rId10"/>
+                    <a:stretch>
+                      <a:fillRect/>
+                    </a:stretch>
+                  </pic:blipFill>
+                  <pic:spPr>
+                    <a:xfrm>
+                      <a:off x="0" y="0"/>
+                      <a:ext cx="5486400" cy="3938016"/>
+                    </a:xfrm>
+                    <a:prstGeom prst="rect"/>
+                  </pic:spPr>
+                </pic:pic>
+              </a:graphicData>
+            </a:graphic>
+          </wp:inline>
+        </w:drawing>
+      </w:r>
+    </w:p>
+    <w:p>
+      <w:pPr>
+        <w:spacing w:line="336" w:lineRule="auto" w:after="180"/>
+      </w:pPr>
+      <w:r>
+        <w:rPr>
+          <w:b w:val="0"/>
+        </w:rPr>
+        <w:t>The condition checks whether to do the next update; it does not constrain every resulting value to stay below 10. The final 11 is therefore allowed by this procedure.</w:t>
+      </w:r>
+    </w:p>
+    <w:p>
+      <w:pPr>
+        <w:spacing w:line="336" w:lineRule="auto" w:after="180"/>
+      </w:pPr>
+      <w:r>
+        <w:rPr>
+          <w:b w:val="0"/>
+        </w:rPr>
+        <w:t>Record both the condition and counter to distinguish a correct stop from an assumed endpoint.</w:t>
+      </w:r>
+    </w:p>
+    <w:p>
+      <w:pPr>
+        <w:pStyle w:val="Heading2"/>
+      </w:pPr>
+      <w:r>
+        <w:t>Start where the first test is false</w:t>
+      </w:r>
+    </w:p>
+    <w:p>
+      <w:pPr>
+        <w:pStyle w:val="ListNumber"/>
+      </w:pPr>
+      <w:r>
+        <w:t>Change: Start at 10 instead of 2.</w:t>
+      </w:r>
+    </w:p>
+    <w:p>
+      <w:pPr>
+        <w:pStyle w:val="ListNumber"/>
+      </w:pPr>
+      <w:r>
+        <w:t>Prediction: The loop runs zero times and reports 10.</w:t>
+      </w:r>
+    </w:p>
+    <w:p>
+      <w:pPr>
+        <w:pStyle w:val="ListNumber"/>
+      </w:pPr>
+      <w:r>
+        <w:t>Reason: Its first condition is already false, so no addition happens.</w:t>
+      </w:r>
+    </w:p>
+    <w:p>
+      <w:pPr>
+        <w:pStyle w:val="Heading2"/>
+      </w:pPr>
+      <w:r>
+        <w:t>Explain the progress assumption</w:t>
+      </w:r>
+    </w:p>
+    <w:p>
+      <w:pPr>
+        <w:spacing w:line="336" w:lineRule="auto" w:after="180"/>
+      </w:pPr>
+      <w:r>
+        <w:rPr>
+          <w:b w:val="0"/>
+        </w:rPr>
+        <w:t xml:space="preserve">This </w:t>
       </w:r>
       <w:r>
         <w:rPr>
           <w:b/>
         </w:rPr>
-        <w:t>iteration</w:t>
-      </w:r>
-      <w:r>
-        <w:rPr>
-          <w:b w:val="0"/>
-        </w:rPr>
-        <w:t xml:space="preserve"> and boundary-crossing cases.</w:t>
-      </w:r>
-    </w:p>
-    <w:p>
-      <w:pPr>
-        <w:spacing w:line="336" w:lineRule="auto" w:after="180"/>
-      </w:pPr>
-      <w:r>
-        <w:rPr>
-          <w:b w:val="0"/>
-        </w:rPr>
-        <w:t xml:space="preserve">The termination explanations depend on the stated update and condition; do not claim that every increasing counter terminates. Faulty </w:t>
+        <w:t>loop</w:t>
+      </w:r>
+      <w:r>
+        <w:rPr>
+          <w:b w:val="0"/>
+        </w:rPr>
+        <w:t xml:space="preserve"> stops because positive increments eventually cross the limit. Other updates can fail to make </w:t>
       </w:r>
       <w:r>
         <w:rPr>
           <w:b/>
         </w:rPr>
-        <w:t>loop</w:t>
-      </w:r>
-      <w:r>
-        <w:rPr>
-          <w:b w:val="0"/>
-        </w:rPr>
-        <w:t>s are paper traces, stopped by the teacher once the reason for repetition is clear.</w:t>
-      </w:r>
-    </w:p>
-    <w:p>
-      <w:pPr>
-        <w:pStyle w:val="Heading3"/>
-      </w:pPr>
-      <w:r>
-        <w:t>Readiness answer</w:t>
-      </w:r>
-    </w:p>
-    <w:p>
-      <w:pPr>
-        <w:spacing w:line="336" w:lineRule="auto" w:after="180"/>
-      </w:pPr>
-      <w:r>
-        <w:rPr>
-          <w:b w:val="0"/>
-        </w:rPr>
-        <w:t>The test is true, so add 3 and report 7. This single decision does not repeat. Another test must be explicitly specified.</w:t>
-      </w:r>
-    </w:p>
-    <w:p>
-      <w:pPr>
-        <w:spacing w:line="336" w:lineRule="auto" w:after="180"/>
-      </w:pPr>
-      <w:r>
-        <w:rPr>
-          <w:b w:val="0"/>
-        </w:rPr>
-        <w:t xml:space="preserve">A counter card, a while condition card and a separate </w:t>
-      </w:r>
-      <w:r>
-        <w:rPr>
-          <w:b/>
-        </w:rPr>
-        <w:t>body</w:t>
-      </w:r>
-      <w:r>
-        <w:rPr>
-          <w:b w:val="0"/>
-        </w:rPr>
-        <w:t xml:space="preserve"> card with an arrow back to the condition</w:t>
-      </w:r>
-    </w:p>
-    <w:p>
-      <w:pPr>
-        <w:spacing w:line="336" w:lineRule="auto" w:after="180"/>
-      </w:pPr>
-      <w:r>
-        <w:rPr>
-          <w:b w:val="0"/>
-        </w:rPr>
-        <w:t xml:space="preserve">A trace sheet with current value, true or false and action columns, plus a separate </w:t>
-      </w:r>
-      <w:r>
-        <w:rPr>
-          <w:b/>
-        </w:rPr>
-        <w:t>iteration</w:t>
-      </w:r>
-      <w:r>
-        <w:rPr>
-          <w:b w:val="0"/>
-        </w:rPr>
-        <w:t xml:space="preserve"> tally</w:t>
-      </w:r>
-    </w:p>
-    <w:p>
-      <w:pPr>
-        <w:spacing w:line="336" w:lineRule="auto" w:after="180"/>
-      </w:pPr>
-      <w:r>
-        <w:rPr>
-          <w:b w:val="0"/>
-        </w:rPr>
-        <w:t>Starting-value cards including 1, 6, 7 and 8, and an add 0 fault card</w:t>
-      </w:r>
-    </w:p>
-    <w:p>
-      <w:pPr>
-        <w:pStyle w:val="Heading3"/>
-      </w:pPr>
-      <w:r>
-        <w:t>End goal for the pictorial case</w:t>
-      </w:r>
-    </w:p>
-    <w:p>
-      <w:pPr>
-        <w:spacing w:line="336" w:lineRule="auto" w:after="180"/>
-      </w:pPr>
-      <w:r>
-        <w:rPr>
-          <w:b w:val="0"/>
-        </w:rPr>
-        <w:t xml:space="preserve">By the end, I can check a </w:t>
-      </w:r>
-      <w:r>
-        <w:rPr>
-          <w:b/>
-        </w:rPr>
-        <w:t>loop</w:t>
-      </w:r>
-      <w:r>
-        <w:rPr>
-          <w:b w:val="0"/>
-        </w:rPr>
-        <w:t xml:space="preserve"> condition before each update and count </w:t>
-      </w:r>
-      <w:r>
-        <w:rPr>
-          <w:b/>
-        </w:rPr>
-        <w:t>iteration</w:t>
-      </w:r>
-      <w:r>
-        <w:rPr>
-          <w:b w:val="0"/>
-        </w:rPr>
-        <w:t>s.</w:t>
-      </w:r>
-    </w:p>
-    <w:p>
-      <w:pPr>
-        <w:spacing w:line="336" w:lineRule="auto" w:after="180"/>
-      </w:pPr>
-      <w:r>
-        <w:rPr>
-          <w:b w:val="0"/>
-        </w:rPr>
-        <w:t>This added worked case illustrates the week’s main idea. Retain all original and connected topics; schedule its practice within the teaching cycle.</w:t>
-      </w:r>
-    </w:p>
-    <w:p>
-      <w:pPr>
-        <w:pStyle w:val="Heading1"/>
-      </w:pPr>
-      <w:r>
-        <w:t>02. Explain the mechanism</w:t>
-      </w:r>
-    </w:p>
-    <w:p>
-      <w:r>
-        <w:t>Model Repeating Efficiently using the supplied case, labelled mechanism and reasoning. Make the scope of each conclusion explicit.</w:t>
-      </w:r>
-    </w:p>
-    <w:p>
-      <w:pPr>
-        <w:spacing w:line="336" w:lineRule="auto" w:after="180"/>
-      </w:pPr>
-      <w:r>
-        <w:rPr>
-          <w:b w:val="0"/>
-        </w:rPr>
-        <w:t>Follow the information instead of imagining magic inside the machine.</w:t>
-      </w:r>
-    </w:p>
-    <w:p>
-      <w:pPr>
-        <w:pStyle w:val="Heading3"/>
-      </w:pPr>
-      <w:r>
-        <w:t>1. Input — information entering</w:t>
-      </w:r>
-    </w:p>
-    <w:p>
-      <w:pPr>
-        <w:spacing w:line="336" w:lineRule="auto" w:after="180"/>
-        <w:shd w:fill="F4F9FC"/>
-      </w:pPr>
-      <w:r>
-        <w:rPr>
-          <w:b/>
-        </w:rPr>
-        <w:t>INPUT</w:t>
-      </w:r>
-      <w:r>
-        <w:rPr>
-          <w:b w:val="0"/>
-        </w:rPr>
-        <w:t xml:space="preserve"> starting state and repeat count</w:t>
-      </w:r>
-    </w:p>
-    <w:p>
-      <w:pPr>
-        <w:pStyle w:val="Heading3"/>
-      </w:pPr>
-      <w:r>
-        <w:t>2. Process — the deciding step</w:t>
-      </w:r>
-    </w:p>
-    <w:p>
-      <w:pPr>
-        <w:spacing w:line="336" w:lineRule="auto" w:after="180"/>
-        <w:shd w:fill="F4F9FC"/>
-      </w:pPr>
-      <w:r>
-        <w:rPr>
-          <w:b/>
-        </w:rPr>
-        <w:t>PROCESS</w:t>
-      </w:r>
-      <w:r>
-        <w:rPr>
-          <w:b w:val="0"/>
-        </w:rPr>
-        <w:t xml:space="preserve"> run the </w:t>
-      </w:r>
-      <w:r>
-        <w:rPr>
-          <w:b/>
-        </w:rPr>
-        <w:t>loop body</w:t>
-      </w:r>
-      <w:r>
-        <w:rPr>
-          <w:b w:val="0"/>
-        </w:rPr>
-        <w:t xml:space="preserve"> and update </w:t>
-      </w:r>
-      <w:r>
-        <w:rPr>
-          <w:b/>
-        </w:rPr>
         <w:t>progress</w:t>
       </w:r>
-    </w:p>
-    <w:p>
-      <w:pPr>
-        <w:pStyle w:val="Heading3"/>
-      </w:pPr>
-      <w:r>
-        <w:t>3. Output — the result</w:t>
-      </w:r>
-    </w:p>
-    <w:p>
-      <w:pPr>
-        <w:spacing w:line="336" w:lineRule="auto" w:after="180"/>
-        <w:shd w:fill="F4F9FC"/>
-      </w:pPr>
-      <w:r>
-        <w:rPr>
-          <w:b/>
-        </w:rPr>
-        <w:t>OUTPUT</w:t>
-      </w:r>
-      <w:r>
-        <w:rPr>
-          <w:b w:val="0"/>
-        </w:rPr>
-        <w:t xml:space="preserve"> finished pattern when the stop condition is met</w:t>
-      </w:r>
-    </w:p>
-    <w:p>
-      <w:pPr>
-        <w:pStyle w:val="Heading3"/>
-      </w:pPr>
-      <w:r>
-        <w:t>Key idea</w:t>
-      </w:r>
-    </w:p>
-    <w:p>
-      <w:pPr>
-        <w:spacing w:line="336" w:lineRule="auto" w:after="180"/>
-        <w:shd w:fill="EDF7F3"/>
-      </w:pPr>
-      <w:r>
-        <w:rPr>
-          <w:b w:val="0"/>
-        </w:rPr>
-        <w:t xml:space="preserve">CORE IDEA A </w:t>
-      </w:r>
-      <w:r>
-        <w:rPr>
-          <w:b/>
-        </w:rPr>
-        <w:t>loop</w:t>
-      </w:r>
-      <w:r>
-        <w:rPr>
-          <w:b w:val="0"/>
-        </w:rPr>
-        <w:t xml:space="preserve"> repeats a useful step until a </w:t>
-      </w:r>
-      <w:r>
-        <w:rPr>
-          <w:b/>
-        </w:rPr>
-        <w:t>stopping condition</w:t>
-      </w:r>
-      <w:r>
-        <w:rPr>
-          <w:b w:val="0"/>
-        </w:rPr>
-        <w:t xml:space="preserve"> is met.</w:t>
-      </w:r>
-    </w:p>
-    <w:p>
-      <w:pPr>
-        <w:pStyle w:val="Heading3"/>
-      </w:pPr>
-      <w:r>
-        <w:t>How the mechanism works</w:t>
-      </w:r>
-    </w:p>
-    <w:p>
-      <w:pPr>
-        <w:spacing w:line="336" w:lineRule="auto" w:after="180"/>
-        <w:shd w:fill="F1F6F8"/>
-      </w:pPr>
-      <w:r>
-        <w:rPr>
-          <w:b w:val="0"/>
-        </w:rPr>
-        <w:t xml:space="preserve">UNDER THE HOOD For these bounded counter exercises, specify the starting value, repeated action, update and stopping test. Check that the updates eventually make the test false; otherwise a run may continue forever or repeat the wrong number of times. Other programs may use different </w:t>
-      </w:r>
-      <w:r>
-        <w:rPr>
-          <w:b/>
-        </w:rPr>
-        <w:t>loop</w:t>
-      </w:r>
-      <w:r>
-        <w:rPr>
-          <w:b w:val="0"/>
-        </w:rPr>
-        <w:t xml:space="preserve"> designs, such as waiting for a stop signal.</w:t>
-      </w:r>
-    </w:p>
-    <w:p>
-      <w:pPr>
-        <w:spacing w:line="336" w:lineRule="auto" w:after="180"/>
-      </w:pPr>
-      <w:r>
-        <w:rPr>
-          <w:b w:val="0"/>
-        </w:rPr>
-        <w:t>Draw a fresh example with all three stages:</w:t>
-      </w:r>
-    </w:p>
-    <w:p>
-      <w:pPr>
-        <w:spacing w:line="336" w:lineRule="auto" w:after="180"/>
-      </w:pPr>
-      <w:r>
-        <w:rPr>
-          <w:b w:val="0"/>
-        </w:rPr>
-        <w:t xml:space="preserve">Every step connects a claim to observable </w:t>
-      </w:r>
-      <w:r>
-        <w:rPr>
-          <w:b/>
-        </w:rPr>
-        <w:t>evidence</w:t>
-      </w:r>
       <w:r>
         <w:rPr>
           <w:b w:val="0"/>
@@ -1097,664 +1315,10 @@
     </w:p>
     <w:p>
       <w:pPr>
-        <w:pStyle w:val="Heading3"/>
-      </w:pPr>
-      <w:r>
-        <w:t>The case to investigate</w:t>
-      </w:r>
-    </w:p>
-    <w:p>
-      <w:pPr>
-        <w:spacing w:line="336" w:lineRule="auto" w:after="180"/>
-        <w:shd w:fill="F1F6FC"/>
-      </w:pPr>
-      <w:r>
-        <w:rPr>
-          <w:b w:val="0"/>
-        </w:rPr>
-        <w:t>CASE Instead of writing draw-side and turn four times, a square algorithm can repeat those steps four times.</w:t>
-      </w:r>
-    </w:p>
-    <w:p>
-      <w:pPr>
-        <w:pStyle w:val="Heading3"/>
-      </w:pPr>
-      <w:r>
-        <w:t>Step 1</w:t>
-      </w:r>
-    </w:p>
-    <w:p>
-      <w:pPr>
-        <w:spacing w:line="336" w:lineRule="auto" w:after="180"/>
-        <w:shd w:fill="F4F9FC"/>
-      </w:pPr>
-      <w:r>
-        <w:rPr>
-          <w:b w:val="0"/>
-        </w:rPr>
-        <w:t>STEP 1 — OBSERVE starting state and repeat count</w:t>
-      </w:r>
-    </w:p>
-    <w:p>
-      <w:pPr>
-        <w:pStyle w:val="Heading3"/>
-      </w:pPr>
-      <w:r>
-        <w:t>Step 2</w:t>
-      </w:r>
-    </w:p>
-    <w:p>
-      <w:pPr>
-        <w:spacing w:line="336" w:lineRule="auto" w:after="180"/>
-        <w:shd w:fill="F4F9FC"/>
-      </w:pPr>
-      <w:r>
-        <w:rPr>
-          <w:b w:val="0"/>
-        </w:rPr>
-        <w:t xml:space="preserve">STEP 2 — TRACE run the </w:t>
-      </w:r>
-      <w:r>
-        <w:rPr>
-          <w:b/>
-        </w:rPr>
-        <w:t>loop body</w:t>
-      </w:r>
-      <w:r>
-        <w:rPr>
-          <w:b w:val="0"/>
-        </w:rPr>
-        <w:t xml:space="preserve"> and update </w:t>
-      </w:r>
-      <w:r>
-        <w:rPr>
-          <w:b/>
-        </w:rPr>
-        <w:t>progress</w:t>
-      </w:r>
-    </w:p>
-    <w:p>
-      <w:pPr>
-        <w:pStyle w:val="Heading3"/>
-      </w:pPr>
-      <w:r>
-        <w:t>Step 3</w:t>
-      </w:r>
-    </w:p>
-    <w:p>
-      <w:pPr>
-        <w:spacing w:line="336" w:lineRule="auto" w:after="180"/>
-        <w:shd w:fill="F4F9FC"/>
-      </w:pPr>
-      <w:r>
-        <w:rPr>
-          <w:b w:val="0"/>
-        </w:rPr>
-        <w:t>STEP 3 — CONCLUDE finished pattern when the stop condition is met</w:t>
-      </w:r>
-    </w:p>
-    <w:p>
-      <w:pPr>
-        <w:pStyle w:val="Heading3"/>
-      </w:pPr>
-      <w:r>
-        <w:t>Model answer</w:t>
-      </w:r>
-    </w:p>
-    <w:p>
-      <w:pPr>
-        <w:spacing w:line="336" w:lineRule="auto" w:after="180"/>
-        <w:shd w:fill="F1F6FC"/>
-      </w:pPr>
-      <w:r>
-        <w:rPr>
-          <w:b w:val="0"/>
-        </w:rPr>
-        <w:t xml:space="preserve">MODEL REASONING Place only the repeated steps inside the </w:t>
-      </w:r>
-      <w:r>
-        <w:rPr>
-          <w:b/>
-        </w:rPr>
-        <w:t>loop</w:t>
-      </w:r>
-      <w:r>
-        <w:rPr>
-          <w:b w:val="0"/>
-        </w:rPr>
-        <w:t xml:space="preserve">, initialize the counter, update it once per pass, and stop after the required count. Trace each </w:t>
-      </w:r>
-      <w:r>
-        <w:rPr>
-          <w:b/>
-        </w:rPr>
-        <w:t>iteration</w:t>
-      </w:r>
-      <w:r>
-        <w:rPr>
-          <w:b w:val="0"/>
-        </w:rPr>
-        <w:t xml:space="preserve"> to catch one-too-many or one-too-few errors.</w:t>
-      </w:r>
-    </w:p>
-    <w:p>
-      <w:pPr>
-        <w:pStyle w:val="Heading3"/>
-      </w:pPr>
-      <w:r>
-        <w:t>A claim to avoid</w:t>
-      </w:r>
-    </w:p>
-    <w:p>
-      <w:pPr>
-        <w:spacing w:line="336" w:lineRule="auto" w:after="180"/>
-        <w:shd w:fill="FFF5E6"/>
-      </w:pPr>
-      <w:r>
-        <w:rPr>
-          <w:b w:val="0"/>
-        </w:rPr>
-        <w:t>DO NOT OVERCLAIM Repeat forever is not an efficient algorithm unless endless operation is truly the goal and can be stopped safely.</w:t>
-      </w:r>
-    </w:p>
-    <w:p>
-      <w:pPr>
-        <w:spacing w:line="336" w:lineRule="auto" w:after="180"/>
-        <w:shd w:fill="F5F1FB"/>
-      </w:pPr>
-      <w:r>
-        <w:rPr>
-          <w:b w:val="0"/>
-        </w:rPr>
-        <w:t xml:space="preserve">What new </w:t>
-      </w:r>
-      <w:r>
-        <w:rPr>
-          <w:b/>
-        </w:rPr>
-        <w:t>evidence</w:t>
-      </w:r>
-      <w:r>
-        <w:rPr>
-          <w:b w:val="0"/>
-        </w:rPr>
-        <w:t xml:space="preserve"> could change this answer?</w:t>
-      </w:r>
-    </w:p>
-    <w:p>
-      <w:pPr>
-        <w:pStyle w:val="Heading3"/>
-      </w:pPr>
-      <w:r>
-        <w:t>Concrete teaching case</w:t>
-      </w:r>
-    </w:p>
-    <w:p>
-      <w:pPr>
-        <w:pStyle w:val="Heading3"/>
-      </w:pPr>
-      <w:r>
-        <w:t>The teaching case</w:t>
-      </w:r>
-    </w:p>
-    <w:p>
-      <w:pPr>
-        <w:spacing w:line="336" w:lineRule="auto" w:after="180"/>
-        <w:shd w:fill="F1F6FC"/>
-      </w:pPr>
-      <w:r>
-        <w:rPr>
-          <w:b w:val="0"/>
-        </w:rPr>
-        <w:t>Repeat take the next unstamped card and stamp it four times.</w:t>
-      </w:r>
-    </w:p>
-    <w:p>
-      <w:pPr>
-        <w:spacing w:line="336" w:lineRule="auto" w:after="180"/>
-        <w:shd w:fill="F5F1FB"/>
-      </w:pPr>
-      <w:r>
-        <w:rPr>
-          <w:b w:val="0"/>
-        </w:rPr>
-        <w:t>How many cards are stamped? What assumption matters?</w:t>
-      </w:r>
-    </w:p>
-    <w:p>
-      <w:pPr>
-        <w:pStyle w:val="Heading3"/>
-      </w:pPr>
-      <w:r>
-        <w:t>Exact explanation to model</w:t>
-      </w:r>
-    </w:p>
-    <w:p>
-      <w:pPr>
-        <w:pStyle w:val="Heading3"/>
-      </w:pPr>
-      <w:r>
-        <w:t>Why the result follows</w:t>
-      </w:r>
-    </w:p>
-    <w:p>
-      <w:pPr>
-        <w:spacing w:line="336" w:lineRule="auto" w:after="180"/>
-        <w:shd w:fill="F1F6FC"/>
-      </w:pPr>
-      <w:r>
-        <w:rPr>
-          <w:b w:val="0"/>
-        </w:rPr>
-        <w:t>Four, provided four unstamped cards exist and each repeat takes the next one. A limit or end-of-stack check prevents continuing indefinitely.</w:t>
-      </w:r>
-    </w:p>
-    <w:p>
-      <w:pPr>
-        <w:pStyle w:val="Heading3"/>
-      </w:pPr>
-      <w:r>
-        <w:t>Explain the added worked example</w:t>
-      </w:r>
-    </w:p>
-    <w:p>
-      <w:pPr>
-        <w:spacing w:line="336" w:lineRule="auto" w:after="180"/>
-      </w:pPr>
-      <w:r>
-        <w:rPr>
-          <w:b w:val="0"/>
-        </w:rPr>
-        <w:t>A paper counter starts at 1. While the counter is below 7, add 2 to it. When the test is false, report the counter and stop.</w:t>
-      </w:r>
-    </w:p>
-    <w:p>
-      <w:pPr>
-        <w:spacing w:line="336" w:lineRule="auto" w:after="180"/>
-      </w:pPr>
-      <w:r>
-        <w:rPr>
-          <w:b w:val="0"/>
-        </w:rPr>
-        <w:t xml:space="preserve">The word while means test first, run the </w:t>
-      </w:r>
-      <w:r>
-        <w:rPr>
-          <w:b/>
-        </w:rPr>
-        <w:t>body</w:t>
-      </w:r>
-      <w:r>
-        <w:rPr>
-          <w:b w:val="0"/>
-        </w:rPr>
-        <w:t xml:space="preserve"> only if true, then return to the test using the updated value. The </w:t>
-      </w:r>
-      <w:r>
-        <w:rPr>
-          <w:b/>
-        </w:rPr>
-        <w:t>body</w:t>
-      </w:r>
-      <w:r>
-        <w:rPr>
-          <w:b w:val="0"/>
-        </w:rPr>
-        <w:t xml:space="preserve"> here is just add 2.</w:t>
-      </w:r>
-    </w:p>
-    <w:p>
-      <w:pPr>
-        <w:spacing w:line="336" w:lineRule="auto" w:after="180"/>
-      </w:pPr>
-      <w:r>
-        <w:rPr>
-          <w:b w:val="0"/>
-        </w:rPr>
-        <w:t xml:space="preserve">The counter follows 1, 3, 5, 7. At 1, 3 and 5 the condition is true, so each test is followed by one addition. At 7 the condition is false. No addition follows that final test. The </w:t>
-      </w:r>
-      <w:r>
-        <w:rPr>
-          <w:b/>
-        </w:rPr>
-        <w:t>loop</w:t>
-      </w:r>
-      <w:r>
-        <w:rPr>
-          <w:b w:val="0"/>
-        </w:rPr>
-        <w:t xml:space="preserve"> has three </w:t>
-      </w:r>
-      <w:r>
-        <w:rPr>
-          <w:b/>
-        </w:rPr>
-        <w:t>iteration</w:t>
-      </w:r>
-      <w:r>
-        <w:rPr>
-          <w:b w:val="0"/>
-        </w:rPr>
-        <w:t>s and reports 7.</w:t>
-      </w:r>
-    </w:p>
-    <w:p>
-      <w:pPr>
-        <w:pStyle w:val="Heading3"/>
-      </w:pPr>
-      <w:r>
-        <w:t>Explain the added worked example · 1</w:t>
-      </w:r>
-    </w:p>
-    <w:p>
-      <w:pPr>
-        <w:spacing w:line="336" w:lineRule="auto" w:after="180"/>
-      </w:pPr>
-      <w:r>
-        <w:rPr>
-          <w:b w:val="0"/>
-        </w:rPr>
-        <w:t xml:space="preserve">Compare the Week 10 instruction if counter is below 7, add 2, then report. From 1 that single decision reports 3. A while </w:t>
-      </w:r>
-      <w:r>
-        <w:rPr>
-          <w:b/>
-        </w:rPr>
-        <w:t>loop</w:t>
-      </w:r>
-      <w:r>
-        <w:rPr>
-          <w:b w:val="0"/>
-        </w:rPr>
-        <w:t xml:space="preserve"> explicitly returns to its test; an if decision does not.</w:t>
-      </w:r>
-    </w:p>
-    <w:p>
-      <w:pPr>
-        <w:spacing w:line="336" w:lineRule="auto" w:after="180"/>
-      </w:pPr>
-      <w:r>
-        <w:rPr>
-          <w:b w:val="0"/>
-        </w:rPr>
-        <w:t>Draw a pointer to the instruction being executed instead of deciding for yourself when to repeat.</w:t>
-      </w:r>
-    </w:p>
-    <w:p>
-      <w:pPr>
-        <w:spacing w:line="336" w:lineRule="auto" w:after="180"/>
-      </w:pPr>
-      <w:r>
-        <w:rPr>
-          <w:b w:val="0"/>
-        </w:rPr>
-        <w:t xml:space="preserve">The trace has four tests but only three </w:t>
-      </w:r>
-      <w:r>
-        <w:rPr>
-          <w:b/>
-        </w:rPr>
-        <w:t>iteration</w:t>
-      </w:r>
-      <w:r>
-        <w:rPr>
-          <w:b w:val="0"/>
-        </w:rPr>
-        <w:t xml:space="preserve">s. The false test is </w:t>
-      </w:r>
-      <w:r>
-        <w:rPr>
-          <w:b/>
-        </w:rPr>
-        <w:t>evidence</w:t>
-      </w:r>
-      <w:r>
-        <w:rPr>
-          <w:b w:val="0"/>
-        </w:rPr>
-        <w:t xml:space="preserve"> that this run stops. A list ending at 5 would be incomplete, while a list continuing to 9 would include an addition the </w:t>
-      </w:r>
-      <w:r>
-        <w:rPr>
-          <w:b/>
-        </w:rPr>
-        <w:t>loop</w:t>
-      </w:r>
-      <w:r>
-        <w:rPr>
-          <w:b w:val="0"/>
-        </w:rPr>
-        <w:t xml:space="preserve"> did not authorise.</w:t>
-      </w:r>
-    </w:p>
-    <w:p>
-      <w:pPr>
-        <w:spacing w:line="336" w:lineRule="auto" w:after="180"/>
-      </w:pPr>
-      <w:r>
-        <w:rPr>
-          <w:b w:val="0"/>
-        </w:rPr>
-        <w:t xml:space="preserve">Write the current value, the test result and the action on every row. Repeated values can matter: if the </w:t>
-      </w:r>
-      <w:r>
-        <w:rPr>
-          <w:b/>
-        </w:rPr>
-        <w:t>body</w:t>
-      </w:r>
-      <w:r>
-        <w:rPr>
-          <w:b w:val="0"/>
-        </w:rPr>
-        <w:t xml:space="preserve"> does not change the state used by the test, the same true test may occur again.</w:t>
-      </w:r>
-    </w:p>
-    <w:p>
-      <w:pPr>
-        <w:spacing w:line="336" w:lineRule="auto" w:after="180"/>
-      </w:pPr>
-      <w:r>
-        <w:rPr>
-          <w:b w:val="0"/>
-        </w:rPr>
-        <w:t>Do not erase these rows simply because they look unhelpful.</w:t>
-      </w:r>
-    </w:p>
-    <w:p>
-      <w:pPr>
-        <w:pStyle w:val="Heading3"/>
-      </w:pPr>
-      <w:r>
-        <w:t>Key terms</w:t>
-      </w:r>
-    </w:p>
-    <w:tbl>
-      <w:tblPr>
-        <w:tblStyle w:val="LightShading-Accent1"/>
-        <w:tblW w:type="auto" w:w="0"/>
-        <w:tblLook w:firstColumn="1" w:firstRow="1" w:lastColumn="0" w:lastRow="0" w:noHBand="0" w:noVBand="1" w:val="04A0"/>
-      </w:tblPr>
-      <w:tblGrid>
-        <w:gridCol w:w="5112"/>
-        <w:gridCol w:w="5112"/>
-      </w:tblGrid>
-      <w:tr>
-        <w:trPr>
-          <w:tblHeader/>
-        </w:trPr>
-        <w:tc>
-          <w:tcPr>
-            <w:tcW w:type="dxa" w:w="5112"/>
-          </w:tcPr>
-          <w:p>
-            <w:r>
-              <w:t>Term</w:t>
-            </w:r>
-          </w:p>
-        </w:tc>
-        <w:tc>
-          <w:tcPr>
-            <w:tcW w:type="dxa" w:w="5112"/>
-          </w:tcPr>
-          <w:p>
-            <w:r>
-              <w:t>Meaning</w:t>
-            </w:r>
-          </w:p>
-        </w:tc>
-      </w:tr>
-      <w:tr>
-        <w:tc>
-          <w:tcPr>
-            <w:tcW w:type="dxa" w:w="5112"/>
-          </w:tcPr>
-          <w:p>
-            <w:r>
-              <w:t>Loop</w:t>
-            </w:r>
-          </w:p>
-        </w:tc>
-        <w:tc>
-          <w:tcPr>
-            <w:tcW w:type="dxa" w:w="5112"/>
-          </w:tcPr>
-          <w:p>
-            <w:r>
-              <w:t>Instructions that repeat according to a stated rule</w:t>
-            </w:r>
-          </w:p>
-        </w:tc>
-      </w:tr>
-      <w:tr>
-        <w:tc>
-          <w:tcPr>
-            <w:tcW w:type="dxa" w:w="5112"/>
-          </w:tcPr>
-          <w:p>
-            <w:r>
-              <w:t>Iteration</w:t>
-            </w:r>
-          </w:p>
-        </w:tc>
-        <w:tc>
-          <w:tcPr>
-            <w:tcW w:type="dxa" w:w="5112"/>
-          </w:tcPr>
-          <w:p>
-            <w:r>
-              <w:t>One execution of the repeated body</w:t>
-            </w:r>
-          </w:p>
-        </w:tc>
-      </w:tr>
-      <w:tr>
-        <w:tc>
-          <w:tcPr>
-            <w:tcW w:type="dxa" w:w="5112"/>
-          </w:tcPr>
-          <w:p>
-            <w:r>
-              <w:t>Body</w:t>
-            </w:r>
-          </w:p>
-        </w:tc>
-        <w:tc>
-          <w:tcPr>
-            <w:tcW w:type="dxa" w:w="5112"/>
-          </w:tcPr>
-          <w:p>
-            <w:r>
-              <w:t>The instructions performed on each iteration</w:t>
-            </w:r>
-          </w:p>
-        </w:tc>
-      </w:tr>
-      <w:tr>
-        <w:tc>
-          <w:tcPr>
-            <w:tcW w:type="dxa" w:w="5112"/>
-          </w:tcPr>
-          <w:p>
-            <w:r>
-              <w:t>Stopping condition</w:t>
-            </w:r>
-          </w:p>
-        </w:tc>
-        <w:tc>
-          <w:tcPr>
-            <w:tcW w:type="dxa" w:w="5112"/>
-          </w:tcPr>
-          <w:p>
-            <w:r>
-              <w:t>The situation in which repetition ends</w:t>
-            </w:r>
-          </w:p>
-        </w:tc>
-      </w:tr>
-      <w:tr>
-        <w:tc>
-          <w:tcPr>
-            <w:tcW w:type="dxa" w:w="5112"/>
-          </w:tcPr>
-          <w:p>
-            <w:r>
-              <w:t>Progress</w:t>
-            </w:r>
-          </w:p>
-        </w:tc>
-        <w:tc>
-          <w:tcPr>
-            <w:tcW w:type="dxa" w:w="5112"/>
-          </w:tcPr>
-          <w:p>
-            <w:r>
-              <w:t>A change that brings the state closer to a stopping condition</w:t>
-            </w:r>
-          </w:p>
-        </w:tc>
-      </w:tr>
-    </w:tbl>
-    <w:p>
-      <w:pPr>
-        <w:pStyle w:val="Heading3"/>
-      </w:pPr>
-      <w:r>
-        <w:t>Model the reasoning aloud</w:t>
-      </w:r>
-    </w:p>
-    <w:p>
-      <w:pPr>
-        <w:spacing w:line="336" w:lineRule="auto" w:after="180"/>
-      </w:pPr>
-      <w:r>
-        <w:rPr>
-          <w:b w:val="0"/>
-        </w:rPr>
-        <w:t xml:space="preserve">Use the complete worked example below before asking learners to complete W2. Reveal a small part, invite a </w:t>
-      </w:r>
-      <w:r>
-        <w:rPr>
-          <w:b/>
-        </w:rPr>
-        <w:t>prediction</w:t>
-      </w:r>
-      <w:r>
-        <w:rPr>
-          <w:b w:val="0"/>
-        </w:rPr>
-        <w:t>, then explain the deciding step.</w:t>
-      </w:r>
-    </w:p>
-    <w:p>
-      <w:pPr>
-        <w:spacing w:line="336" w:lineRule="auto" w:after="180"/>
-      </w:pPr>
-      <w:r>
-        <w:rPr>
-          <w:b w:val="0"/>
-        </w:rPr>
-        <w:t>These teacher notes contain solutions; do not reveal the independent case answer during modelling.</w:t>
+        <w:pStyle w:val="Heading2"/>
+      </w:pPr>
+      <w:r>
+        <w:t>Extend to zero iterations and overshoot</w:t>
       </w:r>
     </w:p>
     <w:tbl>
@@ -2013,6 +1577,673 @@
         <w:t>Always report the actual final state instead of replacing it with the threshold.</w:t>
       </w:r>
     </w:p>
+    <w:p>
+      <w:pPr>
+        <w:pStyle w:val="Heading2"/>
+      </w:pPr>
+      <w:r>
+        <w:t>Use the picture deliberately</w:t>
+      </w:r>
+    </w:p>
+    <w:p>
+      <w:pPr>
+        <w:spacing w:line="336" w:lineRule="auto" w:after="180"/>
+      </w:pPr>
+      <w:r>
+        <w:rPr>
+          <w:b w:val="0"/>
+        </w:rPr>
+        <w:t>Use the diagram and verbal explanation together. Ask learners to match a sentence to a specific visual step; do not assign learners fixed visual or auditory learning styles.</w:t>
+      </w:r>
+    </w:p>
+    <w:p>
+      <w:pPr>
+        <w:spacing w:line="336" w:lineRule="auto" w:after="180"/>
+      </w:pPr>
+      <w:r>
+        <w:rPr>
+          <w:b w:val="0"/>
+        </w:rPr>
+        <w:t xml:space="preserve">Cover the result. Ask learners to name the </w:t>
+      </w:r>
+      <w:r>
+        <w:rPr>
+          <w:b/>
+        </w:rPr>
+        <w:t>input</w:t>
+      </w:r>
+      <w:r>
+        <w:rPr>
+          <w:b w:val="0"/>
+        </w:rPr>
+        <w:t xml:space="preserve">s and predict the next step. Uncover one step, connect the icon to the actual procedure, and explain its </w:t>
+      </w:r>
+      <w:r>
+        <w:rPr>
+          <w:b/>
+        </w:rPr>
+        <w:t>evidence</w:t>
+      </w:r>
+      <w:r>
+        <w:rPr>
+          <w:b w:val="0"/>
+        </w:rPr>
+        <w:t>. Then change the supplied condition and compare.</w:t>
+      </w:r>
+    </w:p>
+    <w:p>
+      <w:pPr>
+        <w:spacing w:line="336" w:lineRule="auto" w:after="180"/>
+      </w:pPr>
+      <w:r>
+        <w:rPr>
+          <w:b w:val="0"/>
+        </w:rPr>
+        <w:t>The picture is a representation; it does not document execution of a real AI model.</w:t>
+      </w:r>
+    </w:p>
+    <w:p>
+      <w:pPr>
+        <w:pStyle w:val="Heading2"/>
+      </w:pPr>
+      <w:r>
+        <w:t>Earlier wording, alternatives and picture transcripts · reference / check after trying</w:t>
+      </w:r>
+    </w:p>
+    <w:p>
+      <w:pPr>
+        <w:spacing w:line="336" w:lineRule="auto" w:after="180"/>
+      </w:pPr>
+      <w:r>
+        <w:rPr>
+          <w:b w:val="0"/>
+        </w:rPr>
+        <w:t>Explain the mechanism</w:t>
+      </w:r>
+    </w:p>
+    <w:p>
+      <w:pPr>
+        <w:spacing w:line="336" w:lineRule="auto" w:after="180"/>
+      </w:pPr>
+      <w:r>
+        <w:rPr>
+          <w:b w:val="0"/>
+        </w:rPr>
+        <w:t>Follow the information instead of imagining magic inside the machine.</w:t>
+      </w:r>
+    </w:p>
+    <w:p>
+      <w:pPr>
+        <w:pStyle w:val="Heading3"/>
+      </w:pPr>
+      <w:r>
+        <w:t>1. Input — information entering</w:t>
+      </w:r>
+    </w:p>
+    <w:p>
+      <w:pPr>
+        <w:spacing w:line="336" w:lineRule="auto" w:after="180"/>
+        <w:shd w:fill="F4F9FC"/>
+      </w:pPr>
+      <w:r>
+        <w:rPr>
+          <w:b/>
+        </w:rPr>
+        <w:t>INPUT</w:t>
+      </w:r>
+      <w:r>
+        <w:rPr>
+          <w:b w:val="0"/>
+        </w:rPr>
+        <w:t xml:space="preserve"> starting state and repeat count</w:t>
+      </w:r>
+    </w:p>
+    <w:p>
+      <w:pPr>
+        <w:pStyle w:val="Heading3"/>
+      </w:pPr>
+      <w:r>
+        <w:t>2. Process — the deciding step</w:t>
+      </w:r>
+    </w:p>
+    <w:p>
+      <w:pPr>
+        <w:spacing w:line="336" w:lineRule="auto" w:after="180"/>
+        <w:shd w:fill="F4F9FC"/>
+      </w:pPr>
+      <w:r>
+        <w:rPr>
+          <w:b/>
+        </w:rPr>
+        <w:t>PROCESS</w:t>
+      </w:r>
+      <w:r>
+        <w:rPr>
+          <w:b w:val="0"/>
+        </w:rPr>
+        <w:t xml:space="preserve"> run the </w:t>
+      </w:r>
+      <w:r>
+        <w:rPr>
+          <w:b/>
+        </w:rPr>
+        <w:t>loop body</w:t>
+      </w:r>
+      <w:r>
+        <w:rPr>
+          <w:b w:val="0"/>
+        </w:rPr>
+        <w:t xml:space="preserve"> and update </w:t>
+      </w:r>
+      <w:r>
+        <w:rPr>
+          <w:b/>
+        </w:rPr>
+        <w:t>progress</w:t>
+      </w:r>
+    </w:p>
+    <w:p>
+      <w:pPr>
+        <w:pStyle w:val="Heading3"/>
+      </w:pPr>
+      <w:r>
+        <w:t>3. Output — the result</w:t>
+      </w:r>
+    </w:p>
+    <w:p>
+      <w:pPr>
+        <w:spacing w:line="336" w:lineRule="auto" w:after="180"/>
+        <w:shd w:fill="F4F9FC"/>
+      </w:pPr>
+      <w:r>
+        <w:rPr>
+          <w:b/>
+        </w:rPr>
+        <w:t>OUTPUT</w:t>
+      </w:r>
+      <w:r>
+        <w:rPr>
+          <w:b w:val="0"/>
+        </w:rPr>
+        <w:t xml:space="preserve"> finished pattern when the stop condition is met</w:t>
+      </w:r>
+    </w:p>
+    <w:p>
+      <w:pPr>
+        <w:spacing w:line="336" w:lineRule="auto" w:after="180"/>
+      </w:pPr>
+      <w:r>
+        <w:rPr>
+          <w:b w:val="0"/>
+        </w:rPr>
+        <w:t xml:space="preserve">CORE IDEA A </w:t>
+      </w:r>
+      <w:r>
+        <w:rPr>
+          <w:b/>
+        </w:rPr>
+        <w:t>loop</w:t>
+      </w:r>
+      <w:r>
+        <w:rPr>
+          <w:b w:val="0"/>
+        </w:rPr>
+        <w:t xml:space="preserve"> repeats a useful step until a </w:t>
+      </w:r>
+      <w:r>
+        <w:rPr>
+          <w:b/>
+        </w:rPr>
+        <w:t>stopping condition</w:t>
+      </w:r>
+      <w:r>
+        <w:rPr>
+          <w:b w:val="0"/>
+        </w:rPr>
+        <w:t xml:space="preserve"> is met.</w:t>
+      </w:r>
+    </w:p>
+    <w:p>
+      <w:pPr>
+        <w:spacing w:line="336" w:lineRule="auto" w:after="180"/>
+      </w:pPr>
+      <w:r>
+        <w:rPr>
+          <w:b w:val="0"/>
+        </w:rPr>
+        <w:t xml:space="preserve">UNDER THE HOOD For these bounded counter exercises, specify the starting value, repeated action, update and stopping test. Check that the updates eventually make the test false; otherwise a run may continue forever or repeat the wrong number of times. Other programs may use different </w:t>
+      </w:r>
+      <w:r>
+        <w:rPr>
+          <w:b/>
+        </w:rPr>
+        <w:t>loop</w:t>
+      </w:r>
+      <w:r>
+        <w:rPr>
+          <w:b w:val="0"/>
+        </w:rPr>
+        <w:t xml:space="preserve"> designs, such as waiting for a stop signal.</w:t>
+      </w:r>
+    </w:p>
+    <w:p>
+      <w:pPr>
+        <w:spacing w:line="336" w:lineRule="auto" w:after="180"/>
+      </w:pPr>
+      <w:r>
+        <w:rPr>
+          <w:b w:val="0"/>
+        </w:rPr>
+        <w:t>Draw a fresh example with all three stages:</w:t>
+      </w:r>
+    </w:p>
+    <w:p>
+      <w:pPr>
+        <w:spacing w:line="336" w:lineRule="auto" w:after="180"/>
+      </w:pPr>
+      <w:r>
+        <w:rPr>
+          <w:b w:val="0"/>
+        </w:rPr>
+        <w:t xml:space="preserve">Every step connects a claim to observable </w:t>
+      </w:r>
+      <w:r>
+        <w:rPr>
+          <w:b/>
+        </w:rPr>
+        <w:t>evidence</w:t>
+      </w:r>
+      <w:r>
+        <w:rPr>
+          <w:b w:val="0"/>
+        </w:rPr>
+        <w:t>.</w:t>
+      </w:r>
+    </w:p>
+    <w:p>
+      <w:pPr>
+        <w:spacing w:line="336" w:lineRule="auto" w:after="180"/>
+      </w:pPr>
+      <w:r>
+        <w:rPr>
+          <w:b w:val="0"/>
+        </w:rPr>
+        <w:t>CASE Instead of writing draw-side and turn four times, a square algorithm can repeat those steps four times.</w:t>
+      </w:r>
+    </w:p>
+    <w:p>
+      <w:pPr>
+        <w:spacing w:line="336" w:lineRule="auto" w:after="180"/>
+      </w:pPr>
+      <w:r>
+        <w:rPr>
+          <w:b w:val="0"/>
+        </w:rPr>
+        <w:t>STEP 1 — OBSERVE starting state and repeat count</w:t>
+      </w:r>
+    </w:p>
+    <w:p>
+      <w:pPr>
+        <w:spacing w:line="336" w:lineRule="auto" w:after="180"/>
+      </w:pPr>
+      <w:r>
+        <w:rPr>
+          <w:b w:val="0"/>
+        </w:rPr>
+        <w:t xml:space="preserve">STEP 2 — TRACE run the </w:t>
+      </w:r>
+      <w:r>
+        <w:rPr>
+          <w:b/>
+        </w:rPr>
+        <w:t>loop body</w:t>
+      </w:r>
+      <w:r>
+        <w:rPr>
+          <w:b w:val="0"/>
+        </w:rPr>
+        <w:t xml:space="preserve"> and update </w:t>
+      </w:r>
+      <w:r>
+        <w:rPr>
+          <w:b/>
+        </w:rPr>
+        <w:t>progress</w:t>
+      </w:r>
+    </w:p>
+    <w:p>
+      <w:pPr>
+        <w:spacing w:line="336" w:lineRule="auto" w:after="180"/>
+      </w:pPr>
+      <w:r>
+        <w:rPr>
+          <w:b w:val="0"/>
+        </w:rPr>
+        <w:t>STEP 3 — CONCLUDE finished pattern when the stop condition is met</w:t>
+      </w:r>
+    </w:p>
+    <w:p>
+      <w:pPr>
+        <w:spacing w:line="336" w:lineRule="auto" w:after="180"/>
+      </w:pPr>
+      <w:r>
+        <w:rPr>
+          <w:b w:val="0"/>
+        </w:rPr>
+        <w:t xml:space="preserve">MODEL REASONING Place only the repeated steps inside the </w:t>
+      </w:r>
+      <w:r>
+        <w:rPr>
+          <w:b/>
+        </w:rPr>
+        <w:t>loop</w:t>
+      </w:r>
+      <w:r>
+        <w:rPr>
+          <w:b w:val="0"/>
+        </w:rPr>
+        <w:t xml:space="preserve">, initialize the counter, update it once per pass, and stop after the required count. Trace each </w:t>
+      </w:r>
+      <w:r>
+        <w:rPr>
+          <w:b/>
+        </w:rPr>
+        <w:t>iteration</w:t>
+      </w:r>
+      <w:r>
+        <w:rPr>
+          <w:b w:val="0"/>
+        </w:rPr>
+        <w:t xml:space="preserve"> to catch one-too-many or one-too-few errors.</w:t>
+      </w:r>
+    </w:p>
+    <w:p>
+      <w:pPr>
+        <w:spacing w:line="336" w:lineRule="auto" w:after="180"/>
+      </w:pPr>
+      <w:r>
+        <w:rPr>
+          <w:b w:val="0"/>
+        </w:rPr>
+        <w:t>DO NOT OVERCLAIM Repeat forever is not an efficient algorithm unless endless operation is truly the goal and can be stopped safely.</w:t>
+      </w:r>
+    </w:p>
+    <w:p>
+      <w:pPr>
+        <w:spacing w:line="336" w:lineRule="auto" w:after="180"/>
+      </w:pPr>
+      <w:r>
+        <w:rPr>
+          <w:b w:val="0"/>
+        </w:rPr>
+        <w:t xml:space="preserve">What new </w:t>
+      </w:r>
+      <w:r>
+        <w:rPr>
+          <w:b/>
+        </w:rPr>
+        <w:t>evidence</w:t>
+      </w:r>
+      <w:r>
+        <w:rPr>
+          <w:b w:val="0"/>
+        </w:rPr>
+        <w:t xml:space="preserve"> could change this answer?</w:t>
+      </w:r>
+    </w:p>
+    <w:p>
+      <w:pPr>
+        <w:pStyle w:val="Heading3"/>
+      </w:pPr>
+      <w:r>
+        <w:t>Concrete teaching case</w:t>
+      </w:r>
+    </w:p>
+    <w:p>
+      <w:pPr>
+        <w:spacing w:line="336" w:lineRule="auto" w:after="180"/>
+      </w:pPr>
+      <w:r>
+        <w:rPr>
+          <w:b w:val="0"/>
+        </w:rPr>
+        <w:t>Repeat take the next unstamped card and stamp it four times.</w:t>
+      </w:r>
+    </w:p>
+    <w:p>
+      <w:pPr>
+        <w:spacing w:line="336" w:lineRule="auto" w:after="180"/>
+      </w:pPr>
+      <w:r>
+        <w:rPr>
+          <w:b w:val="0"/>
+        </w:rPr>
+        <w:t>How many cards are stamped? What assumption matters?</w:t>
+      </w:r>
+    </w:p>
+    <w:p>
+      <w:pPr>
+        <w:pStyle w:val="Heading3"/>
+      </w:pPr>
+      <w:r>
+        <w:t>Exact explanation to model</w:t>
+      </w:r>
+    </w:p>
+    <w:p>
+      <w:pPr>
+        <w:spacing w:line="336" w:lineRule="auto" w:after="180"/>
+      </w:pPr>
+      <w:r>
+        <w:rPr>
+          <w:b w:val="0"/>
+        </w:rPr>
+        <w:t>Four, provided four unstamped cards exist and each repeat takes the next one. A limit or end-of-stack check prevents continuing indefinitely.</w:t>
+      </w:r>
+    </w:p>
+    <w:p>
+      <w:pPr>
+        <w:pStyle w:val="Heading3"/>
+      </w:pPr>
+      <w:r>
+        <w:t>Explain the added worked example</w:t>
+      </w:r>
+    </w:p>
+    <w:p>
+      <w:pPr>
+        <w:pStyle w:val="Heading3"/>
+      </w:pPr>
+      <w:r>
+        <w:t>Key terms</w:t>
+      </w:r>
+    </w:p>
+    <w:tbl>
+      <w:tblPr>
+        <w:tblStyle w:val="LightShading-Accent1"/>
+        <w:tblW w:type="auto" w:w="0"/>
+        <w:tblLook w:firstColumn="1" w:firstRow="1" w:lastColumn="0" w:lastRow="0" w:noHBand="0" w:noVBand="1" w:val="04A0"/>
+      </w:tblPr>
+      <w:tblGrid>
+        <w:gridCol w:w="5112"/>
+        <w:gridCol w:w="5112"/>
+      </w:tblGrid>
+      <w:tr>
+        <w:trPr>
+          <w:tblHeader/>
+        </w:trPr>
+        <w:tc>
+          <w:tcPr>
+            <w:tcW w:type="dxa" w:w="5112"/>
+          </w:tcPr>
+          <w:p>
+            <w:r>
+              <w:t>Term</w:t>
+            </w:r>
+          </w:p>
+        </w:tc>
+        <w:tc>
+          <w:tcPr>
+            <w:tcW w:type="dxa" w:w="5112"/>
+          </w:tcPr>
+          <w:p>
+            <w:r>
+              <w:t>Meaning</w:t>
+            </w:r>
+          </w:p>
+        </w:tc>
+      </w:tr>
+      <w:tr>
+        <w:tc>
+          <w:tcPr>
+            <w:tcW w:type="dxa" w:w="5112"/>
+          </w:tcPr>
+          <w:p>
+            <w:r>
+              <w:t>Loop</w:t>
+            </w:r>
+          </w:p>
+        </w:tc>
+        <w:tc>
+          <w:tcPr>
+            <w:tcW w:type="dxa" w:w="5112"/>
+          </w:tcPr>
+          <w:p>
+            <w:r>
+              <w:t>Instructions that repeat according to a stated rule</w:t>
+            </w:r>
+          </w:p>
+        </w:tc>
+      </w:tr>
+      <w:tr>
+        <w:tc>
+          <w:tcPr>
+            <w:tcW w:type="dxa" w:w="5112"/>
+          </w:tcPr>
+          <w:p>
+            <w:r>
+              <w:t>Iteration</w:t>
+            </w:r>
+          </w:p>
+        </w:tc>
+        <w:tc>
+          <w:tcPr>
+            <w:tcW w:type="dxa" w:w="5112"/>
+          </w:tcPr>
+          <w:p>
+            <w:r>
+              <w:t>One execution of the repeated body</w:t>
+            </w:r>
+          </w:p>
+        </w:tc>
+      </w:tr>
+      <w:tr>
+        <w:tc>
+          <w:tcPr>
+            <w:tcW w:type="dxa" w:w="5112"/>
+          </w:tcPr>
+          <w:p>
+            <w:r>
+              <w:t>Body</w:t>
+            </w:r>
+          </w:p>
+        </w:tc>
+        <w:tc>
+          <w:tcPr>
+            <w:tcW w:type="dxa" w:w="5112"/>
+          </w:tcPr>
+          <w:p>
+            <w:r>
+              <w:t>The instructions performed on each iteration</w:t>
+            </w:r>
+          </w:p>
+        </w:tc>
+      </w:tr>
+      <w:tr>
+        <w:tc>
+          <w:tcPr>
+            <w:tcW w:type="dxa" w:w="5112"/>
+          </w:tcPr>
+          <w:p>
+            <w:r>
+              <w:t>Stopping condition</w:t>
+            </w:r>
+          </w:p>
+        </w:tc>
+        <w:tc>
+          <w:tcPr>
+            <w:tcW w:type="dxa" w:w="5112"/>
+          </w:tcPr>
+          <w:p>
+            <w:r>
+              <w:t>The situation in which repetition ends</w:t>
+            </w:r>
+          </w:p>
+        </w:tc>
+      </w:tr>
+      <w:tr>
+        <w:tc>
+          <w:tcPr>
+            <w:tcW w:type="dxa" w:w="5112"/>
+          </w:tcPr>
+          <w:p>
+            <w:r>
+              <w:t>Progress</w:t>
+            </w:r>
+          </w:p>
+        </w:tc>
+        <w:tc>
+          <w:tcPr>
+            <w:tcW w:type="dxa" w:w="5112"/>
+          </w:tcPr>
+          <w:p>
+            <w:r>
+              <w:t>A change that brings the state closer to a stopping condition</w:t>
+            </w:r>
+          </w:p>
+        </w:tc>
+      </w:tr>
+    </w:tbl>
+    <w:p>
+      <w:pPr>
+        <w:pStyle w:val="Heading3"/>
+      </w:pPr>
+      <w:r>
+        <w:t>Model the reasoning aloud</w:t>
+      </w:r>
+    </w:p>
+    <w:p>
+      <w:pPr>
+        <w:spacing w:line="336" w:lineRule="auto" w:after="180"/>
+      </w:pPr>
+      <w:r>
+        <w:rPr>
+          <w:b w:val="0"/>
+        </w:rPr>
+        <w:t xml:space="preserve">Use the complete worked example below before asking learners to complete W2. Reveal a small part, invite a </w:t>
+      </w:r>
+      <w:r>
+        <w:rPr>
+          <w:b/>
+        </w:rPr>
+        <w:t>prediction</w:t>
+      </w:r>
+      <w:r>
+        <w:rPr>
+          <w:b w:val="0"/>
+        </w:rPr>
+        <w:t>, then explain the deciding step.</w:t>
+      </w:r>
+    </w:p>
+    <w:p>
+      <w:pPr>
+        <w:spacing w:line="336" w:lineRule="auto" w:after="180"/>
+      </w:pPr>
+      <w:r>
+        <w:rPr>
+          <w:b w:val="0"/>
+        </w:rPr>
+        <w:t>These teacher notes contain solutions; do not reveal the independent case answer during modelling.</w:t>
+      </w:r>
+    </w:p>
     <w:tbl>
       <w:tblPr>
         <w:tblStyle w:val="LightShading-Accent1"/>
@@ -2117,17 +2348,6 @@
     </w:tbl>
     <w:p>
       <w:pPr>
-        <w:spacing w:line="336" w:lineRule="auto" w:after="180"/>
-      </w:pPr>
-      <w:r>
-        <w:rPr>
-          <w:b w:val="0"/>
-        </w:rPr>
-        <w:t>Use the diagram and verbal explanation together. Ask learners to match a sentence to a specific visual step; do not assign learners fixed visual or auditory learning styles.</w:t>
-      </w:r>
-    </w:p>
-    <w:p>
-      <w:pPr>
         <w:pStyle w:val="Heading3"/>
       </w:pPr>
       <w:r>
@@ -2136,61 +2356,10 @@
     </w:p>
     <w:p>
       <w:pPr>
-        <w:spacing w:line="336" w:lineRule="auto" w:after="180"/>
-      </w:pPr>
-      <w:r>
-        <w:rPr>
-          <w:b w:val="0"/>
-        </w:rPr>
-        <w:t>A fictional paper counter advances through a display until its condition becomes false.</w:t>
-      </w:r>
-    </w:p>
-    <w:p>
-      <w:pPr>
         <w:pStyle w:val="Heading3"/>
       </w:pPr>
       <w:r>
         <w:t>The facts we will use</w:t>
-      </w:r>
-    </w:p>
-    <w:p>
-      <w:pPr>
-        <w:pStyle w:val="Heading3"/>
-      </w:pPr>
-      <w:r>
-        <w:t>Supplied facts</w:t>
-      </w:r>
-    </w:p>
-    <w:p>
-      <w:pPr>
-        <w:spacing w:line="336" w:lineRule="auto" w:after="180"/>
-        <w:shd w:fill="F1F6FC"/>
-      </w:pPr>
-      <w:r>
-        <w:rPr>
-          <w:b w:val="0"/>
-        </w:rPr>
-        <w:t>Start at 2. While the current counter is below 10, add 3.</w:t>
-      </w:r>
-    </w:p>
-    <w:p>
-      <w:pPr>
-        <w:pStyle w:val="Heading3"/>
-      </w:pPr>
-      <w:r>
-        <w:t>Supplied facts</w:t>
-      </w:r>
-    </w:p>
-    <w:p>
-      <w:pPr>
-        <w:spacing w:line="336" w:lineRule="auto" w:after="180"/>
-        <w:shd w:fill="F1F6FC"/>
-      </w:pPr>
-      <w:r>
-        <w:rPr>
-          <w:b w:val="0"/>
-        </w:rPr>
-        <w:t>Test before each addition; report when the condition is false.</w:t>
       </w:r>
     </w:p>
     <w:p>
@@ -2198,7 +2367,7 @@
         <w:drawing>
           <wp:inline xmlns:a="http://schemas.openxmlformats.org/drawingml/2006/main" xmlns:pic="http://schemas.openxmlformats.org/drawingml/2006/picture">
             <wp:extent cx="5486400" cy="4234543"/>
-            <wp:docPr id="1" name="Picture 1" descr="Condition checks before additions"/>
+            <wp:docPr id="3" name="Picture 3" descr="Condition checks before additions"/>
             <wp:cNvGraphicFramePr>
               <a:graphicFrameLocks noChangeAspect="1"/>
             </wp:cNvGraphicFramePr>
@@ -2210,7 +2379,7 @@
                     <pic:cNvPicPr/>
                   </pic:nvPicPr>
                   <pic:blipFill>
-                    <a:blip r:embed="rId9"/>
+                    <a:blip r:embed="rId11"/>
                     <a:stretch>
                       <a:fillRect/>
                     </a:stretch>
@@ -2234,7 +2403,7 @@
         <w:drawing>
           <wp:inline xmlns:a="http://schemas.openxmlformats.org/drawingml/2006/main" xmlns:pic="http://schemas.openxmlformats.org/drawingml/2006/picture">
             <wp:extent cx="5381271" cy="5943599"/>
-            <wp:docPr id="2" name="Picture 2" descr="Repeating Efficiently. First test: 2&lt;10 is true: update to 5.. Repeat: 5&lt;10: update to 8. 8&lt;10: update to 11.. Stop test: 11&lt;10 is false; do not add again.. Report: Final counter 11 after three additions."/>
+            <wp:docPr id="4" name="Picture 4" descr="Repeating Efficiently. First test: 2&lt;10 is true: update to 5.. Repeat: 5&lt;10: update to 8. 8&lt;10: update to 11.. Stop test: 11&lt;10 is false; do not add again.. Report: Final counter 11 after three additions."/>
             <wp:cNvGraphicFramePr>
               <a:graphicFrameLocks noChangeAspect="1"/>
             </wp:cNvGraphicFramePr>
@@ -2246,7 +2415,7 @@
                     <pic:cNvPicPr/>
                   </pic:nvPicPr>
                   <pic:blipFill>
-                    <a:blip r:embed="rId10"/>
+                    <a:blip r:embed="rId12"/>
                     <a:stretch>
                       <a:fillRect/>
                     </a:stretch>
@@ -2415,31 +2584,394 @@
         <w:pStyle w:val="Heading3"/>
       </w:pPr>
       <w:r>
-        <w:t>Why the result follows</w:t>
+        <w:t>What this example does not establish</w:t>
+      </w:r>
+    </w:p>
+    <w:p>
+      <w:pPr>
+        <w:pStyle w:val="Heading3"/>
+      </w:pPr>
+      <w:r>
+        <w:t>Change one thing in the pictured case</w:t>
+      </w:r>
+    </w:p>
+    <w:p>
+      <w:pPr>
+        <w:pStyle w:val="Heading3"/>
+      </w:pPr>
+      <w:r>
+        <w:t>Ask while showing the picture</w:t>
+      </w:r>
+    </w:p>
+    <w:p>
+      <w:pPr>
+        <w:pStyle w:val="Heading1"/>
+      </w:pPr>
+      <w:r>
+        <w:t>03. Guide the reasoning, then remove help</w:t>
+      </w:r>
+    </w:p>
+    <w:p>
+      <w:r>
+        <w:t>Collect a response from each learner before discussing the worked key.</w:t>
+      </w:r>
+    </w:p>
+    <w:p>
+      <w:pPr>
+        <w:pStyle w:val="Heading2"/>
+      </w:pPr>
+      <w:r>
+        <w:t>Prompt before revealing</w:t>
       </w:r>
     </w:p>
     <w:p>
       <w:pPr>
         <w:spacing w:line="336" w:lineRule="auto" w:after="180"/>
-        <w:shd w:fill="F1F6FC"/>
-      </w:pPr>
-      <w:r>
-        <w:rPr>
-          <w:b w:val="0"/>
-        </w:rPr>
-        <w:t>The condition checks whether to do the next update; it does not constrain every resulting value to stay below 10. The final 11 is therefore allowed by this procedure.</w:t>
+      </w:pPr>
+      <w:r>
+        <w:rPr>
+          <w:b w:val="0"/>
+        </w:rPr>
+        <w:t xml:space="preserve">Completion task: Use the same below 8 </w:t>
+      </w:r>
+      <w:r>
+        <w:rPr>
+          <w:b/>
+        </w:rPr>
+        <w:t>loop</w:t>
+      </w:r>
+      <w:r>
+        <w:rPr>
+          <w:b w:val="0"/>
+        </w:rPr>
+        <w:t xml:space="preserve"> with add 2. Make separate runs from 8 and 9. Explain how many times the </w:t>
+      </w:r>
+      <w:r>
+        <w:rPr>
+          <w:b/>
+        </w:rPr>
+        <w:t>body</w:t>
+      </w:r>
+      <w:r>
+        <w:rPr>
+          <w:b w:val="0"/>
+        </w:rPr>
+        <w:t xml:space="preserve"> runs and what each run reports. Why would adding 2 once be an error?</w:t>
+      </w:r>
+    </w:p>
+    <w:p>
+      <w:pPr>
+        <w:pStyle w:val="Heading2"/>
+      </w:pPr>
+      <w:r>
+        <w:t>Expected reasoning and fading help</w:t>
       </w:r>
     </w:p>
     <w:p>
       <w:pPr>
         <w:spacing w:line="336" w:lineRule="auto" w:after="180"/>
-        <w:shd w:fill="F1F6FC"/>
-      </w:pPr>
-      <w:r>
-        <w:rPr>
-          <w:b w:val="0"/>
-        </w:rPr>
-        <w:t>Record both the condition and counter to distinguish a correct stop from an assumed endpoint.</w:t>
+      </w:pPr>
+      <w:r>
+        <w:rPr>
+          <w:b w:val="0"/>
+        </w:rPr>
+        <w:t xml:space="preserve">Teacher check: Both first tests are false. Each run has zero </w:t>
+      </w:r>
+      <w:r>
+        <w:rPr>
+          <w:b/>
+        </w:rPr>
+        <w:t>iteration</w:t>
+      </w:r>
+      <w:r>
+        <w:rPr>
+          <w:b w:val="0"/>
+        </w:rPr>
+        <w:t xml:space="preserve">s, reporting its unchanged starting value: 8 or 9. Adding 2 once would execute the </w:t>
+      </w:r>
+      <w:r>
+        <w:rPr>
+          <w:b/>
+        </w:rPr>
+        <w:t>body</w:t>
+      </w:r>
+      <w:r>
+        <w:rPr>
+          <w:b w:val="0"/>
+        </w:rPr>
+        <w:t xml:space="preserve"> despite a false first test.</w:t>
+      </w:r>
+    </w:p>
+    <w:p>
+      <w:pPr>
+        <w:spacing w:line="336" w:lineRule="auto" w:after="180"/>
+      </w:pPr>
+      <w:r>
+        <w:rPr>
+          <w:b w:val="0"/>
+        </w:rPr>
+        <w:t xml:space="preserve">Start by identifying the given </w:t>
+      </w:r>
+      <w:r>
+        <w:rPr>
+          <w:b/>
+        </w:rPr>
+        <w:t>input</w:t>
+      </w:r>
+      <w:r>
+        <w:rPr>
+          <w:b w:val="0"/>
+        </w:rPr>
+        <w:t>s together. Leave the intermediate steps blank. If needed, model one step, then withdraw that help on the next step. Move to a full trace only when the partial trace is understood.</w:t>
+      </w:r>
+    </w:p>
+    <w:p>
+      <w:pPr>
+        <w:spacing w:line="336" w:lineRule="auto" w:after="180"/>
+      </w:pPr>
+      <w:r>
+        <w:rPr>
+          <w:b w:val="0"/>
+        </w:rPr>
+        <w:t>For partners, alternate explainer and checker; collect a response from every learner before discussion.</w:t>
+      </w:r>
+    </w:p>
+    <w:p>
+      <w:pPr>
+        <w:pStyle w:val="Heading2"/>
+      </w:pPr>
+      <w:r>
+        <w:t>Check the misconception before discussion</w:t>
+      </w:r>
+    </w:p>
+    <w:p>
+      <w:pPr>
+        <w:spacing w:line="336" w:lineRule="auto" w:after="180"/>
+      </w:pPr>
+      <w:r>
+        <w:rPr>
+          <w:b w:val="0"/>
+        </w:rPr>
+        <w:t xml:space="preserve">Use the worked case for </w:t>
+      </w:r>
+      <w:r>
+        <w:rPr>
+          <w:b/>
+        </w:rPr>
+        <w:t>Loop</w:t>
+      </w:r>
+      <w:r>
+        <w:rPr>
+          <w:b w:val="0"/>
+        </w:rPr>
+        <w:t xml:space="preserve">s and stopping rules. Proposed explanation: “Every </w:t>
+      </w:r>
+      <w:r>
+        <w:rPr>
+          <w:b/>
+        </w:rPr>
+        <w:t>loop</w:t>
+      </w:r>
+      <w:r>
+        <w:rPr>
+          <w:b w:val="0"/>
+        </w:rPr>
+        <w:t xml:space="preserve"> runs at least once”. Decide whether this explanation is supported.</w:t>
+      </w:r>
+    </w:p>
+    <w:p>
+      <w:pPr>
+        <w:spacing w:line="336" w:lineRule="auto" w:after="180"/>
+      </w:pPr>
+      <w:r>
+        <w:rPr>
+          <w:b w:val="0"/>
+        </w:rPr>
+        <w:t>Point to the step or supplied fact that decides; explain your repair if needed.</w:t>
+      </w:r>
+    </w:p>
+    <w:p>
+      <w:pPr>
+        <w:spacing w:line="336" w:lineRule="auto" w:after="180"/>
+      </w:pPr>
+      <w:r>
+        <w:rPr>
+          <w:b w:val="0"/>
+        </w:rPr>
+        <w:t xml:space="preserve">Expected correction: Point to the test before the </w:t>
+      </w:r>
+      <w:r>
+        <w:rPr>
+          <w:b/>
+        </w:rPr>
+        <w:t>body</w:t>
+      </w:r>
+      <w:r>
+        <w:rPr>
+          <w:b w:val="0"/>
+        </w:rPr>
+        <w:t>. From 7 under below 7 the first test is false, so no update is permitted.</w:t>
+      </w:r>
+    </w:p>
+    <w:p>
+      <w:pPr>
+        <w:spacing w:line="336" w:lineRule="auto" w:after="180"/>
+      </w:pPr>
+      <w:r>
+        <w:rPr>
+          <w:b w:val="0"/>
+        </w:rPr>
+        <w:t>Collect explanations, not only yes/no votes. If a misunderstanding is common, re-model the relevant step for the class.</w:t>
+      </w:r>
+    </w:p>
+    <w:p>
+      <w:pPr>
+        <w:spacing w:line="336" w:lineRule="auto" w:after="180"/>
+      </w:pPr>
+      <w:r>
+        <w:rPr>
+          <w:b w:val="0"/>
+        </w:rPr>
+        <w:t>If it affects a few learners, give a short targeted group explanation while others solve a more demanding variation.</w:t>
+      </w:r>
+    </w:p>
+    <w:p>
+      <w:pPr>
+        <w:pStyle w:val="Heading2"/>
+      </w:pPr>
+      <w:r>
+        <w:t>Use the pictorial check</w:t>
+      </w:r>
+    </w:p>
+    <w:p>
+      <w:pPr>
+        <w:spacing w:line="336" w:lineRule="auto" w:after="180"/>
+      </w:pPr>
+      <w:r>
+        <w:rPr>
+          <w:b w:val="0"/>
+        </w:rPr>
+        <w:t>Trace a fresh start of 9. How many additions occur, and must the report equal 10?</w:t>
+      </w:r>
+    </w:p>
+    <w:p>
+      <w:pPr>
+        <w:spacing w:line="336" w:lineRule="auto" w:after="180"/>
+      </w:pPr>
+      <w:r>
+        <w:rPr>
+          <w:b w:val="0"/>
+        </w:rPr>
+        <w:t>9&lt;10 is true, so it becomes 12. Then 12&lt;10 is false: one addition, report 12; equality with 10 is not required.</w:t>
+      </w:r>
+    </w:p>
+    <w:p>
+      <w:pPr>
+        <w:spacing w:line="336" w:lineRule="auto" w:after="180"/>
+      </w:pPr>
+      <w:r>
+        <w:rPr>
+          <w:b w:val="0"/>
+        </w:rPr>
+        <w:t xml:space="preserve">Changed-case reasoning: The </w:t>
+      </w:r>
+      <w:r>
+        <w:rPr>
+          <w:b/>
+        </w:rPr>
+        <w:t>loop</w:t>
+      </w:r>
+      <w:r>
+        <w:rPr>
+          <w:b w:val="0"/>
+        </w:rPr>
+        <w:t xml:space="preserve"> runs zero times and reports 10. Its first condition is already false, so no addition happens.</w:t>
+      </w:r>
+    </w:p>
+    <w:p>
+      <w:pPr>
+        <w:spacing w:line="336" w:lineRule="auto" w:after="180"/>
+      </w:pPr>
+      <w:r>
+        <w:rPr>
+          <w:b w:val="0"/>
+        </w:rPr>
+        <w:t xml:space="preserve">Collect each learner’s explanation before discussion. Use the first missing connection between </w:t>
+      </w:r>
+      <w:r>
+        <w:rPr>
+          <w:b/>
+        </w:rPr>
+        <w:t>input</w:t>
+      </w:r>
+      <w:r>
+        <w:rPr>
+          <w:b w:val="0"/>
+        </w:rPr>
+        <w:t xml:space="preserve">, deciding step and result to choose support. This question is worked-case practice, not fresh mastery </w:t>
+      </w:r>
+      <w:r>
+        <w:rPr>
+          <w:b/>
+        </w:rPr>
+        <w:t>evidence</w:t>
+      </w:r>
+      <w:r>
+        <w:rPr>
+          <w:b w:val="0"/>
+        </w:rPr>
+        <w:t>.</w:t>
+      </w:r>
+    </w:p>
+    <w:p>
+      <w:pPr>
+        <w:pStyle w:val="Heading2"/>
+      </w:pPr>
+      <w:r>
+        <w:t>Keep each learner explaining</w:t>
+      </w:r>
+    </w:p>
+    <w:p>
+      <w:pPr>
+        <w:pStyle w:val="ListBullet"/>
+      </w:pPr>
+      <w:r>
+        <w:t>Ask: Which facts are given, and which would we have to assume? Learners mark relevant details before discussing answers.</w:t>
+      </w:r>
+    </w:p>
+    <w:p>
+      <w:pPr>
+        <w:pStyle w:val="ListBullet"/>
+      </w:pPr>
+      <w:r>
+        <w:t>Say: Predict first. Show the rule, information path or calculation that would produce the result. A correct guess is not yet an explanation.</w:t>
+      </w:r>
+    </w:p>
+    <w:p>
+      <w:pPr>
+        <w:pStyle w:val="ListBullet"/>
+      </w:pPr>
+      <w:r>
+        <w:t>In pairs, one learner solves while the other checks evidence; exchange roles. Remove the worked answer before independent assessment.</w:t>
+      </w:r>
+    </w:p>
+    <w:p>
+      <w:pPr>
+        <w:pStyle w:val="Heading2"/>
+      </w:pPr>
+      <w:r>
+        <w:t>Earlier wording, alternatives and picture transcripts · reference / check after trying</w:t>
+      </w:r>
+    </w:p>
+    <w:p>
+      <w:pPr>
+        <w:spacing w:line="336" w:lineRule="auto" w:after="180"/>
+      </w:pPr>
+      <w:r>
+        <w:rPr>
+          <w:b w:val="0"/>
+        </w:rPr>
+        <w:t>Demonstrate and guide practice</w:t>
       </w:r>
     </w:p>
     <w:p>
@@ -2447,7 +2979,63 @@
         <w:pStyle w:val="Heading3"/>
       </w:pPr>
       <w:r>
-        <w:t>What this example does not establish</w:t>
+        <w:t>Board sequence</w:t>
+      </w:r>
+    </w:p>
+    <w:p>
+      <w:pPr>
+        <w:spacing w:line="336" w:lineRule="auto" w:after="180"/>
+      </w:pPr>
+      <w:r>
+        <w:rPr>
+          <w:b w:val="0"/>
+        </w:rPr>
+        <w:t>Write the given facts: Repeat take the next unstamped card and stamp it four times.</w:t>
+      </w:r>
+    </w:p>
+    <w:p>
+      <w:pPr>
+        <w:spacing w:line="336" w:lineRule="auto" w:after="180"/>
+      </w:pPr>
+      <w:r>
+        <w:rPr>
+          <w:b w:val="0"/>
+        </w:rPr>
+        <w:t>Write the question to explain: How many cards are stamped? What assumption matters?</w:t>
+      </w:r>
+    </w:p>
+    <w:p>
+      <w:pPr>
+        <w:spacing w:line="336" w:lineRule="auto" w:after="180"/>
+      </w:pPr>
+      <w:r>
+        <w:rPr>
+          <w:b w:val="0"/>
+        </w:rPr>
+        <w:t xml:space="preserve">Reveal after </w:t>
+      </w:r>
+      <w:r>
+        <w:rPr>
+          <w:b/>
+        </w:rPr>
+        <w:t>prediction</w:t>
+      </w:r>
+      <w:r>
+        <w:rPr>
+          <w:b w:val="0"/>
+        </w:rPr>
+        <w:t>s: Four, provided four unstamped cards exist and each repeat takes the next one. A limit or end-of-stack check prevents continuing indefinitely.</w:t>
+      </w:r>
+    </w:p>
+    <w:p>
+      <w:pPr>
+        <w:spacing w:line="336" w:lineRule="auto" w:after="180"/>
+      </w:pPr>
+      <w:r>
+        <w:rPr>
+          <w:b w:val="0"/>
+        </w:rPr>
+        <w:t>Use the earlier changed question as optional later practice. Reserve Transfer to a countdown for the first independent attempt before hints or feedback.</w:t>
       </w:r>
     </w:p>
     <w:p>
@@ -2455,386 +3043,18 @@
         <w:pStyle w:val="Heading3"/>
       </w:pPr>
       <w:r>
-        <w:t>Keep the stated limit</w:t>
+        <w:t>Classroom dialogue</w:t>
       </w:r>
     </w:p>
     <w:p>
       <w:pPr>
         <w:spacing w:line="336" w:lineRule="auto" w:after="180"/>
-        <w:shd w:fill="FFF5E6"/>
-      </w:pPr>
-      <w:r>
-        <w:rPr>
-          <w:b w:val="0"/>
-        </w:rPr>
-        <w:t xml:space="preserve">This </w:t>
-      </w:r>
-      <w:r>
-        <w:rPr>
-          <w:b/>
-        </w:rPr>
-        <w:t>loop</w:t>
-      </w:r>
-      <w:r>
-        <w:rPr>
-          <w:b w:val="0"/>
-        </w:rPr>
-        <w:t xml:space="preserve"> stops because positive increments eventually cross the limit. Other updates can fail to make </w:t>
-      </w:r>
-      <w:r>
-        <w:rPr>
-          <w:b/>
-        </w:rPr>
-        <w:t>progress</w:t>
-      </w:r>
-      <w:r>
-        <w:rPr>
-          <w:b w:val="0"/>
-        </w:rPr>
-        <w:t>.</w:t>
-      </w:r>
-    </w:p>
-    <w:p>
-      <w:pPr>
-        <w:pStyle w:val="Heading3"/>
-      </w:pPr>
-      <w:r>
-        <w:t>Change one thing in the pictured case</w:t>
-      </w:r>
-    </w:p>
-    <w:p>
-      <w:pPr>
-        <w:pStyle w:val="Heading3"/>
-      </w:pPr>
-      <w:r>
-        <w:t>Change one thing</w:t>
-      </w:r>
-    </w:p>
-    <w:p>
-      <w:pPr>
-        <w:spacing w:line="336" w:lineRule="auto" w:after="180"/>
-        <w:shd w:fill="F5F1FB"/>
-      </w:pPr>
-      <w:r>
-        <w:rPr>
-          <w:b w:val="0"/>
-        </w:rPr>
-        <w:t>Change: Start at 10 instead of 2.</w:t>
-      </w:r>
-    </w:p>
-    <w:p>
-      <w:pPr>
-        <w:pStyle w:val="Heading3"/>
-      </w:pPr>
-      <w:r>
-        <w:t>Predicted result</w:t>
-      </w:r>
-    </w:p>
-    <w:p>
-      <w:pPr>
-        <w:spacing w:line="336" w:lineRule="auto" w:after="180"/>
-        <w:shd w:fill="F1F6FC"/>
-      </w:pPr>
-      <w:r>
-        <w:rPr>
-          <w:b/>
-        </w:rPr>
-        <w:t>Prediction</w:t>
-      </w:r>
-      <w:r>
-        <w:rPr>
-          <w:b w:val="0"/>
-        </w:rPr>
-        <w:t xml:space="preserve">: The </w:t>
-      </w:r>
-      <w:r>
-        <w:rPr>
-          <w:b/>
-        </w:rPr>
-        <w:t>loop</w:t>
-      </w:r>
-      <w:r>
-        <w:rPr>
-          <w:b w:val="0"/>
-        </w:rPr>
-        <w:t xml:space="preserve"> runs zero times and reports 10.</w:t>
-      </w:r>
-    </w:p>
-    <w:p>
-      <w:pPr>
-        <w:pStyle w:val="Heading3"/>
-      </w:pPr>
-      <w:r>
-        <w:t>Why the result follows</w:t>
-      </w:r>
-    </w:p>
-    <w:p>
-      <w:pPr>
-        <w:spacing w:line="336" w:lineRule="auto" w:after="180"/>
-        <w:shd w:fill="F1F6FC"/>
-      </w:pPr>
-      <w:r>
-        <w:rPr>
-          <w:b w:val="0"/>
-        </w:rPr>
-        <w:t>Reason: Its first condition is already false, so no addition happens.</w:t>
-      </w:r>
-    </w:p>
-    <w:p>
-      <w:pPr>
-        <w:pStyle w:val="Heading3"/>
-      </w:pPr>
-      <w:r>
-        <w:t>Ask while showing the picture</w:t>
-      </w:r>
-    </w:p>
-    <w:p>
-      <w:pPr>
-        <w:pStyle w:val="Heading3"/>
-      </w:pPr>
-      <w:r>
-        <w:t>Ask while showing the picture · 2</w:t>
-      </w:r>
-    </w:p>
-    <w:p>
-      <w:pPr>
-        <w:spacing w:line="336" w:lineRule="auto" w:after="180"/>
-      </w:pPr>
-      <w:r>
-        <w:rPr>
-          <w:b w:val="0"/>
-        </w:rPr>
-        <w:t xml:space="preserve">Cover the result. Ask learners to name the </w:t>
-      </w:r>
-      <w:r>
-        <w:rPr>
-          <w:b/>
-        </w:rPr>
-        <w:t>input</w:t>
-      </w:r>
-      <w:r>
-        <w:rPr>
-          <w:b w:val="0"/>
-        </w:rPr>
-        <w:t xml:space="preserve">s and predict the next step. Uncover one step, connect the icon to the actual procedure, and explain its </w:t>
-      </w:r>
-      <w:r>
-        <w:rPr>
-          <w:b/>
-        </w:rPr>
-        <w:t>evidence</w:t>
-      </w:r>
-      <w:r>
-        <w:rPr>
-          <w:b w:val="0"/>
-        </w:rPr>
-        <w:t>. Then change the supplied condition and compare.</w:t>
-      </w:r>
-    </w:p>
-    <w:p>
-      <w:pPr>
-        <w:spacing w:line="336" w:lineRule="auto" w:after="180"/>
-      </w:pPr>
-      <w:r>
-        <w:rPr>
-          <w:b w:val="0"/>
-        </w:rPr>
-        <w:t>The picture is a representation; it does not document execution of a real AI model.</w:t>
-      </w:r>
-    </w:p>
-    <w:p>
-      <w:pPr>
-        <w:pStyle w:val="Heading1"/>
-      </w:pPr>
-      <w:r>
-        <w:t>03. Demonstrate and guide practice</w:t>
-      </w:r>
-    </w:p>
-    <w:p>
-      <w:r>
-        <w:t>Demonstrate Repeating Efficiently, reduce support deliberately and check individual reasoning before discussing answers.</w:t>
-      </w:r>
-    </w:p>
-    <w:p>
-      <w:pPr>
-        <w:pStyle w:val="Heading3"/>
-      </w:pPr>
-      <w:r>
-        <w:t>Board sequence</w:t>
-      </w:r>
-    </w:p>
-    <w:p>
-      <w:pPr>
-        <w:pStyle w:val="Heading3"/>
-      </w:pPr>
-      <w:r>
-        <w:t>1. Put the facts on the board</w:t>
-      </w:r>
-    </w:p>
-    <w:p>
-      <w:pPr>
-        <w:spacing w:line="336" w:lineRule="auto" w:after="180"/>
-        <w:shd w:fill="F4F9FC"/>
-      </w:pPr>
-      <w:r>
-        <w:rPr>
-          <w:b w:val="0"/>
-        </w:rPr>
-        <w:t>Write the given facts: Repeat take the next unstamped card and stamp it four times.</w:t>
-      </w:r>
-    </w:p>
-    <w:p>
-      <w:pPr>
-        <w:pStyle w:val="Heading3"/>
-      </w:pPr>
-      <w:r>
-        <w:t>2. State the decision to explain</w:t>
-      </w:r>
-    </w:p>
-    <w:p>
-      <w:pPr>
-        <w:spacing w:line="336" w:lineRule="auto" w:after="180"/>
-        <w:shd w:fill="F5F1FB"/>
-      </w:pPr>
-      <w:r>
-        <w:rPr>
-          <w:b w:val="0"/>
-        </w:rPr>
-        <w:t>Write the question to explain: How many cards are stamped? What assumption matters?</w:t>
-      </w:r>
-    </w:p>
-    <w:p>
-      <w:pPr>
-        <w:pStyle w:val="Heading3"/>
-      </w:pPr>
-      <w:r>
-        <w:t>3. Reveal the worked reasoning</w:t>
-      </w:r>
-    </w:p>
-    <w:p>
-      <w:pPr>
-        <w:spacing w:line="336" w:lineRule="auto" w:after="180"/>
-        <w:shd w:fill="F1F6FC"/>
-      </w:pPr>
-      <w:r>
-        <w:rPr>
-          <w:b w:val="0"/>
-        </w:rPr>
-        <w:t xml:space="preserve">Reveal after </w:t>
-      </w:r>
-      <w:r>
-        <w:rPr>
-          <w:b/>
-        </w:rPr>
-        <w:t>prediction</w:t>
-      </w:r>
-      <w:r>
-        <w:rPr>
-          <w:b w:val="0"/>
-        </w:rPr>
-        <w:t>s: Four, provided four unstamped cards exist and each repeat takes the next one. A limit or end-of-stack check prevents continuing indefinitely.</w:t>
-      </w:r>
-    </w:p>
-    <w:p>
-      <w:pPr>
-        <w:pStyle w:val="Heading3"/>
-      </w:pPr>
-      <w:r>
-        <w:t>Hold back the independent task</w:t>
-      </w:r>
-    </w:p>
-    <w:p>
-      <w:pPr>
-        <w:spacing w:line="336" w:lineRule="auto" w:after="180"/>
-        <w:shd w:fill="F5F1FB"/>
-      </w:pPr>
-      <w:r>
-        <w:rPr>
-          <w:b w:val="0"/>
-        </w:rPr>
-        <w:t>Keep for an independent attempt: Repeat clap then tap three times. Write the complete sequence. How many actions occur? What would happen if the stopping instruction were missing?</w:t>
-      </w:r>
-    </w:p>
-    <w:p>
-      <w:pPr>
-        <w:pStyle w:val="Heading3"/>
-      </w:pPr>
-      <w:r>
-        <w:t>Classroom dialogue</w:t>
-      </w:r>
-    </w:p>
-    <w:p>
-      <w:pPr>
-        <w:pStyle w:val="Heading3"/>
-      </w:pPr>
-      <w:r>
-        <w:t>Ask the class</w:t>
-      </w:r>
-    </w:p>
-    <w:p>
-      <w:pPr>
-        <w:spacing w:line="336" w:lineRule="auto" w:after="180"/>
-        <w:shd w:fill="F5F1FB"/>
-      </w:pPr>
-      <w:r>
-        <w:rPr>
-          <w:b w:val="0"/>
-        </w:rPr>
-        <w:t>Ask: Which facts are given, and which would we have to assume? Learners mark relevant details before discussing answers.</w:t>
-      </w:r>
-    </w:p>
-    <w:p>
-      <w:pPr>
-        <w:pStyle w:val="Heading3"/>
-      </w:pPr>
-      <w:r>
-        <w:t>Language to model</w:t>
-      </w:r>
-    </w:p>
-    <w:p>
-      <w:pPr>
-        <w:spacing w:line="336" w:lineRule="auto" w:after="180"/>
-        <w:shd w:fill="F1F6F8"/>
-      </w:pPr>
-      <w:r>
-        <w:rPr>
-          <w:b w:val="0"/>
-        </w:rPr>
-        <w:t>Say: Predict first. Show the rule, information path or calculation that would produce the result. A correct guess is not yet an explanation.</w:t>
-      </w:r>
-    </w:p>
-    <w:p>
-      <w:pPr>
-        <w:spacing w:line="336" w:lineRule="auto" w:after="180"/>
       </w:pPr>
       <w:r>
         <w:rPr>
           <w:b w:val="0"/>
         </w:rPr>
         <w:t>Reveal reasoning one step at a time. Explain why a tempting alternative fails. Write units and denominators for arithmetic, trace conditions for decisions, and identify supporting sources for claims.</w:t>
-      </w:r>
-    </w:p>
-    <w:p>
-      <w:pPr>
-        <w:spacing w:line="336" w:lineRule="auto" w:after="180"/>
-      </w:pPr>
-      <w:r>
-        <w:rPr>
-          <w:b w:val="0"/>
-        </w:rPr>
-        <w:t xml:space="preserve">In pairs, one learner solves while the other checks </w:t>
-      </w:r>
-      <w:r>
-        <w:rPr>
-          <w:b/>
-        </w:rPr>
-        <w:t>evidence</w:t>
-      </w:r>
-      <w:r>
-        <w:rPr>
-          <w:b w:val="0"/>
-        </w:rPr>
-        <w:t>; exchange roles. Remove the worked answer before independent assessment.</w:t>
       </w:r>
     </w:p>
     <w:p>
@@ -3136,548 +3356,103 @@
         <w:pStyle w:val="Heading3"/>
       </w:pPr>
       <w:r>
-        <w:t>Completion practice</w:t>
+        <w:t>Individual reasoning check</w:t>
+      </w:r>
+    </w:p>
+    <w:p>
+      <w:pPr>
+        <w:pStyle w:val="Heading3"/>
+      </w:pPr>
+      <w:r>
+        <w:t>Pictorial practice question</w:t>
+      </w:r>
+    </w:p>
+    <w:p>
+      <w:pPr>
+        <w:pStyle w:val="Heading3"/>
+      </w:pPr>
+      <w:r>
+        <w:t>Reasoned teacher answer</w:t>
+      </w:r>
+    </w:p>
+    <w:p>
+      <w:pPr>
+        <w:pStyle w:val="Heading1"/>
+      </w:pPr>
+      <w:r>
+        <w:t>04. Run the supplied investigation</w:t>
+      </w:r>
+    </w:p>
+    <w:p>
+      <w:r>
+        <w:t>Keep expected results, observed paper traces and remaining limits distinguishable.</w:t>
+      </w:r>
+    </w:p>
+    <w:p>
+      <w:pPr>
+        <w:pStyle w:val="Heading2"/>
+      </w:pPr>
+      <w:r>
+        <w:t>Supplied materials and answer guidance</w:t>
       </w:r>
     </w:p>
     <w:p>
       <w:pPr>
         <w:spacing w:line="336" w:lineRule="auto" w:after="180"/>
-        <w:shd w:fill="F5F1FB"/>
-      </w:pPr>
-      <w:r>
-        <w:rPr>
-          <w:b w:val="0"/>
-        </w:rPr>
-        <w:t xml:space="preserve">Completion task: Use the same below 8 </w:t>
-      </w:r>
-      <w:r>
-        <w:rPr>
-          <w:b/>
-        </w:rPr>
-        <w:t>loop</w:t>
-      </w:r>
-      <w:r>
-        <w:rPr>
-          <w:b w:val="0"/>
-        </w:rPr>
-        <w:t xml:space="preserve"> with add 2. Make separate runs from 8 and 9. Explain how many times the </w:t>
-      </w:r>
-      <w:r>
-        <w:rPr>
-          <w:b/>
-        </w:rPr>
-        <w:t>body</w:t>
-      </w:r>
-      <w:r>
-        <w:rPr>
-          <w:b w:val="0"/>
-        </w:rPr>
-        <w:t xml:space="preserve"> runs and what each run reports. Why would adding 2 once be an error?</w:t>
-      </w:r>
-    </w:p>
-    <w:p>
-      <w:pPr>
-        <w:pStyle w:val="Heading3"/>
-      </w:pPr>
-      <w:r>
-        <w:t>Reasoning to listen for</w:t>
-      </w:r>
-    </w:p>
-    <w:p>
-      <w:pPr>
-        <w:spacing w:line="336" w:lineRule="auto" w:after="180"/>
-        <w:shd w:fill="F1F6FC"/>
-      </w:pPr>
-      <w:r>
-        <w:rPr>
-          <w:b w:val="0"/>
-        </w:rPr>
-        <w:t xml:space="preserve">Teacher check: Both first tests are false. Each run has zero </w:t>
-      </w:r>
-      <w:r>
-        <w:rPr>
-          <w:b/>
-        </w:rPr>
-        <w:t>iteration</w:t>
-      </w:r>
-      <w:r>
-        <w:rPr>
-          <w:b w:val="0"/>
-        </w:rPr>
-        <w:t xml:space="preserve">s, reporting its unchanged starting value: 8 or 9. Adding 2 once would execute the </w:t>
-      </w:r>
-      <w:r>
-        <w:rPr>
-          <w:b/>
-        </w:rPr>
-        <w:t>body</w:t>
-      </w:r>
-      <w:r>
-        <w:rPr>
-          <w:b w:val="0"/>
-        </w:rPr>
-        <w:t xml:space="preserve"> despite a false first test.</w:t>
-      </w:r>
-    </w:p>
-    <w:p>
-      <w:pPr>
-        <w:spacing w:line="336" w:lineRule="auto" w:after="180"/>
-      </w:pPr>
-      <w:r>
-        <w:rPr>
-          <w:b w:val="0"/>
-        </w:rPr>
-        <w:t xml:space="preserve">Start by identifying the given </w:t>
-      </w:r>
-      <w:r>
-        <w:rPr>
-          <w:b/>
-        </w:rPr>
-        <w:t>input</w:t>
-      </w:r>
-      <w:r>
-        <w:rPr>
-          <w:b w:val="0"/>
-        </w:rPr>
-        <w:t>s together. Leave the intermediate steps blank. If needed, model one step, then withdraw that help on the next step. Move to a full trace only when the partial trace is understood.</w:t>
-      </w:r>
-    </w:p>
-    <w:p>
-      <w:pPr>
-        <w:spacing w:line="336" w:lineRule="auto" w:after="180"/>
-      </w:pPr>
-      <w:r>
-        <w:rPr>
-          <w:b w:val="0"/>
-        </w:rPr>
-        <w:t>For partners, alternate explainer and checker; collect a response from every learner before discussion.</w:t>
-      </w:r>
-    </w:p>
-    <w:p>
-      <w:pPr>
-        <w:pStyle w:val="Heading3"/>
-      </w:pPr>
-      <w:r>
-        <w:t>Individual reasoning check</w:t>
-      </w:r>
-    </w:p>
-    <w:p>
-      <w:pPr>
-        <w:spacing w:line="336" w:lineRule="auto" w:after="180"/>
-      </w:pPr>
-      <w:r>
-        <w:rPr>
-          <w:b w:val="0"/>
-        </w:rPr>
-        <w:t xml:space="preserve">Use the worked case for </w:t>
-      </w:r>
-      <w:r>
-        <w:rPr>
-          <w:b/>
-        </w:rPr>
-        <w:t>Loop</w:t>
-      </w:r>
-      <w:r>
-        <w:rPr>
-          <w:b w:val="0"/>
-        </w:rPr>
-        <w:t xml:space="preserve">s and stopping rules. Proposed explanation: “Every </w:t>
-      </w:r>
-      <w:r>
-        <w:rPr>
-          <w:b/>
-        </w:rPr>
-        <w:t>loop</w:t>
-      </w:r>
-      <w:r>
-        <w:rPr>
-          <w:b w:val="0"/>
-        </w:rPr>
-        <w:t xml:space="preserve"> runs at least once”. Decide whether this explanation is supported.</w:t>
-      </w:r>
-    </w:p>
-    <w:p>
-      <w:pPr>
-        <w:spacing w:line="336" w:lineRule="auto" w:after="180"/>
-      </w:pPr>
-      <w:r>
-        <w:rPr>
-          <w:b w:val="0"/>
-        </w:rPr>
-        <w:t>Point to the step or supplied fact that decides; explain your repair if needed.</w:t>
-      </w:r>
-    </w:p>
-    <w:p>
-      <w:pPr>
-        <w:pStyle w:val="Heading3"/>
-      </w:pPr>
-      <w:r>
-        <w:t>Expected repair</w:t>
-      </w:r>
-    </w:p>
-    <w:p>
-      <w:pPr>
-        <w:spacing w:line="336" w:lineRule="auto" w:after="180"/>
-        <w:shd w:fill="F1F6FC"/>
-      </w:pPr>
-      <w:r>
-        <w:rPr>
-          <w:b w:val="0"/>
-        </w:rPr>
-        <w:t xml:space="preserve">Expected correction: Point to the test before the </w:t>
-      </w:r>
-      <w:r>
-        <w:rPr>
-          <w:b/>
-        </w:rPr>
-        <w:t>body</w:t>
-      </w:r>
-      <w:r>
-        <w:rPr>
-          <w:b w:val="0"/>
-        </w:rPr>
-        <w:t>. From 7 under below 7 the first test is false, so no update is permitted.</w:t>
-      </w:r>
-    </w:p>
-    <w:p>
-      <w:pPr>
-        <w:spacing w:line="336" w:lineRule="auto" w:after="180"/>
-      </w:pPr>
-      <w:r>
-        <w:rPr>
-          <w:b w:val="0"/>
-        </w:rPr>
-        <w:t>Collect explanations, not only yes/no votes. If a misunderstanding is common, re-model the relevant step for the class.</w:t>
-      </w:r>
-    </w:p>
-    <w:p>
-      <w:pPr>
-        <w:spacing w:line="336" w:lineRule="auto" w:after="180"/>
-      </w:pPr>
-      <w:r>
-        <w:rPr>
-          <w:b w:val="0"/>
-        </w:rPr>
-        <w:t>If it affects a few learners, give a short targeted group explanation while others solve a more demanding variation.</w:t>
-      </w:r>
-    </w:p>
-    <w:p>
-      <w:pPr>
-        <w:pStyle w:val="Heading3"/>
-      </w:pPr>
-      <w:r>
-        <w:t>Pictorial practice question</w:t>
-      </w:r>
-    </w:p>
-    <w:p>
-      <w:pPr>
-        <w:spacing w:line="336" w:lineRule="auto" w:after="180"/>
-        <w:shd w:fill="F5F1FB"/>
-      </w:pPr>
-      <w:r>
-        <w:rPr>
-          <w:b w:val="0"/>
-        </w:rPr>
-        <w:t>Trace a fresh start of 9. How many additions occur, and must the report equal 10?</w:t>
-      </w:r>
-    </w:p>
-    <w:p>
-      <w:pPr>
-        <w:pStyle w:val="Heading3"/>
-      </w:pPr>
-      <w:r>
-        <w:t>Reasoned teacher answer</w:t>
-      </w:r>
-    </w:p>
-    <w:p>
-      <w:pPr>
-        <w:spacing w:line="336" w:lineRule="auto" w:after="180"/>
-      </w:pPr>
-      <w:r>
-        <w:rPr>
-          <w:b w:val="0"/>
-        </w:rPr>
-        <w:t>9&lt;10 is true, so it becomes 12. Then 12&lt;10 is false: one addition, report 12; equality with 10 is not required.</w:t>
-      </w:r>
-    </w:p>
-    <w:p>
-      <w:pPr>
-        <w:spacing w:line="336" w:lineRule="auto" w:after="180"/>
-      </w:pPr>
-      <w:r>
-        <w:rPr>
-          <w:b w:val="0"/>
-        </w:rPr>
-        <w:t xml:space="preserve">Changed-case reasoning: The </w:t>
-      </w:r>
-      <w:r>
-        <w:rPr>
-          <w:b/>
-        </w:rPr>
-        <w:t>loop</w:t>
-      </w:r>
-      <w:r>
-        <w:rPr>
-          <w:b w:val="0"/>
-        </w:rPr>
-        <w:t xml:space="preserve"> runs zero times and reports 10. Its first condition is already false, so no addition happens.</w:t>
-      </w:r>
-    </w:p>
-    <w:p>
-      <w:pPr>
-        <w:spacing w:line="336" w:lineRule="auto" w:after="180"/>
-      </w:pPr>
-      <w:r>
-        <w:rPr>
-          <w:b w:val="0"/>
-        </w:rPr>
-        <w:t xml:space="preserve">Collect each learner’s explanation before discussion. Use the first missing connection between </w:t>
-      </w:r>
-      <w:r>
-        <w:rPr>
-          <w:b/>
-        </w:rPr>
-        <w:t>input</w:t>
-      </w:r>
-      <w:r>
-        <w:rPr>
-          <w:b w:val="0"/>
-        </w:rPr>
-        <w:t xml:space="preserve">, deciding step and result to choose support. This question is worked-case practice, not fresh mastery </w:t>
-      </w:r>
-      <w:r>
-        <w:rPr>
-          <w:b/>
-        </w:rPr>
-        <w:t>evidence</w:t>
-      </w:r>
-      <w:r>
-        <w:rPr>
-          <w:b w:val="0"/>
-        </w:rPr>
-        <w:t>.</w:t>
-      </w:r>
-    </w:p>
-    <w:p>
-      <w:pPr>
-        <w:pStyle w:val="Heading1"/>
-      </w:pPr>
-      <w:r>
-        <w:t>04. Run the weekly evidence lab</w:t>
-      </w:r>
-    </w:p>
-    <w:p>
-      <w:r>
-        <w:t>Run the Repeating Efficiently investigation and use the first unsupported step to choose a teaching response.</w:t>
-      </w:r>
-    </w:p>
-    <w:p>
-      <w:pPr>
-        <w:spacing w:line="336" w:lineRule="auto" w:after="180"/>
-      </w:pPr>
-      <w:r>
-        <w:rPr>
-          <w:b w:val="0"/>
-        </w:rPr>
-        <w:t xml:space="preserve">Predict first, test honestly, and explain what the </w:t>
-      </w:r>
-      <w:r>
-        <w:rPr>
-          <w:b/>
-        </w:rPr>
-        <w:t>evidence</w:t>
-      </w:r>
-      <w:r>
-        <w:rPr>
-          <w:b w:val="0"/>
-        </w:rPr>
-        <w:t xml:space="preserve"> means.</w:t>
-      </w:r>
-    </w:p>
-    <w:p>
-      <w:pPr>
-        <w:pStyle w:val="Heading3"/>
-      </w:pPr>
-      <w:r>
-        <w:t>1. Predict</w:t>
-      </w:r>
-    </w:p>
-    <w:p>
-      <w:pPr>
-        <w:spacing w:line="336" w:lineRule="auto" w:after="180"/>
-        <w:shd w:fill="F4F9FC"/>
-      </w:pPr>
-      <w:r>
-        <w:rPr>
-          <w:b w:val="0"/>
-        </w:rPr>
-        <w:t xml:space="preserve">State your </w:t>
-      </w:r>
-      <w:r>
-        <w:rPr>
-          <w:b/>
-        </w:rPr>
-        <w:t>prediction</w:t>
-      </w:r>
-      <w:r>
-        <w:rPr>
-          <w:b w:val="0"/>
-        </w:rPr>
-        <w:t xml:space="preserve"> before the result is known.</w:t>
-      </w:r>
-    </w:p>
-    <w:p>
-      <w:pPr>
-        <w:pStyle w:val="Heading3"/>
-      </w:pPr>
-      <w:r>
-        <w:t>2. Investigate</w:t>
-      </w:r>
-    </w:p>
-    <w:p>
-      <w:pPr>
-        <w:spacing w:line="336" w:lineRule="auto" w:after="180"/>
-        <w:shd w:fill="F4F9FC"/>
-      </w:pPr>
-      <w:r>
-        <w:rPr>
-          <w:b w:val="0"/>
-        </w:rPr>
-        <w:t xml:space="preserve">Complete the task: Compress a repeated drawing algorithm using a </w:t>
-      </w:r>
-      <w:r>
-        <w:rPr>
-          <w:b/>
-        </w:rPr>
-        <w:t>loop</w:t>
-      </w:r>
-      <w:r>
-        <w:rPr>
-          <w:b w:val="0"/>
-        </w:rPr>
-        <w:t xml:space="preserve"> card.</w:t>
-      </w:r>
-    </w:p>
-    <w:p>
-      <w:pPr>
-        <w:pStyle w:val="Heading3"/>
-      </w:pPr>
-      <w:r>
-        <w:t>3. Compare cases</w:t>
-      </w:r>
-    </w:p>
-    <w:p>
-      <w:pPr>
-        <w:spacing w:line="336" w:lineRule="auto" w:after="180"/>
-        <w:shd w:fill="F4F9FC"/>
-      </w:pPr>
-      <w:r>
-        <w:rPr>
-          <w:b w:val="0"/>
-        </w:rPr>
+      </w:pPr>
+      <w:r>
+        <w:rPr>
+          <w:b w:val="0"/>
+        </w:rPr>
+        <w:t>The drawing card with target 3 makes three stars and reports drawn=3 after a fourth, false test. Target 0 has zero iterations and reports 0. Removing the increment leaves drawn=0, so the true test repeats and the reporting instruction is never reached. End the paper demonstration after establishing the repeated state, and distinguish this intervention from a successful report. Reserve Transfer to a countdown for the individual first attempt.</w:t>
+      </w:r>
+    </w:p>
+    <w:p>
+      <w:pPr>
+        <w:pStyle w:val="Heading2"/>
+      </w:pPr>
+      <w:r>
+        <w:t>Run and record</w:t>
+      </w:r>
+    </w:p>
+    <w:p>
+      <w:pPr>
+        <w:pStyle w:val="ListNumber"/>
+      </w:pPr>
+      <w:r>
+        <w:t>Complete the task: Compress a repeated drawing algorithm using a loop card.</w:t>
+      </w:r>
+    </w:p>
+    <w:p>
+      <w:pPr>
+        <w:pStyle w:val="ListNumber"/>
+      </w:pPr>
+      <w:r>
         <w:t>Keep a normal case and an edge case clearly separated.</w:t>
       </w:r>
     </w:p>
     <w:p>
       <w:pPr>
-        <w:pStyle w:val="Heading3"/>
-      </w:pPr>
-      <w:r>
-        <w:t>4. Record honestly</w:t>
-      </w:r>
-    </w:p>
-    <w:p>
-      <w:pPr>
-        <w:spacing w:line="336" w:lineRule="auto" w:after="180"/>
-        <w:shd w:fill="F4F9FC"/>
-      </w:pPr>
-      <w:r>
-        <w:rPr>
-          <w:b w:val="0"/>
-        </w:rPr>
-        <w:t xml:space="preserve">Record what happened—even when it does not match your </w:t>
-      </w:r>
-      <w:r>
-        <w:rPr>
-          <w:b/>
-        </w:rPr>
-        <w:t>prediction</w:t>
-      </w:r>
-      <w:r>
-        <w:rPr>
-          <w:b w:val="0"/>
-        </w:rPr>
-        <w:t>.</w:t>
-      </w:r>
-    </w:p>
-    <w:p>
-      <w:pPr>
-        <w:pStyle w:val="Heading3"/>
-      </w:pPr>
-      <w:r>
-        <w:t>5. Explain and plan the next test</w:t>
-      </w:r>
-    </w:p>
-    <w:p>
-      <w:pPr>
-        <w:spacing w:line="336" w:lineRule="auto" w:after="180"/>
-        <w:shd w:fill="F4F9FC"/>
-      </w:pPr>
-      <w:r>
-        <w:rPr>
-          <w:b w:val="0"/>
-        </w:rPr>
+        <w:pStyle w:val="ListNumber"/>
+      </w:pPr>
+      <w:r>
+        <w:t>Record what happened—even when it does not match your prediction.</w:t>
+      </w:r>
+    </w:p>
+    <w:p>
+      <w:pPr>
+        <w:pStyle w:val="ListNumber"/>
+      </w:pPr>
+      <w:r>
         <w:t>Explain the result, one limitation, and the next useful test.</w:t>
       </w:r>
     </w:p>
     <w:p>
       <w:pPr>
-        <w:pStyle w:val="Heading3"/>
-      </w:pPr>
-      <w:r>
-        <w:t>Use a fresh case after support</w:t>
-      </w:r>
-    </w:p>
-    <w:p>
-      <w:pPr>
-        <w:spacing w:line="336" w:lineRule="auto" w:after="180"/>
-        <w:shd w:fill="FFF5E6"/>
-      </w:pPr>
-      <w:r>
-        <w:rPr>
-          <w:b w:val="0"/>
-        </w:rPr>
-        <w:t>INDEPENDENCE After support is removed, repeat the proof with a fresh case.</w:t>
-      </w:r>
-    </w:p>
-    <w:p>
-      <w:pPr>
-        <w:pStyle w:val="Heading3"/>
-      </w:pPr>
-      <w:r>
-        <w:t>Make the lab runnable</w:t>
-      </w:r>
-    </w:p>
-    <w:p>
-      <w:pPr>
-        <w:spacing w:line="336" w:lineRule="auto" w:after="180"/>
-      </w:pPr>
-      <w:r>
-        <w:rPr>
-          <w:b w:val="0"/>
-        </w:rPr>
-        <w:t>Use the concrete case as the shared normal case and the independent question as a second case. Each pair creates a boundary or missing-information case and predicts its result before testing.</w:t>
-      </w:r>
-    </w:p>
-    <w:p>
-      <w:pPr>
-        <w:spacing w:line="336" w:lineRule="auto" w:after="180"/>
-      </w:pPr>
-      <w:r>
-        <w:rPr>
-          <w:b w:val="0"/>
-        </w:rPr>
-        <w:t>Keep the expected result separate from an observed mistake.</w:t>
+        <w:pStyle w:val="Heading2"/>
+      </w:pPr>
+      <w:r>
+        <w:t>Keep an inspectable record</w:t>
       </w:r>
     </w:p>
     <w:tbl>
@@ -3828,30 +3603,45 @@
     </w:tbl>
     <w:p>
       <w:pPr>
-        <w:pStyle w:val="Heading3"/>
-      </w:pPr>
-      <w:r>
-        <w:t>Diagnose and reteach</w:t>
-      </w:r>
-    </w:p>
-    <w:p>
-      <w:pPr>
-        <w:pStyle w:val="Heading3"/>
-      </w:pPr>
-      <w:r>
-        <w:t>Find the unsupported claim</w:t>
+        <w:pStyle w:val="Heading2"/>
+      </w:pPr>
+      <w:r>
+        <w:t>Diagnose the first misunderstanding</w:t>
       </w:r>
     </w:p>
     <w:p>
       <w:pPr>
         <w:spacing w:line="336" w:lineRule="auto" w:after="180"/>
-        <w:shd w:fill="F5F1FB"/>
-      </w:pPr>
-      <w:r>
-        <w:rPr>
-          <w:b w:val="0"/>
-        </w:rPr>
-        <w:t>CLAIM TO REPAIR Three repetitions always mean three actions.</w:t>
+      </w:pPr>
+      <w:r>
+        <w:rPr>
+          <w:b w:val="0"/>
+        </w:rPr>
+        <w:t xml:space="preserve">Every </w:t>
+      </w:r>
+      <w:r>
+        <w:rPr>
+          <w:b/>
+        </w:rPr>
+        <w:t>loop</w:t>
+      </w:r>
+      <w:r>
+        <w:rPr>
+          <w:b w:val="0"/>
+        </w:rPr>
+        <w:t xml:space="preserve"> runs at least once: Point to the test before the </w:t>
+      </w:r>
+      <w:r>
+        <w:rPr>
+          <w:b/>
+        </w:rPr>
+        <w:t>body</w:t>
+      </w:r>
+      <w:r>
+        <w:rPr>
+          <w:b w:val="0"/>
+        </w:rPr>
+        <w:t>. From 7 under below 7 the first test is false, so no update is permitted.</w:t>
       </w:r>
     </w:p>
     <w:p>
@@ -3862,7 +3652,19 @@
         <w:rPr>
           <w:b w:val="0"/>
         </w:rPr>
-        <w:t>For guessing, return to given facts and request a trace. For vocabulary without application, use one example and one non-example. For arithmetic errors, check the setup before the calculation.</w:t>
+        <w:t xml:space="preserve">The final value must equal the threshold: Trace start 6 under add 2 and below 7. The </w:t>
+      </w:r>
+      <w:r>
+        <w:rPr>
+          <w:b/>
+        </w:rPr>
+        <w:t>loop</w:t>
+      </w:r>
+      <w:r>
+        <w:rPr>
+          <w:b w:val="0"/>
+        </w:rPr>
+        <w:t xml:space="preserve"> reports 8 because the stopping requirement is no longer below 7.</w:t>
       </w:r>
     </w:p>
     <w:p>
@@ -3873,38 +3675,19 @@
         <w:rPr>
           <w:b w:val="0"/>
         </w:rPr>
-        <w:t>Finish with a different uncoached case before recording mastery.</w:t>
-      </w:r>
-    </w:p>
-    <w:p>
-      <w:pPr>
-        <w:pStyle w:val="Heading3"/>
-      </w:pPr>
-      <w:r>
-        <w:t>Address these additional misconceptions</w:t>
-      </w:r>
-    </w:p>
-    <w:p>
-      <w:pPr>
-        <w:spacing w:line="336" w:lineRule="auto" w:after="180"/>
-      </w:pPr>
-      <w:r>
-        <w:rPr>
-          <w:b w:val="0"/>
-        </w:rPr>
-        <w:t xml:space="preserve">Every </w:t>
+        <w:t xml:space="preserve">Tests and </w:t>
       </w:r>
       <w:r>
         <w:rPr>
           <w:b/>
         </w:rPr>
-        <w:t>loop</w:t>
-      </w:r>
-      <w:r>
-        <w:rPr>
-          <w:b w:val="0"/>
-        </w:rPr>
-        <w:t xml:space="preserve"> runs at least once: Point to the test before the </w:t>
+        <w:t>iteration</w:t>
+      </w:r>
+      <w:r>
+        <w:rPr>
+          <w:b w:val="0"/>
+        </w:rPr>
+        <w:t xml:space="preserve">s are the same count: Count </w:t>
       </w:r>
       <w:r>
         <w:rPr>
@@ -3916,88 +3699,27 @@
         <w:rPr>
           <w:b w:val="0"/>
         </w:rPr>
-        <w:t>. From 7 under below 7 the first test is false, so no update is permitted.</w:t>
-      </w:r>
-    </w:p>
-    <w:p>
-      <w:pPr>
-        <w:spacing w:line="336" w:lineRule="auto" w:after="180"/>
-      </w:pPr>
-      <w:r>
-        <w:rPr>
-          <w:b w:val="0"/>
-        </w:rPr>
-        <w:t xml:space="preserve">The final value must equal the threshold: Trace start 6 under add 2 and below 7. The </w:t>
+        <w:t xml:space="preserve"> executions separately and show the last false test with no </w:t>
       </w:r>
       <w:r>
         <w:rPr>
           <w:b/>
         </w:rPr>
-        <w:t>loop</w:t>
-      </w:r>
-      <w:r>
-        <w:rPr>
-          <w:b w:val="0"/>
-        </w:rPr>
-        <w:t xml:space="preserve"> reports 8 because the stopping requirement is no longer below 7.</w:t>
-      </w:r>
-    </w:p>
-    <w:p>
-      <w:pPr>
-        <w:spacing w:line="336" w:lineRule="auto" w:after="180"/>
-      </w:pPr>
-      <w:r>
-        <w:rPr>
-          <w:b w:val="0"/>
-        </w:rPr>
-        <w:t xml:space="preserve">Tests and </w:t>
-      </w:r>
-      <w:r>
-        <w:rPr>
-          <w:b/>
-        </w:rPr>
-        <w:t>iteration</w:t>
-      </w:r>
-      <w:r>
-        <w:rPr>
-          <w:b w:val="0"/>
-        </w:rPr>
-        <w:t xml:space="preserve">s are the same count: Count </w:t>
-      </w:r>
-      <w:r>
-        <w:rPr>
-          <w:b/>
-        </w:rPr>
         <w:t>body</w:t>
       </w:r>
       <w:r>
         <w:rPr>
           <w:b w:val="0"/>
         </w:rPr>
-        <w:t xml:space="preserve"> executions separately and show the last false test with no </w:t>
-      </w:r>
-      <w:r>
-        <w:rPr>
-          <w:b/>
-        </w:rPr>
-        <w:t>body</w:t>
-      </w:r>
-      <w:r>
-        <w:rPr>
-          <w:b w:val="0"/>
-        </w:rPr>
         <w:t xml:space="preserve"> action.</w:t>
       </w:r>
     </w:p>
     <w:p>
       <w:pPr>
-        <w:spacing w:line="336" w:lineRule="auto" w:after="180"/>
-      </w:pPr>
-      <w:r>
-        <w:rPr>
-          <w:b w:val="0"/>
-        </w:rPr>
-        <w:t>A changing number guarantees a stop: Compare below 7 with not equal to 7 from 6 under add 2. Even numbers pass 7 without equalling it.</w:t>
+        <w:pStyle w:val="Heading2"/>
+      </w:pPr>
+      <w:r>
+        <w:t>Choose support from the response</w:t>
       </w:r>
     </w:p>
     <w:p>
@@ -4156,12 +3878,167 @@
     </w:tbl>
     <w:p>
       <w:pPr>
+        <w:pStyle w:val="Heading2"/>
+      </w:pPr>
+      <w:r>
+        <w:t>Earlier wording, alternatives and picture transcripts · reference / check after trying</w:t>
+      </w:r>
+    </w:p>
+    <w:p>
+      <w:pPr>
         <w:spacing w:line="336" w:lineRule="auto" w:after="180"/>
       </w:pPr>
       <w:r>
         <w:rPr>
           <w:b w:val="0"/>
         </w:rPr>
+        <w:t>Run the weekly evidence lab</w:t>
+      </w:r>
+    </w:p>
+    <w:p>
+      <w:pPr>
+        <w:spacing w:line="336" w:lineRule="auto" w:after="180"/>
+      </w:pPr>
+      <w:r>
+        <w:rPr>
+          <w:b w:val="0"/>
+        </w:rPr>
+        <w:t xml:space="preserve">Predict first, test honestly, and explain what the </w:t>
+      </w:r>
+      <w:r>
+        <w:rPr>
+          <w:b/>
+        </w:rPr>
+        <w:t>evidence</w:t>
+      </w:r>
+      <w:r>
+        <w:rPr>
+          <w:b w:val="0"/>
+        </w:rPr>
+        <w:t xml:space="preserve"> means.</w:t>
+      </w:r>
+    </w:p>
+    <w:p>
+      <w:pPr>
+        <w:spacing w:line="336" w:lineRule="auto" w:after="180"/>
+      </w:pPr>
+      <w:r>
+        <w:rPr>
+          <w:b w:val="0"/>
+        </w:rPr>
+        <w:t xml:space="preserve">State your </w:t>
+      </w:r>
+      <w:r>
+        <w:rPr>
+          <w:b/>
+        </w:rPr>
+        <w:t>prediction</w:t>
+      </w:r>
+      <w:r>
+        <w:rPr>
+          <w:b w:val="0"/>
+        </w:rPr>
+        <w:t xml:space="preserve"> before the result is known.</w:t>
+      </w:r>
+    </w:p>
+    <w:p>
+      <w:pPr>
+        <w:spacing w:line="336" w:lineRule="auto" w:after="180"/>
+      </w:pPr>
+      <w:r>
+        <w:rPr>
+          <w:b w:val="0"/>
+        </w:rPr>
+        <w:t>INDEPENDENCE After support is removed, repeat the proof with a fresh case.</w:t>
+      </w:r>
+    </w:p>
+    <w:p>
+      <w:pPr>
+        <w:pStyle w:val="Heading3"/>
+      </w:pPr>
+      <w:r>
+        <w:t>Make the lab runnable</w:t>
+      </w:r>
+    </w:p>
+    <w:p>
+      <w:pPr>
+        <w:spacing w:line="336" w:lineRule="auto" w:after="180"/>
+      </w:pPr>
+      <w:r>
+        <w:rPr>
+          <w:b w:val="0"/>
+        </w:rPr>
+        <w:t>Use the supplied investigation for shared practice. Keep predictions and observed paper-trace results separate. Reserve Transfer to a countdown for the individual first attempt before feedback; do not use the reserved case as a paired lab task.</w:t>
+      </w:r>
+    </w:p>
+    <w:p>
+      <w:pPr>
+        <w:pStyle w:val="Heading3"/>
+      </w:pPr>
+      <w:r>
+        <w:t>Diagnose and reteach</w:t>
+      </w:r>
+    </w:p>
+    <w:p>
+      <w:pPr>
+        <w:spacing w:line="336" w:lineRule="auto" w:after="180"/>
+      </w:pPr>
+      <w:r>
+        <w:rPr>
+          <w:b w:val="0"/>
+        </w:rPr>
+        <w:t>CLAIM TO REPAIR Three repetitions always mean three actions.</w:t>
+      </w:r>
+    </w:p>
+    <w:p>
+      <w:pPr>
+        <w:spacing w:line="336" w:lineRule="auto" w:after="180"/>
+      </w:pPr>
+      <w:r>
+        <w:rPr>
+          <w:b w:val="0"/>
+        </w:rPr>
+        <w:t>For guessing, return to given facts and request a trace. For vocabulary without application, use one example and one non-example. For arithmetic errors, check the setup before the calculation.</w:t>
+      </w:r>
+    </w:p>
+    <w:p>
+      <w:pPr>
+        <w:spacing w:line="336" w:lineRule="auto" w:after="180"/>
+      </w:pPr>
+      <w:r>
+        <w:rPr>
+          <w:b w:val="0"/>
+        </w:rPr>
+        <w:t>Finish with a different uncoached case before recording mastery.</w:t>
+      </w:r>
+    </w:p>
+    <w:p>
+      <w:pPr>
+        <w:pStyle w:val="Heading3"/>
+      </w:pPr>
+      <w:r>
+        <w:t>Address these additional misconceptions</w:t>
+      </w:r>
+    </w:p>
+    <w:p>
+      <w:pPr>
+        <w:spacing w:line="336" w:lineRule="auto" w:after="180"/>
+      </w:pPr>
+      <w:r>
+        <w:rPr>
+          <w:b w:val="0"/>
+        </w:rPr>
+        <w:t>A changing number guarantees a stop: Compare below 7 with not equal to 7 from 6 under add 2. Even numbers pass 7 without equalling it.</w:t>
+      </w:r>
+    </w:p>
+    <w:p>
+      <w:pPr>
+        <w:spacing w:line="336" w:lineRule="auto" w:after="180"/>
+      </w:pPr>
+      <w:r>
+        <w:rPr>
+          <w:b w:val="0"/>
+        </w:rPr>
         <w:t>Offer an oral explanation, drawing, enlarged visual or fewer examples when that removes a reading/writing barrier. Keep the same reasoning goal.</w:t>
       </w:r>
     </w:p>
@@ -4181,12 +4058,591 @@
         <w:pStyle w:val="Heading1"/>
       </w:pPr>
       <w:r>
-        <w:t>05. Assess and explain the answers</w:t>
-      </w:r>
-    </w:p>
-    <w:p>
-      <w:r>
-        <w:t>Use the Repeating Efficiently questions, teacher keys and criteria after the relevant attempts. Previously discussed cases are practice; protect the separately selected independent task.</w:t>
+        <w:t>05. Assess the selected new case</w:t>
+      </w:r>
+    </w:p>
+    <w:p>
+      <w:r>
+        <w:t>Keep this key until after the first attempt; accept valid alternatives with defensible reasoning.</w:t>
+      </w:r>
+    </w:p>
+    <w:p>
+      <w:pPr>
+        <w:pStyle w:val="Heading2"/>
+      </w:pPr>
+      <w:r>
+        <w:t>Selected independent question and key</w:t>
+      </w:r>
+    </w:p>
+    <w:p>
+      <w:pPr>
+        <w:spacing w:line="336" w:lineRule="auto" w:after="180"/>
+      </w:pPr>
+      <w:r>
+        <w:rPr>
+          <w:b w:val="0"/>
+        </w:rPr>
+        <w:t xml:space="preserve">Selected case: A paper countdown starts at 7. While remaining is above 1, subtract 2. When false, report and stop. Trace the run and count </w:t>
+      </w:r>
+      <w:r>
+        <w:rPr>
+          <w:b/>
+        </w:rPr>
+        <w:t>iteration</w:t>
+      </w:r>
+      <w:r>
+        <w:rPr>
+          <w:b w:val="0"/>
+        </w:rPr>
+        <w:t>s. Repeat from 6 and from 1. Explain why the final value need not equal 1.</w:t>
+      </w:r>
+    </w:p>
+    <w:p>
+      <w:pPr>
+        <w:spacing w:line="336" w:lineRule="auto" w:after="180"/>
+      </w:pPr>
+      <w:r>
+        <w:rPr>
+          <w:b w:val="0"/>
+        </w:rPr>
+        <w:t>What happens from 7 if subtract 2 is replaced by subtract 0?</w:t>
+      </w:r>
+    </w:p>
+    <w:p>
+      <w:pPr>
+        <w:spacing w:line="336" w:lineRule="auto" w:after="180"/>
+      </w:pPr>
+      <w:r>
+        <w:rPr>
+          <w:b w:val="0"/>
+        </w:rPr>
+        <w:t xml:space="preserve">From 7: 7 true, 5 true, 3 true, 1 false; three </w:t>
+      </w:r>
+      <w:r>
+        <w:rPr>
+          <w:b/>
+        </w:rPr>
+        <w:t>iteration</w:t>
+      </w:r>
+      <w:r>
+        <w:rPr>
+          <w:b w:val="0"/>
+        </w:rPr>
+        <w:t xml:space="preserve">s, report 1. From 6: 6 true, 4 true, 2 true, 0 false; three </w:t>
+      </w:r>
+      <w:r>
+        <w:rPr>
+          <w:b/>
+        </w:rPr>
+        <w:t>iteration</w:t>
+      </w:r>
+      <w:r>
+        <w:rPr>
+          <w:b w:val="0"/>
+        </w:rPr>
+        <w:t xml:space="preserve">s, report 0. From 1: first test false, zero </w:t>
+      </w:r>
+      <w:r>
+        <w:rPr>
+          <w:b/>
+        </w:rPr>
+        <w:t>iteration</w:t>
+      </w:r>
+      <w:r>
+        <w:rPr>
+          <w:b w:val="0"/>
+        </w:rPr>
+        <w:t>s, report 1. Above 1 stops at 1 or below.</w:t>
+      </w:r>
+    </w:p>
+    <w:p>
+      <w:pPr>
+        <w:spacing w:line="336" w:lineRule="auto" w:after="180"/>
+      </w:pPr>
+      <w:r>
+        <w:rPr>
+          <w:b w:val="0"/>
+        </w:rPr>
+        <w:t>Subtracting 0 from 7 leaves every test true, so that faulty run never reports.</w:t>
+      </w:r>
+    </w:p>
+    <w:p>
+      <w:pPr>
+        <w:pStyle w:val="Heading2"/>
+      </w:pPr>
+      <w:r>
+        <w:t>Judge explanation, trace and limits</w:t>
+      </w:r>
+    </w:p>
+    <w:tbl>
+      <w:tblPr>
+        <w:tblStyle w:val="LightShading-Accent1"/>
+        <w:tblW w:type="auto" w:w="0"/>
+        <w:tblLook w:firstColumn="1" w:firstRow="1" w:lastColumn="0" w:lastRow="0" w:noHBand="0" w:noVBand="1" w:val="04A0"/>
+      </w:tblPr>
+      <w:tblGrid>
+        <w:gridCol w:w="5112"/>
+        <w:gridCol w:w="5112"/>
+      </w:tblGrid>
+      <w:tr>
+        <w:trPr>
+          <w:tblHeader/>
+        </w:trPr>
+        <w:tc>
+          <w:tcPr>
+            <w:tcW w:type="dxa" w:w="5112"/>
+          </w:tcPr>
+          <w:p>
+            <w:r>
+              <w:t>Dimension</w:t>
+            </w:r>
+          </w:p>
+        </w:tc>
+        <w:tc>
+          <w:tcPr>
+            <w:tcW w:type="dxa" w:w="5112"/>
+          </w:tcPr>
+          <w:p>
+            <w:r>
+              <w:t>Evidence required</w:t>
+            </w:r>
+          </w:p>
+        </w:tc>
+      </w:tr>
+      <w:tr>
+        <w:tc>
+          <w:tcPr>
+            <w:tcW w:type="dxa" w:w="5112"/>
+          </w:tcPr>
+          <w:p>
+            <w:r>
+              <w:t>Explanation</w:t>
+            </w:r>
+          </w:p>
+        </w:tc>
+        <w:tc>
+          <w:tcPr>
+            <w:tcW w:type="dxa" w:w="5112"/>
+          </w:tcPr>
+          <w:p>
+            <w:r>
+              <w:t>Names the applicable idea or procedure and ties it to the supplied facts.</w:t>
+            </w:r>
+          </w:p>
+        </w:tc>
+      </w:tr>
+      <w:tr>
+        <w:tc>
+          <w:tcPr>
+            <w:tcW w:type="dxa" w:w="5112"/>
+          </w:tcPr>
+          <w:p>
+            <w:r>
+              <w:t>Trace and result</w:t>
+            </w:r>
+          </w:p>
+        </w:tc>
+        <w:tc>
+          <w:tcPr>
+            <w:tcW w:type="dxa" w:w="5112"/>
+          </w:tcPr>
+          <w:p>
+            <w:r>
+              <w:t>Preserves the given inputs and shows the relevant intermediate steps; distinguishes a prediction from an observed execution.</w:t>
+            </w:r>
+          </w:p>
+        </w:tc>
+      </w:tr>
+      <w:tr>
+        <w:tc>
+          <w:tcPr>
+            <w:tcW w:type="dxa" w:w="5112"/>
+          </w:tcPr>
+          <w:p>
+            <w:r>
+              <w:t>Limits</w:t>
+            </w:r>
+          </w:p>
+        </w:tc>
+        <w:tc>
+          <w:tcPr>
+            <w:tcW w:type="dxa" w:w="5112"/>
+          </w:tcPr>
+          <w:p>
+            <w:r>
+              <w:t>States the assumptions, missing evidence or conditions under which the result would change.</w:t>
+            </w:r>
+          </w:p>
+        </w:tc>
+      </w:tr>
+    </w:tbl>
+    <w:p>
+      <w:pPr>
+        <w:spacing w:line="336" w:lineRule="auto" w:after="180"/>
+      </w:pPr>
+      <w:r>
+        <w:rPr>
+          <w:b w:val="0"/>
+        </w:rPr>
+        <w:t>Record each dimension as not yet, with support, or independent. Accept a valid alternative procedure with a defensible trace.</w:t>
+      </w:r>
+    </w:p>
+    <w:p>
+      <w:pPr>
+        <w:spacing w:line="336" w:lineRule="auto" w:after="180"/>
+      </w:pPr>
+      <w:r>
+        <w:rPr>
+          <w:b w:val="0"/>
+        </w:rPr>
+        <w:t xml:space="preserve">Do not penalise an honestly recorded model failure if the learner correctly explains its </w:t>
+      </w:r>
+      <w:r>
+        <w:rPr>
+          <w:b/>
+        </w:rPr>
+        <w:t>evidence</w:t>
+      </w:r>
+      <w:r>
+        <w:rPr>
+          <w:b w:val="0"/>
+        </w:rPr>
+        <w:t xml:space="preserve"> and limits.</w:t>
+      </w:r>
+    </w:p>
+    <w:p>
+      <w:pPr>
+        <w:pStyle w:val="Heading2"/>
+      </w:pPr>
+      <w:r>
+        <w:t>Give one usable repair action</w:t>
+      </w:r>
+    </w:p>
+    <w:p>
+      <w:pPr>
+        <w:spacing w:line="336" w:lineRule="auto" w:after="180"/>
+      </w:pPr>
+      <w:r>
+        <w:rPr>
+          <w:b w:val="0"/>
+        </w:rPr>
+        <w:t>Name the earliest unsupported step and give one action to repair it. Have the learner make that repair now and explain why. Then assess the relevant skill on a fresh, fully specified case.</w:t>
+      </w:r>
+    </w:p>
+    <w:p>
+      <w:pPr>
+        <w:spacing w:line="336" w:lineRule="auto" w:after="180"/>
+      </w:pPr>
+      <w:r>
+        <w:rPr>
+          <w:b w:val="0"/>
+        </w:rPr>
+        <w:t>Confirm it was not previously practised with feedback; solve and check the new case before assigning it. A follow-up design prompt is a starting brief, not automatically an equivalent test.</w:t>
+      </w:r>
+    </w:p>
+    <w:p>
+      <w:pPr>
+        <w:pStyle w:val="Heading2"/>
+      </w:pPr>
+      <w:r>
+        <w:t>W1 Trace every test</w:t>
+      </w:r>
+    </w:p>
+    <w:p>
+      <w:pPr>
+        <w:spacing w:line="336" w:lineRule="auto" w:after="180"/>
+      </w:pPr>
+      <w:r>
+        <w:rPr>
+          <w:b w:val="0"/>
+        </w:rPr>
+        <w:t xml:space="preserve">Start counter at 2. While counter is below 8, add 2. When false, report and stop. Record the value and result at every test, including the final false test. State the number of </w:t>
+      </w:r>
+      <w:r>
+        <w:rPr>
+          <w:b/>
+        </w:rPr>
+        <w:t>iteration</w:t>
+      </w:r>
+      <w:r>
+        <w:rPr>
+          <w:b w:val="0"/>
+        </w:rPr>
+        <w:t>s and the reported value.</w:t>
+      </w:r>
+    </w:p>
+    <w:p>
+      <w:pPr>
+        <w:spacing w:line="336" w:lineRule="auto" w:after="180"/>
+      </w:pPr>
+      <w:r>
+        <w:rPr>
+          <w:b w:val="0"/>
+        </w:rPr>
+        <w:t xml:space="preserve">Tests: 2 true, 4 true, 6 true, 8 false. Three additions are three </w:t>
+      </w:r>
+      <w:r>
+        <w:rPr>
+          <w:b/>
+        </w:rPr>
+        <w:t>iteration</w:t>
+      </w:r>
+      <w:r>
+        <w:rPr>
+          <w:b w:val="0"/>
+        </w:rPr>
+        <w:t xml:space="preserve">s. The </w:t>
+      </w:r>
+      <w:r>
+        <w:rPr>
+          <w:b/>
+        </w:rPr>
+        <w:t>loop</w:t>
+      </w:r>
+      <w:r>
+        <w:rPr>
+          <w:b w:val="0"/>
+        </w:rPr>
+        <w:t xml:space="preserve"> reports 8; the fourth test does not run the </w:t>
+      </w:r>
+      <w:r>
+        <w:rPr>
+          <w:b/>
+        </w:rPr>
+        <w:t>body</w:t>
+      </w:r>
+      <w:r>
+        <w:rPr>
+          <w:b w:val="0"/>
+        </w:rPr>
+        <w:t>.</w:t>
+      </w:r>
+    </w:p>
+    <w:p>
+      <w:pPr>
+        <w:pStyle w:val="Heading2"/>
+      </w:pPr>
+      <w:r>
+        <w:t>W2 Check the first test</w:t>
+      </w:r>
+    </w:p>
+    <w:p>
+      <w:pPr>
+        <w:spacing w:line="336" w:lineRule="auto" w:after="180"/>
+      </w:pPr>
+      <w:r>
+        <w:rPr>
+          <w:b w:val="0"/>
+        </w:rPr>
+        <w:t xml:space="preserve">Use the same below 8 </w:t>
+      </w:r>
+      <w:r>
+        <w:rPr>
+          <w:b/>
+        </w:rPr>
+        <w:t>loop</w:t>
+      </w:r>
+      <w:r>
+        <w:rPr>
+          <w:b w:val="0"/>
+        </w:rPr>
+        <w:t xml:space="preserve"> with add 2. Make separate runs from 8 and 9. Explain how many times the </w:t>
+      </w:r>
+      <w:r>
+        <w:rPr>
+          <w:b/>
+        </w:rPr>
+        <w:t>body</w:t>
+      </w:r>
+      <w:r>
+        <w:rPr>
+          <w:b w:val="0"/>
+        </w:rPr>
+        <w:t xml:space="preserve"> runs and what each run reports. Why would adding 2 once be an error?</w:t>
+      </w:r>
+    </w:p>
+    <w:p>
+      <w:pPr>
+        <w:spacing w:line="336" w:lineRule="auto" w:after="180"/>
+      </w:pPr>
+      <w:r>
+        <w:rPr>
+          <w:b w:val="0"/>
+        </w:rPr>
+        <w:t xml:space="preserve">Both first tests are false. Each run has zero </w:t>
+      </w:r>
+      <w:r>
+        <w:rPr>
+          <w:b/>
+        </w:rPr>
+        <w:t>iteration</w:t>
+      </w:r>
+      <w:r>
+        <w:rPr>
+          <w:b w:val="0"/>
+        </w:rPr>
+        <w:t xml:space="preserve">s, reporting its unchanged starting value: 8 or 9. Adding 2 once would execute the </w:t>
+      </w:r>
+      <w:r>
+        <w:rPr>
+          <w:b/>
+        </w:rPr>
+        <w:t>body</w:t>
+      </w:r>
+      <w:r>
+        <w:rPr>
+          <w:b w:val="0"/>
+        </w:rPr>
+        <w:t xml:space="preserve"> despite a false first test.</w:t>
+      </w:r>
+    </w:p>
+    <w:p>
+      <w:pPr>
+        <w:pStyle w:val="Heading2"/>
+      </w:pPr>
+      <w:r>
+        <w:t>W3 Find the extra repetition</w:t>
+      </w:r>
+    </w:p>
+    <w:p>
+      <w:pPr>
+        <w:spacing w:line="336" w:lineRule="auto" w:after="180"/>
+      </w:pPr>
+      <w:r>
+        <w:rPr>
+          <w:b w:val="0"/>
+        </w:rPr>
+        <w:t xml:space="preserve">Start counter at 3. While counter is below 8, add 2. A learner writes values 3, 5, 7, 9, 11 and reports 11. Identify the first unauthorised update. Give the correct final test, reported value and </w:t>
+      </w:r>
+      <w:r>
+        <w:rPr>
+          <w:b/>
+        </w:rPr>
+        <w:t>iteration</w:t>
+      </w:r>
+      <w:r>
+        <w:rPr>
+          <w:b w:val="0"/>
+        </w:rPr>
+        <w:t xml:space="preserve"> count.</w:t>
+      </w:r>
+    </w:p>
+    <w:p>
+      <w:pPr>
+        <w:spacing w:line="336" w:lineRule="auto" w:after="180"/>
+      </w:pPr>
+      <w:r>
+        <w:rPr>
+          <w:b w:val="0"/>
+        </w:rPr>
+        <w:t xml:space="preserve">After 7 becomes 9, the next test 9 below 8 is false. The update from 9 to 11 is unauthorised. Report 9 after three </w:t>
+      </w:r>
+      <w:r>
+        <w:rPr>
+          <w:b/>
+        </w:rPr>
+        <w:t>iteration</w:t>
+      </w:r>
+      <w:r>
+        <w:rPr>
+          <w:b w:val="0"/>
+        </w:rPr>
+        <w:t>s, with test rows 3 true, 5 true, 7 true, 9 false.</w:t>
+      </w:r>
+    </w:p>
+    <w:p>
+      <w:pPr>
+        <w:pStyle w:val="Heading2"/>
+      </w:pPr>
+      <w:r>
+        <w:t>W5 Test a proposed stopping rule</w:t>
+      </w:r>
+    </w:p>
+    <w:p>
+      <w:pPr>
+        <w:spacing w:line="336" w:lineRule="auto" w:after="180"/>
+      </w:pPr>
+      <w:r>
+        <w:rPr>
+          <w:b w:val="0"/>
+        </w:rPr>
+        <w:t xml:space="preserve">A procedure says start at 4; while counter is not equal to 9, add 2; report and stop. Write the first four values tested. Explain why the </w:t>
+      </w:r>
+      <w:r>
+        <w:rPr>
+          <w:b/>
+        </w:rPr>
+        <w:t>loop</w:t>
+      </w:r>
+      <w:r>
+        <w:rPr>
+          <w:b w:val="0"/>
+        </w:rPr>
+        <w:t xml:space="preserve"> will not reach 9 using whole numbers.</w:t>
+      </w:r>
+    </w:p>
+    <w:p>
+      <w:pPr>
+        <w:spacing w:line="336" w:lineRule="auto" w:after="180"/>
+      </w:pPr>
+      <w:r>
+        <w:rPr>
+          <w:b w:val="0"/>
+        </w:rPr>
+        <w:t>Suggest a changed condition that would stop once the counter reaches or passes 9, and trace that repaired run.</w:t>
+      </w:r>
+    </w:p>
+    <w:p>
+      <w:pPr>
+        <w:spacing w:line="336" w:lineRule="auto" w:after="180"/>
+      </w:pPr>
+      <w:r>
+        <w:rPr>
+          <w:b w:val="0"/>
+        </w:rPr>
+        <w:t>The first four values are 4, 6, 8, 10. Adding 2 to an even number always gives another even number, so the counter cannot become the odd number 9. Change the condition to while counter is below 9.</w:t>
+      </w:r>
+    </w:p>
+    <w:p>
+      <w:pPr>
+        <w:spacing w:line="336" w:lineRule="auto" w:after="180"/>
+      </w:pPr>
+      <w:r>
+        <w:rPr>
+          <w:b w:val="0"/>
+        </w:rPr>
+        <w:t xml:space="preserve">Then 4 true, 6 true, 8 true, 10 false; three </w:t>
+      </w:r>
+      <w:r>
+        <w:rPr>
+          <w:b/>
+        </w:rPr>
+        <w:t>iteration</w:t>
+      </w:r>
+      <w:r>
+        <w:rPr>
+          <w:b w:val="0"/>
+        </w:rPr>
+        <w:t>s and report 10.</w:t>
+      </w:r>
+    </w:p>
+    <w:p>
+      <w:pPr>
+        <w:pStyle w:val="Heading2"/>
+      </w:pPr>
+      <w:r>
+        <w:t>Earlier wording, alternatives and picture transcripts · reference / check after trying</w:t>
+      </w:r>
+    </w:p>
+    <w:p>
+      <w:pPr>
+        <w:spacing w:line="336" w:lineRule="auto" w:after="180"/>
+      </w:pPr>
+      <w:r>
+        <w:rPr>
+          <w:b w:val="0"/>
+        </w:rPr>
+        <w:t>Assess and explain the answers</w:t>
       </w:r>
     </w:p>
     <w:p>
@@ -4199,22 +4655,32 @@
     </w:p>
     <w:p>
       <w:pPr>
+        <w:spacing w:line="336" w:lineRule="auto" w:after="180"/>
+      </w:pPr>
+      <w:r>
+        <w:rPr>
+          <w:b w:val="0"/>
+        </w:rPr>
+        <w:t>Four, provided four unstamped cards exist and each repeat takes the next one. A limit or end-of-stack check prevents continuing indefinitely.</w:t>
+      </w:r>
+    </w:p>
+    <w:p>
+      <w:pPr>
         <w:pStyle w:val="Heading3"/>
       </w:pPr>
       <w:r>
-        <w:t>Teacher key · Worked case answer</w:t>
+        <w:t>Additional transfer practice question</w:t>
       </w:r>
     </w:p>
     <w:p>
       <w:pPr>
         <w:spacing w:line="336" w:lineRule="auto" w:after="180"/>
-        <w:shd w:fill="F1F6FC"/>
-      </w:pPr>
-      <w:r>
-        <w:rPr>
-          <w:b w:val="0"/>
-        </w:rPr>
-        <w:t>Four, provided four unstamped cards exist and each repeat takes the next one. A limit or end-of-stack check prevents continuing indefinitely.</w:t>
+      </w:pPr>
+      <w:r>
+        <w:rPr>
+          <w:b w:val="0"/>
+        </w:rPr>
+        <w:t>Repeat clap then tap three times. Write the complete sequence. How many actions occur? What would happen if the stopping instruction were missing?</w:t>
       </w:r>
     </w:p>
     <w:p>
@@ -4222,49 +4688,12 @@
         <w:pStyle w:val="Heading3"/>
       </w:pPr>
       <w:r>
-        <w:t>Independent question</w:t>
-      </w:r>
-    </w:p>
-    <w:p>
-      <w:pPr>
-        <w:pStyle w:val="Heading3"/>
-      </w:pPr>
-      <w:r>
-        <w:t>Independent question · withhold the key</w:t>
+        <w:t>Reasoned practice answer</w:t>
       </w:r>
     </w:p>
     <w:p>
       <w:pPr>
         <w:spacing w:line="336" w:lineRule="auto" w:after="180"/>
-        <w:shd w:fill="F5F1FB"/>
-      </w:pPr>
-      <w:r>
-        <w:rPr>
-          <w:b w:val="0"/>
-        </w:rPr>
-        <w:t>Repeat clap then tap three times. Write the complete sequence. How many actions occur? What would happen if the stopping instruction were missing?</w:t>
-      </w:r>
-    </w:p>
-    <w:p>
-      <w:pPr>
-        <w:pStyle w:val="Heading3"/>
-      </w:pPr>
-      <w:r>
-        <w:t>Expected independent answer</w:t>
-      </w:r>
-    </w:p>
-    <w:p>
-      <w:pPr>
-        <w:pStyle w:val="Heading3"/>
-      </w:pPr>
-      <w:r>
-        <w:t>Teacher key · Expected independent answer</w:t>
-      </w:r>
-    </w:p>
-    <w:p>
-      <w:pPr>
-        <w:spacing w:line="336" w:lineRule="auto" w:after="180"/>
-        <w:shd w:fill="F1F6FC"/>
       </w:pPr>
       <w:r>
         <w:rPr>
@@ -4570,58 +4999,291 @@
     </w:p>
     <w:p>
       <w:pPr>
+        <w:spacing w:line="336" w:lineRule="auto" w:after="180"/>
+      </w:pPr>
+      <w:r>
+        <w:rPr>
+          <w:b w:val="0"/>
+        </w:rPr>
+        <w:t>Continue while stamped&lt;5 AND another unstamped card exists. Counts are 0,1,2,3; stop because the stack is empty. Report three completed and two unavailable.</w:t>
+      </w:r>
+    </w:p>
+    <w:p>
+      <w:pPr>
+        <w:spacing w:line="336" w:lineRule="auto" w:after="180"/>
+      </w:pPr>
+      <w:r>
+        <w:rPr>
+          <w:b w:val="0"/>
+        </w:rPr>
+        <w:t xml:space="preserve">A </w:t>
+      </w:r>
+      <w:r>
+        <w:rPr>
+          <w:b/>
+        </w:rPr>
+        <w:t>loop</w:t>
+      </w:r>
+      <w:r>
+        <w:rPr>
+          <w:b w:val="0"/>
+        </w:rPr>
+        <w:t xml:space="preserve"> needs a </w:t>
+      </w:r>
+      <w:r>
+        <w:rPr>
+          <w:b/>
+        </w:rPr>
+        <w:t>progress</w:t>
+      </w:r>
+      <w:r>
+        <w:rPr>
+          <w:b w:val="0"/>
+        </w:rPr>
+        <w:t xml:space="preserve"> update and a termination condition; it must not invent missing </w:t>
+      </w:r>
+      <w:r>
+        <w:rPr>
+          <w:b/>
+        </w:rPr>
+        <w:t>input</w:t>
+      </w:r>
+      <w:r>
+        <w:rPr>
+          <w:b w:val="0"/>
+        </w:rPr>
+        <w:t>s.</w:t>
+      </w:r>
+    </w:p>
+    <w:p>
+      <w:pPr>
         <w:pStyle w:val="Heading3"/>
       </w:pPr>
       <w:r>
-        <w:t>Teacher key · Original transfer answer</w:t>
+        <w:t>Explanations for the additional workbook examples</w:t>
+      </w:r>
+    </w:p>
+    <w:p>
+      <w:pPr>
+        <w:pStyle w:val="Heading3"/>
+      </w:pPr>
+      <w:r>
+        <w:t>W1 Trace every test</w:t>
+      </w:r>
+    </w:p>
+    <w:p>
+      <w:pPr>
+        <w:pStyle w:val="Heading3"/>
+      </w:pPr>
+      <w:r>
+        <w:t>W2 Check the first test</w:t>
+      </w:r>
+    </w:p>
+    <w:p>
+      <w:pPr>
+        <w:pStyle w:val="Heading3"/>
+      </w:pPr>
+      <w:r>
+        <w:t>W3 Find the extra repetition</w:t>
+      </w:r>
+    </w:p>
+    <w:p>
+      <w:pPr>
+        <w:pStyle w:val="Heading3"/>
+      </w:pPr>
+      <w:r>
+        <w:t>W4 Transfer to a countdown</w:t>
       </w:r>
     </w:p>
     <w:p>
       <w:pPr>
         <w:spacing w:line="336" w:lineRule="auto" w:after="180"/>
-        <w:shd w:fill="F1F6FC"/>
-      </w:pPr>
-      <w:r>
-        <w:rPr>
-          <w:b w:val="0"/>
-        </w:rPr>
-        <w:t>Continue while stamped&lt;5 AND another unstamped card exists. Counts are 0,1,2,3; stop because the stack is empty. Report three completed and two unavailable.</w:t>
+      </w:pPr>
+      <w:r>
+        <w:rPr>
+          <w:b w:val="0"/>
+        </w:rPr>
+        <w:t xml:space="preserve">A paper countdown starts at 7. While remaining is above 1, subtract 2. When false, report and stop. Trace the run and count </w:t>
+      </w:r>
+      <w:r>
+        <w:rPr>
+          <w:b/>
+        </w:rPr>
+        <w:t>iteration</w:t>
+      </w:r>
+      <w:r>
+        <w:rPr>
+          <w:b w:val="0"/>
+        </w:rPr>
+        <w:t>s. Repeat from 6 and from 1. Explain why the final value need not equal 1.</w:t>
       </w:r>
     </w:p>
     <w:p>
       <w:pPr>
         <w:spacing w:line="336" w:lineRule="auto" w:after="180"/>
-        <w:shd w:fill="F1F6FC"/>
-      </w:pPr>
-      <w:r>
-        <w:rPr>
-          <w:b w:val="0"/>
-        </w:rPr>
-        <w:t xml:space="preserve">A </w:t>
+      </w:pPr>
+      <w:r>
+        <w:rPr>
+          <w:b w:val="0"/>
+        </w:rPr>
+        <w:t>What happens from 7 if subtract 2 is replaced by subtract 0?</w:t>
+      </w:r>
+    </w:p>
+    <w:p>
+      <w:pPr>
+        <w:spacing w:line="336" w:lineRule="auto" w:after="180"/>
+      </w:pPr>
+      <w:r>
+        <w:rPr>
+          <w:b w:val="0"/>
+        </w:rPr>
+        <w:t xml:space="preserve">From 7: 7 true, 5 true, 3 true, 1 false; three </w:t>
       </w:r>
       <w:r>
         <w:rPr>
           <w:b/>
         </w:rPr>
+        <w:t>iteration</w:t>
+      </w:r>
+      <w:r>
+        <w:rPr>
+          <w:b w:val="0"/>
+        </w:rPr>
+        <w:t xml:space="preserve">s, report 1. From 6: 6 true, 4 true, 2 true, 0 false; three </w:t>
+      </w:r>
+      <w:r>
+        <w:rPr>
+          <w:b/>
+        </w:rPr>
+        <w:t>iteration</w:t>
+      </w:r>
+      <w:r>
+        <w:rPr>
+          <w:b w:val="0"/>
+        </w:rPr>
+        <w:t xml:space="preserve">s, report 0. From 1: first test false, zero </w:t>
+      </w:r>
+      <w:r>
+        <w:rPr>
+          <w:b/>
+        </w:rPr>
+        <w:t>iteration</w:t>
+      </w:r>
+      <w:r>
+        <w:rPr>
+          <w:b w:val="0"/>
+        </w:rPr>
+        <w:t>s, report 1. Above 1 stops at 1 or below.</w:t>
+      </w:r>
+    </w:p>
+    <w:p>
+      <w:pPr>
+        <w:spacing w:line="336" w:lineRule="auto" w:after="180"/>
+      </w:pPr>
+      <w:r>
+        <w:rPr>
+          <w:b w:val="0"/>
+        </w:rPr>
+        <w:t>Subtracting 0 from 7 leaves every test true, so that faulty run never reports.</w:t>
+      </w:r>
+    </w:p>
+    <w:p>
+      <w:pPr>
+        <w:pStyle w:val="Heading3"/>
+      </w:pPr>
+      <w:r>
+        <w:t>W5 Test a proposed stopping rule</w:t>
+      </w:r>
+    </w:p>
+    <w:p>
+      <w:pPr>
+        <w:pStyle w:val="Heading3"/>
+      </w:pPr>
+      <w:r>
+        <w:t>Assess independent transfer</w:t>
+      </w:r>
+    </w:p>
+    <w:p>
+      <w:pPr>
+        <w:pStyle w:val="Heading3"/>
+      </w:pPr>
+      <w:r>
+        <w:t>Selected case answer</w:t>
+      </w:r>
+    </w:p>
+    <w:p>
+      <w:pPr>
+        <w:pStyle w:val="Heading3"/>
+      </w:pPr>
+      <w:r>
+        <w:t>Feedback that the learner uses</w:t>
+      </w:r>
+    </w:p>
+    <w:p>
+      <w:pPr>
+        <w:pStyle w:val="Heading1"/>
+      </w:pPr>
+      <w:r>
+        <w:t>06. Connect, adapt and return</w:t>
+      </w:r>
+    </w:p>
+    <w:p>
+      <w:r>
+        <w:t>Retain the project evidence and revisit the reasoning on a changed case.</w:t>
+      </w:r>
+    </w:p>
+    <w:p>
+      <w:pPr>
+        <w:pStyle w:val="Heading2"/>
+      </w:pPr>
+      <w:r>
+        <w:t>Project evidence to keep</w:t>
+      </w:r>
+    </w:p>
+    <w:p>
+      <w:pPr>
+        <w:spacing w:line="336" w:lineRule="auto" w:after="180"/>
+      </w:pPr>
+      <w:r>
+        <w:rPr>
+          <w:b w:val="0"/>
+        </w:rPr>
+        <w:t xml:space="preserve">Use a </w:t>
+      </w:r>
+      <w:r>
+        <w:rPr>
+          <w:b/>
+        </w:rPr>
         <w:t>loop</w:t>
       </w:r>
       <w:r>
         <w:rPr>
           <w:b w:val="0"/>
         </w:rPr>
-        <w:t xml:space="preserve"> needs a </w:t>
+        <w:t xml:space="preserve"> to </w:t>
       </w:r>
       <w:r>
         <w:rPr>
           <w:b/>
         </w:rPr>
-        <w:t>progress</w:t>
-      </w:r>
-      <w:r>
-        <w:rPr>
-          <w:b w:val="0"/>
-        </w:rPr>
-        <w:t xml:space="preserve"> update and a termination condition; it must not invent missing </w:t>
+        <w:t>process</w:t>
+      </w:r>
+      <w:r>
+        <w:rPr>
+          <w:b w:val="0"/>
+        </w:rPr>
+        <w:t xml:space="preserve"> each item card in the test pile, with an explicit stop when no cards remain.</w:t>
+      </w:r>
+    </w:p>
+    <w:p>
+      <w:pPr>
+        <w:spacing w:line="336" w:lineRule="auto" w:after="180"/>
+      </w:pPr>
+      <w:r>
+        <w:rPr>
+          <w:b w:val="0"/>
+        </w:rPr>
+        <w:t xml:space="preserve">Keep the decision, </w:t>
       </w:r>
       <w:r>
         <w:rPr>
@@ -4633,105 +5295,219 @@
         <w:rPr>
           <w:b w:val="0"/>
         </w:rPr>
-        <w:t>s.</w:t>
-      </w:r>
-    </w:p>
-    <w:p>
-      <w:pPr>
-        <w:pStyle w:val="Heading3"/>
-      </w:pPr>
-      <w:r>
-        <w:t>Explanations for the additional workbook examples</w:t>
-      </w:r>
-    </w:p>
-    <w:p>
-      <w:pPr>
-        <w:pStyle w:val="Heading3"/>
-      </w:pPr>
-      <w:r>
-        <w:t>W1 Trace every test</w:t>
-      </w:r>
-    </w:p>
-    <w:p>
-      <w:pPr>
-        <w:pStyle w:val="Heading3"/>
-      </w:pPr>
-      <w:r>
-        <w:t>Workbook question · W1</w:t>
+        <w:t xml:space="preserve">, result, explanation and remaining limitation in the project </w:t>
+      </w:r>
+      <w:r>
+        <w:rPr>
+          <w:b/>
+        </w:rPr>
+        <w:t>evidence</w:t>
+      </w:r>
+      <w:r>
+        <w:rPr>
+          <w:b w:val="0"/>
+        </w:rPr>
+        <w:t xml:space="preserve"> record. Retrieve this record next week rather than restarting the project.</w:t>
       </w:r>
     </w:p>
     <w:p>
       <w:pPr>
         <w:spacing w:line="336" w:lineRule="auto" w:after="180"/>
-        <w:shd w:fill="F5F1FB"/>
-      </w:pPr>
-      <w:r>
-        <w:rPr>
-          <w:b w:val="0"/>
-        </w:rPr>
-        <w:t xml:space="preserve">Start counter at 2. While counter is below 8, add 2. When false, report and stop. Record the value and result at every test, including the final false test. State the number of </w:t>
+      </w:pPr>
+      <w:r>
+        <w:rPr>
+          <w:b w:val="0"/>
+        </w:rPr>
+        <w:t xml:space="preserve">Give any repeated sorter step an explicit </w:t>
       </w:r>
       <w:r>
         <w:rPr>
           <w:b/>
         </w:rPr>
+        <w:t>stopping condition</w:t>
+      </w:r>
+      <w:r>
+        <w:rPr>
+          <w:b w:val="0"/>
+        </w:rPr>
+        <w:t xml:space="preserve"> and trace a zero-</w:t>
+      </w:r>
+      <w:r>
+        <w:rPr>
+          <w:b/>
+        </w:rPr>
         <w:t>iteration</w:t>
       </w:r>
       <w:r>
         <w:rPr>
           <w:b w:val="0"/>
         </w:rPr>
-        <w:t>s and the reported value.</w:t>
-      </w:r>
-    </w:p>
-    <w:p>
-      <w:pPr>
-        <w:pStyle w:val="Heading3"/>
-      </w:pPr>
-      <w:r>
-        <w:t>Teacher reasoning · W1</w:t>
+        <w:t xml:space="preserve"> example.</w:t>
+      </w:r>
+    </w:p>
+    <w:p>
+      <w:pPr>
+        <w:pStyle w:val="Heading2"/>
+      </w:pPr>
+      <w:r>
+        <w:t>Support while preserving the reasoning goal</w:t>
       </w:r>
     </w:p>
     <w:p>
       <w:pPr>
         <w:spacing w:line="336" w:lineRule="auto" w:after="180"/>
-        <w:shd w:fill="F1F6FC"/>
-      </w:pPr>
-      <w:r>
-        <w:rPr>
-          <w:b w:val="0"/>
-        </w:rPr>
-        <w:t xml:space="preserve">Tests: 2 true, 4 true, 6 true, 8 false. Three additions are three </w:t>
+      </w:pPr>
+      <w:r>
+        <w:rPr>
+          <w:b w:val="0"/>
+        </w:rPr>
+        <w:t xml:space="preserve">Use physical cards, spoken explanations and a three-stage drawing. Read aloud without giving the answer. Stretch: compare two </w:t>
       </w:r>
       <w:r>
         <w:rPr>
           <w:b/>
         </w:rPr>
+        <w:t>mechanism</w:t>
+      </w:r>
+      <w:r>
+        <w:rPr>
+          <w:b w:val="0"/>
+        </w:rPr>
+        <w:t xml:space="preserve">s with the same visible </w:t>
+      </w:r>
+      <w:r>
+        <w:rPr>
+          <w:b/>
+        </w:rPr>
+        <w:t>output</w:t>
+      </w:r>
+      <w:r>
+        <w:rPr>
+          <w:b w:val="0"/>
+        </w:rPr>
+        <w:t xml:space="preserve"> and explain what </w:t>
+      </w:r>
+      <w:r>
+        <w:rPr>
+          <w:b/>
+        </w:rPr>
+        <w:t>evidence</w:t>
+      </w:r>
+      <w:r>
+        <w:rPr>
+          <w:b w:val="0"/>
+        </w:rPr>
+        <w:t xml:space="preserve"> distinguishes them.</w:t>
+      </w:r>
+    </w:p>
+    <w:p>
+      <w:pPr>
+        <w:spacing w:line="336" w:lineRule="auto" w:after="180"/>
+      </w:pPr>
+      <w:r>
+        <w:rPr>
+          <w:b w:val="0"/>
+        </w:rPr>
+        <w:t xml:space="preserve">Let students move a token from the test card to the </w:t>
+      </w:r>
+      <w:r>
+        <w:rPr>
+          <w:b/>
+        </w:rPr>
+        <w:t>body</w:t>
+      </w:r>
+      <w:r>
+        <w:rPr>
+          <w:b w:val="0"/>
+        </w:rPr>
+        <w:t xml:space="preserve"> and back. Use written true and false labels as well as arrows. Provide a separate tally box for </w:t>
+      </w:r>
+      <w:r>
+        <w:rPr>
+          <w:b/>
+        </w:rPr>
+        <w:t>body</w:t>
+      </w:r>
+      <w:r>
+        <w:rPr>
+          <w:b w:val="0"/>
+        </w:rPr>
+        <w:t xml:space="preserve"> executions.</w:t>
+      </w:r>
+    </w:p>
+    <w:p>
+      <w:pPr>
+        <w:spacing w:line="336" w:lineRule="auto" w:after="180"/>
+      </w:pPr>
+      <w:r>
+        <w:rPr>
+          <w:b w:val="0"/>
+        </w:rPr>
+        <w:t>Extension: explain why start 2, while not equal to 7 add 2 never reaches its reporting instruction with exact whole-number arithmetic.</w:t>
+      </w:r>
+    </w:p>
+    <w:p>
+      <w:pPr>
+        <w:spacing w:line="336" w:lineRule="auto" w:after="180"/>
+      </w:pPr>
+      <w:r>
+        <w:rPr>
+          <w:b w:val="0"/>
+        </w:rPr>
+        <w:t xml:space="preserve">W4 is secure when the learner traces the decrementing </w:t>
+      </w:r>
+      <w:r>
+        <w:rPr>
+          <w:b/>
+        </w:rPr>
+        <w:t>loop</w:t>
+      </w:r>
+      <w:r>
+        <w:rPr>
+          <w:b w:val="0"/>
+        </w:rPr>
+        <w:t xml:space="preserve">, includes zero </w:t>
+      </w:r>
+      <w:r>
+        <w:rPr>
+          <w:b/>
+        </w:rPr>
         <w:t>iteration</w:t>
       </w:r>
       <w:r>
         <w:rPr>
           <w:b w:val="0"/>
         </w:rPr>
-        <w:t xml:space="preserve">s. The </w:t>
+        <w:t>s, accepts 0 as a valid final result from 6 and explains why subtract 0 cannot end the run from 7.</w:t>
+      </w:r>
+    </w:p>
+    <w:p>
+      <w:pPr>
+        <w:spacing w:line="336" w:lineRule="auto" w:after="180"/>
+      </w:pPr>
+      <w:r>
+        <w:rPr>
+          <w:b w:val="0"/>
+        </w:rPr>
+        <w:t xml:space="preserve">After support, retry start 8, while above 2 subtract 3: tests 8, 5, 2; two </w:t>
       </w:r>
       <w:r>
         <w:rPr>
           <w:b/>
         </w:rPr>
-        <w:t>loop</w:t>
-      </w:r>
-      <w:r>
-        <w:rPr>
-          <w:b w:val="0"/>
-        </w:rPr>
-        <w:t xml:space="preserve"> reports 8; the fourth test does not run the </w:t>
+        <w:t>iteration</w:t>
+      </w:r>
+      <w:r>
+        <w:rPr>
+          <w:b w:val="0"/>
+        </w:rPr>
+        <w:t xml:space="preserve">s and report 2. A correct final number without test reasoning is incomplete </w:t>
       </w:r>
       <w:r>
         <w:rPr>
           <w:b/>
         </w:rPr>
-        <w:t>body</w:t>
+        <w:t>evidence</w:t>
       </w:r>
       <w:r>
         <w:rPr>
@@ -4742,1041 +5518,10 @@
     </w:p>
     <w:p>
       <w:pPr>
-        <w:pStyle w:val="Heading3"/>
-      </w:pPr>
-      <w:r>
-        <w:t>W2 Check the first test</w:t>
-      </w:r>
-    </w:p>
-    <w:p>
-      <w:pPr>
-        <w:pStyle w:val="Heading3"/>
-      </w:pPr>
-      <w:r>
-        <w:t>Workbook question · W2</w:t>
-      </w:r>
-    </w:p>
-    <w:p>
-      <w:pPr>
-        <w:spacing w:line="336" w:lineRule="auto" w:after="180"/>
-        <w:shd w:fill="F5F1FB"/>
-      </w:pPr>
-      <w:r>
-        <w:rPr>
-          <w:b w:val="0"/>
-        </w:rPr>
-        <w:t xml:space="preserve">Use the same below 8 </w:t>
-      </w:r>
-      <w:r>
-        <w:rPr>
-          <w:b/>
-        </w:rPr>
-        <w:t>loop</w:t>
-      </w:r>
-      <w:r>
-        <w:rPr>
-          <w:b w:val="0"/>
-        </w:rPr>
-        <w:t xml:space="preserve"> with add 2. Make separate runs from 8 and 9. Explain how many times the </w:t>
-      </w:r>
-      <w:r>
-        <w:rPr>
-          <w:b/>
-        </w:rPr>
-        <w:t>body</w:t>
-      </w:r>
-      <w:r>
-        <w:rPr>
-          <w:b w:val="0"/>
-        </w:rPr>
-        <w:t xml:space="preserve"> runs and what each run reports. Why would adding 2 once be an error?</w:t>
-      </w:r>
-    </w:p>
-    <w:p>
-      <w:pPr>
-        <w:pStyle w:val="Heading3"/>
-      </w:pPr>
-      <w:r>
-        <w:t>Teacher reasoning · W2</w:t>
-      </w:r>
-    </w:p>
-    <w:p>
-      <w:pPr>
-        <w:spacing w:line="336" w:lineRule="auto" w:after="180"/>
-        <w:shd w:fill="F1F6FC"/>
-      </w:pPr>
-      <w:r>
-        <w:rPr>
-          <w:b w:val="0"/>
-        </w:rPr>
-        <w:t xml:space="preserve">Both first tests are false. Each run has zero </w:t>
-      </w:r>
-      <w:r>
-        <w:rPr>
-          <w:b/>
-        </w:rPr>
-        <w:t>iteration</w:t>
-      </w:r>
-      <w:r>
-        <w:rPr>
-          <w:b w:val="0"/>
-        </w:rPr>
-        <w:t xml:space="preserve">s, reporting its unchanged starting value: 8 or 9. Adding 2 once would execute the </w:t>
-      </w:r>
-      <w:r>
-        <w:rPr>
-          <w:b/>
-        </w:rPr>
-        <w:t>body</w:t>
-      </w:r>
-      <w:r>
-        <w:rPr>
-          <w:b w:val="0"/>
-        </w:rPr>
-        <w:t xml:space="preserve"> despite a false first test.</w:t>
-      </w:r>
-    </w:p>
-    <w:p>
-      <w:pPr>
-        <w:pStyle w:val="Heading3"/>
-      </w:pPr>
-      <w:r>
-        <w:t>W3 Find the extra repetition</w:t>
-      </w:r>
-    </w:p>
-    <w:p>
-      <w:pPr>
-        <w:pStyle w:val="Heading3"/>
-      </w:pPr>
-      <w:r>
-        <w:t>Workbook question · W3</w:t>
-      </w:r>
-    </w:p>
-    <w:p>
-      <w:pPr>
-        <w:spacing w:line="336" w:lineRule="auto" w:after="180"/>
-        <w:shd w:fill="F5F1FB"/>
-      </w:pPr>
-      <w:r>
-        <w:rPr>
-          <w:b w:val="0"/>
-        </w:rPr>
-        <w:t xml:space="preserve">Start counter at 3. While counter is below 8, add 2. A learner writes values 3, 5, 7, 9, 11 and reports 11. Identify the first unauthorised update. Give the correct final test, reported value and </w:t>
-      </w:r>
-      <w:r>
-        <w:rPr>
-          <w:b/>
-        </w:rPr>
-        <w:t>iteration</w:t>
-      </w:r>
-      <w:r>
-        <w:rPr>
-          <w:b w:val="0"/>
-        </w:rPr>
-        <w:t xml:space="preserve"> count.</w:t>
-      </w:r>
-    </w:p>
-    <w:p>
-      <w:pPr>
-        <w:pStyle w:val="Heading3"/>
-      </w:pPr>
-      <w:r>
-        <w:t>Teacher reasoning · W3</w:t>
-      </w:r>
-    </w:p>
-    <w:p>
-      <w:pPr>
-        <w:spacing w:line="336" w:lineRule="auto" w:after="180"/>
-        <w:shd w:fill="F1F6FC"/>
-      </w:pPr>
-      <w:r>
-        <w:rPr>
-          <w:b w:val="0"/>
-        </w:rPr>
-        <w:t xml:space="preserve">After 7 becomes 9, the next test 9 below 8 is false. The update from 9 to 11 is unauthorised. Report 9 after three </w:t>
-      </w:r>
-      <w:r>
-        <w:rPr>
-          <w:b/>
-        </w:rPr>
-        <w:t>iteration</w:t>
-      </w:r>
-      <w:r>
-        <w:rPr>
-          <w:b w:val="0"/>
-        </w:rPr>
-        <w:t>s, with test rows 3 true, 5 true, 7 true, 9 false.</w:t>
-      </w:r>
-    </w:p>
-    <w:p>
-      <w:pPr>
-        <w:pStyle w:val="Heading3"/>
-      </w:pPr>
-      <w:r>
-        <w:t>W4 Transfer to a countdown</w:t>
-      </w:r>
-    </w:p>
-    <w:p>
-      <w:pPr>
-        <w:pStyle w:val="Heading3"/>
-      </w:pPr>
-      <w:r>
-        <w:t>Workbook question · W4</w:t>
-      </w:r>
-    </w:p>
-    <w:p>
-      <w:pPr>
-        <w:spacing w:line="336" w:lineRule="auto" w:after="180"/>
-        <w:shd w:fill="F5F1FB"/>
-      </w:pPr>
-      <w:r>
-        <w:rPr>
-          <w:b w:val="0"/>
-        </w:rPr>
-        <w:t xml:space="preserve">A paper countdown starts at 7. While remaining is above 1, subtract 2. When false, report and stop. Trace the run and count </w:t>
-      </w:r>
-      <w:r>
-        <w:rPr>
-          <w:b/>
-        </w:rPr>
-        <w:t>iteration</w:t>
-      </w:r>
-      <w:r>
-        <w:rPr>
-          <w:b w:val="0"/>
-        </w:rPr>
-        <w:t>s. Repeat from 6 and from 1. Explain why the final value need not equal 1.</w:t>
-      </w:r>
-    </w:p>
-    <w:p>
-      <w:pPr>
-        <w:spacing w:line="336" w:lineRule="auto" w:after="180"/>
-        <w:shd w:fill="F5F1FB"/>
-      </w:pPr>
-      <w:r>
-        <w:rPr>
-          <w:b w:val="0"/>
-        </w:rPr>
-        <w:t>What happens from 7 if subtract 2 is replaced by subtract 0?</w:t>
-      </w:r>
-    </w:p>
-    <w:p>
-      <w:pPr>
-        <w:pStyle w:val="Heading3"/>
-      </w:pPr>
-      <w:r>
-        <w:t>Teacher reasoning · W4</w:t>
-      </w:r>
-    </w:p>
-    <w:p>
-      <w:pPr>
-        <w:spacing w:line="336" w:lineRule="auto" w:after="180"/>
-        <w:shd w:fill="F1F6FC"/>
-      </w:pPr>
-      <w:r>
-        <w:rPr>
-          <w:b w:val="0"/>
-        </w:rPr>
-        <w:t xml:space="preserve">From 7: 7 true, 5 true, 3 true, 1 false; three </w:t>
-      </w:r>
-      <w:r>
-        <w:rPr>
-          <w:b/>
-        </w:rPr>
-        <w:t>iteration</w:t>
-      </w:r>
-      <w:r>
-        <w:rPr>
-          <w:b w:val="0"/>
-        </w:rPr>
-        <w:t xml:space="preserve">s, report 1. From 6: 6 true, 4 true, 2 true, 0 false; three </w:t>
-      </w:r>
-      <w:r>
-        <w:rPr>
-          <w:b/>
-        </w:rPr>
-        <w:t>iteration</w:t>
-      </w:r>
-      <w:r>
-        <w:rPr>
-          <w:b w:val="0"/>
-        </w:rPr>
-        <w:t xml:space="preserve">s, report 0. From 1: first test false, zero </w:t>
-      </w:r>
-      <w:r>
-        <w:rPr>
-          <w:b/>
-        </w:rPr>
-        <w:t>iteration</w:t>
-      </w:r>
-      <w:r>
-        <w:rPr>
-          <w:b w:val="0"/>
-        </w:rPr>
-        <w:t>s, report 1. Above 1 stops at 1 or below.</w:t>
-      </w:r>
-    </w:p>
-    <w:p>
-      <w:pPr>
-        <w:spacing w:line="336" w:lineRule="auto" w:after="180"/>
-        <w:shd w:fill="F1F6FC"/>
-      </w:pPr>
-      <w:r>
-        <w:rPr>
-          <w:b w:val="0"/>
-        </w:rPr>
-        <w:t>Subtracting 0 from 7 leaves every test true, so that faulty run never reports.</w:t>
-      </w:r>
-    </w:p>
-    <w:p>
-      <w:pPr>
-        <w:pStyle w:val="Heading3"/>
-      </w:pPr>
-      <w:r>
-        <w:t>W5 Test a proposed stopping rule</w:t>
-      </w:r>
-    </w:p>
-    <w:p>
-      <w:pPr>
-        <w:pStyle w:val="Heading3"/>
-      </w:pPr>
-      <w:r>
-        <w:t>Workbook question · W5</w:t>
-      </w:r>
-    </w:p>
-    <w:p>
-      <w:pPr>
-        <w:spacing w:line="336" w:lineRule="auto" w:after="180"/>
-        <w:shd w:fill="F5F1FB"/>
-      </w:pPr>
-      <w:r>
-        <w:rPr>
-          <w:b w:val="0"/>
-        </w:rPr>
-        <w:t xml:space="preserve">A procedure says start at 4; while counter is not equal to 9, add 2; report and stop. Write the first four values tested. Explain why the </w:t>
-      </w:r>
-      <w:r>
-        <w:rPr>
-          <w:b/>
-        </w:rPr>
-        <w:t>loop</w:t>
-      </w:r>
-      <w:r>
-        <w:rPr>
-          <w:b w:val="0"/>
-        </w:rPr>
-        <w:t xml:space="preserve"> will not reach 9 using whole numbers.</w:t>
-      </w:r>
-    </w:p>
-    <w:p>
-      <w:pPr>
-        <w:spacing w:line="336" w:lineRule="auto" w:after="180"/>
-        <w:shd w:fill="F5F1FB"/>
-      </w:pPr>
-      <w:r>
-        <w:rPr>
-          <w:b w:val="0"/>
-        </w:rPr>
-        <w:t>Suggest a changed condition that would stop once the counter reaches or passes 9, and trace that repaired run.</w:t>
-      </w:r>
-    </w:p>
-    <w:p>
-      <w:pPr>
-        <w:pStyle w:val="Heading3"/>
-      </w:pPr>
-      <w:r>
-        <w:t>Teacher reasoning · W5</w:t>
-      </w:r>
-    </w:p>
-    <w:p>
-      <w:pPr>
-        <w:spacing w:line="336" w:lineRule="auto" w:after="180"/>
-        <w:shd w:fill="F1F6FC"/>
-      </w:pPr>
-      <w:r>
-        <w:rPr>
-          <w:b w:val="0"/>
-        </w:rPr>
-        <w:t>The first four values are 4, 6, 8, 10. Adding 2 to an even number always gives another even number, so the counter cannot become the odd number 9. Change the condition to while counter is below 9.</w:t>
-      </w:r>
-    </w:p>
-    <w:p>
-      <w:pPr>
-        <w:spacing w:line="336" w:lineRule="auto" w:after="180"/>
-        <w:shd w:fill="F1F6FC"/>
-      </w:pPr>
-      <w:r>
-        <w:rPr>
-          <w:b w:val="0"/>
-        </w:rPr>
-        <w:t xml:space="preserve">Then 4 true, 6 true, 8 true, 10 false; three </w:t>
-      </w:r>
-      <w:r>
-        <w:rPr>
-          <w:b/>
-        </w:rPr>
-        <w:t>iteration</w:t>
-      </w:r>
-      <w:r>
-        <w:rPr>
-          <w:b w:val="0"/>
-        </w:rPr>
-        <w:t>s and report 10.</w:t>
-      </w:r>
-    </w:p>
-    <w:p>
-      <w:pPr>
-        <w:pStyle w:val="Heading3"/>
-      </w:pPr>
-      <w:r>
-        <w:t>Assess independent transfer</w:t>
-      </w:r>
-    </w:p>
-    <w:p>
-      <w:pPr>
-        <w:pStyle w:val="Heading3"/>
-      </w:pPr>
-      <w:r>
-        <w:t>Independent question · withhold the key</w:t>
-      </w:r>
-    </w:p>
-    <w:p>
-      <w:pPr>
-        <w:spacing w:line="336" w:lineRule="auto" w:after="180"/>
-        <w:shd w:fill="F5F1FB"/>
-      </w:pPr>
-      <w:r>
-        <w:rPr>
-          <w:b w:val="0"/>
-        </w:rPr>
-        <w:t xml:space="preserve">Selected case: A paper countdown starts at 7. While remaining is above 1, subtract 2. When false, report and stop. Trace the run and count </w:t>
-      </w:r>
-      <w:r>
-        <w:rPr>
-          <w:b/>
-        </w:rPr>
-        <w:t>iteration</w:t>
-      </w:r>
-      <w:r>
-        <w:rPr>
-          <w:b w:val="0"/>
-        </w:rPr>
-        <w:t>s. Repeat from 6 and from 1. Explain why the final value need not equal 1.</w:t>
-      </w:r>
-    </w:p>
-    <w:p>
-      <w:pPr>
-        <w:spacing w:line="336" w:lineRule="auto" w:after="180"/>
-        <w:shd w:fill="F5F1FB"/>
-      </w:pPr>
-      <w:r>
-        <w:rPr>
-          <w:b w:val="0"/>
-        </w:rPr>
-        <w:t>What happens from 7 if subtract 2 is replaced by subtract 0?</w:t>
-      </w:r>
-    </w:p>
-    <w:p>
-      <w:pPr>
-        <w:pStyle w:val="Heading3"/>
-      </w:pPr>
-      <w:r>
-        <w:t>Selected case answer</w:t>
-      </w:r>
-    </w:p>
-    <w:p>
-      <w:pPr>
-        <w:pStyle w:val="Heading3"/>
-      </w:pPr>
-      <w:r>
-        <w:t>Teacher key · Selected case answer</w:t>
-      </w:r>
-    </w:p>
-    <w:p>
-      <w:pPr>
-        <w:spacing w:line="336" w:lineRule="auto" w:after="180"/>
-        <w:shd w:fill="F1F6FC"/>
-      </w:pPr>
-      <w:r>
-        <w:rPr>
-          <w:b w:val="0"/>
-        </w:rPr>
-        <w:t xml:space="preserve">From 7: 7 true, 5 true, 3 true, 1 false; three </w:t>
-      </w:r>
-      <w:r>
-        <w:rPr>
-          <w:b/>
-        </w:rPr>
-        <w:t>iteration</w:t>
-      </w:r>
-      <w:r>
-        <w:rPr>
-          <w:b w:val="0"/>
-        </w:rPr>
-        <w:t xml:space="preserve">s, report 1. From 6: 6 true, 4 true, 2 true, 0 false; three </w:t>
-      </w:r>
-      <w:r>
-        <w:rPr>
-          <w:b/>
-        </w:rPr>
-        <w:t>iteration</w:t>
-      </w:r>
-      <w:r>
-        <w:rPr>
-          <w:b w:val="0"/>
-        </w:rPr>
-        <w:t xml:space="preserve">s, report 0. From 1: first test false, zero </w:t>
-      </w:r>
-      <w:r>
-        <w:rPr>
-          <w:b/>
-        </w:rPr>
-        <w:t>iteration</w:t>
-      </w:r>
-      <w:r>
-        <w:rPr>
-          <w:b w:val="0"/>
-        </w:rPr>
-        <w:t>s, report 1. Above 1 stops at 1 or below.</w:t>
-      </w:r>
-    </w:p>
-    <w:p>
-      <w:pPr>
-        <w:spacing w:line="336" w:lineRule="auto" w:after="180"/>
-        <w:shd w:fill="F1F6FC"/>
-      </w:pPr>
-      <w:r>
-        <w:rPr>
-          <w:b w:val="0"/>
-        </w:rPr>
-        <w:t>Subtracting 0 from 7 leaves every test true, so that faulty run never reports.</w:t>
-      </w:r>
-    </w:p>
-    <w:tbl>
-      <w:tblPr>
-        <w:tblStyle w:val="LightShading-Accent1"/>
-        <w:tblW w:type="auto" w:w="0"/>
-        <w:tblLook w:firstColumn="1" w:firstRow="1" w:lastColumn="0" w:lastRow="0" w:noHBand="0" w:noVBand="1" w:val="04A0"/>
-      </w:tblPr>
-      <w:tblGrid>
-        <w:gridCol w:w="5112"/>
-        <w:gridCol w:w="5112"/>
-      </w:tblGrid>
-      <w:tr>
-        <w:trPr>
-          <w:tblHeader/>
-        </w:trPr>
-        <w:tc>
-          <w:tcPr>
-            <w:tcW w:type="dxa" w:w="5112"/>
-          </w:tcPr>
-          <w:p>
-            <w:r>
-              <w:t>Dimension</w:t>
-            </w:r>
-          </w:p>
-        </w:tc>
-        <w:tc>
-          <w:tcPr>
-            <w:tcW w:type="dxa" w:w="5112"/>
-          </w:tcPr>
-          <w:p>
-            <w:r>
-              <w:t>Evidence required</w:t>
-            </w:r>
-          </w:p>
-        </w:tc>
-      </w:tr>
-      <w:tr>
-        <w:tc>
-          <w:tcPr>
-            <w:tcW w:type="dxa" w:w="5112"/>
-          </w:tcPr>
-          <w:p>
-            <w:r>
-              <w:t>Explanation</w:t>
-            </w:r>
-          </w:p>
-        </w:tc>
-        <w:tc>
-          <w:tcPr>
-            <w:tcW w:type="dxa" w:w="5112"/>
-          </w:tcPr>
-          <w:p>
-            <w:r>
-              <w:t>Names the applicable idea or procedure and ties it to the supplied facts.</w:t>
-            </w:r>
-          </w:p>
-        </w:tc>
-      </w:tr>
-      <w:tr>
-        <w:tc>
-          <w:tcPr>
-            <w:tcW w:type="dxa" w:w="5112"/>
-          </w:tcPr>
-          <w:p>
-            <w:r>
-              <w:t>Trace and result</w:t>
-            </w:r>
-          </w:p>
-        </w:tc>
-        <w:tc>
-          <w:tcPr>
-            <w:tcW w:type="dxa" w:w="5112"/>
-          </w:tcPr>
-          <w:p>
-            <w:r>
-              <w:t>Preserves the given inputs and shows the relevant intermediate steps; distinguishes a prediction from an observed execution.</w:t>
-            </w:r>
-          </w:p>
-        </w:tc>
-      </w:tr>
-      <w:tr>
-        <w:tc>
-          <w:tcPr>
-            <w:tcW w:type="dxa" w:w="5112"/>
-          </w:tcPr>
-          <w:p>
-            <w:r>
-              <w:t>Limits</w:t>
-            </w:r>
-          </w:p>
-        </w:tc>
-        <w:tc>
-          <w:tcPr>
-            <w:tcW w:type="dxa" w:w="5112"/>
-          </w:tcPr>
-          <w:p>
-            <w:r>
-              <w:t>States the assumptions, missing evidence or conditions under which the result would change.</w:t>
-            </w:r>
-          </w:p>
-        </w:tc>
-      </w:tr>
-    </w:tbl>
-    <w:p>
-      <w:pPr>
-        <w:pStyle w:val="Heading3"/>
-      </w:pPr>
-      <w:r>
-        <w:t>Teacher key · Selected case answer</w:t>
-      </w:r>
-    </w:p>
-    <w:p>
-      <w:pPr>
-        <w:spacing w:line="336" w:lineRule="auto" w:after="180"/>
-        <w:shd w:fill="F1F6FC"/>
-      </w:pPr>
-      <w:r>
-        <w:rPr>
-          <w:b w:val="0"/>
-        </w:rPr>
-        <w:t>Record each dimension as not yet, with support, or independent. Accept a valid alternative procedure with a defensible trace.</w:t>
-      </w:r>
-    </w:p>
-    <w:p>
-      <w:pPr>
-        <w:spacing w:line="336" w:lineRule="auto" w:after="180"/>
-        <w:shd w:fill="F1F6FC"/>
-      </w:pPr>
-      <w:r>
-        <w:rPr>
-          <w:b w:val="0"/>
-        </w:rPr>
-        <w:t xml:space="preserve">Do not penalise an honestly recorded model failure if the learner correctly explains its </w:t>
-      </w:r>
-      <w:r>
-        <w:rPr>
-          <w:b/>
-        </w:rPr>
-        <w:t>evidence</w:t>
-      </w:r>
-      <w:r>
-        <w:rPr>
-          <w:b w:val="0"/>
-        </w:rPr>
-        <w:t xml:space="preserve"> and limits.</w:t>
-      </w:r>
-    </w:p>
-    <w:p>
-      <w:pPr>
-        <w:pStyle w:val="Heading3"/>
-      </w:pPr>
-      <w:r>
-        <w:t>Feedback that the learner uses</w:t>
-      </w:r>
-    </w:p>
-    <w:p>
-      <w:pPr>
-        <w:spacing w:line="336" w:lineRule="auto" w:after="180"/>
-      </w:pPr>
-      <w:r>
-        <w:rPr>
-          <w:b w:val="0"/>
-        </w:rPr>
-        <w:t>Name the earliest unsupported step and give one action to repair it. Have the learner make that repair now and explain why. Then assess the relevant skill on a fresh, fully specified case.</w:t>
-      </w:r>
-    </w:p>
-    <w:p>
-      <w:pPr>
-        <w:spacing w:line="336" w:lineRule="auto" w:after="180"/>
-      </w:pPr>
-      <w:r>
-        <w:rPr>
-          <w:b w:val="0"/>
-        </w:rPr>
-        <w:t>Confirm it was not previously practised with feedback; solve and check the new case before assigning it. A follow-up design prompt is a starting brief, not automatically an equivalent test.</w:t>
-      </w:r>
-    </w:p>
-    <w:p>
-      <w:pPr>
-        <w:pStyle w:val="Heading1"/>
-      </w:pPr>
-      <w:r>
-        <w:t>06. Connect and extend learning</w:t>
-      </w:r>
-    </w:p>
-    <w:p>
-      <w:r>
-        <w:t>Connect Repeating Efficiently to Helpful Classroom Sorter, adapt support and plan a later changed-case check.</w:t>
-      </w:r>
-    </w:p>
-    <w:p>
-      <w:pPr>
-        <w:pStyle w:val="Heading3"/>
-      </w:pPr>
-      <w:r>
-        <w:t>Helpful Classroom Sorter</w:t>
-      </w:r>
-    </w:p>
-    <w:p>
-      <w:pPr>
-        <w:spacing w:line="336" w:lineRule="auto" w:after="180"/>
-      </w:pPr>
-      <w:r>
-        <w:rPr>
-          <w:b w:val="0"/>
-        </w:rPr>
-        <w:t xml:space="preserve">Use a </w:t>
-      </w:r>
-      <w:r>
-        <w:rPr>
-          <w:b/>
-        </w:rPr>
-        <w:t>loop</w:t>
-      </w:r>
-      <w:r>
-        <w:rPr>
-          <w:b w:val="0"/>
-        </w:rPr>
-        <w:t xml:space="preserve"> to </w:t>
-      </w:r>
-      <w:r>
-        <w:rPr>
-          <w:b/>
-        </w:rPr>
-        <w:t>process</w:t>
-      </w:r>
-      <w:r>
-        <w:rPr>
-          <w:b w:val="0"/>
-        </w:rPr>
-        <w:t xml:space="preserve"> each item card in the test pile, with an explicit stop when no cards remain.</w:t>
-      </w:r>
-    </w:p>
-    <w:p>
-      <w:pPr>
-        <w:spacing w:line="336" w:lineRule="auto" w:after="180"/>
-      </w:pPr>
-      <w:r>
-        <w:rPr>
-          <w:b w:val="0"/>
-        </w:rPr>
-        <w:t xml:space="preserve">Keep the decision, </w:t>
-      </w:r>
-      <w:r>
-        <w:rPr>
-          <w:b/>
-        </w:rPr>
-        <w:t>input</w:t>
-      </w:r>
-      <w:r>
-        <w:rPr>
-          <w:b w:val="0"/>
-        </w:rPr>
-        <w:t xml:space="preserve">, result, explanation and remaining limitation in the project </w:t>
-      </w:r>
-      <w:r>
-        <w:rPr>
-          <w:b/>
-        </w:rPr>
-        <w:t>evidence</w:t>
-      </w:r>
-      <w:r>
-        <w:rPr>
-          <w:b w:val="0"/>
-        </w:rPr>
-        <w:t xml:space="preserve"> record. Retrieve this record next week rather than restarting the project.</w:t>
-      </w:r>
-    </w:p>
-    <w:p>
-      <w:pPr>
-        <w:pStyle w:val="Heading3"/>
-      </w:pPr>
-      <w:r>
-        <w:t>Support and stretch</w:t>
-      </w:r>
-    </w:p>
-    <w:p>
-      <w:pPr>
-        <w:spacing w:line="336" w:lineRule="auto" w:after="180"/>
-      </w:pPr>
-      <w:r>
-        <w:rPr>
-          <w:b w:val="0"/>
-        </w:rPr>
-        <w:t xml:space="preserve">Use physical cards, spoken explanations and a three-stage drawing. Read aloud without giving the answer. Stretch: compare two </w:t>
-      </w:r>
-      <w:r>
-        <w:rPr>
-          <w:b/>
-        </w:rPr>
-        <w:t>mechanism</w:t>
-      </w:r>
-      <w:r>
-        <w:rPr>
-          <w:b w:val="0"/>
-        </w:rPr>
-        <w:t xml:space="preserve">s with the same visible </w:t>
-      </w:r>
-      <w:r>
-        <w:rPr>
-          <w:b/>
-        </w:rPr>
-        <w:t>output</w:t>
-      </w:r>
-      <w:r>
-        <w:rPr>
-          <w:b w:val="0"/>
-        </w:rPr>
-        <w:t xml:space="preserve"> and explain what </w:t>
-      </w:r>
-      <w:r>
-        <w:rPr>
-          <w:b/>
-        </w:rPr>
-        <w:t>evidence</w:t>
-      </w:r>
-      <w:r>
-        <w:rPr>
-          <w:b w:val="0"/>
-        </w:rPr>
-        <w:t xml:space="preserve"> distinguishes them.</w:t>
-      </w:r>
-    </w:p>
-    <w:p>
-      <w:pPr>
-        <w:pStyle w:val="Heading3"/>
-      </w:pPr>
-      <w:r>
-        <w:t>Exit reflection</w:t>
-      </w:r>
-    </w:p>
-    <w:p>
-      <w:pPr>
-        <w:spacing w:line="336" w:lineRule="auto" w:after="180"/>
-      </w:pPr>
-      <w:r>
-        <w:rPr>
-          <w:b w:val="0"/>
-        </w:rPr>
-        <w:t xml:space="preserve">Ask for one decision the learner can now justify and one situation requiring more </w:t>
-      </w:r>
-      <w:r>
-        <w:rPr>
-          <w:b/>
-        </w:rPr>
-        <w:t>evidence</w:t>
-      </w:r>
-      <w:r>
-        <w:rPr>
-          <w:b w:val="0"/>
-        </w:rPr>
-        <w:t xml:space="preserve"> or human review. Confidence ratings are separate from correct independent performance.</w:t>
-      </w:r>
-    </w:p>
-    <w:p>
-      <w:pPr>
-        <w:pStyle w:val="Heading3"/>
-      </w:pPr>
-      <w:r>
-        <w:t>Bridge to the next week</w:t>
-      </w:r>
-    </w:p>
-    <w:p>
-      <w:pPr>
-        <w:spacing w:line="336" w:lineRule="auto" w:after="180"/>
-      </w:pPr>
-      <w:r>
-        <w:rPr>
-          <w:b w:val="0"/>
-        </w:rPr>
-        <w:t xml:space="preserve">Next: Week 12: Debug the Cause. Retrieve today’s </w:t>
-      </w:r>
-      <w:r>
-        <w:rPr>
-          <w:b/>
-        </w:rPr>
-        <w:t>evidence</w:t>
-      </w:r>
-      <w:r>
-        <w:rPr>
-          <w:b w:val="0"/>
-        </w:rPr>
-        <w:t xml:space="preserve"> and identify what carries forward and what is new.</w:t>
-      </w:r>
-    </w:p>
-    <w:p>
-      <w:pPr>
-        <w:pStyle w:val="Heading3"/>
-      </w:pPr>
-      <w:r>
-        <w:t>Support and fresh reassessment</w:t>
-      </w:r>
-    </w:p>
-    <w:p>
-      <w:pPr>
-        <w:spacing w:line="336" w:lineRule="auto" w:after="180"/>
-      </w:pPr>
-      <w:r>
-        <w:rPr>
-          <w:b w:val="0"/>
-        </w:rPr>
-        <w:t xml:space="preserve">Let students move a token from the test card to the </w:t>
-      </w:r>
-      <w:r>
-        <w:rPr>
-          <w:b/>
-        </w:rPr>
-        <w:t>body</w:t>
-      </w:r>
-      <w:r>
-        <w:rPr>
-          <w:b w:val="0"/>
-        </w:rPr>
-        <w:t xml:space="preserve"> and back. Use written true and false labels as well as arrows. Provide a separate tally box for </w:t>
-      </w:r>
-      <w:r>
-        <w:rPr>
-          <w:b/>
-        </w:rPr>
-        <w:t>body</w:t>
-      </w:r>
-      <w:r>
-        <w:rPr>
-          <w:b w:val="0"/>
-        </w:rPr>
-        <w:t xml:space="preserve"> executions.</w:t>
-      </w:r>
-    </w:p>
-    <w:p>
-      <w:pPr>
-        <w:spacing w:line="336" w:lineRule="auto" w:after="180"/>
-      </w:pPr>
-      <w:r>
-        <w:rPr>
-          <w:b w:val="0"/>
-        </w:rPr>
-        <w:t>Extension: explain why start 2, while not equal to 7 add 2 never reaches its reporting instruction with exact whole-number arithmetic.</w:t>
-      </w:r>
-    </w:p>
-    <w:p>
-      <w:pPr>
-        <w:spacing w:line="336" w:lineRule="auto" w:after="180"/>
-      </w:pPr>
-      <w:r>
-        <w:rPr>
-          <w:b w:val="0"/>
-        </w:rPr>
-        <w:t xml:space="preserve">W4 is secure when the learner traces the decrementing </w:t>
-      </w:r>
-      <w:r>
-        <w:rPr>
-          <w:b/>
-        </w:rPr>
-        <w:t>loop</w:t>
-      </w:r>
-      <w:r>
-        <w:rPr>
-          <w:b w:val="0"/>
-        </w:rPr>
-        <w:t xml:space="preserve">, includes zero </w:t>
-      </w:r>
-      <w:r>
-        <w:rPr>
-          <w:b/>
-        </w:rPr>
-        <w:t>iteration</w:t>
-      </w:r>
-      <w:r>
-        <w:rPr>
-          <w:b w:val="0"/>
-        </w:rPr>
-        <w:t>s, accepts 0 as a valid final result from 6 and explains why subtract 0 cannot end the run from 7.</w:t>
-      </w:r>
-    </w:p>
-    <w:p>
-      <w:pPr>
-        <w:spacing w:line="336" w:lineRule="auto" w:after="180"/>
-      </w:pPr>
-      <w:r>
-        <w:rPr>
-          <w:b w:val="0"/>
-        </w:rPr>
-        <w:t xml:space="preserve">After support, retry start 8, while above 2 subtract 3: tests 8, 5, 2; two </w:t>
-      </w:r>
-      <w:r>
-        <w:rPr>
-          <w:b/>
-        </w:rPr>
-        <w:t>iteration</w:t>
-      </w:r>
-      <w:r>
-        <w:rPr>
-          <w:b w:val="0"/>
-        </w:rPr>
-        <w:t xml:space="preserve">s and report 2. A correct final number without test reasoning is incomplete </w:t>
-      </w:r>
-      <w:r>
-        <w:rPr>
-          <w:b/>
-        </w:rPr>
-        <w:t>evidence</w:t>
-      </w:r>
-      <w:r>
-        <w:rPr>
-          <w:b w:val="0"/>
-        </w:rPr>
-        <w:t>.</w:t>
-      </w:r>
-    </w:p>
-    <w:p>
-      <w:pPr>
-        <w:spacing w:line="336" w:lineRule="auto" w:after="180"/>
-      </w:pPr>
-      <w:r>
-        <w:rPr>
-          <w:b w:val="0"/>
-        </w:rPr>
-        <w:t>Week 12 develops debugging from traces. Students will compare expected steps with observed steps, identify the first divergence and retest a repair.</w:t>
-      </w:r>
-    </w:p>
-    <w:p>
-      <w:pPr>
-        <w:pStyle w:val="Heading3"/>
-      </w:pPr>
-      <w:r>
-        <w:t>Plan the delayed return</w:t>
+        <w:pStyle w:val="Heading2"/>
+      </w:pPr>
+      <w:r>
+        <w:t>Plan the delayed check</w:t>
       </w:r>
     </w:p>
     <w:p>
@@ -5993,72 +5738,176 @@
     </w:p>
     <w:p>
       <w:pPr>
+        <w:pStyle w:val="Heading2"/>
+      </w:pPr>
+      <w:r>
+        <w:t>Bridge to next week</w:t>
+      </w:r>
+    </w:p>
+    <w:p>
+      <w:pPr>
+        <w:spacing w:line="336" w:lineRule="auto" w:after="180"/>
+      </w:pPr>
+      <w:r>
+        <w:rPr>
+          <w:b w:val="0"/>
+        </w:rPr>
+        <w:t xml:space="preserve">Ask for one decision the learner can now justify and one situation requiring more </w:t>
+      </w:r>
+      <w:r>
+        <w:rPr>
+          <w:b/>
+        </w:rPr>
+        <w:t>evidence</w:t>
+      </w:r>
+      <w:r>
+        <w:rPr>
+          <w:b w:val="0"/>
+        </w:rPr>
+        <w:t xml:space="preserve"> or human review. Confidence ratings are separate from correct independent performance.</w:t>
+      </w:r>
+    </w:p>
+    <w:p>
+      <w:pPr>
+        <w:spacing w:line="336" w:lineRule="auto" w:after="180"/>
+      </w:pPr>
+      <w:r>
+        <w:rPr>
+          <w:b w:val="0"/>
+        </w:rPr>
+        <w:t xml:space="preserve">Next: Week 12: Debug the Cause. Retrieve today’s </w:t>
+      </w:r>
+      <w:r>
+        <w:rPr>
+          <w:b/>
+        </w:rPr>
+        <w:t>evidence</w:t>
+      </w:r>
+      <w:r>
+        <w:rPr>
+          <w:b w:val="0"/>
+        </w:rPr>
+        <w:t xml:space="preserve"> and identify what carries forward and what is new.</w:t>
+      </w:r>
+    </w:p>
+    <w:p>
+      <w:pPr>
+        <w:spacing w:line="336" w:lineRule="auto" w:after="180"/>
+      </w:pPr>
+      <w:r>
+        <w:rPr>
+          <w:b w:val="0"/>
+        </w:rPr>
+        <w:t>Week 12 develops debugging from traces. Students will compare expected steps with observed steps, identify the first divergence and retest a repair.</w:t>
+      </w:r>
+    </w:p>
+    <w:p>
+      <w:pPr>
+        <w:pStyle w:val="Heading2"/>
+      </w:pPr>
+      <w:r>
+        <w:t>Earlier wording, alternatives and picture transcripts · reference / check after trying</w:t>
+      </w:r>
+    </w:p>
+    <w:p>
+      <w:pPr>
+        <w:spacing w:line="336" w:lineRule="auto" w:after="180"/>
+      </w:pPr>
+      <w:r>
+        <w:rPr>
+          <w:b w:val="0"/>
+        </w:rPr>
+        <w:t>Connect and extend learning</w:t>
+      </w:r>
+    </w:p>
+    <w:p>
+      <w:pPr>
         <w:pStyle w:val="Heading3"/>
       </w:pPr>
       <w:r>
+        <w:t>Helpful Classroom Sorter</w:t>
+      </w:r>
+    </w:p>
+    <w:p>
+      <w:pPr>
+        <w:pStyle w:val="Heading3"/>
+      </w:pPr>
+      <w:r>
+        <w:t>Support and stretch</w:t>
+      </w:r>
+    </w:p>
+    <w:p>
+      <w:pPr>
+        <w:pStyle w:val="Heading3"/>
+      </w:pPr>
+      <w:r>
+        <w:t>Exit reflection</w:t>
+      </w:r>
+    </w:p>
+    <w:p>
+      <w:pPr>
+        <w:pStyle w:val="Heading3"/>
+      </w:pPr>
+      <w:r>
+        <w:t>Bridge to the next week</w:t>
+      </w:r>
+    </w:p>
+    <w:p>
+      <w:pPr>
+        <w:pStyle w:val="Heading3"/>
+      </w:pPr>
+      <w:r>
+        <w:t>Support and fresh reassessment</w:t>
+      </w:r>
+    </w:p>
+    <w:p>
+      <w:pPr>
+        <w:pStyle w:val="Heading3"/>
+      </w:pPr>
+      <w:r>
+        <w:t>Plan the delayed return</w:t>
+      </w:r>
+    </w:p>
+    <w:p>
+      <w:pPr>
+        <w:pStyle w:val="Heading3"/>
+      </w:pPr>
+      <w:r>
         <w:t>Project evidence from this case</w:t>
       </w:r>
     </w:p>
     <w:p>
       <w:pPr>
+        <w:pStyle w:val="Heading1"/>
+      </w:pPr>
+      <w:r>
+        <w:t>Reference bank and extra practice</w:t>
+      </w:r>
+    </w:p>
+    <w:p>
+      <w:pPr>
+        <w:pStyle w:val="Heading1"/>
+      </w:pPr>
+      <w:r>
+        <w:t>07. Reference: alternative planning checklist</w:t>
+      </w:r>
+    </w:p>
+    <w:p>
+      <w:r>
+        <w:t>Use as a reminder alongside the main route rather than teaching the cycle twice.</w:t>
+      </w:r>
+    </w:p>
+    <w:p>
+      <w:pPr>
+        <w:pStyle w:val="Heading2"/>
+      </w:pPr>
+      <w:r>
+        <w:t>Preparation and schedule</w:t>
+      </w:r>
+    </w:p>
+    <w:p>
+      <w:pPr>
         <w:spacing w:line="336" w:lineRule="auto" w:after="180"/>
-      </w:pPr>
-      <w:r>
-        <w:rPr>
-          <w:b w:val="0"/>
-        </w:rPr>
-        <w:t xml:space="preserve">Give any repeated sorter step an explicit </w:t>
-      </w:r>
-      <w:r>
-        <w:rPr>
-          <w:b/>
-        </w:rPr>
-        <w:t>stopping condition</w:t>
-      </w:r>
-      <w:r>
-        <w:rPr>
-          <w:b w:val="0"/>
-        </w:rPr>
-        <w:t xml:space="preserve"> and trace a zero-</w:t>
-      </w:r>
-      <w:r>
-        <w:rPr>
-          <w:b/>
-        </w:rPr>
-        <w:t>iteration</w:t>
-      </w:r>
-      <w:r>
-        <w:rPr>
-          <w:b w:val="0"/>
-        </w:rPr>
-        <w:t xml:space="preserve"> example.</w:t>
-      </w:r>
-    </w:p>
-    <w:p>
-      <w:pPr>
-        <w:pStyle w:val="Heading1"/>
-      </w:pPr>
-      <w:r>
-        <w:t>07. Prepare, teach and assess</w:t>
-      </w:r>
-    </w:p>
-    <w:p>
-      <w:r>
-        <w:t>Use this preparation summary alongside the detailed Repeating Efficiently lesson; it is a checklist rather than a replacement for the full sequence.</w:t>
-      </w:r>
-    </w:p>
-    <w:p>
-      <w:pPr>
-        <w:pStyle w:val="Heading3"/>
-      </w:pPr>
-      <w:r>
-        <w:t>Teaching target</w:t>
-      </w:r>
-    </w:p>
-    <w:p>
-      <w:pPr>
-        <w:spacing w:line="336" w:lineRule="auto" w:after="180"/>
-        <w:shd w:fill="EDF7F3"/>
       </w:pPr>
       <w:r>
         <w:rPr>
@@ -6247,8 +6096,15 @@
     </w:tbl>
     <w:p>
       <w:pPr>
+        <w:pStyle w:val="Heading2"/>
+      </w:pPr>
+      <w:r>
+        <w:t>Practice and assessment reminders</w:t>
+      </w:r>
+    </w:p>
+    <w:p>
+      <w:pPr>
         <w:spacing w:line="336" w:lineRule="auto" w:after="180"/>
-        <w:shd w:fill="F5F1FB"/>
       </w:pPr>
       <w:r>
         <w:rPr>
@@ -6283,16 +6139,7 @@
     </w:p>
     <w:p>
       <w:pPr>
-        <w:pStyle w:val="Heading3"/>
-      </w:pPr>
-      <w:r>
-        <w:t>Supported practice answer</w:t>
-      </w:r>
-    </w:p>
-    <w:p>
-      <w:pPr>
         <w:spacing w:line="336" w:lineRule="auto" w:after="180"/>
-        <w:shd w:fill="F1F6FC"/>
       </w:pPr>
       <w:r>
         <w:rPr>
@@ -6373,16 +6220,7 @@
     </w:p>
     <w:p>
       <w:pPr>
-        <w:pStyle w:val="Heading3"/>
-      </w:pPr>
-      <w:r>
-        <w:t>Repair the misconception</w:t>
-      </w:r>
-    </w:p>
-    <w:p>
-      <w:pPr>
         <w:spacing w:line="336" w:lineRule="auto" w:after="180"/>
-        <w:shd w:fill="FFF5E6"/>
       </w:pPr>
       <w:r>
         <w:rPr>
@@ -6405,16 +6243,7 @@
     </w:p>
     <w:p>
       <w:pPr>
-        <w:pStyle w:val="Heading3"/>
-      </w:pPr>
-      <w:r>
-        <w:t>Support without giving away the answer</w:t>
-      </w:r>
-    </w:p>
-    <w:p>
-      <w:pPr>
         <w:spacing w:line="336" w:lineRule="auto" w:after="180"/>
-        <w:shd w:fill="F1F6F8"/>
       </w:pPr>
       <w:r>
         <w:rPr>
@@ -6437,16 +6266,7 @@
     </w:p>
     <w:p>
       <w:pPr>
-        <w:pStyle w:val="Heading3"/>
-      </w:pPr>
-      <w:r>
-        <w:t>Extend the reasoning</w:t>
-      </w:r>
-    </w:p>
-    <w:p>
-      <w:pPr>
         <w:spacing w:line="336" w:lineRule="auto" w:after="180"/>
-        <w:shd w:fill="F5F1FB"/>
       </w:pPr>
       <w:r>
         <w:rPr>
@@ -6481,16 +6301,7 @@
     </w:p>
     <w:p>
       <w:pPr>
-        <w:pStyle w:val="Heading3"/>
-      </w:pPr>
-      <w:r>
-        <w:t>Protect the independent attempt</w:t>
-      </w:r>
-    </w:p>
-    <w:p>
-      <w:pPr>
         <w:spacing w:line="336" w:lineRule="auto" w:after="180"/>
-        <w:shd w:fill="FFF5E6"/>
       </w:pPr>
       <w:r>
         <w:rPr>
@@ -6685,16 +6496,7 @@
     </w:tbl>
     <w:p>
       <w:pPr>
-        <w:pStyle w:val="Heading3"/>
-      </w:pPr>
-      <w:r>
-        <w:t>Project checkpoint</w:t>
-      </w:r>
-    </w:p>
-    <w:p>
-      <w:pPr>
         <w:spacing w:line="336" w:lineRule="auto" w:after="180"/>
-        <w:shd w:fill="EDF7F3"/>
       </w:pPr>
       <w:r>
         <w:rPr>
@@ -6767,12 +6569,20 @@
         <w:pStyle w:val="Heading1"/>
       </w:pPr>
       <w:r>
-        <w:t>08. Use feedback, labs and repair paths</w:t>
-      </w:r>
-    </w:p>
-    <w:p>
-      <w:r>
-        <w:t>Use feedback, earlier review and portfolios purposefully. Apply the coding routine only when this lesson has an executable lab.</w:t>
+        <w:t>08. Reference: feedback and records</w:t>
+      </w:r>
+    </w:p>
+    <w:p>
+      <w:r>
+        <w:t>Use digital tools where they help retain an explanation and its evidence.</w:t>
+      </w:r>
+    </w:p>
+    <w:p>
+      <w:pPr>
+        <w:pStyle w:val="Heading2"/>
+      </w:pPr>
+      <w:r>
+        <w:t>Keep practice and independent evidence separate</w:t>
       </w:r>
     </w:p>
     <w:p>
@@ -6811,10 +6621,64 @@
     </w:p>
     <w:p>
       <w:pPr>
-        <w:pStyle w:val="Heading3"/>
-      </w:pPr>
-      <w:r>
-        <w:t>For later coding lessons</w:t>
+        <w:pStyle w:val="Heading2"/>
+      </w:pPr>
+      <w:r>
+        <w:t>Repair and portfolio records</w:t>
+      </w:r>
+    </w:p>
+    <w:p>
+      <w:pPr>
+        <w:spacing w:line="336" w:lineRule="auto" w:after="180"/>
+      </w:pPr>
+      <w:r>
+        <w:rPr>
+          <w:b w:val="0"/>
+        </w:rPr>
+        <w:t>Use the earlier worked-explanation links to address a specific missing building block, then return to the current question. Adapt this suggestion after observing the learner; it is not an automatic diagnosis.</w:t>
+      </w:r>
+    </w:p>
+    <w:p>
+      <w:pPr>
+        <w:spacing w:line="336" w:lineRule="auto" w:after="180"/>
+      </w:pPr>
+      <w:r>
+        <w:rPr>
+          <w:b w:val="0"/>
+        </w:rPr>
+        <w:t xml:space="preserve">Collect the completed-work portfolio as </w:t>
+      </w:r>
+      <w:r>
+        <w:rPr>
+          <w:b/>
+        </w:rPr>
+        <w:t>evidence</w:t>
+      </w:r>
+      <w:r>
+        <w:rPr>
+          <w:b w:val="0"/>
+        </w:rPr>
+        <w:t xml:space="preserve">. Record support separately from correctness, and assess explanation, trace/test and limitations. </w:t>
+      </w:r>
+      <w:r>
+        <w:rPr>
+          <w:b/>
+        </w:rPr>
+        <w:t>Progress</w:t>
+      </w:r>
+      <w:r>
+        <w:rPr>
+          <w:b w:val="0"/>
+        </w:rPr>
+        <w:t xml:space="preserve"> ticks and quiz selections alone do not establish mastery.</w:t>
+      </w:r>
+    </w:p>
+    <w:p>
+      <w:pPr>
+        <w:pStyle w:val="Heading2"/>
+      </w:pPr>
+      <w:r>
+        <w:t>Earlier wording, alternatives and picture transcripts · reference / check after trying</w:t>
       </w:r>
     </w:p>
     <w:p>
@@ -6825,7 +6689,6 @@
     <w:p>
       <w:pPr>
         <w:spacing w:line="336" w:lineRule="auto" w:after="180"/>
-        <w:shd w:fill="F1F6F8"/>
       </w:pPr>
       <w:r>
         <w:rPr>
@@ -6848,89 +6711,20 @@
     </w:p>
     <w:p>
       <w:pPr>
-        <w:spacing w:line="336" w:lineRule="auto" w:after="180"/>
-      </w:pPr>
-      <w:r>
-        <w:rPr>
-          <w:b w:val="0"/>
-        </w:rPr>
-        <w:t>Use the earlier worked-explanation links to address a specific missing building block, then return to the current question. Adapt this suggestion after observing the learner; it is not an automatic diagnosis.</w:t>
-      </w:r>
-    </w:p>
-    <w:p>
-      <w:pPr>
-        <w:spacing w:line="336" w:lineRule="auto" w:after="180"/>
-      </w:pPr>
-      <w:r>
-        <w:rPr>
-          <w:b w:val="0"/>
-        </w:rPr>
-        <w:t xml:space="preserve">Collect the completed-work portfolio as </w:t>
-      </w:r>
-      <w:r>
-        <w:rPr>
-          <w:b/>
-        </w:rPr>
-        <w:t>evidence</w:t>
-      </w:r>
-      <w:r>
-        <w:rPr>
-          <w:b w:val="0"/>
-        </w:rPr>
-        <w:t xml:space="preserve">. Record support separately from correctness, and assess explanation, trace/test and limitations. </w:t>
-      </w:r>
-      <w:r>
-        <w:rPr>
-          <w:b/>
-        </w:rPr>
-        <w:t>Progress</w:t>
-      </w:r>
-      <w:r>
-        <w:rPr>
-          <w:b w:val="0"/>
-        </w:rPr>
-        <w:t xml:space="preserve"> ticks and quiz selections alone do not establish mastery.</w:t>
-      </w:r>
-    </w:p>
-    <w:p>
-      <w:pPr>
         <w:pStyle w:val="Heading1"/>
       </w:pPr>
       <w:r>
-        <w:t>09. Visual concept journey</w:t>
-      </w:r>
-    </w:p>
-    <w:p>
-      <w:r>
-        <w:t>Show one Repeating Efficiently graphic at a time, request a prediction and discuss its trace before the independent assessment.</w:t>
-      </w:r>
-    </w:p>
-    <w:p>
-      <w:pPr>
-        <w:spacing w:line="336" w:lineRule="auto" w:after="180"/>
-      </w:pPr>
-      <w:r>
-        <w:rPr>
-          <w:b w:val="0"/>
-        </w:rPr>
-        <w:t xml:space="preserve">Use one picture at a time. Hide a worked result before asking for a </w:t>
-      </w:r>
-      <w:r>
-        <w:rPr>
-          <w:b/>
-        </w:rPr>
-        <w:t>prediction</w:t>
-      </w:r>
-      <w:r>
-        <w:rPr>
-          <w:b w:val="0"/>
-        </w:rPr>
-        <w:t>, then reveal it for feedback. These are supported teaching cases; retain the separate independent assessment for a fresh first attempt.</w:t>
-      </w:r>
-    </w:p>
-    <w:p>
-      <w:pPr>
-        <w:pStyle w:val="Heading3"/>
+        <w:t>09. Reference: teach with the six pictures</w:t>
+      </w:r>
+    </w:p>
+    <w:p>
+      <w:r>
+        <w:t>Choose the picture for the teaching move and connect it to the explanation.</w:t>
+      </w:r>
+    </w:p>
+    <w:p>
+      <w:pPr>
+        <w:pStyle w:val="Heading2"/>
       </w:pPr>
       <w:r>
         <w:t>01. Repeating Efficiently: the case</w:t>
@@ -6941,7 +6735,7 @@
         <w:drawing>
           <wp:inline xmlns:a="http://schemas.openxmlformats.org/drawingml/2006/main" xmlns:pic="http://schemas.openxmlformats.org/drawingml/2006/picture">
             <wp:extent cx="5486400" cy="2834640"/>
-            <wp:docPr id="3" name="Picture 3" descr="A fictional paper counter advances through a display until its condition becomes false. Supplied facts: Start at 2. While the current counter is below 10, add 3. Test before each addition; report when the condition is false."/>
+            <wp:docPr id="5" name="Picture 5" descr="A fictional paper counter advances through a display until its condition becomes false. Supplied facts: Start at 2. While the current counter is below 10, add 3. Test before each addition; report when the condition is false."/>
             <wp:cNvGraphicFramePr>
               <a:graphicFrameLocks noChangeAspect="1"/>
             </wp:cNvGraphicFramePr>
@@ -6953,7 +6747,7 @@
                     <pic:cNvPicPr/>
                   </pic:nvPicPr>
                   <pic:blipFill>
-                    <a:blip r:embed="rId11"/>
+                    <a:blip r:embed="rId13"/>
                     <a:stretch>
                       <a:fillRect/>
                     </a:stretch>
@@ -6986,7 +6780,6 @@
     <w:p>
       <w:pPr>
         <w:spacing w:line="336" w:lineRule="auto" w:after="180"/>
-        <w:shd w:fill="F5F1FB"/>
       </w:pPr>
       <w:r>
         <w:rPr>
@@ -6997,16 +6790,7 @@
     </w:p>
     <w:p>
       <w:pPr>
-        <w:pStyle w:val="Heading3"/>
-      </w:pPr>
-      <w:r>
-        <w:t>Discuss while showing the picture</w:t>
-      </w:r>
-    </w:p>
-    <w:p>
-      <w:pPr>
         <w:spacing w:line="336" w:lineRule="auto" w:after="180"/>
-        <w:shd w:fill="F1F6F8"/>
       </w:pPr>
       <w:r>
         <w:rPr>
@@ -7017,7 +6801,7 @@
     </w:p>
     <w:p>
       <w:pPr>
-        <w:pStyle w:val="Heading3"/>
+        <w:pStyle w:val="Heading2"/>
       </w:pPr>
       <w:r>
         <w:t>02. Follow the deciding steps</w:t>
@@ -7028,7 +6812,7 @@
         <w:drawing>
           <wp:inline xmlns:a="http://schemas.openxmlformats.org/drawingml/2006/main" xmlns:pic="http://schemas.openxmlformats.org/drawingml/2006/picture">
             <wp:extent cx="5486400" cy="4005072"/>
-            <wp:docPr id="4" name="Picture 4" descr="First test: 2&lt;10 is true: update to 5. → Repeat: 5&lt;10: update to 8. 8&lt;10: update to 11. → Stop test: 11&lt;10 is false; do not add again. → Report: Final counter 11 after three additions."/>
+            <wp:docPr id="6" name="Picture 6" descr="First test: 2&lt;10 is true: update to 5. → Repeat: 5&lt;10: update to 8. 8&lt;10: update to 11. → Stop test: 11&lt;10 is false; do not add again. → Report: Final counter 11 after three additions."/>
             <wp:cNvGraphicFramePr>
               <a:graphicFrameLocks noChangeAspect="1"/>
             </wp:cNvGraphicFramePr>
@@ -7040,7 +6824,7 @@
                     <pic:cNvPicPr/>
                   </pic:nvPicPr>
                   <pic:blipFill>
-                    <a:blip r:embed="rId12"/>
+                    <a:blip r:embed="rId9"/>
                     <a:stretch>
                       <a:fillRect/>
                     </a:stretch>
@@ -7073,7 +6857,6 @@
     <w:p>
       <w:pPr>
         <w:spacing w:line="336" w:lineRule="auto" w:after="180"/>
-        <w:shd w:fill="F5F1FB"/>
       </w:pPr>
       <w:r>
         <w:rPr>
@@ -7096,16 +6879,7 @@
     </w:p>
     <w:p>
       <w:pPr>
-        <w:pStyle w:val="Heading3"/>
-      </w:pPr>
-      <w:r>
-        <w:t>Discuss while showing the picture</w:t>
-      </w:r>
-    </w:p>
-    <w:p>
-      <w:pPr>
         <w:spacing w:line="336" w:lineRule="auto" w:after="180"/>
-        <w:shd w:fill="F1F6F8"/>
       </w:pPr>
       <w:r>
         <w:rPr>
@@ -7128,7 +6902,7 @@
     </w:p>
     <w:p>
       <w:pPr>
-        <w:pStyle w:val="Heading3"/>
+        <w:pStyle w:val="Heading2"/>
       </w:pPr>
       <w:r>
         <w:t>03. Condition checks before additions</w:t>
@@ -7139,7 +6913,7 @@
         <w:drawing>
           <wp:inline xmlns:a="http://schemas.openxmlformats.org/drawingml/2006/main" xmlns:pic="http://schemas.openxmlformats.org/drawingml/2006/picture">
             <wp:extent cx="5486400" cy="3938016"/>
-            <wp:docPr id="5" name="Picture 5" descr="Condition checks before additions. Check 1: Current = 2, Below 10? = true, Next = 5. Check 2: Current = 5, Below 10? = true, Next = 8. Check 3: Current = 8, Below 10? = true, Next = 11. Check 4: Current = 11, Below 10? = false, Next = stop."/>
+            <wp:docPr id="7" name="Picture 7" descr="Condition checks before additions. Check 1: Current = 2, Below 10? = true, Next = 5. Check 2: Current = 5, Below 10? = true, Next = 8. Check 3: Current = 8, Below 10? = true, Next = 11. Check 4: Current = 11, Below 10? = false, Next = stop."/>
             <wp:cNvGraphicFramePr>
               <a:graphicFrameLocks noChangeAspect="1"/>
             </wp:cNvGraphicFramePr>
@@ -7151,7 +6925,7 @@
                     <pic:cNvPicPr/>
                   </pic:nvPicPr>
                   <pic:blipFill>
-                    <a:blip r:embed="rId13"/>
+                    <a:blip r:embed="rId10"/>
                     <a:stretch>
                       <a:fillRect/>
                     </a:stretch>
@@ -7195,7 +6969,6 @@
     <w:p>
       <w:pPr>
         <w:spacing w:line="336" w:lineRule="auto" w:after="180"/>
-        <w:shd w:fill="F5F1FB"/>
       </w:pPr>
       <w:r>
         <w:rPr>
@@ -7206,16 +6979,7 @@
     </w:p>
     <w:p>
       <w:pPr>
-        <w:pStyle w:val="Heading3"/>
-      </w:pPr>
-      <w:r>
-        <w:t>Discuss while showing the picture</w:t>
-      </w:r>
-    </w:p>
-    <w:p>
-      <w:pPr>
         <w:spacing w:line="336" w:lineRule="auto" w:after="180"/>
-        <w:shd w:fill="F1F6F8"/>
       </w:pPr>
       <w:r>
         <w:rPr>
@@ -7227,7 +6991,6 @@
     <w:p>
       <w:pPr>
         <w:spacing w:line="336" w:lineRule="auto" w:after="180"/>
-        <w:shd w:fill="F1F6F8"/>
       </w:pPr>
       <w:r>
         <w:rPr>
@@ -7238,7 +7001,7 @@
     </w:p>
     <w:p>
       <w:pPr>
-        <w:pStyle w:val="Heading3"/>
+        <w:pStyle w:val="Heading2"/>
       </w:pPr>
       <w:r>
         <w:t>04. Change one thing. Trace what follows.</w:t>
@@ -7249,7 +7012,7 @@
         <w:drawing>
           <wp:inline xmlns:a="http://schemas.openxmlformats.org/drawingml/2006/main" xmlns:pic="http://schemas.openxmlformats.org/drawingml/2006/picture">
             <wp:extent cx="5486400" cy="3026664"/>
-            <wp:docPr id="6" name="Picture 6" descr="Original case: Final counter 11 after three additions. Changed condition: Start at 10 instead of 2. Expected result: The loop runs zero times and reports 10. Reason: Its first condition is already false, so no addition happens."/>
+            <wp:docPr id="8" name="Picture 8" descr="Original case: Final counter 11 after three additions. Changed condition: Start at 10 instead of 2. Expected result: The loop runs zero times and reports 10. Reason: Its first condition is already false, so no addition happens."/>
             <wp:cNvGraphicFramePr>
               <a:graphicFrameLocks noChangeAspect="1"/>
             </wp:cNvGraphicFramePr>
@@ -7317,7 +7080,6 @@
     <w:p>
       <w:pPr>
         <w:spacing w:line="336" w:lineRule="auto" w:after="180"/>
-        <w:shd w:fill="F5F1FB"/>
       </w:pPr>
       <w:r>
         <w:rPr>
@@ -7328,16 +7090,7 @@
     </w:p>
     <w:p>
       <w:pPr>
-        <w:pStyle w:val="Heading3"/>
-      </w:pPr>
-      <w:r>
-        <w:t>Discuss while showing the picture</w:t>
-      </w:r>
-    </w:p>
-    <w:p>
-      <w:pPr>
         <w:spacing w:line="336" w:lineRule="auto" w:after="180"/>
-        <w:shd w:fill="F1F6F8"/>
       </w:pPr>
       <w:r>
         <w:rPr>
@@ -7349,7 +7102,6 @@
     <w:p>
       <w:pPr>
         <w:spacing w:line="336" w:lineRule="auto" w:after="180"/>
-        <w:shd w:fill="F1F6F8"/>
       </w:pPr>
       <w:r>
         <w:rPr>
@@ -7360,7 +7112,7 @@
     </w:p>
     <w:p>
       <w:pPr>
-        <w:pStyle w:val="Heading3"/>
+        <w:pStyle w:val="Heading2"/>
       </w:pPr>
       <w:r>
         <w:t>05. Connect the explanation to its limit</w:t>
@@ -7371,7 +7123,7 @@
         <w:drawing>
           <wp:inline xmlns:a="http://schemas.openxmlformats.org/drawingml/2006/main" xmlns:pic="http://schemas.openxmlformats.org/drawingml/2006/picture">
             <wp:extent cx="5486400" cy="2834640"/>
-            <wp:docPr id="7" name="Picture 7" descr="The condition checks whether to do the next update; it does not constrain every resulting value to stay below 10. The final 11 is therefore allowed by this procedure. Record both the condition and counter to distinguish a correct stop from an assumed endpoint. Limit: This loop stops because positive increments eventually cross the limit. Other updates can fail to make progress."/>
+            <wp:docPr id="9" name="Picture 9" descr="The condition checks whether to do the next update; it does not constrain every resulting value to stay below 10. The final 11 is therefore allowed by this procedure. Record both the condition and counter to distinguish a correct stop from an assumed endpoint. Limit: This loop stops because positive increments eventually cross the limit. Other updates can fail to make progress."/>
             <wp:cNvGraphicFramePr>
               <a:graphicFrameLocks noChangeAspect="1"/>
             </wp:cNvGraphicFramePr>
@@ -7451,7 +7203,6 @@
     <w:p>
       <w:pPr>
         <w:spacing w:line="336" w:lineRule="auto" w:after="180"/>
-        <w:shd w:fill="F5F1FB"/>
       </w:pPr>
       <w:r>
         <w:rPr>
@@ -7462,16 +7213,7 @@
     </w:p>
     <w:p>
       <w:pPr>
-        <w:pStyle w:val="Heading3"/>
-      </w:pPr>
-      <w:r>
-        <w:t>Discuss while showing the picture</w:t>
-      </w:r>
-    </w:p>
-    <w:p>
-      <w:pPr>
         <w:spacing w:line="336" w:lineRule="auto" w:after="180"/>
-        <w:shd w:fill="F1F6F8"/>
       </w:pPr>
       <w:r>
         <w:rPr>
@@ -7483,7 +7225,6 @@
     <w:p>
       <w:pPr>
         <w:spacing w:line="336" w:lineRule="auto" w:after="180"/>
-        <w:shd w:fill="F1F6F8"/>
       </w:pPr>
       <w:r>
         <w:rPr>
@@ -7518,7 +7259,7 @@
     </w:p>
     <w:p>
       <w:pPr>
-        <w:pStyle w:val="Heading3"/>
+        <w:pStyle w:val="Heading2"/>
       </w:pPr>
       <w:r>
         <w:t>06. Make the idea visible in your project</w:t>
@@ -7529,7 +7270,7 @@
         <w:drawing>
           <wp:inline xmlns:a="http://schemas.openxmlformats.org/drawingml/2006/main" xmlns:pic="http://schemas.openxmlformats.org/drawingml/2006/picture">
             <wp:extent cx="5486400" cy="3233928"/>
-            <wp:docPr id="8" name="Picture 8" descr="Give any repeated sorter step an explicit stopping condition and trace a zero-iteration example. Draw your input, deciding step, result and limit. Supported question: Trace a fresh start of 9. How many additions occur, and must the report equal 10?"/>
+            <wp:docPr id="10" name="Picture 10" descr="Give any repeated sorter step an explicit stopping condition and trace a zero-iteration example. Draw your input, deciding step, result and limit. Supported question: Trace a fresh start of 9. How many additions occur, and must the report equal 10?"/>
             <wp:cNvGraphicFramePr>
               <a:graphicFrameLocks noChangeAspect="1"/>
             </wp:cNvGraphicFramePr>
@@ -7563,7 +7304,6 @@
     <w:p>
       <w:pPr>
         <w:spacing w:line="336" w:lineRule="auto" w:after="180"/>
-        <w:shd w:fill="F5F1FB"/>
       </w:pPr>
       <w:r>
         <w:rPr>
@@ -7611,7 +7351,6 @@
     <w:p>
       <w:pPr>
         <w:spacing w:line="336" w:lineRule="auto" w:after="180"/>
-        <w:shd w:fill="F5F1FB"/>
       </w:pPr>
       <w:r>
         <w:rPr>
@@ -7623,7 +7362,6 @@
     <w:p>
       <w:pPr>
         <w:spacing w:line="336" w:lineRule="auto" w:after="180"/>
-        <w:shd w:fill="F5F1FB"/>
       </w:pPr>
       <w:r>
         <w:rPr>
@@ -7646,46 +7384,115 @@
     </w:p>
     <w:p>
       <w:pPr>
+        <w:spacing w:line="336" w:lineRule="auto" w:after="180"/>
+      </w:pPr>
+      <w:r>
+        <w:rPr>
+          <w:b w:val="0"/>
+        </w:rPr>
+        <w:t xml:space="preserve">Teacher prompt: Draw your project trace and justify the deciding step using </w:t>
+      </w:r>
+      <w:r>
+        <w:rPr>
+          <w:b/>
+        </w:rPr>
+        <w:t>evidence</w:t>
+      </w:r>
+      <w:r>
+        <w:rPr>
+          <w:b w:val="0"/>
+        </w:rPr>
+        <w:t>. Ask learners to describe one label or arrow in ordinary words. Use the adjacent transcript if the image is difficult to see.</w:t>
+      </w:r>
+    </w:p>
+    <w:p>
+      <w:pPr>
+        <w:spacing w:line="336" w:lineRule="auto" w:after="180"/>
+      </w:pPr>
+      <w:r>
+        <w:rPr>
+          <w:b w:val="0"/>
+        </w:rPr>
+        <w:t>Supported practice key: 9&lt;10 is true, so it becomes 12. Then 12&lt;10 is false: one addition, report 12; equality with 10 is not required.</w:t>
+      </w:r>
+    </w:p>
+    <w:p>
+      <w:pPr>
+        <w:pStyle w:val="Heading2"/>
+      </w:pPr>
+      <w:r>
+        <w:t>Earlier wording, alternatives and picture transcripts · reference / check after trying</w:t>
+      </w:r>
+    </w:p>
+    <w:p>
+      <w:pPr>
+        <w:spacing w:line="336" w:lineRule="auto" w:after="180"/>
+      </w:pPr>
+      <w:r>
+        <w:rPr>
+          <w:b w:val="0"/>
+        </w:rPr>
+        <w:t xml:space="preserve">Use one picture at a time. Hide a worked result before asking for a </w:t>
+      </w:r>
+      <w:r>
+        <w:rPr>
+          <w:b/>
+        </w:rPr>
+        <w:t>prediction</w:t>
+      </w:r>
+      <w:r>
+        <w:rPr>
+          <w:b w:val="0"/>
+        </w:rPr>
+        <w:t>, then reveal it for feedback. These are supported teaching cases; retain the separate independent assessment for a fresh first attempt.</w:t>
+      </w:r>
+    </w:p>
+    <w:p>
+      <w:pPr>
         <w:pStyle w:val="Heading3"/>
       </w:pPr>
       <w:r>
-        <w:t>Discuss while showing the picture</w:t>
-      </w:r>
-    </w:p>
-    <w:p>
-      <w:pPr>
-        <w:spacing w:line="336" w:lineRule="auto" w:after="180"/>
-        <w:shd w:fill="F1F6F8"/>
-      </w:pPr>
-      <w:r>
-        <w:rPr>
-          <w:b w:val="0"/>
-        </w:rPr>
-        <w:t xml:space="preserve">Teacher prompt: Draw your project trace and justify the deciding step using </w:t>
-      </w:r>
-      <w:r>
-        <w:rPr>
-          <w:b/>
-        </w:rPr>
-        <w:t>evidence</w:t>
-      </w:r>
-      <w:r>
-        <w:rPr>
-          <w:b w:val="0"/>
-        </w:rPr>
-        <w:t>. Ask learners to describe one label or arrow in ordinary words. Use the adjacent transcript if the image is difficult to see.</w:t>
-      </w:r>
-    </w:p>
-    <w:p>
-      <w:pPr>
-        <w:spacing w:line="336" w:lineRule="auto" w:after="180"/>
-        <w:shd w:fill="F1F6F8"/>
-      </w:pPr>
-      <w:r>
-        <w:rPr>
-          <w:b w:val="0"/>
-        </w:rPr>
-        <w:t>Supported practice key: 9&lt;10 is true, so it becomes 12. Then 12&lt;10 is false: one addition, report 12; equality with 10 is not required.</w:t>
+        <w:t>01. Repeating Efficiently: the case</w:t>
+      </w:r>
+    </w:p>
+    <w:p>
+      <w:pPr>
+        <w:pStyle w:val="Heading3"/>
+      </w:pPr>
+      <w:r>
+        <w:t>02. Follow the deciding steps</w:t>
+      </w:r>
+    </w:p>
+    <w:p>
+      <w:pPr>
+        <w:pStyle w:val="Heading3"/>
+      </w:pPr>
+      <w:r>
+        <w:t>03. Condition checks before additions</w:t>
+      </w:r>
+    </w:p>
+    <w:p>
+      <w:pPr>
+        <w:pStyle w:val="Heading3"/>
+      </w:pPr>
+      <w:r>
+        <w:t>04. Change one thing. Trace what follows.</w:t>
+      </w:r>
+    </w:p>
+    <w:p>
+      <w:pPr>
+        <w:pStyle w:val="Heading3"/>
+      </w:pPr>
+      <w:r>
+        <w:t>05. Connect the explanation to its limit</w:t>
+      </w:r>
+    </w:p>
+    <w:p>
+      <w:pPr>
+        <w:pStyle w:val="Heading3"/>
+      </w:pPr>
+      <w:r>
+        <w:t>06. Make the idea visible in your project</w:t>
       </w:r>
     </w:p>
     <w:sectPr>
